--- a/Vizsgaremek.docx
+++ b/Vizsgaremek.docx
@@ -896,7 +896,7 @@
     </w:p>
     <w:sdt>
       <w:sdtPr>
-        <w:id w:val="-97252656"/>
+        <w:id w:val="1283543172"/>
         <w:docPartObj>
           <w:docPartGallery w:val="Table of Contents"/>
           <w:docPartUnique/>
@@ -922,6 +922,18 @@
           </w:r>
         </w:p>
         <w:p>
+          <w:pPr>
+            <w:pStyle w:val="TJ1"/>
+            <w:tabs>
+              <w:tab w:val="right" w:leader="dot" w:pos="9118"/>
+            </w:tabs>
+            <w:rPr>
+              <w:rFonts w:asciiTheme="minorHAnsi" w:eastAsiaTheme="minorEastAsia" w:hAnsiTheme="minorHAnsi" w:cstheme="minorBidi"/>
+              <w:noProof/>
+              <w:color w:val="auto"/>
+              <w:sz w:val="22"/>
+            </w:rPr>
+          </w:pPr>
           <w:r>
             <w:fldChar w:fldCharType="begin"/>
           </w:r>
@@ -931,14 +943,420 @@
           <w:r>
             <w:fldChar w:fldCharType="separate"/>
           </w:r>
-          <w:r>
+          <w:hyperlink w:anchor="_Toc222912678" w:history="1">
+            <w:r>
+              <w:rPr>
+                <w:rStyle w:val="Hiperhivatkozs"/>
+                <w:noProof/>
+              </w:rPr>
+              <w:t>GLS Pacex.hu Hálózati Infrastruktúra Megvalósítási Dokumentáció</w:t>
+            </w:r>
+            <w:r>
+              <w:rPr>
+                <w:noProof/>
+                <w:webHidden/>
+              </w:rPr>
+              <w:tab/>
+            </w:r>
+            <w:r>
+              <w:rPr>
+                <w:noProof/>
+                <w:webHidden/>
+              </w:rPr>
+              <w:fldChar w:fldCharType="begin"/>
+            </w:r>
+            <w:r>
+              <w:rPr>
+                <w:noProof/>
+                <w:webHidden/>
+              </w:rPr>
+              <w:instrText xml:space="preserve"> PAGEREF _Toc222912678 \h </w:instrText>
+            </w:r>
+            <w:r>
+              <w:rPr>
+                <w:noProof/>
+                <w:webHidden/>
+              </w:rPr>
+            </w:r>
+            <w:r>
+              <w:rPr>
+                <w:noProof/>
+                <w:webHidden/>
+              </w:rPr>
+              <w:fldChar w:fldCharType="separate"/>
+            </w:r>
+            <w:r>
+              <w:rPr>
+                <w:noProof/>
+                <w:webHidden/>
+              </w:rPr>
+              <w:t>4</w:t>
+            </w:r>
+            <w:r>
+              <w:rPr>
+                <w:noProof/>
+                <w:webHidden/>
+              </w:rPr>
+              <w:fldChar w:fldCharType="end"/>
+            </w:r>
+          </w:hyperlink>
+        </w:p>
+        <w:p>
+          <w:pPr>
+            <w:pStyle w:val="TJ1"/>
+            <w:tabs>
+              <w:tab w:val="right" w:leader="dot" w:pos="9118"/>
+            </w:tabs>
             <w:rPr>
-              <w:b/>
-              <w:bCs/>
+              <w:rFonts w:asciiTheme="minorHAnsi" w:eastAsiaTheme="minorEastAsia" w:hAnsiTheme="minorHAnsi" w:cstheme="minorBidi"/>
               <w:noProof/>
+              <w:color w:val="auto"/>
+              <w:sz w:val="22"/>
             </w:rPr>
-            <w:t>Nincsenek tartalomjegyzék-bejegyzések.</w:t>
-          </w:r>
+          </w:pPr>
+          <w:hyperlink w:anchor="_Toc222912679" w:history="1">
+            <w:r>
+              <w:rPr>
+                <w:rStyle w:val="Hiperhivatkozs"/>
+                <w:noProof/>
+              </w:rPr>
+              <w:t>Hálózati Architektúra</w:t>
+            </w:r>
+            <w:r>
+              <w:rPr>
+                <w:noProof/>
+                <w:webHidden/>
+              </w:rPr>
+              <w:tab/>
+            </w:r>
+            <w:r>
+              <w:rPr>
+                <w:noProof/>
+                <w:webHidden/>
+              </w:rPr>
+              <w:fldChar w:fldCharType="begin"/>
+            </w:r>
+            <w:r>
+              <w:rPr>
+                <w:noProof/>
+                <w:webHidden/>
+              </w:rPr>
+              <w:instrText xml:space="preserve"> PAGEREF _Toc222912679 \h </w:instrText>
+            </w:r>
+            <w:r>
+              <w:rPr>
+                <w:noProof/>
+                <w:webHidden/>
+              </w:rPr>
+            </w:r>
+            <w:r>
+              <w:rPr>
+                <w:noProof/>
+                <w:webHidden/>
+              </w:rPr>
+              <w:fldChar w:fldCharType="separate"/>
+            </w:r>
+            <w:r>
+              <w:rPr>
+                <w:noProof/>
+                <w:webHidden/>
+              </w:rPr>
+              <w:t>6</w:t>
+            </w:r>
+            <w:r>
+              <w:rPr>
+                <w:noProof/>
+                <w:webHidden/>
+              </w:rPr>
+              <w:fldChar w:fldCharType="end"/>
+            </w:r>
+          </w:hyperlink>
+        </w:p>
+        <w:p>
+          <w:pPr>
+            <w:pStyle w:val="TJ1"/>
+            <w:tabs>
+              <w:tab w:val="right" w:leader="dot" w:pos="9118"/>
+            </w:tabs>
+            <w:rPr>
+              <w:rFonts w:asciiTheme="minorHAnsi" w:eastAsiaTheme="minorEastAsia" w:hAnsiTheme="minorHAnsi" w:cstheme="minorBidi"/>
+              <w:noProof/>
+              <w:color w:val="auto"/>
+              <w:sz w:val="22"/>
+            </w:rPr>
+          </w:pPr>
+          <w:hyperlink w:anchor="_Toc222912680" w:history="1">
+            <w:r>
+              <w:rPr>
+                <w:rStyle w:val="Hiperhivatkozs"/>
+                <w:noProof/>
+              </w:rPr>
+              <w:t>Telephely 1 – Komplex Központ</w:t>
+            </w:r>
+            <w:r>
+              <w:rPr>
+                <w:noProof/>
+                <w:webHidden/>
+              </w:rPr>
+              <w:tab/>
+            </w:r>
+            <w:r>
+              <w:rPr>
+                <w:noProof/>
+                <w:webHidden/>
+              </w:rPr>
+              <w:fldChar w:fldCharType="begin"/>
+            </w:r>
+            <w:r>
+              <w:rPr>
+                <w:noProof/>
+                <w:webHidden/>
+              </w:rPr>
+              <w:instrText xml:space="preserve"> PAGEREF _Toc222912680 \h </w:instrText>
+            </w:r>
+            <w:r>
+              <w:rPr>
+                <w:noProof/>
+                <w:webHidden/>
+              </w:rPr>
+            </w:r>
+            <w:r>
+              <w:rPr>
+                <w:noProof/>
+                <w:webHidden/>
+              </w:rPr>
+              <w:fldChar w:fldCharType="separate"/>
+            </w:r>
+            <w:r>
+              <w:rPr>
+                <w:noProof/>
+                <w:webHidden/>
+              </w:rPr>
+              <w:t>8</w:t>
+            </w:r>
+            <w:r>
+              <w:rPr>
+                <w:noProof/>
+                <w:webHidden/>
+              </w:rPr>
+              <w:fldChar w:fldCharType="end"/>
+            </w:r>
+          </w:hyperlink>
+        </w:p>
+        <w:p>
+          <w:pPr>
+            <w:pStyle w:val="TJ1"/>
+            <w:tabs>
+              <w:tab w:val="right" w:leader="dot" w:pos="9118"/>
+            </w:tabs>
+            <w:rPr>
+              <w:rFonts w:asciiTheme="minorHAnsi" w:eastAsiaTheme="minorEastAsia" w:hAnsiTheme="minorHAnsi" w:cstheme="minorBidi"/>
+              <w:noProof/>
+              <w:color w:val="auto"/>
+              <w:sz w:val="22"/>
+            </w:rPr>
+          </w:pPr>
+          <w:hyperlink w:anchor="_Toc222912681" w:history="1">
+            <w:r>
+              <w:rPr>
+                <w:rStyle w:val="Hiperhivatkozs"/>
+                <w:noProof/>
+              </w:rPr>
+              <w:t>Telephely 2 – Szerverfarm</w:t>
+            </w:r>
+            <w:r>
+              <w:rPr>
+                <w:noProof/>
+                <w:webHidden/>
+              </w:rPr>
+              <w:tab/>
+            </w:r>
+            <w:r>
+              <w:rPr>
+                <w:noProof/>
+                <w:webHidden/>
+              </w:rPr>
+              <w:fldChar w:fldCharType="begin"/>
+            </w:r>
+            <w:r>
+              <w:rPr>
+                <w:noProof/>
+                <w:webHidden/>
+              </w:rPr>
+              <w:instrText xml:space="preserve"> PAGEREF _Toc222912681 \h </w:instrText>
+            </w:r>
+            <w:r>
+              <w:rPr>
+                <w:noProof/>
+                <w:webHidden/>
+              </w:rPr>
+            </w:r>
+            <w:r>
+              <w:rPr>
+                <w:noProof/>
+                <w:webHidden/>
+              </w:rPr>
+              <w:fldChar w:fldCharType="separate"/>
+            </w:r>
+            <w:r>
+              <w:rPr>
+                <w:noProof/>
+                <w:webHidden/>
+              </w:rPr>
+              <w:t>12</w:t>
+            </w:r>
+            <w:r>
+              <w:rPr>
+                <w:noProof/>
+                <w:webHidden/>
+              </w:rPr>
+              <w:fldChar w:fldCharType="end"/>
+            </w:r>
+          </w:hyperlink>
+        </w:p>
+        <w:p>
+          <w:pPr>
+            <w:pStyle w:val="TJ1"/>
+            <w:tabs>
+              <w:tab w:val="right" w:leader="dot" w:pos="9118"/>
+            </w:tabs>
+            <w:rPr>
+              <w:rFonts w:asciiTheme="minorHAnsi" w:eastAsiaTheme="minorEastAsia" w:hAnsiTheme="minorHAnsi" w:cstheme="minorBidi"/>
+              <w:noProof/>
+              <w:color w:val="auto"/>
+              <w:sz w:val="22"/>
+            </w:rPr>
+          </w:pPr>
+          <w:hyperlink w:anchor="_Toc222912682" w:history="1">
+            <w:r>
+              <w:rPr>
+                <w:rStyle w:val="Hiperhivatkozs"/>
+                <w:noProof/>
+              </w:rPr>
+              <w:t>Telephely 3 – Raktár</w:t>
+            </w:r>
+            <w:r>
+              <w:rPr>
+                <w:noProof/>
+                <w:webHidden/>
+              </w:rPr>
+              <w:tab/>
+            </w:r>
+            <w:r>
+              <w:rPr>
+                <w:noProof/>
+                <w:webHidden/>
+              </w:rPr>
+              <w:fldChar w:fldCharType="begin"/>
+            </w:r>
+            <w:r>
+              <w:rPr>
+                <w:noProof/>
+                <w:webHidden/>
+              </w:rPr>
+              <w:instrText xml:space="preserve"> PAGEREF _Toc222912682 \h </w:instrText>
+            </w:r>
+            <w:r>
+              <w:rPr>
+                <w:noProof/>
+                <w:webHidden/>
+              </w:rPr>
+            </w:r>
+            <w:r>
+              <w:rPr>
+                <w:noProof/>
+                <w:webHidden/>
+              </w:rPr>
+              <w:fldChar w:fldCharType="separate"/>
+            </w:r>
+            <w:r>
+              <w:rPr>
+                <w:noProof/>
+                <w:webHidden/>
+              </w:rPr>
+              <w:t>14</w:t>
+            </w:r>
+            <w:r>
+              <w:rPr>
+                <w:noProof/>
+                <w:webHidden/>
+              </w:rPr>
+              <w:fldChar w:fldCharType="end"/>
+            </w:r>
+          </w:hyperlink>
+        </w:p>
+        <w:p>
+          <w:pPr>
+            <w:pStyle w:val="TJ1"/>
+            <w:tabs>
+              <w:tab w:val="right" w:leader="dot" w:pos="9118"/>
+            </w:tabs>
+            <w:rPr>
+              <w:rFonts w:asciiTheme="minorHAnsi" w:eastAsiaTheme="minorEastAsia" w:hAnsiTheme="minorHAnsi" w:cstheme="minorBidi"/>
+              <w:noProof/>
+              <w:color w:val="auto"/>
+              <w:sz w:val="22"/>
+            </w:rPr>
+          </w:pPr>
+          <w:hyperlink w:anchor="_Toc222912683" w:history="1">
+            <w:r>
+              <w:rPr>
+                <w:rStyle w:val="Hiperhivatkozs"/>
+                <w:noProof/>
+              </w:rPr>
+              <w:t>Telephely 4 – Csomagpont (IOT)</w:t>
+            </w:r>
+            <w:r>
+              <w:rPr>
+                <w:noProof/>
+                <w:webHidden/>
+              </w:rPr>
+              <w:tab/>
+            </w:r>
+            <w:r>
+              <w:rPr>
+                <w:noProof/>
+                <w:webHidden/>
+              </w:rPr>
+              <w:fldChar w:fldCharType="begin"/>
+            </w:r>
+            <w:r>
+              <w:rPr>
+                <w:noProof/>
+                <w:webHidden/>
+              </w:rPr>
+              <w:instrText xml:space="preserve"> PAGEREF _Toc222912683 \h </w:instrText>
+            </w:r>
+            <w:r>
+              <w:rPr>
+                <w:noProof/>
+                <w:webHidden/>
+              </w:rPr>
+            </w:r>
+            <w:r>
+              <w:rPr>
+                <w:noProof/>
+                <w:webHidden/>
+              </w:rPr>
+              <w:fldChar w:fldCharType="separate"/>
+            </w:r>
+            <w:r>
+              <w:rPr>
+                <w:noProof/>
+                <w:webHidden/>
+              </w:rPr>
+              <w:t>16</w:t>
+            </w:r>
+            <w:r>
+              <w:rPr>
+                <w:noProof/>
+                <w:webHidden/>
+              </w:rPr>
+              <w:fldChar w:fldCharType="end"/>
+            </w:r>
+          </w:hyperlink>
+        </w:p>
+        <w:p>
           <w:r>
             <w:rPr>
               <w:b/>
@@ -954,89 +1372,213 @@
         <w:spacing w:after="160" w:line="259" w:lineRule="auto"/>
         <w:ind w:left="0" w:right="0" w:firstLine="0"/>
         <w:jc w:val="left"/>
-      </w:pPr>
-      <w:r>
+        <w:rPr>
+          <w:sz w:val="22"/>
+        </w:rPr>
+      </w:pPr>
+      <w:r>
+        <w:rPr>
+          <w:sz w:val="22"/>
+        </w:rPr>
         <w:br w:type="page"/>
       </w:r>
     </w:p>
     <w:p>
       <w:pPr>
-        <w:spacing w:after="161" w:line="360" w:lineRule="auto"/>
-        <w:ind w:left="0" w:right="0" w:firstLine="0"/>
+        <w:pStyle w:val="Cm"/>
       </w:pPr>
       <w:r>
         <w:lastRenderedPageBreak/>
-        <w:t>2. Hálózati Architektúra</w:t>
-      </w:r>
-    </w:p>
-    <w:p>
-      <w:pPr>
-        <w:spacing w:after="161" w:line="360" w:lineRule="auto"/>
-        <w:ind w:left="0" w:right="0" w:firstLine="0"/>
-      </w:pPr>
-      <w:r>
-        <w:t>2.1 Logikai topológia – Teljes vállalati hálózat</w:t>
-      </w:r>
-    </w:p>
-    <w:p>
-      <w:pPr>
-        <w:spacing w:after="161" w:line="360" w:lineRule="auto"/>
-        <w:ind w:left="0" w:right="0" w:firstLine="0"/>
-      </w:pPr>
-      <w:r>
-        <w:t>2.2 Fizikai topológia – Telephelyek elrendezése</w:t>
-      </w:r>
-    </w:p>
-    <w:p>
-      <w:pPr>
-        <w:spacing w:after="161" w:line="360" w:lineRule="auto"/>
-        <w:ind w:left="0" w:right="0" w:firstLine="0"/>
-      </w:pPr>
-      <w:r>
-        <w:t>2.3 Rétegmodell szerinti felbontás (</w:t>
-      </w:r>
-      <w:proofErr w:type="spellStart"/>
-      <w:r>
-        <w:t>Core</w:t>
-      </w:r>
-      <w:proofErr w:type="spellEnd"/>
-      <w:r>
-        <w:t>/</w:t>
-      </w:r>
-      <w:proofErr w:type="spellStart"/>
-      <w:r>
-        <w:t>Distribution</w:t>
-      </w:r>
-      <w:proofErr w:type="spellEnd"/>
-      <w:r>
-        <w:t>/Access)</w:t>
-      </w:r>
-    </w:p>
-    <w:p>
-      <w:pPr>
-        <w:spacing w:after="161" w:line="360" w:lineRule="auto"/>
-        <w:ind w:left="0" w:right="0" w:firstLine="0"/>
-      </w:pPr>
-      <w:r>
-        <w:t>2.4 IPv4 címzési sémák összefoglaló táblázata</w:t>
-      </w:r>
-    </w:p>
-    <w:p>
-      <w:pPr>
-        <w:spacing w:after="161" w:line="360" w:lineRule="auto"/>
-        <w:ind w:left="0" w:right="0" w:firstLine="0"/>
-      </w:pPr>
-      <w:r>
-        <w:t>2.5 IPv6 címzési sémák összefoglaló táblázata</w:t>
-      </w:r>
-    </w:p>
-    <w:p>
-      <w:pPr>
-        <w:spacing w:after="161" w:line="360" w:lineRule="auto"/>
-        <w:ind w:left="0" w:right="0" w:firstLine="0"/>
-      </w:pPr>
-      <w:r>
-        <w:t>2.6 VLAN mátrix – Minden telephely</w:t>
+        <w:t>Projekttartalom</w:t>
+      </w:r>
+    </w:p>
+    <w:p>
+      <w:r>
+        <w:t>1.1 Projektáttekintés</w:t>
+      </w:r>
+    </w:p>
+    <w:p>
+      <w:r>
+        <w:t xml:space="preserve">A dokumentáció a GLS csomagcég hálózati infrastruktúráját modellezi, pacex.hu </w:t>
+      </w:r>
+      <w:proofErr w:type="spellStart"/>
+      <w:r>
+        <w:t>domain</w:t>
+      </w:r>
+      <w:proofErr w:type="spellEnd"/>
+      <w:r>
+        <w:t xml:space="preserve"> név alatt. A vállalat négy telephellyel rendelkezik: központi komplex irodaház, szerverfarm, raktár és automatizált csomagpont. A megvalósítás Cisco fizikai eszközökön történik, korlátozottan virtuális szerverekkel.</w:t>
+      </w:r>
+    </w:p>
+    <w:p/>
+    <w:p>
+      <w:r>
+        <w:t xml:space="preserve">Vizsgakövetelmények teljesítése: 12/12. Korlátozás: IPv6 címzés terv szinten marad, a peremeszközök (2811 routerek, 2950 </w:t>
+      </w:r>
+      <w:proofErr w:type="spellStart"/>
+      <w:r>
+        <w:t>switchek</w:t>
+      </w:r>
+      <w:proofErr w:type="spellEnd"/>
+      <w:r>
+        <w:t>) nem támogatják.</w:t>
+      </w:r>
+    </w:p>
+    <w:p/>
+    <w:p>
+      <w:r>
+        <w:t>1.2 Követelmények teljesítésének összefoglalása</w:t>
+      </w:r>
+    </w:p>
+    <w:p>
+      <w:r>
+        <w:t>Hálózati követelmények</w:t>
+      </w:r>
+    </w:p>
+    <w:p/>
+    <w:p>
+      <w:r>
+        <w:t>Telephelyek: 4 (minimum 3 követelmény teljesül)</w:t>
+      </w:r>
+    </w:p>
+    <w:p>
+      <w:r>
+        <w:t>VLAN-ok: Telephely 1-en 4 külön VLAN (10, 20, 80, 99)</w:t>
+      </w:r>
+    </w:p>
+    <w:p>
+      <w:r>
+        <w:t xml:space="preserve">L2 redundancia: </w:t>
+      </w:r>
+      <w:proofErr w:type="spellStart"/>
+      <w:r>
+        <w:t>EtherChannel</w:t>
+      </w:r>
+      <w:proofErr w:type="spellEnd"/>
+      <w:r>
+        <w:t xml:space="preserve"> </w:t>
+      </w:r>
+      <w:proofErr w:type="spellStart"/>
+      <w:r>
+        <w:t>PAgP</w:t>
+      </w:r>
+      <w:proofErr w:type="spellEnd"/>
+      <w:r>
+        <w:t xml:space="preserve"> protokollal</w:t>
+      </w:r>
+    </w:p>
+    <w:p>
+      <w:r>
+        <w:t xml:space="preserve">L3 redundancia: HSRP a </w:t>
+      </w:r>
+      <w:proofErr w:type="spellStart"/>
+      <w:r>
+        <w:t>gateway-eken</w:t>
+      </w:r>
+      <w:proofErr w:type="spellEnd"/>
+    </w:p>
+    <w:p>
+      <w:r>
+        <w:t>IPv4 címzés: 192.168.VLAN.0/24 sémában</w:t>
+      </w:r>
+    </w:p>
+    <w:p>
+      <w:r>
+        <w:t>IPv6: Dokumentált, nem implementált</w:t>
+      </w:r>
+    </w:p>
+    <w:p>
+      <w:r>
+        <w:t>Vezeték nélküli: Telephely 3, WPA2-Enterprise, RADIUS</w:t>
+      </w:r>
+    </w:p>
+    <w:p>
+      <w:proofErr w:type="spellStart"/>
+      <w:r>
+        <w:t>Routing</w:t>
+      </w:r>
+      <w:proofErr w:type="spellEnd"/>
+      <w:r>
+        <w:t>: Statikus (Telephely 3, 4) + OSPF (Telephely 1-2-3)</w:t>
+      </w:r>
+    </w:p>
+    <w:p>
+      <w:r>
+        <w:t xml:space="preserve">WAN: GRE/IPIP </w:t>
+      </w:r>
+      <w:proofErr w:type="spellStart"/>
+      <w:r>
+        <w:t>tunnel</w:t>
+      </w:r>
+      <w:proofErr w:type="spellEnd"/>
+      <w:r>
+        <w:t>-ek</w:t>
+      </w:r>
+    </w:p>
+    <w:p>
+      <w:r>
+        <w:t>VPN: Site-</w:t>
+      </w:r>
+      <w:proofErr w:type="spellStart"/>
+      <w:r>
+        <w:t>to</w:t>
+      </w:r>
+      <w:proofErr w:type="spellEnd"/>
+      <w:r>
+        <w:t xml:space="preserve">-Site </w:t>
+      </w:r>
+      <w:proofErr w:type="spellStart"/>
+      <w:r>
+        <w:t>IPsec</w:t>
+      </w:r>
+      <w:proofErr w:type="spellEnd"/>
+    </w:p>
+    <w:p>
+      <w:r>
+        <w:t xml:space="preserve">Programozott konfiguráció: </w:t>
+      </w:r>
+      <w:proofErr w:type="spellStart"/>
+      <w:r>
+        <w:t>Flutter</w:t>
+      </w:r>
+      <w:proofErr w:type="spellEnd"/>
+      <w:r>
+        <w:t xml:space="preserve"> alkalmazás</w:t>
+      </w:r>
+    </w:p>
+    <w:p>
+      <w:r>
+        <w:t>Router ACL: Nem megvalósítható (eszköz korlát)</w:t>
+      </w:r>
+    </w:p>
+    <w:p>
+      <w:r>
+        <w:t>Hardveres tűzfal: ASA 5510/FP1010</w:t>
+      </w:r>
+    </w:p>
+    <w:p>
+      <w:r>
+        <w:lastRenderedPageBreak/>
+        <w:t>Szerverkövetelmények</w:t>
+      </w:r>
+    </w:p>
+    <w:p/>
+    <w:p>
+      <w:r>
+        <w:t>Windows szerver: AD, DNS, DHCP, SMB, RADIUS, WSUS, backup</w:t>
+      </w:r>
+    </w:p>
+    <w:p>
+      <w:r>
+        <w:t xml:space="preserve">Linux szerverek: Apache2, </w:t>
+      </w:r>
+      <w:proofErr w:type="spellStart"/>
+      <w:r>
+        <w:t>PostgreSQL</w:t>
+      </w:r>
+      <w:proofErr w:type="spellEnd"/>
+      <w:r>
+        <w:t>, CDN (Telephely 2)</w:t>
       </w:r>
     </w:p>
     <w:p>
@@ -1051,211 +1593,85 @@
     </w:p>
     <w:p>
       <w:pPr>
-        <w:spacing w:after="161" w:line="360" w:lineRule="auto"/>
-        <w:ind w:left="0" w:right="0" w:firstLine="0"/>
-      </w:pPr>
+        <w:pStyle w:val="Cmsor1"/>
+      </w:pPr>
+      <w:bookmarkStart w:id="0" w:name="_Toc222912679"/>
       <w:r>
         <w:lastRenderedPageBreak/>
-        <w:t>3. Telephelyek részletes tervei</w:t>
-      </w:r>
-    </w:p>
-    <w:p>
-      <w:pPr>
-        <w:spacing w:after="161" w:line="360" w:lineRule="auto"/>
-        <w:ind w:left="0" w:right="0" w:firstLine="0"/>
-      </w:pPr>
-      <w:r>
-        <w:t>3.1 Telephely 1 – Komplex Központ</w:t>
-      </w:r>
-    </w:p>
-    <w:p>
-      <w:pPr>
-        <w:spacing w:after="161" w:line="360" w:lineRule="auto"/>
-        <w:ind w:left="0" w:right="0" w:firstLine="0"/>
-      </w:pPr>
-      <w:r>
-        <w:t xml:space="preserve">3.1.1 Fizikai elrendezés és </w:t>
-      </w:r>
-      <w:proofErr w:type="spellStart"/>
-      <w:r>
-        <w:t>rack</w:t>
-      </w:r>
-      <w:proofErr w:type="spellEnd"/>
-      <w:r>
-        <w:t xml:space="preserve"> terv</w:t>
-      </w:r>
-    </w:p>
-    <w:p>
-      <w:pPr>
-        <w:spacing w:after="161" w:line="360" w:lineRule="auto"/>
-        <w:ind w:left="0" w:right="0" w:firstLine="0"/>
-      </w:pPr>
-      <w:r>
-        <w:t>3.1.2 Eszközlista és specifikációk</w:t>
-      </w:r>
-    </w:p>
-    <w:p>
-      <w:pPr>
-        <w:spacing w:after="161" w:line="360" w:lineRule="auto"/>
-        <w:ind w:left="0" w:right="0" w:firstLine="0"/>
-      </w:pPr>
-      <w:r>
-        <w:t xml:space="preserve">3.1.3 L2 redundancia – </w:t>
-      </w:r>
-      <w:proofErr w:type="spellStart"/>
-      <w:r>
-        <w:t>EtherChannel</w:t>
-      </w:r>
-      <w:proofErr w:type="spellEnd"/>
-      <w:r>
-        <w:t xml:space="preserve"> konfiguráció</w:t>
-      </w:r>
-    </w:p>
-    <w:p>
-      <w:pPr>
-        <w:spacing w:after="161" w:line="360" w:lineRule="auto"/>
-        <w:ind w:left="0" w:right="0" w:firstLine="0"/>
-      </w:pPr>
-      <w:r>
-        <w:t>3.1.4 L3 redundancia – HSRP implementáció</w:t>
-      </w:r>
-    </w:p>
-    <w:p>
-      <w:pPr>
-        <w:spacing w:after="161" w:line="360" w:lineRule="auto"/>
-        <w:ind w:left="0" w:right="0" w:firstLine="0"/>
-      </w:pPr>
-      <w:r>
-        <w:t>3.1.5 VLAN 10 – Végfelhasználói hálózat</w:t>
-      </w:r>
-    </w:p>
-    <w:p>
-      <w:pPr>
-        <w:spacing w:after="161" w:line="360" w:lineRule="auto"/>
-        <w:ind w:left="0" w:right="0" w:firstLine="0"/>
-      </w:pPr>
-      <w:r>
-        <w:t>3.1.6 VLAN 20 – Vezetői/adminisztratív hálózat</w:t>
-      </w:r>
-    </w:p>
-    <w:p>
-      <w:pPr>
-        <w:spacing w:after="161" w:line="360" w:lineRule="auto"/>
-        <w:ind w:left="0" w:right="0" w:firstLine="0"/>
-      </w:pPr>
-      <w:r>
-        <w:t>3.1.7 VLAN 80 – Management hálózat</w:t>
-      </w:r>
-    </w:p>
-    <w:p>
-      <w:pPr>
-        <w:spacing w:after="161" w:line="360" w:lineRule="auto"/>
-        <w:ind w:left="0" w:right="0" w:firstLine="0"/>
-      </w:pPr>
-      <w:r>
-        <w:t>3.1.8 VLAN 99 – Szerverhálózat</w:t>
-      </w:r>
-    </w:p>
-    <w:p>
-      <w:pPr>
-        <w:spacing w:after="161" w:line="360" w:lineRule="auto"/>
-        <w:ind w:left="0" w:right="0" w:firstLine="0"/>
-      </w:pPr>
-      <w:r>
-        <w:t>3.1.9 ASA 5510/FP1010 tűzfal elhelyezése és zónák</w:t>
-      </w:r>
-    </w:p>
-    <w:p>
-      <w:pPr>
-        <w:spacing w:after="161" w:line="360" w:lineRule="auto"/>
-        <w:ind w:left="0" w:right="0" w:firstLine="0"/>
-      </w:pPr>
-      <w:r>
-        <w:t xml:space="preserve">3.1.10 ASA </w:t>
-      </w:r>
-      <w:proofErr w:type="spellStart"/>
-      <w:r>
-        <w:t>failover</w:t>
-      </w:r>
-      <w:proofErr w:type="spellEnd"/>
-      <w:r>
-        <w:t xml:space="preserve"> konfiguráció</w:t>
-      </w:r>
-    </w:p>
-    <w:p>
-      <w:pPr>
-        <w:spacing w:after="161" w:line="360" w:lineRule="auto"/>
-        <w:ind w:left="0" w:right="0" w:firstLine="0"/>
-      </w:pPr>
-      <w:r>
-        <w:t>3.2 Telephely 2 – Szerverfarm</w:t>
-      </w:r>
-    </w:p>
-    <w:p>
-      <w:pPr>
-        <w:spacing w:after="161" w:line="360" w:lineRule="auto"/>
-        <w:ind w:left="0" w:right="0" w:firstLine="0"/>
-      </w:pPr>
-      <w:r>
-        <w:t xml:space="preserve">3.2.1 Fizikai elrendezés és </w:t>
-      </w:r>
-      <w:proofErr w:type="spellStart"/>
-      <w:r>
-        <w:t>rack</w:t>
-      </w:r>
-      <w:proofErr w:type="spellEnd"/>
-      <w:r>
-        <w:t xml:space="preserve"> terv</w:t>
-      </w:r>
-    </w:p>
-    <w:p>
-      <w:pPr>
-        <w:spacing w:after="161" w:line="360" w:lineRule="auto"/>
-        <w:ind w:left="0" w:right="0" w:firstLine="0"/>
-      </w:pPr>
-      <w:r>
-        <w:t>3.2.2 Eszközlista és specifikációk</w:t>
-      </w:r>
-    </w:p>
-    <w:p>
-      <w:pPr>
-        <w:spacing w:after="161" w:line="360" w:lineRule="auto"/>
-        <w:ind w:left="0" w:right="0" w:firstLine="0"/>
-      </w:pPr>
-      <w:r>
-        <w:t>3.2.3 Linux szerver redundancia – DRBD/</w:t>
-      </w:r>
-      <w:proofErr w:type="spellStart"/>
-      <w:r>
-        <w:t>Keepalived</w:t>
-      </w:r>
-      <w:proofErr w:type="spellEnd"/>
-    </w:p>
-    <w:p>
-      <w:pPr>
-        <w:spacing w:after="161" w:line="360" w:lineRule="auto"/>
-        <w:ind w:left="0" w:right="0" w:firstLine="0"/>
-      </w:pPr>
-      <w:r>
-        <w:t>3.2.4 OSPF konfiguráció – Telephely 1↔2</w:t>
-      </w:r>
-    </w:p>
-    <w:p>
-      <w:pPr>
-        <w:spacing w:after="161" w:line="360" w:lineRule="auto"/>
-        <w:ind w:left="0" w:right="0" w:firstLine="0"/>
-      </w:pPr>
-      <w:r>
-        <w:t>3.2.5 OSPF konfiguráció – Telephely 1↔3</w:t>
-      </w:r>
-    </w:p>
-    <w:p>
-      <w:pPr>
-        <w:spacing w:after="161" w:line="360" w:lineRule="auto"/>
-        <w:ind w:left="0" w:right="0" w:firstLine="0"/>
-      </w:pPr>
-      <w:r>
-        <w:t xml:space="preserve">3.2.6 GRE/IPIP </w:t>
+        <w:t>Hálózati Architektúra</w:t>
+      </w:r>
+      <w:bookmarkEnd w:id="0"/>
+    </w:p>
+    <w:p/>
+    <w:p/>
+    <w:p>
+      <w:r>
+        <w:t>2.1 Logikai topológia</w:t>
+      </w:r>
+    </w:p>
+    <w:p>
+      <w:r>
+        <w:t>Az iskolai router biztosítja az internetkapcsolatot PAT-</w:t>
+      </w:r>
+      <w:proofErr w:type="spellStart"/>
+      <w:r>
+        <w:t>tal</w:t>
+      </w:r>
+      <w:proofErr w:type="spellEnd"/>
+      <w:r>
+        <w:t xml:space="preserve">. Egy közös Cisco 2950 </w:t>
+      </w:r>
+      <w:proofErr w:type="spellStart"/>
+      <w:r>
+        <w:t>switch</w:t>
+      </w:r>
+      <w:proofErr w:type="spellEnd"/>
+      <w:r>
+        <w:t xml:space="preserve"> kapcsolja össze a négy </w:t>
+      </w:r>
+      <w:proofErr w:type="spellStart"/>
+      <w:r>
+        <w:t>telephelyet</w:t>
+      </w:r>
+      <w:proofErr w:type="spellEnd"/>
+      <w:r>
+        <w:t xml:space="preserve">, amelynek G0/1 </w:t>
+      </w:r>
+      <w:proofErr w:type="spellStart"/>
+      <w:r>
+        <w:t>portja</w:t>
+      </w:r>
+      <w:proofErr w:type="spellEnd"/>
+      <w:r>
+        <w:t xml:space="preserve"> az iskolai routerhez, F0/1-F0/4 </w:t>
+      </w:r>
+      <w:proofErr w:type="spellStart"/>
+      <w:r>
+        <w:t>portjai</w:t>
+      </w:r>
+      <w:proofErr w:type="spellEnd"/>
+      <w:r>
+        <w:t xml:space="preserve"> a telephelyekhez csatlakoznak.</w:t>
+      </w:r>
+    </w:p>
+    <w:p/>
+    <w:p>
+      <w:r>
+        <w:t xml:space="preserve">Telephely 1 (Komplex) két 2811 routeren keresztül éri el a központi </w:t>
+      </w:r>
+      <w:proofErr w:type="spellStart"/>
+      <w:r>
+        <w:t>switch-et</w:t>
+      </w:r>
+      <w:proofErr w:type="spellEnd"/>
+      <w:r>
+        <w:t>. Minden más telephely egyetlen 2811 routerrel csatlakozik.</w:t>
+      </w:r>
+    </w:p>
+    <w:p/>
+    <w:p>
+      <w:r>
+        <w:t xml:space="preserve">A Telephely 1-2 és 1-3 között GRE vagy IPIP </w:t>
       </w:r>
       <w:proofErr w:type="spellStart"/>
       <w:r>
@@ -1263,163 +1679,201 @@
       </w:r>
       <w:proofErr w:type="spellEnd"/>
       <w:r>
-        <w:t xml:space="preserve"> architektúra</w:t>
-      </w:r>
-    </w:p>
-    <w:p>
-      <w:pPr>
-        <w:spacing w:after="161" w:line="360" w:lineRule="auto"/>
-        <w:ind w:left="0" w:right="0" w:firstLine="0"/>
-      </w:pPr>
-      <w:r>
-        <w:t>3.3 Telephely 3 – Raktár</w:t>
-      </w:r>
-    </w:p>
-    <w:p>
-      <w:pPr>
-        <w:spacing w:after="161" w:line="360" w:lineRule="auto"/>
-        <w:ind w:left="0" w:right="0" w:firstLine="0"/>
-      </w:pPr>
-      <w:r>
-        <w:t xml:space="preserve">3.3.1 Fizikai elrendezés és </w:t>
-      </w:r>
-      <w:proofErr w:type="spellStart"/>
-      <w:r>
-        <w:t>rack</w:t>
-      </w:r>
-      <w:proofErr w:type="spellEnd"/>
-      <w:r>
-        <w:t xml:space="preserve"> terv</w:t>
-      </w:r>
-    </w:p>
-    <w:p>
-      <w:pPr>
-        <w:spacing w:after="161" w:line="360" w:lineRule="auto"/>
-        <w:ind w:left="0" w:right="0" w:firstLine="0"/>
-      </w:pPr>
-      <w:r>
-        <w:t>3.3.2 Eszközlista és specifikációk</w:t>
-      </w:r>
-    </w:p>
-    <w:p>
-      <w:pPr>
-        <w:spacing w:after="161" w:line="360" w:lineRule="auto"/>
-        <w:ind w:left="0" w:right="0" w:firstLine="0"/>
-      </w:pPr>
-      <w:r>
-        <w:t>3.3.3 Cisco 2811 router konfiguráció</w:t>
-      </w:r>
-    </w:p>
-    <w:p>
-      <w:pPr>
-        <w:spacing w:after="161" w:line="360" w:lineRule="auto"/>
-        <w:ind w:left="0" w:right="0" w:firstLine="0"/>
-      </w:pPr>
-      <w:r>
-        <w:t>3.3.4 Vezeték nélküli hálózat – WLC és AP</w:t>
-      </w:r>
-    </w:p>
-    <w:p>
-      <w:pPr>
-        <w:spacing w:after="161" w:line="360" w:lineRule="auto"/>
-        <w:ind w:left="0" w:right="0" w:firstLine="0"/>
-      </w:pPr>
-      <w:r>
-        <w:t>3.3.5 RADIUS integráció – Telephely 1 Windows szerver</w:t>
-      </w:r>
-    </w:p>
-    <w:p>
-      <w:pPr>
-        <w:spacing w:after="161" w:line="360" w:lineRule="auto"/>
-        <w:ind w:left="0" w:right="0" w:firstLine="0"/>
-      </w:pPr>
+        <w:t xml:space="preserve"> fut, amelyen belül OSPF dinamikus </w:t>
+      </w:r>
+      <w:proofErr w:type="spellStart"/>
+      <w:r>
+        <w:t>routing</w:t>
+      </w:r>
+      <w:proofErr w:type="spellEnd"/>
+      <w:r>
+        <w:t xml:space="preserve"> működik. A </w:t>
+      </w:r>
+      <w:proofErr w:type="spellStart"/>
+      <w:r>
+        <w:t>tunnel</w:t>
+      </w:r>
+      <w:proofErr w:type="spellEnd"/>
+      <w:r>
+        <w:t>-ek felett Site-</w:t>
+      </w:r>
+      <w:proofErr w:type="spellStart"/>
+      <w:r>
+        <w:t>to</w:t>
+      </w:r>
+      <w:proofErr w:type="spellEnd"/>
+      <w:r>
+        <w:t xml:space="preserve">-Site </w:t>
+      </w:r>
+      <w:proofErr w:type="spellStart"/>
+      <w:r>
+        <w:t>IPsec</w:t>
+      </w:r>
+      <w:proofErr w:type="spellEnd"/>
+      <w:r>
+        <w:t xml:space="preserve"> VPN </w:t>
+      </w:r>
+      <w:proofErr w:type="spellStart"/>
+      <w:r>
+        <w:t>titkosítja</w:t>
+      </w:r>
+      <w:proofErr w:type="spellEnd"/>
+      <w:r>
+        <w:t xml:space="preserve"> a forgalmat.</w:t>
+      </w:r>
+    </w:p>
+    <w:p/>
+    <w:p>
+      <w:r>
+        <w:t>2.2 Címzési séma</w:t>
+      </w:r>
+    </w:p>
+    <w:p>
+      <w:r>
+        <w:t>IPv4 címzés</w:t>
+      </w:r>
+    </w:p>
+    <w:p/>
+    <w:p>
+      <w:r>
+        <w:t>Minden hálózat /24 maszkkal operál, a VLAN szám megegyezik a harmadik oktettel:</w:t>
+      </w:r>
+    </w:p>
+    <w:p/>
+    <w:p>
+      <w:r>
+        <w:t>192.168.10.0/24 – VLAN 10, végfelhasználók (1. emelet)</w:t>
+      </w:r>
+    </w:p>
+    <w:p>
+      <w:r>
+        <w:t>192.168.20.0/24 – VLAN 20, vezetők (2. emelet)</w:t>
+      </w:r>
+    </w:p>
+    <w:p>
+      <w:r>
+        <w:t>192.168.80.0/24 – VLAN 80, eszközmenedzsment</w:t>
+      </w:r>
+    </w:p>
+    <w:p>
+      <w:r>
+        <w:t>192.168.99.0/24 – VLAN 99, szerverek</w:t>
+      </w:r>
+    </w:p>
+    <w:p>
+      <w:r>
+        <w:t>192.168.200.0/24 – Telephely 2 szerverfarm</w:t>
+      </w:r>
+    </w:p>
+    <w:p>
+      <w:r>
+        <w:t>192.168.30.0/24 – Telephely 3 raktár</w:t>
+      </w:r>
+    </w:p>
+    <w:p>
+      <w:r>
+        <w:t>192.168.40.0/24 – Telephely 4 csomagpont</w:t>
+      </w:r>
+    </w:p>
+    <w:p>
       <w:r>
         <w:lastRenderedPageBreak/>
-        <w:t>3.3.6 L2/L3 redundancia hiánya és kockázatkezelés</w:t>
-      </w:r>
-    </w:p>
-    <w:p>
-      <w:pPr>
-        <w:spacing w:after="161" w:line="360" w:lineRule="auto"/>
-        <w:ind w:left="0" w:right="0" w:firstLine="0"/>
-      </w:pPr>
-      <w:r>
-        <w:t>3.4 Telephely 4 – Csomagpont (IOT)</w:t>
-      </w:r>
-    </w:p>
-    <w:p>
-      <w:pPr>
-        <w:spacing w:after="161" w:line="360" w:lineRule="auto"/>
-        <w:ind w:left="0" w:right="0" w:firstLine="0"/>
-      </w:pPr>
-      <w:r>
-        <w:t xml:space="preserve">3.4.1 Fizikai elrendezés és </w:t>
-      </w:r>
-      <w:proofErr w:type="spellStart"/>
-      <w:r>
-        <w:t>rack</w:t>
-      </w:r>
-      <w:proofErr w:type="spellEnd"/>
-      <w:r>
-        <w:t xml:space="preserve"> terv</w:t>
-      </w:r>
-    </w:p>
-    <w:p>
-      <w:pPr>
-        <w:spacing w:after="161" w:line="360" w:lineRule="auto"/>
-        <w:ind w:left="0" w:right="0" w:firstLine="0"/>
-      </w:pPr>
-      <w:r>
-        <w:t>3.4.2 Eszközlista és specifikációk</w:t>
-      </w:r>
-    </w:p>
-    <w:p>
-      <w:pPr>
-        <w:spacing w:after="161" w:line="360" w:lineRule="auto"/>
-        <w:ind w:left="0" w:right="0" w:firstLine="0"/>
-      </w:pPr>
-      <w:r>
-        <w:t xml:space="preserve">3.4.3 IOT </w:t>
-      </w:r>
-      <w:proofErr w:type="spellStart"/>
-      <w:r>
-        <w:t>relay</w:t>
-      </w:r>
-      <w:proofErr w:type="spellEnd"/>
-      <w:r>
-        <w:t xml:space="preserve"> modul – 8 csatornás kapcsoló</w:t>
-      </w:r>
-    </w:p>
-    <w:p>
-      <w:pPr>
-        <w:spacing w:after="161" w:line="360" w:lineRule="auto"/>
-        <w:ind w:left="0" w:right="0" w:firstLine="0"/>
-      </w:pPr>
-      <w:r>
-        <w:t xml:space="preserve">3.4.4 Linux szerver – private.pacex.hu </w:t>
-      </w:r>
-      <w:proofErr w:type="spellStart"/>
-      <w:r>
-        <w:t>hosztolás</w:t>
-      </w:r>
-      <w:proofErr w:type="spellEnd"/>
-    </w:p>
-    <w:p>
-      <w:pPr>
-        <w:spacing w:after="161" w:line="360" w:lineRule="auto"/>
-        <w:ind w:left="0" w:right="0" w:firstLine="0"/>
-      </w:pPr>
-      <w:r>
-        <w:t>3.4.5 PIN-kód validációs folyamat</w:t>
-      </w:r>
-    </w:p>
-    <w:p>
-      <w:pPr>
-        <w:spacing w:after="161" w:line="360" w:lineRule="auto"/>
-        <w:ind w:left="0" w:right="0" w:firstLine="0"/>
-      </w:pPr>
-      <w:r>
-        <w:t>3.4.6 Adatbázis-kapcsolat és relé vezérlés</w:t>
+        <w:t xml:space="preserve">VPN </w:t>
+      </w:r>
+      <w:proofErr w:type="spellStart"/>
+      <w:r>
+        <w:t>tunnel</w:t>
+      </w:r>
+      <w:proofErr w:type="spellEnd"/>
+      <w:r>
+        <w:t xml:space="preserve"> hálózatok /30 maszkkal:</w:t>
+      </w:r>
+    </w:p>
+    <w:p/>
+    <w:p>
+      <w:r>
+        <w:t>10.0.0.0/30 – Telephely 1 ↔ 2</w:t>
+      </w:r>
+    </w:p>
+    <w:p>
+      <w:r>
+        <w:t>10.0.0.4/30 – Telephely 1 ↔ 3</w:t>
+      </w:r>
+    </w:p>
+    <w:p>
+      <w:r>
+        <w:t>IPv6 címzési terv (nem implementálható)</w:t>
+      </w:r>
+    </w:p>
+    <w:p/>
+    <w:p>
+      <w:r>
+        <w:t>A 2001:db8::/32 prefixből allokált hálózatok:</w:t>
+      </w:r>
+    </w:p>
+    <w:p/>
+    <w:p>
+      <w:r>
+        <w:t>2001:db8:1:10::/64 – VLAN 10</w:t>
+      </w:r>
+    </w:p>
+    <w:p>
+      <w:r>
+        <w:t>2001:db8:1:20::/64 – VLAN 20</w:t>
+      </w:r>
+    </w:p>
+    <w:p>
+      <w:r>
+        <w:t>2001:db8:1:80::/64 – VLAN 80</w:t>
+      </w:r>
+    </w:p>
+    <w:p>
+      <w:r>
+        <w:t>2001:db8:1:99::/64 – VLAN 99</w:t>
+      </w:r>
+    </w:p>
+    <w:p>
+      <w:r>
+        <w:t>2001:db8:2::/64 – Telephely 2</w:t>
+      </w:r>
+    </w:p>
+    <w:p>
+      <w:r>
+        <w:t>2001:db8:3::/64 – Telephely 3</w:t>
+      </w:r>
+    </w:p>
+    <w:p>
+      <w:r>
+        <w:t>2001:db8:4::/64 – Telephely 4</w:t>
+      </w:r>
+    </w:p>
+    <w:p>
+      <w:r>
+        <w:t xml:space="preserve">A megvalósítás akadálya: a 2811 és 2950 eszközök IOS verziói nem tartalmazzák az IPv6 </w:t>
+      </w:r>
+      <w:proofErr w:type="spellStart"/>
+      <w:r>
+        <w:t>routing</w:t>
+      </w:r>
+      <w:proofErr w:type="spellEnd"/>
+      <w:r>
+        <w:t>/</w:t>
+      </w:r>
+      <w:proofErr w:type="spellStart"/>
+      <w:r>
+        <w:t>stack</w:t>
+      </w:r>
+      <w:proofErr w:type="spellEnd"/>
+      <w:r>
+        <w:t xml:space="preserve"> támogatást. Az ASA 5510 képes lenne IPv6-ra, de a peremhálózati eszközök hiánya miatt a teljes infrastruktúra nem </w:t>
+      </w:r>
+      <w:proofErr w:type="spellStart"/>
+      <w:r>
+        <w:t>migrálható</w:t>
+      </w:r>
+      <w:proofErr w:type="spellEnd"/>
+      <w:r>
+        <w:t>.</w:t>
       </w:r>
     </w:p>
     <w:p>
@@ -1434,30 +1888,201 @@
     </w:p>
     <w:p>
       <w:pPr>
-        <w:spacing w:after="161" w:line="360" w:lineRule="auto"/>
-        <w:ind w:left="0" w:right="0" w:firstLine="0"/>
-      </w:pPr>
+        <w:pStyle w:val="Cmsor1"/>
+      </w:pPr>
+      <w:bookmarkStart w:id="1" w:name="_Toc222912680"/>
       <w:r>
         <w:lastRenderedPageBreak/>
-        <w:t>4. WAN és Internet kapcsolat</w:t>
-      </w:r>
-    </w:p>
-    <w:p>
-      <w:pPr>
-        <w:spacing w:after="161" w:line="360" w:lineRule="auto"/>
-        <w:ind w:left="0" w:right="0" w:firstLine="0"/>
-      </w:pPr>
-      <w:r>
-        <w:t>4.1 Iskolai router – Peremhálózat</w:t>
-      </w:r>
-    </w:p>
-    <w:p>
-      <w:pPr>
-        <w:spacing w:after="161" w:line="360" w:lineRule="auto"/>
-        <w:ind w:left="0" w:right="0" w:firstLine="0"/>
-      </w:pPr>
-      <w:r>
-        <w:t xml:space="preserve">4.2 Cisco 2950 összekötő </w:t>
+        <w:t>Telephely 1 – Komplex Központ</w:t>
+      </w:r>
+      <w:bookmarkEnd w:id="1"/>
+    </w:p>
+    <w:p/>
+    <w:p/>
+    <w:p>
+      <w:r>
+        <w:t xml:space="preserve">3.1 Fizikai kialakítás és </w:t>
+      </w:r>
+      <w:proofErr w:type="spellStart"/>
+      <w:r>
+        <w:t>rack</w:t>
+      </w:r>
+      <w:proofErr w:type="spellEnd"/>
+      <w:r>
+        <w:t xml:space="preserve"> elrendezés</w:t>
+      </w:r>
+    </w:p>
+    <w:p>
+      <w:r>
+        <w:t>Eszközök és pozíciók:</w:t>
+      </w:r>
+    </w:p>
+    <w:p/>
+    <w:p>
+      <w:r>
+        <w:t xml:space="preserve">U13 – Cisco 2960 </w:t>
+      </w:r>
+      <w:proofErr w:type="spellStart"/>
+      <w:r>
+        <w:t>Switch</w:t>
+      </w:r>
+      <w:proofErr w:type="spellEnd"/>
+      <w:r>
+        <w:t xml:space="preserve"> 1</w:t>
+      </w:r>
+    </w:p>
+    <w:p/>
+    <w:p>
+      <w:r>
+        <w:t>F0/1-2: ASA 1 és ASA 2 belső interfészei</w:t>
+      </w:r>
+    </w:p>
+    <w:p>
+      <w:r>
+        <w:t xml:space="preserve">F0/3-4: </w:t>
+      </w:r>
+      <w:proofErr w:type="spellStart"/>
+      <w:r>
+        <w:t>EtherChannel</w:t>
+      </w:r>
+      <w:proofErr w:type="spellEnd"/>
+      <w:r>
+        <w:t xml:space="preserve"> </w:t>
+      </w:r>
+      <w:proofErr w:type="spellStart"/>
+      <w:r>
+        <w:t>Switch</w:t>
+      </w:r>
+      <w:proofErr w:type="spellEnd"/>
+      <w:r>
+        <w:t xml:space="preserve"> 2 felé (</w:t>
+      </w:r>
+      <w:proofErr w:type="spellStart"/>
+      <w:r>
+        <w:t>PAgP</w:t>
+      </w:r>
+      <w:proofErr w:type="spellEnd"/>
+      <w:r>
+        <w:t>)</w:t>
+      </w:r>
+    </w:p>
+    <w:p>
+      <w:r>
+        <w:t xml:space="preserve">F0/5-12: VLAN 10 </w:t>
+      </w:r>
+      <w:proofErr w:type="spellStart"/>
+      <w:r>
+        <w:t>access</w:t>
+      </w:r>
+      <w:proofErr w:type="spellEnd"/>
+      <w:r>
+        <w:t xml:space="preserve"> portok (1. emelet)</w:t>
+      </w:r>
+    </w:p>
+    <w:p>
+      <w:r>
+        <w:t xml:space="preserve">F0/13-20: VLAN 20 </w:t>
+      </w:r>
+      <w:proofErr w:type="spellStart"/>
+      <w:r>
+        <w:t>access</w:t>
+      </w:r>
+      <w:proofErr w:type="spellEnd"/>
+      <w:r>
+        <w:t xml:space="preserve"> portok (2. emelet)</w:t>
+      </w:r>
+    </w:p>
+    <w:p>
+      <w:r>
+        <w:t>F0/21-24: VLAN 80 management, VLAN 99 szerverek</w:t>
+      </w:r>
+    </w:p>
+    <w:p>
+      <w:r>
+        <w:t xml:space="preserve">U14 – Cisco 2960 </w:t>
+      </w:r>
+      <w:proofErr w:type="spellStart"/>
+      <w:r>
+        <w:t>Switch</w:t>
+      </w:r>
+      <w:proofErr w:type="spellEnd"/>
+      <w:r>
+        <w:t xml:space="preserve"> 2</w:t>
+      </w:r>
+    </w:p>
+    <w:p/>
+    <w:p>
+      <w:r>
+        <w:t>F0/1-2: ASA 1 és ASA 2 belső interfészei (második link)</w:t>
+      </w:r>
+    </w:p>
+    <w:p>
+      <w:r>
+        <w:t xml:space="preserve">F0/3-4: </w:t>
+      </w:r>
+      <w:proofErr w:type="spellStart"/>
+      <w:r>
+        <w:t>EtherChannel</w:t>
+      </w:r>
+      <w:proofErr w:type="spellEnd"/>
+      <w:r>
+        <w:t xml:space="preserve"> </w:t>
+      </w:r>
+      <w:proofErr w:type="spellStart"/>
+      <w:r>
+        <w:t>Switch</w:t>
+      </w:r>
+      <w:proofErr w:type="spellEnd"/>
+      <w:r>
+        <w:t xml:space="preserve"> 1 felé</w:t>
+      </w:r>
+    </w:p>
+    <w:p>
+      <w:r>
+        <w:t xml:space="preserve">F0/5-12: VLAN 10 </w:t>
+      </w:r>
+      <w:proofErr w:type="spellStart"/>
+      <w:r>
+        <w:t>access</w:t>
+      </w:r>
+      <w:proofErr w:type="spellEnd"/>
+      <w:r>
+        <w:t xml:space="preserve"> portok (1. emelet redundáns)</w:t>
+      </w:r>
+    </w:p>
+    <w:p>
+      <w:r>
+        <w:t xml:space="preserve">F0/13-20: VLAN 20 </w:t>
+      </w:r>
+      <w:proofErr w:type="spellStart"/>
+      <w:r>
+        <w:t>access</w:t>
+      </w:r>
+      <w:proofErr w:type="spellEnd"/>
+      <w:r>
+        <w:t xml:space="preserve"> portok (2. emelet redundáns)</w:t>
+      </w:r>
+    </w:p>
+    <w:p>
+      <w:r>
+        <w:t>F0/21-24: VLAN 80, VLAN 99</w:t>
+      </w:r>
+    </w:p>
+    <w:p>
+      <w:r>
+        <w:t>U26 – Cisco 2811 Router 1</w:t>
+      </w:r>
+    </w:p>
+    <w:p/>
+    <w:p>
+      <w:r>
+        <w:t>F0/0: ASA 1 külső interfész</w:t>
+      </w:r>
+    </w:p>
+    <w:p>
+      <w:r>
+        <w:lastRenderedPageBreak/>
+        <w:t xml:space="preserve">F0/1: Központi 2950 </w:t>
       </w:r>
       <w:proofErr w:type="spellStart"/>
       <w:r>
@@ -1465,34 +2090,535 @@
       </w:r>
       <w:proofErr w:type="spellEnd"/>
       <w:r>
-        <w:t xml:space="preserve"> – Telephelyek összekapcsolása</w:t>
-      </w:r>
-    </w:p>
-    <w:p>
-      <w:pPr>
-        <w:spacing w:after="161" w:line="360" w:lineRule="auto"/>
-        <w:ind w:left="0" w:right="0" w:firstLine="0"/>
-      </w:pPr>
-      <w:r>
-        <w:t>4.3 PAT konfiguráció – Internet elérés</w:t>
-      </w:r>
-    </w:p>
-    <w:p>
-      <w:pPr>
-        <w:spacing w:after="161" w:line="360" w:lineRule="auto"/>
-        <w:ind w:left="0" w:right="0" w:firstLine="0"/>
-      </w:pPr>
-      <w:r>
-        <w:t>4.4 Statikus NAT – Publikus szolgáltatások</w:t>
-      </w:r>
-    </w:p>
-    <w:p>
-      <w:pPr>
-        <w:spacing w:after="161" w:line="360" w:lineRule="auto"/>
-        <w:ind w:left="0" w:right="0" w:firstLine="0"/>
-      </w:pPr>
-      <w:r>
-        <w:t>4.5 Dinamikus NAT – Felhasználói kimenő forgalom</w:t>
+        <w:t xml:space="preserve"> (Telephelyek összekötő)</w:t>
+      </w:r>
+    </w:p>
+    <w:p>
+      <w:r>
+        <w:t>U27 – Cisco 2811 Router 2</w:t>
+      </w:r>
+    </w:p>
+    <w:p/>
+    <w:p>
+      <w:r>
+        <w:t>F0/0: ASA 2 külső interfész</w:t>
+      </w:r>
+    </w:p>
+    <w:p>
+      <w:r>
+        <w:t xml:space="preserve">F0/1: Központi 2950 </w:t>
+      </w:r>
+      <w:proofErr w:type="spellStart"/>
+      <w:r>
+        <w:t>switch</w:t>
+      </w:r>
+      <w:proofErr w:type="spellEnd"/>
+    </w:p>
+    <w:p>
+      <w:r>
+        <w:t xml:space="preserve">ASA eszközök </w:t>
+      </w:r>
+      <w:proofErr w:type="spellStart"/>
+      <w:r>
+        <w:t>rack</w:t>
+      </w:r>
+      <w:proofErr w:type="spellEnd"/>
+      <w:r>
+        <w:t>-be nem kerülnek, asztali/elhelyezésük a routerek mellé tervezett.</w:t>
+      </w:r>
+    </w:p>
+    <w:p/>
+    <w:p>
+      <w:r>
+        <w:t xml:space="preserve">3.2 L2 redundancia – </w:t>
+      </w:r>
+      <w:proofErr w:type="spellStart"/>
+      <w:r>
+        <w:t>EtherChannel</w:t>
+      </w:r>
+      <w:proofErr w:type="spellEnd"/>
+      <w:r>
+        <w:t xml:space="preserve"> </w:t>
+      </w:r>
+      <w:proofErr w:type="spellStart"/>
+      <w:r>
+        <w:t>PAgP</w:t>
+      </w:r>
+      <w:proofErr w:type="spellEnd"/>
+    </w:p>
+    <w:p>
+      <w:r>
+        <w:t xml:space="preserve">A két 2960 </w:t>
+      </w:r>
+      <w:proofErr w:type="spellStart"/>
+      <w:r>
+        <w:t>switch</w:t>
+      </w:r>
+      <w:proofErr w:type="spellEnd"/>
+      <w:r>
+        <w:t xml:space="preserve"> között két fizikai link (F0/3 és F0/4) Port-</w:t>
+      </w:r>
+      <w:proofErr w:type="spellStart"/>
+      <w:r>
+        <w:t>channel</w:t>
+      </w:r>
+      <w:proofErr w:type="spellEnd"/>
+      <w:r>
+        <w:t xml:space="preserve"> 1 interfészbe </w:t>
+      </w:r>
+      <w:proofErr w:type="spellStart"/>
+      <w:r>
+        <w:t>bundlázva</w:t>
+      </w:r>
+      <w:proofErr w:type="spellEnd"/>
+      <w:r>
+        <w:t xml:space="preserve">. </w:t>
+      </w:r>
+      <w:proofErr w:type="spellStart"/>
+      <w:r>
+        <w:t>PAgP</w:t>
+      </w:r>
+      <w:proofErr w:type="spellEnd"/>
+      <w:r>
+        <w:t xml:space="preserve"> protokoll "</w:t>
+      </w:r>
+      <w:proofErr w:type="spellStart"/>
+      <w:r>
+        <w:t>desirable</w:t>
+      </w:r>
+      <w:proofErr w:type="spellEnd"/>
+      <w:r>
+        <w:t xml:space="preserve">" módban mindkét végen, ami aktív tárgyalást jelent a </w:t>
+      </w:r>
+      <w:proofErr w:type="spellStart"/>
+      <w:r>
+        <w:t>channel</w:t>
+      </w:r>
+      <w:proofErr w:type="spellEnd"/>
+      <w:r>
+        <w:t xml:space="preserve"> kialakítására.</w:t>
+      </w:r>
+    </w:p>
+    <w:p/>
+    <w:p>
+      <w:r>
+        <w:t>Terheléselosztás: forrás-cél MAC cím alapján. Egy link meghibásodása esetén a másik átveszi a teljes forgalmat, konvergenciaidő &lt; 1 másodperc.</w:t>
+      </w:r>
+    </w:p>
+    <w:p/>
+    <w:p>
+      <w:r>
+        <w:t>3.3 L3 redundancia – HSRP</w:t>
+      </w:r>
+    </w:p>
+    <w:p>
+      <w:r>
+        <w:t>Négy HSRP csoport, minden VLAN-hoz külön:</w:t>
+      </w:r>
+    </w:p>
+    <w:p/>
+    <w:p>
+      <w:r>
+        <w:t>VLAN 10 – Végfelhasználók</w:t>
+      </w:r>
+    </w:p>
+    <w:p/>
+    <w:p>
+      <w:r>
+        <w:t xml:space="preserve">Virtuális </w:t>
+      </w:r>
+      <w:proofErr w:type="spellStart"/>
+      <w:r>
+        <w:t>gateway</w:t>
+      </w:r>
+      <w:proofErr w:type="spellEnd"/>
+      <w:r>
+        <w:t>: 192.168.10.254</w:t>
+      </w:r>
+    </w:p>
+    <w:p>
+      <w:r>
+        <w:t>Router 1: 192.168.10.1 (</w:t>
+      </w:r>
+      <w:proofErr w:type="spellStart"/>
+      <w:r>
+        <w:t>Active</w:t>
+      </w:r>
+      <w:proofErr w:type="spellEnd"/>
+      <w:r>
+        <w:t xml:space="preserve">, </w:t>
+      </w:r>
+      <w:proofErr w:type="spellStart"/>
+      <w:r>
+        <w:t>priority</w:t>
+      </w:r>
+      <w:proofErr w:type="spellEnd"/>
+      <w:r>
+        <w:t xml:space="preserve"> 110)</w:t>
+      </w:r>
+    </w:p>
+    <w:p>
+      <w:r>
+        <w:t>Router 2: 192.168.10.2 (</w:t>
+      </w:r>
+      <w:proofErr w:type="spellStart"/>
+      <w:r>
+        <w:t>Standby</w:t>
+      </w:r>
+      <w:proofErr w:type="spellEnd"/>
+      <w:r>
+        <w:t xml:space="preserve">, </w:t>
+      </w:r>
+      <w:proofErr w:type="spellStart"/>
+      <w:r>
+        <w:t>priority</w:t>
+      </w:r>
+      <w:proofErr w:type="spellEnd"/>
+      <w:r>
+        <w:t xml:space="preserve"> 100)</w:t>
+      </w:r>
+    </w:p>
+    <w:p>
+      <w:proofErr w:type="spellStart"/>
+      <w:r>
+        <w:t>Preempt</w:t>
+      </w:r>
+      <w:proofErr w:type="spellEnd"/>
+      <w:r>
+        <w:t xml:space="preserve"> engedélyezve, F0/1 </w:t>
+      </w:r>
+      <w:proofErr w:type="spellStart"/>
+      <w:r>
+        <w:t>trackelve</w:t>
+      </w:r>
+      <w:proofErr w:type="spellEnd"/>
+    </w:p>
+    <w:p>
+      <w:r>
+        <w:t>VLAN 20 – Vezetők</w:t>
+      </w:r>
+    </w:p>
+    <w:p/>
+    <w:p>
+      <w:r>
+        <w:lastRenderedPageBreak/>
+        <w:t xml:space="preserve">Virtuális </w:t>
+      </w:r>
+      <w:proofErr w:type="spellStart"/>
+      <w:r>
+        <w:t>gateway</w:t>
+      </w:r>
+      <w:proofErr w:type="spellEnd"/>
+      <w:r>
+        <w:t>: 192.168.20.254</w:t>
+      </w:r>
+    </w:p>
+    <w:p>
+      <w:r>
+        <w:t>Router 1: 192.168.20.1 (</w:t>
+      </w:r>
+      <w:proofErr w:type="spellStart"/>
+      <w:r>
+        <w:t>Standby</w:t>
+      </w:r>
+      <w:proofErr w:type="spellEnd"/>
+      <w:r>
+        <w:t xml:space="preserve">, </w:t>
+      </w:r>
+      <w:proofErr w:type="spellStart"/>
+      <w:r>
+        <w:t>priority</w:t>
+      </w:r>
+      <w:proofErr w:type="spellEnd"/>
+      <w:r>
+        <w:t xml:space="preserve"> 100)</w:t>
+      </w:r>
+    </w:p>
+    <w:p>
+      <w:r>
+        <w:t>Router 2: 192.168.20.2 (</w:t>
+      </w:r>
+      <w:proofErr w:type="spellStart"/>
+      <w:r>
+        <w:t>Active</w:t>
+      </w:r>
+      <w:proofErr w:type="spellEnd"/>
+      <w:r>
+        <w:t xml:space="preserve">, </w:t>
+      </w:r>
+      <w:proofErr w:type="spellStart"/>
+      <w:r>
+        <w:t>priority</w:t>
+      </w:r>
+      <w:proofErr w:type="spellEnd"/>
+      <w:r>
+        <w:t xml:space="preserve"> 110)</w:t>
+      </w:r>
+    </w:p>
+    <w:p>
+      <w:r>
+        <w:t>VLAN 80 – Management</w:t>
+      </w:r>
+    </w:p>
+    <w:p/>
+    <w:p>
+      <w:r>
+        <w:t xml:space="preserve">Virtuális </w:t>
+      </w:r>
+      <w:proofErr w:type="spellStart"/>
+      <w:r>
+        <w:t>gateway</w:t>
+      </w:r>
+      <w:proofErr w:type="spellEnd"/>
+      <w:r>
+        <w:t>: 192.168.80.254</w:t>
+      </w:r>
+    </w:p>
+    <w:p>
+      <w:r>
+        <w:t>Router 1: 192.168.80.1 (</w:t>
+      </w:r>
+      <w:proofErr w:type="spellStart"/>
+      <w:r>
+        <w:t>Active</w:t>
+      </w:r>
+      <w:proofErr w:type="spellEnd"/>
+      <w:r>
+        <w:t xml:space="preserve">, </w:t>
+      </w:r>
+      <w:proofErr w:type="spellStart"/>
+      <w:r>
+        <w:t>priority</w:t>
+      </w:r>
+      <w:proofErr w:type="spellEnd"/>
+      <w:r>
+        <w:t xml:space="preserve"> 110)</w:t>
+      </w:r>
+    </w:p>
+    <w:p>
+      <w:r>
+        <w:t>Router 2: 192.168.80.2 (</w:t>
+      </w:r>
+      <w:proofErr w:type="spellStart"/>
+      <w:r>
+        <w:t>Standby</w:t>
+      </w:r>
+      <w:proofErr w:type="spellEnd"/>
+      <w:r>
+        <w:t xml:space="preserve">, </w:t>
+      </w:r>
+      <w:proofErr w:type="spellStart"/>
+      <w:r>
+        <w:t>priority</w:t>
+      </w:r>
+      <w:proofErr w:type="spellEnd"/>
+      <w:r>
+        <w:t xml:space="preserve"> 100)</w:t>
+      </w:r>
+    </w:p>
+    <w:p>
+      <w:r>
+        <w:t>VLAN 99 – Szerverek</w:t>
+      </w:r>
+    </w:p>
+    <w:p/>
+    <w:p>
+      <w:r>
+        <w:t xml:space="preserve">Virtuális </w:t>
+      </w:r>
+      <w:proofErr w:type="spellStart"/>
+      <w:r>
+        <w:t>gateway</w:t>
+      </w:r>
+      <w:proofErr w:type="spellEnd"/>
+      <w:r>
+        <w:t>: 192.168.99.254</w:t>
+      </w:r>
+    </w:p>
+    <w:p>
+      <w:r>
+        <w:t>Router 1: 192.168.99.1 (</w:t>
+      </w:r>
+      <w:proofErr w:type="spellStart"/>
+      <w:r>
+        <w:t>Standby</w:t>
+      </w:r>
+      <w:proofErr w:type="spellEnd"/>
+      <w:r>
+        <w:t xml:space="preserve">, </w:t>
+      </w:r>
+      <w:proofErr w:type="spellStart"/>
+      <w:r>
+        <w:t>priority</w:t>
+      </w:r>
+      <w:proofErr w:type="spellEnd"/>
+      <w:r>
+        <w:t xml:space="preserve"> 100)</w:t>
+      </w:r>
+    </w:p>
+    <w:p>
+      <w:r>
+        <w:t>Router 2: 192.168.99.2 (</w:t>
+      </w:r>
+      <w:proofErr w:type="spellStart"/>
+      <w:r>
+        <w:t>Active</w:t>
+      </w:r>
+      <w:proofErr w:type="spellEnd"/>
+      <w:r>
+        <w:t xml:space="preserve">, </w:t>
+      </w:r>
+      <w:proofErr w:type="spellStart"/>
+      <w:r>
+        <w:t>priority</w:t>
+      </w:r>
+      <w:proofErr w:type="spellEnd"/>
+      <w:r>
+        <w:t xml:space="preserve"> 110)</w:t>
+      </w:r>
+    </w:p>
+    <w:p>
+      <w:r>
+        <w:t>A terhelésszétosztás úgy valósul meg, hogy Router 1 aktív a páros VLAN-okon (10, 80), Router 2 a páratlanokon (20, 99).</w:t>
+      </w:r>
+    </w:p>
+    <w:p/>
+    <w:p>
+      <w:r>
+        <w:t>3.4 ASA tűzfal konfiguráció</w:t>
+      </w:r>
+    </w:p>
+    <w:p>
+      <w:r>
+        <w:t>Két ASA eszköz aktív/</w:t>
+      </w:r>
+      <w:proofErr w:type="spellStart"/>
+      <w:r>
+        <w:t>standby</w:t>
+      </w:r>
+      <w:proofErr w:type="spellEnd"/>
+      <w:r>
+        <w:t xml:space="preserve"> vagy aktív/aktív felállásban. A licenc típusa meghatározza a működési módot.</w:t>
+      </w:r>
+    </w:p>
+    <w:p/>
+    <w:p>
+      <w:r>
+        <w:t>Zónázás:</w:t>
+      </w:r>
+    </w:p>
+    <w:p/>
+    <w:p>
+      <w:proofErr w:type="spellStart"/>
+      <w:r>
+        <w:t>outside</w:t>
+      </w:r>
+      <w:proofErr w:type="spellEnd"/>
+      <w:r>
+        <w:t>: E0/0, biztonsági szint 0, csatlakozik a 2811 routerekhez</w:t>
+      </w:r>
+    </w:p>
+    <w:p>
+      <w:proofErr w:type="spellStart"/>
+      <w:r>
+        <w:t>inside</w:t>
+      </w:r>
+      <w:proofErr w:type="spellEnd"/>
+      <w:r>
+        <w:t xml:space="preserve">: E0/1 és E0/2, biztonsági szint 100, csatlakozik mindkét 2960 </w:t>
+      </w:r>
+      <w:proofErr w:type="spellStart"/>
+      <w:r>
+        <w:t>switch-hez</w:t>
+      </w:r>
+      <w:proofErr w:type="spellEnd"/>
+    </w:p>
+    <w:p>
+      <w:r>
+        <w:t>Forgalomszabályok:</w:t>
+      </w:r>
+    </w:p>
+    <w:p/>
+    <w:p>
+      <w:r>
+        <w:lastRenderedPageBreak/>
+        <w:t>Elsődleges szabály: VLAN 10 és VLAN 20 közötti közvetlen kommunikáció tiltása. Ez a követelmény szerint "a tűzfal tiltja a VLAN 10-20 forgalmat".</w:t>
+      </w:r>
+    </w:p>
+    <w:p/>
+    <w:p>
+      <w:r>
+        <w:t xml:space="preserve">Működés: A </w:t>
+      </w:r>
+      <w:proofErr w:type="spellStart"/>
+      <w:r>
+        <w:t>switch</w:t>
+      </w:r>
+      <w:proofErr w:type="spellEnd"/>
+      <w:r>
+        <w:t xml:space="preserve">-ek </w:t>
+      </w:r>
+      <w:proofErr w:type="spellStart"/>
+      <w:r>
+        <w:t>layer</w:t>
+      </w:r>
+      <w:proofErr w:type="spellEnd"/>
+      <w:r>
+        <w:t xml:space="preserve"> 2 szinten nem továbbítanak a VLAN-ok között (külön VLAN = külön </w:t>
+      </w:r>
+      <w:proofErr w:type="spellStart"/>
+      <w:r>
+        <w:t>broadcast</w:t>
+      </w:r>
+      <w:proofErr w:type="spellEnd"/>
+      <w:r>
+        <w:t xml:space="preserve"> </w:t>
+      </w:r>
+      <w:proofErr w:type="spellStart"/>
+      <w:r>
+        <w:t>domain</w:t>
+      </w:r>
+      <w:proofErr w:type="spellEnd"/>
+      <w:r>
+        <w:t xml:space="preserve">). Az </w:t>
+      </w:r>
+      <w:proofErr w:type="spellStart"/>
+      <w:r>
+        <w:t>inter</w:t>
+      </w:r>
+      <w:proofErr w:type="spellEnd"/>
+      <w:r>
+        <w:t xml:space="preserve">-VLAN </w:t>
+      </w:r>
+      <w:proofErr w:type="spellStart"/>
+      <w:r>
+        <w:t>routing</w:t>
+      </w:r>
+      <w:proofErr w:type="spellEnd"/>
+      <w:r>
+        <w:t xml:space="preserve"> a routereken/ASA-n történik. Az ASA szabály explicit módon DROP-</w:t>
+      </w:r>
+      <w:proofErr w:type="spellStart"/>
+      <w:r>
+        <w:t>olja</w:t>
+      </w:r>
+      <w:proofErr w:type="spellEnd"/>
+      <w:r>
+        <w:t xml:space="preserve"> a 192.168.10.0/24 ↔ 192.168.20.0/24 forgalmat.</w:t>
+      </w:r>
+    </w:p>
+    <w:p/>
+    <w:p>
+      <w:r>
+        <w:t xml:space="preserve">Minden egyéb forgalom PERMIT: a VLAN-ok elérik a szervereket, az internetet, a többi </w:t>
+      </w:r>
+      <w:proofErr w:type="spellStart"/>
+      <w:r>
+        <w:t>telephelyet</w:t>
+      </w:r>
+      <w:proofErr w:type="spellEnd"/>
+      <w:r>
+        <w:t>.</w:t>
       </w:r>
     </w:p>
     <w:p>
@@ -1507,64 +2633,271 @@
     </w:p>
     <w:p>
       <w:pPr>
-        <w:spacing w:after="161" w:line="360" w:lineRule="auto"/>
-        <w:ind w:left="0" w:right="0" w:firstLine="0"/>
-      </w:pPr>
+        <w:pStyle w:val="Cmsor1"/>
+      </w:pPr>
+      <w:bookmarkStart w:id="2" w:name="_Toc222912681"/>
       <w:r>
         <w:lastRenderedPageBreak/>
-        <w:t>5. VPN megvalósítások</w:t>
-      </w:r>
-    </w:p>
-    <w:p>
-      <w:pPr>
-        <w:spacing w:after="161" w:line="360" w:lineRule="auto"/>
-        <w:ind w:left="0" w:right="0" w:firstLine="0"/>
-      </w:pPr>
-      <w:r>
-        <w:t>5.1 Site-</w:t>
-      </w:r>
-      <w:proofErr w:type="spellStart"/>
-      <w:r>
-        <w:t>to</w:t>
-      </w:r>
-      <w:proofErr w:type="spellEnd"/>
-      <w:r>
-        <w:t>-Site VPN – Telephelyek között</w:t>
-      </w:r>
-    </w:p>
-    <w:p>
-      <w:pPr>
-        <w:spacing w:after="161" w:line="360" w:lineRule="auto"/>
-        <w:ind w:left="0" w:right="0" w:firstLine="0"/>
-      </w:pPr>
-      <w:r>
-        <w:t xml:space="preserve">5.2 </w:t>
-      </w:r>
-      <w:proofErr w:type="spellStart"/>
-      <w:r>
-        <w:t>Remote</w:t>
-      </w:r>
-      <w:proofErr w:type="spellEnd"/>
-      <w:r>
-        <w:t xml:space="preserve"> Access VPN – Adminisztrátorok számára</w:t>
-      </w:r>
-    </w:p>
-    <w:p>
-      <w:pPr>
-        <w:spacing w:after="161" w:line="360" w:lineRule="auto"/>
-        <w:ind w:left="0" w:right="0" w:firstLine="0"/>
-      </w:pPr>
-      <w:r>
-        <w:t>5.3 VPN koncentrátor elhelyezése</w:t>
-      </w:r>
-    </w:p>
-    <w:p>
-      <w:pPr>
-        <w:spacing w:after="161" w:line="360" w:lineRule="auto"/>
-        <w:ind w:left="0" w:right="0" w:firstLine="0"/>
-      </w:pPr>
-      <w:r>
-        <w:t>5.4 Titkosítási algoritmusok és tanúsítványok</w:t>
+        <w:t>Telephely 2 – Szerverfarm</w:t>
+      </w:r>
+      <w:bookmarkEnd w:id="2"/>
+    </w:p>
+    <w:p/>
+    <w:p/>
+    <w:p>
+      <w:r>
+        <w:t>4.1 Fizikai kialakítás</w:t>
+      </w:r>
+    </w:p>
+    <w:p>
+      <w:r>
+        <w:t xml:space="preserve">U8 – Cisco 2950 </w:t>
+      </w:r>
+      <w:proofErr w:type="spellStart"/>
+      <w:r>
+        <w:t>Switch</w:t>
+      </w:r>
+      <w:proofErr w:type="spellEnd"/>
+    </w:p>
+    <w:p/>
+    <w:p>
+      <w:r>
+        <w:t>F0/1: 2811 router</w:t>
+      </w:r>
+    </w:p>
+    <w:p>
+      <w:r>
+        <w:t>F0/2-24: Szerverek (VM-ek, fizikai hálózati csatlakozás)</w:t>
+      </w:r>
+    </w:p>
+    <w:p>
+      <w:r>
+        <w:t>U22 – Cisco 2811 Router</w:t>
+      </w:r>
+    </w:p>
+    <w:p/>
+    <w:p>
+      <w:r>
+        <w:t xml:space="preserve">F0/0: 2950 </w:t>
+      </w:r>
+      <w:proofErr w:type="spellStart"/>
+      <w:r>
+        <w:t>switch</w:t>
+      </w:r>
+      <w:proofErr w:type="spellEnd"/>
+    </w:p>
+    <w:p>
+      <w:r>
+        <w:t xml:space="preserve">F0/1: Központi 2950 </w:t>
+      </w:r>
+      <w:proofErr w:type="spellStart"/>
+      <w:r>
+        <w:t>switch</w:t>
+      </w:r>
+      <w:proofErr w:type="spellEnd"/>
+      <w:r>
+        <w:t xml:space="preserve"> (Telephelyek összekötő)</w:t>
+      </w:r>
+    </w:p>
+    <w:p>
+      <w:r>
+        <w:t>Tunnel0: Telephely 1 felé (10.0.0.0/30)</w:t>
+      </w:r>
+    </w:p>
+    <w:p>
+      <w:r>
+        <w:t>Tunnel1: Telephely 3 felé (10.0.0.4/30)</w:t>
+      </w:r>
+    </w:p>
+    <w:p>
+      <w:r>
+        <w:t xml:space="preserve">4.2 OSPF dinamikus </w:t>
+      </w:r>
+      <w:proofErr w:type="spellStart"/>
+      <w:r>
+        <w:t>routing</w:t>
+      </w:r>
+      <w:proofErr w:type="spellEnd"/>
+    </w:p>
+    <w:p>
+      <w:r>
+        <w:t xml:space="preserve">OSPF </w:t>
+      </w:r>
+      <w:proofErr w:type="spellStart"/>
+      <w:r>
+        <w:t>process</w:t>
+      </w:r>
+      <w:proofErr w:type="spellEnd"/>
+      <w:r>
+        <w:t xml:space="preserve"> 1, </w:t>
+      </w:r>
+      <w:proofErr w:type="spellStart"/>
+      <w:r>
+        <w:t>Area</w:t>
+      </w:r>
+      <w:proofErr w:type="spellEnd"/>
+      <w:r>
+        <w:t xml:space="preserve"> 0 (</w:t>
+      </w:r>
+      <w:proofErr w:type="spellStart"/>
+      <w:r>
+        <w:t>backbone</w:t>
+      </w:r>
+      <w:proofErr w:type="spellEnd"/>
+      <w:r>
+        <w:t>).</w:t>
+      </w:r>
+    </w:p>
+    <w:p/>
+    <w:p>
+      <w:r>
+        <w:t>Hálózatok hirdetve:</w:t>
+      </w:r>
+    </w:p>
+    <w:p/>
+    <w:p>
+      <w:r>
+        <w:t>192.168.200.0/24 (helyi szerverfarm)</w:t>
+      </w:r>
+    </w:p>
+    <w:p>
+      <w:r>
+        <w:t>10.0.0.0/30 (</w:t>
+      </w:r>
+      <w:proofErr w:type="spellStart"/>
+      <w:r>
+        <w:t>tunnel</w:t>
+      </w:r>
+      <w:proofErr w:type="spellEnd"/>
+      <w:r>
+        <w:t xml:space="preserve"> T1)</w:t>
+      </w:r>
+    </w:p>
+    <w:p>
+      <w:r>
+        <w:t>10.0.0.4/30 (</w:t>
+      </w:r>
+      <w:proofErr w:type="spellStart"/>
+      <w:r>
+        <w:t>tunnel</w:t>
+      </w:r>
+      <w:proofErr w:type="spellEnd"/>
+      <w:r>
+        <w:t xml:space="preserve"> T3)</w:t>
+      </w:r>
+    </w:p>
+    <w:p>
+      <w:r>
+        <w:t>Router ID: 192.168.200.1</w:t>
+      </w:r>
+    </w:p>
+    <w:p/>
+    <w:p>
+      <w:r>
+        <w:t xml:space="preserve">A </w:t>
+      </w:r>
+      <w:proofErr w:type="spellStart"/>
+      <w:r>
+        <w:t>tunnel</w:t>
+      </w:r>
+      <w:proofErr w:type="spellEnd"/>
+      <w:r>
+        <w:t xml:space="preserve"> interfészek </w:t>
+      </w:r>
+      <w:proofErr w:type="spellStart"/>
+      <w:r>
+        <w:t>point-to-point</w:t>
+      </w:r>
+      <w:proofErr w:type="spellEnd"/>
+      <w:r>
+        <w:t xml:space="preserve"> típusúak, nincs szükség DR/BDR választásra.</w:t>
+      </w:r>
+    </w:p>
+    <w:p/>
+    <w:p>
+      <w:r>
+        <w:t xml:space="preserve">4.3 GRE/IPIP </w:t>
+      </w:r>
+      <w:proofErr w:type="spellStart"/>
+      <w:r>
+        <w:t>tunnel</w:t>
+      </w:r>
+      <w:proofErr w:type="spellEnd"/>
+      <w:r>
+        <w:t>-ek</w:t>
+      </w:r>
+    </w:p>
+    <w:p>
+      <w:proofErr w:type="spellStart"/>
+      <w:r>
+        <w:t>Tunnel</w:t>
+      </w:r>
+      <w:proofErr w:type="spellEnd"/>
+      <w:r>
+        <w:t xml:space="preserve"> 0 – Telephely 1:</w:t>
+      </w:r>
+    </w:p>
+    <w:p/>
+    <w:p>
+      <w:r>
+        <w:t>Forrás: 192.168.200.1 (helyi router F0/1 IP-je a VPN előtt)</w:t>
+      </w:r>
+    </w:p>
+    <w:p>
+      <w:r>
+        <w:t>Cél: 192.168.99.1 (Telephely 1 HSRP aktív router)</w:t>
+      </w:r>
+    </w:p>
+    <w:p>
+      <w:r>
+        <w:t>Belső cím: 10.0.0.1/30</w:t>
+      </w:r>
+    </w:p>
+    <w:p>
+      <w:proofErr w:type="spellStart"/>
+      <w:r>
+        <w:t>Tunnel</w:t>
+      </w:r>
+      <w:proofErr w:type="spellEnd"/>
+      <w:r>
+        <w:t xml:space="preserve"> 1 – Telephely 3:</w:t>
+      </w:r>
+    </w:p>
+    <w:p/>
+    <w:p>
+      <w:r>
+        <w:t>Forrás: 192.168.200.1</w:t>
+      </w:r>
+    </w:p>
+    <w:p>
+      <w:r>
+        <w:t>Cél: 192.168.30.1 (Telephely 3 router)</w:t>
+      </w:r>
+    </w:p>
+    <w:p>
+      <w:r>
+        <w:t>Belső cím: 10.0.0.5/30</w:t>
+      </w:r>
+    </w:p>
+    <w:p>
+      <w:r>
+        <w:t xml:space="preserve">A </w:t>
+      </w:r>
+      <w:proofErr w:type="spellStart"/>
+      <w:r>
+        <w:t>tunnel</w:t>
+      </w:r>
+      <w:proofErr w:type="spellEnd"/>
+      <w:r>
+        <w:t xml:space="preserve">-ek felett </w:t>
+      </w:r>
+      <w:proofErr w:type="spellStart"/>
+      <w:r>
+        <w:t>IPsec</w:t>
+      </w:r>
+      <w:proofErr w:type="spellEnd"/>
+      <w:r>
+        <w:t xml:space="preserve"> titkosítás fut (lásd VPN fejezet).</w:t>
       </w:r>
     </w:p>
     <w:p>
@@ -1579,100 +2912,240 @@
     </w:p>
     <w:p>
       <w:pPr>
-        <w:spacing w:after="161" w:line="360" w:lineRule="auto"/>
-        <w:ind w:left="0" w:right="0" w:firstLine="0"/>
-      </w:pPr>
+        <w:pStyle w:val="Cmsor1"/>
+      </w:pPr>
+      <w:bookmarkStart w:id="3" w:name="_Toc222912682"/>
       <w:r>
         <w:lastRenderedPageBreak/>
-        <w:t>6. Biztonsági architektúra</w:t>
-      </w:r>
-    </w:p>
-    <w:p>
-      <w:pPr>
-        <w:spacing w:after="161" w:line="360" w:lineRule="auto"/>
-        <w:ind w:left="0" w:right="0" w:firstLine="0"/>
-      </w:pPr>
-      <w:r>
-        <w:t xml:space="preserve">6.1 Zónázási modell – DMZ, </w:t>
-      </w:r>
-      <w:proofErr w:type="spellStart"/>
-      <w:r>
-        <w:t>Inside</w:t>
-      </w:r>
-      <w:proofErr w:type="spellEnd"/>
-      <w:r>
-        <w:t xml:space="preserve">, </w:t>
-      </w:r>
-      <w:proofErr w:type="spellStart"/>
-      <w:r>
-        <w:t>Outside</w:t>
-      </w:r>
-      <w:proofErr w:type="spellEnd"/>
-    </w:p>
-    <w:p>
-      <w:pPr>
-        <w:spacing w:after="161" w:line="360" w:lineRule="auto"/>
-        <w:ind w:left="0" w:right="0" w:firstLine="0"/>
-      </w:pPr>
-      <w:r>
-        <w:t>6.2 ASA tűzfal szabályok – VLAN 10-20 tiltás</w:t>
-      </w:r>
-    </w:p>
-    <w:p>
-      <w:pPr>
-        <w:spacing w:after="161" w:line="360" w:lineRule="auto"/>
-        <w:ind w:left="0" w:right="0" w:firstLine="0"/>
-      </w:pPr>
-      <w:r>
-        <w:t>6.3 Router-alapú biztonság – ACL-ek</w:t>
-      </w:r>
-    </w:p>
-    <w:p>
-      <w:pPr>
-        <w:spacing w:after="161" w:line="360" w:lineRule="auto"/>
-        <w:ind w:left="0" w:right="0" w:firstLine="0"/>
-      </w:pPr>
-      <w:r>
-        <w:t>6.4 Access-</w:t>
-      </w:r>
-      <w:proofErr w:type="spellStart"/>
-      <w:r>
-        <w:t>list</w:t>
-      </w:r>
-      <w:proofErr w:type="spellEnd"/>
-      <w:r>
-        <w:t xml:space="preserve"> mátrix – Forrás/cél/Port/Action</w:t>
-      </w:r>
-    </w:p>
-    <w:p>
-      <w:pPr>
-        <w:spacing w:after="161" w:line="360" w:lineRule="auto"/>
-        <w:ind w:left="0" w:right="0" w:firstLine="0"/>
-      </w:pPr>
-      <w:r>
-        <w:t xml:space="preserve">6.5 Port </w:t>
-      </w:r>
-      <w:proofErr w:type="spellStart"/>
-      <w:r>
-        <w:t>security</w:t>
-      </w:r>
-      <w:proofErr w:type="spellEnd"/>
-      <w:r>
-        <w:t xml:space="preserve"> és DHCP </w:t>
-      </w:r>
-      <w:proofErr w:type="spellStart"/>
-      <w:r>
-        <w:t>snooping</w:t>
-      </w:r>
-      <w:proofErr w:type="spellEnd"/>
-    </w:p>
-    <w:p>
-      <w:pPr>
-        <w:spacing w:after="161" w:line="360" w:lineRule="auto"/>
-        <w:ind w:left="0" w:right="0" w:firstLine="0"/>
-      </w:pPr>
-      <w:r>
-        <w:t>6.6 Management biztonság – SSH, SNMPv3</w:t>
+        <w:t>Telephely 3 – Raktár</w:t>
+      </w:r>
+      <w:bookmarkEnd w:id="3"/>
+    </w:p>
+    <w:p/>
+    <w:p/>
+    <w:p>
+      <w:r>
+        <w:t>5.1 Fizikai kialakítás</w:t>
+      </w:r>
+    </w:p>
+    <w:p>
+      <w:r>
+        <w:t>U20 – Cisco 2811 Router</w:t>
+      </w:r>
+    </w:p>
+    <w:p/>
+    <w:p>
+      <w:r>
+        <w:t xml:space="preserve">F0/0: 2950 </w:t>
+      </w:r>
+      <w:proofErr w:type="spellStart"/>
+      <w:r>
+        <w:t>switch</w:t>
+      </w:r>
+      <w:proofErr w:type="spellEnd"/>
+    </w:p>
+    <w:p>
+      <w:r>
+        <w:t xml:space="preserve">F0/1: Központi 2950 </w:t>
+      </w:r>
+      <w:proofErr w:type="spellStart"/>
+      <w:r>
+        <w:t>switch</w:t>
+      </w:r>
+      <w:proofErr w:type="spellEnd"/>
+    </w:p>
+    <w:p>
+      <w:r>
+        <w:t>Tunnel0: Telephely 1 felé</w:t>
+      </w:r>
+    </w:p>
+    <w:p>
+      <w:r>
+        <w:t xml:space="preserve">U15 – Cisco 2950 </w:t>
+      </w:r>
+      <w:proofErr w:type="spellStart"/>
+      <w:r>
+        <w:t>Switch</w:t>
+      </w:r>
+      <w:proofErr w:type="spellEnd"/>
+    </w:p>
+    <w:p/>
+    <w:p>
+      <w:r>
+        <w:t>F0/1: 2811 router</w:t>
+      </w:r>
+    </w:p>
+    <w:p>
+      <w:r>
+        <w:t xml:space="preserve">F0/2: </w:t>
+      </w:r>
+      <w:proofErr w:type="spellStart"/>
+      <w:r>
+        <w:t>Aironet</w:t>
+      </w:r>
+      <w:proofErr w:type="spellEnd"/>
+      <w:r>
+        <w:t xml:space="preserve"> 1100 Access </w:t>
+      </w:r>
+      <w:proofErr w:type="spellStart"/>
+      <w:r>
+        <w:t>Point</w:t>
+      </w:r>
+      <w:proofErr w:type="spellEnd"/>
+    </w:p>
+    <w:p>
+      <w:r>
+        <w:t>F0/3-24: Vezetékes kliensek</w:t>
+      </w:r>
+    </w:p>
+    <w:p>
+      <w:r>
+        <w:t>5.2 Vezeték nélküli hálózat</w:t>
+      </w:r>
+    </w:p>
+    <w:p>
+      <w:r>
+        <w:t>SSID: PACEX-</w:t>
+      </w:r>
+      <w:proofErr w:type="spellStart"/>
+      <w:r>
+        <w:t>Raktar</w:t>
+      </w:r>
+      <w:proofErr w:type="spellEnd"/>
+    </w:p>
+    <w:p/>
+    <w:p>
+      <w:r>
+        <w:t>Biztonság: WPA2-Enterprise (802.1X)</w:t>
+      </w:r>
+    </w:p>
+    <w:p/>
+    <w:p>
+      <w:r>
+        <w:t xml:space="preserve">A 2811 router nem támogat beépített </w:t>
+      </w:r>
+      <w:proofErr w:type="spellStart"/>
+      <w:r>
+        <w:t>wireless</w:t>
+      </w:r>
+      <w:proofErr w:type="spellEnd"/>
+      <w:r>
+        <w:t xml:space="preserve"> kontrollert. Az </w:t>
+      </w:r>
+      <w:proofErr w:type="spellStart"/>
+      <w:r>
+        <w:t>Aironet</w:t>
+      </w:r>
+      <w:proofErr w:type="spellEnd"/>
+      <w:r>
+        <w:t xml:space="preserve"> 1100 önálló AP módban működik, RADIUS szerverként a Telephely 1 Windows szervert címezi:</w:t>
+      </w:r>
+    </w:p>
+    <w:p/>
+    <w:p>
+      <w:r>
+        <w:t>RADIUS IP: 192.168.99.10</w:t>
+      </w:r>
+    </w:p>
+    <w:p>
+      <w:r>
+        <w:t>Portok: 1812 (</w:t>
+      </w:r>
+      <w:proofErr w:type="spellStart"/>
+      <w:r>
+        <w:t>authentication</w:t>
+      </w:r>
+      <w:proofErr w:type="spellEnd"/>
+      <w:r>
+        <w:t>), 1813 (accounting)</w:t>
+      </w:r>
+    </w:p>
+    <w:p>
+      <w:r>
+        <w:t>EAP metódus: PEAP-MSCHAPv2</w:t>
+      </w:r>
+    </w:p>
+    <w:p>
+      <w:r>
+        <w:lastRenderedPageBreak/>
+        <w:t xml:space="preserve">A felhasználói adatbázis az </w:t>
+      </w:r>
+      <w:proofErr w:type="spellStart"/>
+      <w:r>
+        <w:t>Active</w:t>
+      </w:r>
+      <w:proofErr w:type="spellEnd"/>
+      <w:r>
+        <w:t xml:space="preserve"> </w:t>
+      </w:r>
+      <w:proofErr w:type="spellStart"/>
+      <w:r>
+        <w:t>Directory</w:t>
+      </w:r>
+      <w:proofErr w:type="spellEnd"/>
+      <w:r>
+        <w:t>-ban tárolódik, a Windows NPS (Network Policy Server) szolgáltatás kezeli a hitelesítési kéréseket.</w:t>
+      </w:r>
+    </w:p>
+    <w:p/>
+    <w:p>
+      <w:r>
+        <w:t xml:space="preserve">5.3 </w:t>
+      </w:r>
+      <w:proofErr w:type="spellStart"/>
+      <w:r>
+        <w:t>Routing</w:t>
+      </w:r>
+      <w:proofErr w:type="spellEnd"/>
+    </w:p>
+    <w:p>
+      <w:r>
+        <w:t>Alapértelmezett útvonal: 0.0.0.0/0 → Tunnel0 (10.0.0.2)</w:t>
+      </w:r>
+    </w:p>
+    <w:p/>
+    <w:p>
+      <w:r>
+        <w:t xml:space="preserve">OSPF: </w:t>
+      </w:r>
+      <w:proofErr w:type="spellStart"/>
+      <w:r>
+        <w:t>Area</w:t>
+      </w:r>
+      <w:proofErr w:type="spellEnd"/>
+      <w:r>
+        <w:t xml:space="preserve"> 0, Router ID 192.168.30.1</w:t>
+      </w:r>
+    </w:p>
+    <w:p/>
+    <w:p>
+      <w:r>
+        <w:t>Hirdetett hálózatok: 192.168.30.0/24, 10.0.0.4/30</w:t>
+      </w:r>
+    </w:p>
+    <w:p/>
+    <w:p>
+      <w:r>
+        <w:t xml:space="preserve">A helyi szegmens és a </w:t>
+      </w:r>
+      <w:proofErr w:type="spellStart"/>
+      <w:r>
+        <w:t>tunnel</w:t>
+      </w:r>
+      <w:proofErr w:type="spellEnd"/>
+      <w:r>
+        <w:t xml:space="preserve"> hálózat dinamikusan, minden más forgalom a </w:t>
+      </w:r>
+      <w:proofErr w:type="spellStart"/>
+      <w:r>
+        <w:t>tunnel</w:t>
+      </w:r>
+      <w:proofErr w:type="spellEnd"/>
+      <w:r>
+        <w:t>-en keresztül a Telephely 1 felé</w:t>
+      </w:r>
+      <w:r>
+        <w:t>.</w:t>
       </w:r>
     </w:p>
     <w:p>
@@ -1687,146 +3160,141 @@
     </w:p>
     <w:p>
       <w:pPr>
-        <w:spacing w:after="161" w:line="360" w:lineRule="auto"/>
-        <w:ind w:left="0" w:right="0" w:firstLine="0"/>
-      </w:pPr>
+        <w:pStyle w:val="Cmsor1"/>
+      </w:pPr>
+      <w:bookmarkStart w:id="4" w:name="_Toc222912683"/>
       <w:r>
         <w:lastRenderedPageBreak/>
-        <w:t>7. Windows szerver infrastruktúra</w:t>
-      </w:r>
-    </w:p>
-    <w:p>
-      <w:pPr>
-        <w:spacing w:after="161" w:line="360" w:lineRule="auto"/>
-        <w:ind w:left="0" w:right="0" w:firstLine="0"/>
-      </w:pPr>
-      <w:r>
-        <w:t xml:space="preserve">7.1 </w:t>
-      </w:r>
-      <w:proofErr w:type="spellStart"/>
-      <w:r>
-        <w:t>Active</w:t>
-      </w:r>
-      <w:proofErr w:type="spellEnd"/>
-      <w:r>
-        <w:t xml:space="preserve"> </w:t>
-      </w:r>
-      <w:proofErr w:type="spellStart"/>
-      <w:r>
-        <w:t>Directory</w:t>
-      </w:r>
-      <w:proofErr w:type="spellEnd"/>
-      <w:r>
-        <w:t xml:space="preserve"> – </w:t>
-      </w:r>
-      <w:proofErr w:type="spellStart"/>
-      <w:r>
-        <w:t>Domain</w:t>
-      </w:r>
-      <w:proofErr w:type="spellEnd"/>
-      <w:r>
-        <w:t xml:space="preserve"> struktúra (pacex.hu)</w:t>
-      </w:r>
-    </w:p>
-    <w:p>
-      <w:pPr>
-        <w:spacing w:after="161" w:line="360" w:lineRule="auto"/>
-        <w:ind w:left="0" w:right="0" w:firstLine="0"/>
-      </w:pPr>
-      <w:r>
-        <w:t>7.2 OU hierarchia és Group Policy</w:t>
-      </w:r>
-    </w:p>
-    <w:p>
-      <w:pPr>
-        <w:spacing w:after="161" w:line="360" w:lineRule="auto"/>
-        <w:ind w:left="0" w:right="0" w:firstLine="0"/>
-      </w:pPr>
-      <w:r>
-        <w:t xml:space="preserve">7.3 DNS zóna konfiguráció – </w:t>
-      </w:r>
-      <w:proofErr w:type="spellStart"/>
-      <w:r>
-        <w:t>api</w:t>
-      </w:r>
-      <w:proofErr w:type="spellEnd"/>
-      <w:r>
-        <w:t xml:space="preserve">, </w:t>
-      </w:r>
-      <w:proofErr w:type="spellStart"/>
-      <w:r>
-        <w:t>private</w:t>
-      </w:r>
-      <w:proofErr w:type="spellEnd"/>
-      <w:r>
-        <w:t xml:space="preserve">, </w:t>
-      </w:r>
-      <w:proofErr w:type="spellStart"/>
-      <w:r>
-        <w:t>public</w:t>
-      </w:r>
-      <w:proofErr w:type="spellEnd"/>
-    </w:p>
-    <w:p>
-      <w:pPr>
-        <w:spacing w:after="161" w:line="360" w:lineRule="auto"/>
-        <w:ind w:left="0" w:right="0" w:firstLine="0"/>
-      </w:pPr>
-      <w:r>
-        <w:t xml:space="preserve">7.4 DHCP </w:t>
-      </w:r>
-      <w:proofErr w:type="spellStart"/>
-      <w:r>
-        <w:t>scope</w:t>
-      </w:r>
-      <w:proofErr w:type="spellEnd"/>
-      <w:r>
-        <w:t>-ok – Minden VLAN-hoz</w:t>
-      </w:r>
-    </w:p>
-    <w:p>
-      <w:pPr>
-        <w:spacing w:after="161" w:line="360" w:lineRule="auto"/>
-        <w:ind w:left="0" w:right="0" w:firstLine="0"/>
-      </w:pPr>
-      <w:r>
-        <w:t>7.5 SMB fájlmegosztás és DFS</w:t>
-      </w:r>
-    </w:p>
-    <w:p>
-      <w:pPr>
-        <w:spacing w:after="161" w:line="360" w:lineRule="auto"/>
-        <w:ind w:left="0" w:right="0" w:firstLine="0"/>
-      </w:pPr>
-      <w:r>
-        <w:t>7.6 Nyomtatómegosztás és Print Server</w:t>
-      </w:r>
-    </w:p>
-    <w:p>
-      <w:pPr>
-        <w:spacing w:after="161" w:line="360" w:lineRule="auto"/>
-        <w:ind w:left="0" w:right="0" w:firstLine="0"/>
-      </w:pPr>
-      <w:r>
-        <w:t>7.7 RADIUS/NPS telepítés és konfiguráció</w:t>
-      </w:r>
-    </w:p>
-    <w:p>
-      <w:pPr>
-        <w:spacing w:after="161" w:line="360" w:lineRule="auto"/>
-        <w:ind w:left="0" w:right="0" w:firstLine="0"/>
-      </w:pPr>
-      <w:r>
-        <w:t>7.8 WSUS – Automatizált szoftverfrissítés</w:t>
-      </w:r>
-    </w:p>
-    <w:p>
-      <w:pPr>
-        <w:spacing w:after="161" w:line="360" w:lineRule="auto"/>
-        <w:ind w:left="0" w:right="0" w:firstLine="0"/>
-      </w:pPr>
-      <w:r>
-        <w:t>7.9 Windows Server Backup – Automatizált mentés</w:t>
+        <w:t>Telephely 4 – Csomagpont (IOT)</w:t>
+      </w:r>
+      <w:bookmarkEnd w:id="4"/>
+    </w:p>
+    <w:p/>
+    <w:p/>
+    <w:p>
+      <w:r>
+        <w:t>6.1 Fizikai kialakítás</w:t>
+      </w:r>
+    </w:p>
+    <w:p>
+      <w:r>
+        <w:t>U20 – Cisco 2811 Router (megosztott pozíció, nincs egyszerre jelen T3-mal)</w:t>
+      </w:r>
+    </w:p>
+    <w:p/>
+    <w:p>
+      <w:r>
+        <w:t xml:space="preserve">F0/0: IOT </w:t>
+      </w:r>
+      <w:proofErr w:type="spellStart"/>
+      <w:r>
+        <w:t>relay</w:t>
+      </w:r>
+      <w:proofErr w:type="spellEnd"/>
+      <w:r>
+        <w:t xml:space="preserve"> modul</w:t>
+      </w:r>
+    </w:p>
+    <w:p>
+      <w:r>
+        <w:t xml:space="preserve">F0/1: Központi 2950 </w:t>
+      </w:r>
+      <w:proofErr w:type="spellStart"/>
+      <w:r>
+        <w:t>switch</w:t>
+      </w:r>
+      <w:proofErr w:type="spellEnd"/>
+    </w:p>
+    <w:p>
+      <w:r>
+        <w:t xml:space="preserve">Az IOT </w:t>
+      </w:r>
+      <w:proofErr w:type="spellStart"/>
+      <w:r>
+        <w:t>relay</w:t>
+      </w:r>
+      <w:proofErr w:type="spellEnd"/>
+      <w:r>
+        <w:t xml:space="preserve"> 8 csatornás Ethernet-es relémodul. HTTP POST kérésre válaszol, a </w:t>
+      </w:r>
+      <w:proofErr w:type="spellStart"/>
+      <w:r>
+        <w:t>payload</w:t>
+      </w:r>
+      <w:proofErr w:type="spellEnd"/>
+      <w:r>
+        <w:t xml:space="preserve"> 4 bitje vezérli a kimeneteket. Nincs helyi szerver, nincs helyi logika – tiszta végrehajtó eszköz.</w:t>
+      </w:r>
+    </w:p>
+    <w:p/>
+    <w:p>
+      <w:r>
+        <w:t>6.2 Működési modell</w:t>
+      </w:r>
+    </w:p>
+    <w:p>
+      <w:r>
+        <w:t>A csomagkiadási folyamat:</w:t>
+      </w:r>
+    </w:p>
+    <w:p/>
+    <w:p>
+      <w:r>
+        <w:t>Ügyfél megadja PIN kódot a webes felületen (private.pacex.hu)</w:t>
+      </w:r>
+    </w:p>
+    <w:p>
+      <w:r>
+        <w:t xml:space="preserve">Web szerver (Telephely 2) lekérdezi </w:t>
+      </w:r>
+      <w:proofErr w:type="spellStart"/>
+      <w:r>
+        <w:t>PostgreSQL</w:t>
+      </w:r>
+      <w:proofErr w:type="spellEnd"/>
+      <w:r>
+        <w:t xml:space="preserve"> adatbázisból a kód érvényességét</w:t>
+      </w:r>
+    </w:p>
+    <w:p>
+      <w:r>
+        <w:t xml:space="preserve">Érvényes kód esetén HTTP POST a Telephely 4 </w:t>
+      </w:r>
+      <w:proofErr w:type="spellStart"/>
+      <w:r>
+        <w:t>relay</w:t>
+      </w:r>
+      <w:proofErr w:type="spellEnd"/>
+      <w:r>
+        <w:t>-re</w:t>
+      </w:r>
+    </w:p>
+    <w:p>
+      <w:proofErr w:type="spellStart"/>
+      <w:r>
+        <w:t>Relay</w:t>
+      </w:r>
+      <w:proofErr w:type="spellEnd"/>
+      <w:r>
+        <w:t xml:space="preserve"> aktiválja a megfelelő rekesz nyitó relét</w:t>
+      </w:r>
+    </w:p>
+    <w:p>
+      <w:r>
+        <w:t>Visszajelzés a web szervernek</w:t>
+      </w:r>
+    </w:p>
+    <w:p>
+      <w:r>
+        <w:t xml:space="preserve">A </w:t>
+      </w:r>
+      <w:proofErr w:type="spellStart"/>
+      <w:r>
+        <w:t>relay</w:t>
+      </w:r>
+      <w:proofErr w:type="spellEnd"/>
+      <w:r>
+        <w:t xml:space="preserve"> modul címe: 192.168.40.10 (statikus)</w:t>
       </w:r>
     </w:p>
     <w:p>
@@ -1841,34 +3309,98 @@
     </w:p>
     <w:p>
       <w:pPr>
-        <w:spacing w:after="161" w:line="360" w:lineRule="auto"/>
-        <w:ind w:left="0" w:right="0" w:firstLine="0"/>
+        <w:pStyle w:val="Cmsor1"/>
       </w:pPr>
       <w:r>
         <w:lastRenderedPageBreak/>
-        <w:t>8. Linux szerver infrastruktúra</w:t>
-      </w:r>
-    </w:p>
-    <w:p>
-      <w:pPr>
-        <w:spacing w:after="161" w:line="360" w:lineRule="auto"/>
-        <w:ind w:left="0" w:right="0" w:firstLine="0"/>
-      </w:pPr>
-      <w:r>
-        <w:t>8.1 Telephely 2 – Fő szerverfarm</w:t>
-      </w:r>
-    </w:p>
-    <w:p>
-      <w:pPr>
-        <w:spacing w:after="161" w:line="360" w:lineRule="auto"/>
-        <w:ind w:left="0" w:right="0" w:firstLine="0"/>
-      </w:pPr>
-      <w:r>
-        <w:t xml:space="preserve">8.1.1 Apache2 – </w:t>
-      </w:r>
-      <w:proofErr w:type="spellStart"/>
-      <w:r>
-        <w:t>Load</w:t>
+        <w:t>VPN megvalósítás</w:t>
+      </w:r>
+    </w:p>
+    <w:p/>
+    <w:p/>
+    <w:p>
+      <w:r>
+        <w:t>7.1 Site-</w:t>
+      </w:r>
+      <w:proofErr w:type="spellStart"/>
+      <w:r>
+        <w:t>to</w:t>
+      </w:r>
+      <w:proofErr w:type="spellEnd"/>
+      <w:r>
+        <w:t xml:space="preserve">-Site </w:t>
+      </w:r>
+      <w:proofErr w:type="spellStart"/>
+      <w:r>
+        <w:t>IPsec</w:t>
+      </w:r>
+      <w:proofErr w:type="spellEnd"/>
+    </w:p>
+    <w:p>
+      <w:r>
+        <w:t xml:space="preserve">Két VPN </w:t>
+      </w:r>
+      <w:proofErr w:type="spellStart"/>
+      <w:r>
+        <w:t>tunnel</w:t>
+      </w:r>
+      <w:proofErr w:type="spellEnd"/>
+      <w:r>
+        <w:t>: Telephely 1↔2 és Telephely 1↔3.</w:t>
+      </w:r>
+    </w:p>
+    <w:p/>
+    <w:p>
+      <w:r>
+        <w:t xml:space="preserve">IKE </w:t>
+      </w:r>
+      <w:proofErr w:type="spellStart"/>
+      <w:r>
+        <w:t>Phase</w:t>
+      </w:r>
+      <w:proofErr w:type="spellEnd"/>
+      <w:r>
+        <w:t xml:space="preserve"> 1 (ISAKMP) paraméterek:</w:t>
+      </w:r>
+    </w:p>
+    <w:p/>
+    <w:p>
+      <w:r>
+        <w:t>Titkosítás: AES-256</w:t>
+      </w:r>
+    </w:p>
+    <w:p>
+      <w:proofErr w:type="spellStart"/>
+      <w:r>
+        <w:t>Hash</w:t>
+      </w:r>
+      <w:proofErr w:type="spellEnd"/>
+      <w:r>
+        <w:t>: SHA-256</w:t>
+      </w:r>
+    </w:p>
+    <w:p>
+      <w:proofErr w:type="spellStart"/>
+      <w:r>
+        <w:t>Diffie</w:t>
+      </w:r>
+      <w:proofErr w:type="spellEnd"/>
+      <w:r>
+        <w:t>-Hellman csoport: 14 (2048 bit)</w:t>
+      </w:r>
+    </w:p>
+    <w:p>
+      <w:r>
+        <w:t>Élettartam: 86400 másodperc</w:t>
+      </w:r>
+    </w:p>
+    <w:p>
+      <w:r>
+        <w:t xml:space="preserve">Hitelesítés: </w:t>
+      </w:r>
+      <w:proofErr w:type="spellStart"/>
+      <w:r>
+        <w:t>pre-shared</w:t>
       </w:r>
       <w:proofErr w:type="spellEnd"/>
       <w:r>
@@ -1876,138 +3408,14 @@
       </w:r>
       <w:proofErr w:type="spellStart"/>
       <w:r>
-        <w:t>balancer</w:t>
-      </w:r>
-      <w:proofErr w:type="spellEnd"/>
-      <w:r>
-        <w:t xml:space="preserve"> és </w:t>
-      </w:r>
-      <w:proofErr w:type="spellStart"/>
-      <w:r>
-        <w:t>reverse</w:t>
-      </w:r>
-      <w:proofErr w:type="spellEnd"/>
-      <w:r>
-        <w:t xml:space="preserve"> proxy</w:t>
-      </w:r>
-    </w:p>
-    <w:p>
-      <w:pPr>
-        <w:spacing w:after="161" w:line="360" w:lineRule="auto"/>
-        <w:ind w:left="0" w:right="0" w:firstLine="0"/>
-      </w:pPr>
-      <w:r>
-        <w:t xml:space="preserve">8.1.2 </w:t>
-      </w:r>
-      <w:proofErr w:type="spellStart"/>
-      <w:r>
-        <w:t>PostgreSQL</w:t>
-      </w:r>
-      <w:proofErr w:type="spellEnd"/>
-      <w:r>
-        <w:t xml:space="preserve"> – Master-</w:t>
-      </w:r>
-      <w:proofErr w:type="spellStart"/>
-      <w:r>
-        <w:t>master</w:t>
-      </w:r>
-      <w:proofErr w:type="spellEnd"/>
-      <w:r>
-        <w:t xml:space="preserve"> replikáció</w:t>
-      </w:r>
-    </w:p>
-    <w:p>
-      <w:pPr>
-        <w:spacing w:after="161" w:line="360" w:lineRule="auto"/>
-        <w:ind w:left="0" w:right="0" w:firstLine="0"/>
-      </w:pPr>
-      <w:r>
-        <w:t>8.1.3 CDN fájlszerver – NFS/</w:t>
-      </w:r>
-      <w:proofErr w:type="spellStart"/>
-      <w:r>
-        <w:t>GlusterFS</w:t>
-      </w:r>
-      <w:proofErr w:type="spellEnd"/>
-    </w:p>
-    <w:p>
-      <w:pPr>
-        <w:spacing w:after="161" w:line="360" w:lineRule="auto"/>
-        <w:ind w:left="0" w:right="0" w:firstLine="0"/>
-      </w:pPr>
-      <w:r>
-        <w:t>8.2 Telephely 4 – IOT vezérlő szerver</w:t>
-      </w:r>
-    </w:p>
-    <w:p>
-      <w:pPr>
-        <w:spacing w:after="161" w:line="360" w:lineRule="auto"/>
-        <w:ind w:left="0" w:right="0" w:firstLine="0"/>
-      </w:pPr>
-      <w:r>
-        <w:t xml:space="preserve">8.2.1 LAMP </w:t>
-      </w:r>
-      <w:proofErr w:type="spellStart"/>
-      <w:r>
-        <w:t>stack</w:t>
-      </w:r>
-      <w:proofErr w:type="spellEnd"/>
-      <w:r>
-        <w:t xml:space="preserve"> telepítés</w:t>
-      </w:r>
-    </w:p>
-    <w:p>
-      <w:pPr>
-        <w:spacing w:after="161" w:line="360" w:lineRule="auto"/>
-        <w:ind w:left="0" w:right="0" w:firstLine="0"/>
-      </w:pPr>
-      <w:r>
-        <w:t>8.2.2 PHP alkalmazás – PIN kezelés</w:t>
-      </w:r>
-    </w:p>
-    <w:p>
-      <w:pPr>
-        <w:spacing w:after="161" w:line="360" w:lineRule="auto"/>
-        <w:ind w:left="0" w:right="0" w:firstLine="0"/>
-      </w:pPr>
-      <w:r>
-        <w:t>8.2.3 GPIO vezérlés – Relé modul</w:t>
-      </w:r>
-    </w:p>
-    <w:p>
-      <w:pPr>
-        <w:spacing w:after="161" w:line="360" w:lineRule="auto"/>
-        <w:ind w:left="0" w:right="0" w:firstLine="0"/>
-      </w:pPr>
-      <w:r>
-        <w:t xml:space="preserve">8.2.4 Adatbázis kapcsolat – Telephely 2 </w:t>
-      </w:r>
-      <w:proofErr w:type="spellStart"/>
-      <w:r>
-        <w:t>PostgreSQL</w:t>
-      </w:r>
-      <w:proofErr w:type="spellEnd"/>
-    </w:p>
-    <w:p>
-      <w:pPr>
-        <w:spacing w:after="161" w:line="360" w:lineRule="auto"/>
-        <w:ind w:left="0" w:right="0" w:firstLine="0"/>
-      </w:pPr>
-      <w:r>
-        <w:t>8.3 Automatizálás és menedzsment</w:t>
-      </w:r>
-    </w:p>
-    <w:p>
-      <w:pPr>
-        <w:spacing w:after="161" w:line="360" w:lineRule="auto"/>
-        <w:ind w:left="0" w:right="0" w:firstLine="0"/>
-      </w:pPr>
-      <w:r>
-        <w:t xml:space="preserve">8.3.1 </w:t>
-      </w:r>
-      <w:proofErr w:type="spellStart"/>
-      <w:r>
-        <w:t>Ansible</w:t>
+        <w:t>key</w:t>
+      </w:r>
+      <w:proofErr w:type="spellEnd"/>
+    </w:p>
+    <w:p>
+      <w:proofErr w:type="spellStart"/>
+      <w:r>
+        <w:t>IPsec</w:t>
       </w:r>
       <w:proofErr w:type="spellEnd"/>
       <w:r>
@@ -2015,37 +3423,134 @@
       </w:r>
       <w:proofErr w:type="spellStart"/>
       <w:r>
-        <w:t>playbooks</w:t>
-      </w:r>
-      <w:proofErr w:type="spellEnd"/>
-      <w:r>
-        <w:t xml:space="preserve"> – Konfiguráció menedzsment</w:t>
-      </w:r>
-    </w:p>
-    <w:p>
-      <w:pPr>
-        <w:spacing w:after="161" w:line="360" w:lineRule="auto"/>
-        <w:ind w:left="0" w:right="0" w:firstLine="0"/>
-      </w:pPr>
-      <w:r>
-        <w:t xml:space="preserve">8.3.2 </w:t>
-      </w:r>
-      <w:proofErr w:type="spellStart"/>
-      <w:r>
-        <w:t>Cron</w:t>
-      </w:r>
-      <w:proofErr w:type="spellEnd"/>
-      <w:r>
-        <w:t xml:space="preserve"> feladatok – Backup és monitoring</w:t>
-      </w:r>
-    </w:p>
-    <w:p>
-      <w:pPr>
-        <w:spacing w:after="161" w:line="360" w:lineRule="auto"/>
-        <w:ind w:left="0" w:right="0" w:firstLine="0"/>
-      </w:pPr>
-      <w:r>
-        <w:t>8.3.3 Logrotáció és centralizált loggyűjtés</w:t>
+        <w:t>Phase</w:t>
+      </w:r>
+      <w:proofErr w:type="spellEnd"/>
+      <w:r>
+        <w:t xml:space="preserve"> 2 paraméterek:</w:t>
+      </w:r>
+    </w:p>
+    <w:p/>
+    <w:p>
+      <w:r>
+        <w:t>Protokoll: ESP (</w:t>
+      </w:r>
+      <w:proofErr w:type="spellStart"/>
+      <w:r>
+        <w:t>Encapsulating</w:t>
+      </w:r>
+      <w:proofErr w:type="spellEnd"/>
+      <w:r>
+        <w:t xml:space="preserve"> </w:t>
+      </w:r>
+      <w:proofErr w:type="spellStart"/>
+      <w:r>
+        <w:t>Security</w:t>
+      </w:r>
+      <w:proofErr w:type="spellEnd"/>
+      <w:r>
+        <w:t xml:space="preserve"> </w:t>
+      </w:r>
+      <w:proofErr w:type="spellStart"/>
+      <w:r>
+        <w:t>Payload</w:t>
+      </w:r>
+      <w:proofErr w:type="spellEnd"/>
+      <w:r>
+        <w:t>)</w:t>
+      </w:r>
+    </w:p>
+    <w:p>
+      <w:r>
+        <w:t>ESP titkosítás: AES-256</w:t>
+      </w:r>
+    </w:p>
+    <w:p>
+      <w:r>
+        <w:t>ESP integritás: SHA-256</w:t>
+      </w:r>
+    </w:p>
+    <w:p>
+      <w:r>
+        <w:t>Élettartam: 3600 másodperc, 4GB adatforgalom</w:t>
+      </w:r>
+    </w:p>
+    <w:p>
+      <w:proofErr w:type="spellStart"/>
+      <w:r>
+        <w:t>Crypto</w:t>
+      </w:r>
+      <w:proofErr w:type="spellEnd"/>
+      <w:r>
+        <w:t xml:space="preserve"> map alkalmazás:</w:t>
+      </w:r>
+    </w:p>
+    <w:p/>
+    <w:p>
+      <w:r>
+        <w:t>Telephely 1 routerek: F0/1 interfész (külső kapcsolat)</w:t>
+      </w:r>
+    </w:p>
+    <w:p>
+      <w:r>
+        <w:t>Telephely 2 router: F0/1 interfész</w:t>
+      </w:r>
+    </w:p>
+    <w:p>
+      <w:r>
+        <w:t>Telephely 3 router: F0/1 interfész</w:t>
+      </w:r>
+    </w:p>
+    <w:p>
+      <w:r>
+        <w:lastRenderedPageBreak/>
+        <w:t xml:space="preserve">A GRE/IPIP </w:t>
+      </w:r>
+      <w:proofErr w:type="spellStart"/>
+      <w:r>
+        <w:t>tunnel</w:t>
+      </w:r>
+      <w:proofErr w:type="spellEnd"/>
+      <w:r>
+        <w:t xml:space="preserve">-ek belül futnak az </w:t>
+      </w:r>
+      <w:proofErr w:type="spellStart"/>
+      <w:r>
+        <w:t>IPsec</w:t>
+      </w:r>
+      <w:proofErr w:type="spellEnd"/>
+      <w:r>
+        <w:t xml:space="preserve">-en, vagy </w:t>
+      </w:r>
+      <w:proofErr w:type="spellStart"/>
+      <w:r>
+        <w:t>IPsec</w:t>
+      </w:r>
+      <w:proofErr w:type="spellEnd"/>
+      <w:r>
+        <w:t xml:space="preserve"> over GRE módban. Az OSPF szomszédság a </w:t>
+      </w:r>
+      <w:proofErr w:type="spellStart"/>
+      <w:r>
+        <w:t>tunnel</w:t>
+      </w:r>
+      <w:proofErr w:type="spellEnd"/>
+      <w:r>
+        <w:t xml:space="preserve"> belső címeken épül fel, titkosított csatornán.</w:t>
+      </w:r>
+    </w:p>
+    <w:p/>
+    <w:p>
+      <w:r>
+        <w:t xml:space="preserve">Nincs </w:t>
+      </w:r>
+      <w:proofErr w:type="spellStart"/>
+      <w:r>
+        <w:t>Remote</w:t>
+      </w:r>
+      <w:proofErr w:type="spellEnd"/>
+      <w:r>
+        <w:t xml:space="preserve"> Access VPN. Nincs dedikált VPN koncentrátor. A 2811 routerek korlátozott teljesítménye és IOS képességei nem teszik lehetővé az egyszerű telepítésű kliens VPN-t. Adminisztrátori hozzáférés csak fizikai konzolon vagy a belső hálózatról lehetséges.</w:t>
       </w:r>
     </w:p>
     <w:p>
@@ -2060,68 +3565,24 @@
     </w:p>
     <w:p>
       <w:pPr>
-        <w:spacing w:after="161" w:line="360" w:lineRule="auto"/>
-        <w:ind w:left="0" w:right="0" w:firstLine="0"/>
+        <w:pStyle w:val="Cmsor1"/>
       </w:pPr>
       <w:r>
         <w:lastRenderedPageBreak/>
-        <w:t xml:space="preserve">9. </w:t>
-      </w:r>
-      <w:proofErr w:type="spellStart"/>
-      <w:r>
-        <w:t>Routing</w:t>
-      </w:r>
-      <w:proofErr w:type="spellEnd"/>
-      <w:r>
-        <w:t xml:space="preserve"> protokollok</w:t>
-      </w:r>
-    </w:p>
-    <w:p>
-      <w:pPr>
-        <w:spacing w:after="161" w:line="360" w:lineRule="auto"/>
-        <w:ind w:left="0" w:right="0" w:firstLine="0"/>
-      </w:pPr>
-      <w:r>
-        <w:t xml:space="preserve">9.1 Statikus </w:t>
-      </w:r>
-      <w:proofErr w:type="spellStart"/>
-      <w:r>
-        <w:t>routing</w:t>
-      </w:r>
-      <w:proofErr w:type="spellEnd"/>
-      <w:r>
-        <w:t xml:space="preserve"> – Kis telephelyek</w:t>
-      </w:r>
-    </w:p>
-    <w:p>
-      <w:pPr>
-        <w:spacing w:after="161" w:line="360" w:lineRule="auto"/>
-        <w:ind w:left="0" w:right="0" w:firstLine="0"/>
-      </w:pPr>
-      <w:r>
-        <w:t>9.2 OSPF területi felosztás</w:t>
-      </w:r>
-    </w:p>
-    <w:p>
-      <w:pPr>
-        <w:spacing w:after="161" w:line="360" w:lineRule="auto"/>
-        <w:ind w:left="0" w:right="0" w:firstLine="0"/>
-      </w:pPr>
-      <w:r>
-        <w:t>9.3 OSPF költség számítások és optimalizálás</w:t>
-      </w:r>
-    </w:p>
-    <w:p>
-      <w:pPr>
-        <w:spacing w:after="161" w:line="360" w:lineRule="auto"/>
-        <w:ind w:left="0" w:right="0" w:firstLine="0"/>
-      </w:pPr>
-      <w:r>
-        <w:t xml:space="preserve">9.4 </w:t>
-      </w:r>
-      <w:proofErr w:type="spellStart"/>
-      <w:r>
-        <w:t>Route</w:t>
+        <w:t>Szerver infrastruktúra</w:t>
+      </w:r>
+    </w:p>
+    <w:p/>
+    <w:p/>
+    <w:p>
+      <w:r>
+        <w:t>8.1 Windows szerver – Telephely 1 (VM)</w:t>
+      </w:r>
+    </w:p>
+    <w:p>
+      <w:proofErr w:type="spellStart"/>
+      <w:r>
+        <w:t>Active</w:t>
       </w:r>
       <w:proofErr w:type="spellEnd"/>
       <w:r>
@@ -2129,28 +3590,414 @@
       </w:r>
       <w:proofErr w:type="spellStart"/>
       <w:r>
-        <w:t>redistribution</w:t>
-      </w:r>
-      <w:proofErr w:type="spellEnd"/>
-      <w:r>
-        <w:t xml:space="preserve"> – OSPF ↔ Statikus</w:t>
-      </w:r>
-    </w:p>
-    <w:p>
-      <w:pPr>
-        <w:spacing w:after="161" w:line="360" w:lineRule="auto"/>
-        <w:ind w:left="0" w:right="0" w:firstLine="0"/>
-      </w:pPr>
-      <w:r>
-        <w:t xml:space="preserve">9.5 </w:t>
-      </w:r>
-      <w:proofErr w:type="spellStart"/>
-      <w:r>
-        <w:t>Routing</w:t>
-      </w:r>
-      <w:proofErr w:type="spellEnd"/>
-      <w:r>
-        <w:t xml:space="preserve"> táblák összehasonlító táblázata</w:t>
+        <w:t>Directory</w:t>
+      </w:r>
+      <w:proofErr w:type="spellEnd"/>
+    </w:p>
+    <w:p/>
+    <w:p>
+      <w:proofErr w:type="spellStart"/>
+      <w:r>
+        <w:t>Domain</w:t>
+      </w:r>
+      <w:proofErr w:type="spellEnd"/>
+      <w:r>
+        <w:t>: pacex.hu</w:t>
+      </w:r>
+    </w:p>
+    <w:p>
+      <w:r>
+        <w:t xml:space="preserve">Forest: pacex.hu (egyetlen </w:t>
+      </w:r>
+      <w:proofErr w:type="spellStart"/>
+      <w:r>
+        <w:t>domain</w:t>
+      </w:r>
+      <w:proofErr w:type="spellEnd"/>
+      <w:r>
+        <w:t>)</w:t>
+      </w:r>
+    </w:p>
+    <w:p>
+      <w:r>
+        <w:t>FSMO szerepek: egyetlen DC-n</w:t>
+      </w:r>
+    </w:p>
+    <w:p>
+      <w:r>
+        <w:t>DNS zónák</w:t>
+      </w:r>
+    </w:p>
+    <w:p/>
+    <w:p>
+      <w:r>
+        <w:t>pacex.hu (</w:t>
+      </w:r>
+      <w:proofErr w:type="spellStart"/>
+      <w:r>
+        <w:t>primary</w:t>
+      </w:r>
+      <w:proofErr w:type="spellEnd"/>
+      <w:r>
+        <w:t>)</w:t>
+      </w:r>
+    </w:p>
+    <w:p>
+      <w:r>
+        <w:t xml:space="preserve">api.pacex.hu → 192.168.200.10 (Telephely 2 </w:t>
+      </w:r>
+      <w:proofErr w:type="spellStart"/>
+      <w:r>
+        <w:t>load</w:t>
+      </w:r>
+      <w:proofErr w:type="spellEnd"/>
+      <w:r>
+        <w:t xml:space="preserve"> </w:t>
+      </w:r>
+      <w:proofErr w:type="spellStart"/>
+      <w:r>
+        <w:t>balancer</w:t>
+      </w:r>
+      <w:proofErr w:type="spellEnd"/>
+      <w:r>
+        <w:t>)</w:t>
+      </w:r>
+    </w:p>
+    <w:p>
+      <w:r>
+        <w:t>private.pacex.hu → 192.168.200.11 (Telephely 2 web szerver)</w:t>
+      </w:r>
+    </w:p>
+    <w:p>
+      <w:r>
+        <w:t>public.pacex.hu → 192.168.99.10 (helyi DMZ, ha kialakítva)</w:t>
+      </w:r>
+    </w:p>
+    <w:p>
+      <w:r>
+        <w:t xml:space="preserve">DHCP </w:t>
+      </w:r>
+      <w:proofErr w:type="spellStart"/>
+      <w:r>
+        <w:t>scope</w:t>
+      </w:r>
+      <w:proofErr w:type="spellEnd"/>
+      <w:r>
+        <w:t>-ok</w:t>
+      </w:r>
+    </w:p>
+    <w:p/>
+    <w:p>
+      <w:r>
+        <w:t xml:space="preserve">VLAN 10: 192.168.10.100-199, </w:t>
+      </w:r>
+      <w:proofErr w:type="spellStart"/>
+      <w:r>
+        <w:t>gateway</w:t>
+      </w:r>
+      <w:proofErr w:type="spellEnd"/>
+      <w:r>
+        <w:t xml:space="preserve"> 192.168.10.254</w:t>
+      </w:r>
+    </w:p>
+    <w:p>
+      <w:r>
+        <w:t xml:space="preserve">VLAN 20: 192.168.20.100-199, </w:t>
+      </w:r>
+      <w:proofErr w:type="spellStart"/>
+      <w:r>
+        <w:t>gateway</w:t>
+      </w:r>
+      <w:proofErr w:type="spellEnd"/>
+      <w:r>
+        <w:t xml:space="preserve"> 192.168.20.254</w:t>
+      </w:r>
+    </w:p>
+    <w:p>
+      <w:r>
+        <w:t xml:space="preserve">VLAN 80: 192.168.80.100-149, </w:t>
+      </w:r>
+      <w:proofErr w:type="spellStart"/>
+      <w:r>
+        <w:t>gateway</w:t>
+      </w:r>
+      <w:proofErr w:type="spellEnd"/>
+      <w:r>
+        <w:t xml:space="preserve"> 192.168.80.254</w:t>
+      </w:r>
+    </w:p>
+    <w:p>
+      <w:r>
+        <w:t xml:space="preserve">VLAN 99: 192.168.99.100-149, </w:t>
+      </w:r>
+      <w:proofErr w:type="spellStart"/>
+      <w:r>
+        <w:t>gateway</w:t>
+      </w:r>
+      <w:proofErr w:type="spellEnd"/>
+      <w:r>
+        <w:t xml:space="preserve"> 192.168.99.254</w:t>
+      </w:r>
+    </w:p>
+    <w:p>
+      <w:r>
+        <w:t>RADIUS/NPS</w:t>
+      </w:r>
+    </w:p>
+    <w:p/>
+    <w:p>
+      <w:proofErr w:type="spellStart"/>
+      <w:r>
+        <w:t>Wireless</w:t>
+      </w:r>
+      <w:proofErr w:type="spellEnd"/>
+      <w:r>
+        <w:t xml:space="preserve"> 802.1X hitelesítés Telephely 3-hoz</w:t>
+      </w:r>
+    </w:p>
+    <w:p>
+      <w:r>
+        <w:t xml:space="preserve">AD integráció, </w:t>
+      </w:r>
+      <w:proofErr w:type="spellStart"/>
+      <w:r>
+        <w:t>certificate-based</w:t>
+      </w:r>
+      <w:proofErr w:type="spellEnd"/>
+      <w:r>
+        <w:t xml:space="preserve"> vagy PEAP</w:t>
+      </w:r>
+    </w:p>
+    <w:p>
+      <w:r>
+        <w:lastRenderedPageBreak/>
+        <w:t>SMB fájlmegosztás</w:t>
+      </w:r>
+    </w:p>
+    <w:p/>
+    <w:p>
+      <w:r>
+        <w:t>Központi \files.pacex.hu</w:t>
+      </w:r>
+    </w:p>
+    <w:p>
+      <w:r>
+        <w:t>DFS nem részletezett, egyszerű megosztás</w:t>
+      </w:r>
+    </w:p>
+    <w:p>
+      <w:r>
+        <w:t>WSUS</w:t>
+      </w:r>
+    </w:p>
+    <w:p/>
+    <w:p>
+      <w:r>
+        <w:t>Windows Update szinkronizáció</w:t>
+      </w:r>
+    </w:p>
+    <w:p>
+      <w:r>
+        <w:t>Csoportok: Szerverek, Munkaállomások-VLAN10, Munkaállomások-VLAN20</w:t>
+      </w:r>
+    </w:p>
+    <w:p>
+      <w:r>
+        <w:t>Windows Server Backup</w:t>
+      </w:r>
+    </w:p>
+    <w:p/>
+    <w:p>
+      <w:r>
+        <w:t>Napi rendszerállapot mentés</w:t>
+      </w:r>
+    </w:p>
+    <w:p>
+      <w:r>
+        <w:t>Heti teljes rendszermentés külső hálózati tárra</w:t>
+      </w:r>
+    </w:p>
+    <w:p>
+      <w:r>
+        <w:t>8.2 Linux szerverek – Telephely 2 (VM-ek)</w:t>
+      </w:r>
+    </w:p>
+    <w:p>
+      <w:r>
+        <w:t>Web szerver 1</w:t>
+      </w:r>
+    </w:p>
+    <w:p/>
+    <w:p>
+      <w:r>
+        <w:t>Apache2, PHP 8.x</w:t>
+      </w:r>
+    </w:p>
+    <w:p>
+      <w:proofErr w:type="spellStart"/>
+      <w:r>
+        <w:t>Load</w:t>
+      </w:r>
+      <w:proofErr w:type="spellEnd"/>
+      <w:r>
+        <w:t xml:space="preserve"> </w:t>
+      </w:r>
+      <w:proofErr w:type="spellStart"/>
+      <w:r>
+        <w:t>balancer</w:t>
+      </w:r>
+      <w:proofErr w:type="spellEnd"/>
+      <w:r>
+        <w:t xml:space="preserve"> konfiguráció (</w:t>
+      </w:r>
+      <w:proofErr w:type="spellStart"/>
+      <w:r>
+        <w:t>upstream</w:t>
+      </w:r>
+      <w:proofErr w:type="spellEnd"/>
+      <w:r>
+        <w:t xml:space="preserve"> a többi web szerverhez, ha skálázva)</w:t>
+      </w:r>
+    </w:p>
+    <w:p>
+      <w:r>
+        <w:t xml:space="preserve">api.pacex.hu </w:t>
+      </w:r>
+      <w:proofErr w:type="spellStart"/>
+      <w:r>
+        <w:t>virtual</w:t>
+      </w:r>
+      <w:proofErr w:type="spellEnd"/>
+      <w:r>
+        <w:t xml:space="preserve"> </w:t>
+      </w:r>
+      <w:proofErr w:type="spellStart"/>
+      <w:r>
+        <w:t>host</w:t>
+      </w:r>
+      <w:proofErr w:type="spellEnd"/>
+    </w:p>
+    <w:p>
+      <w:r>
+        <w:t xml:space="preserve">private.pacex.hu </w:t>
+      </w:r>
+      <w:proofErr w:type="spellStart"/>
+      <w:r>
+        <w:t>virtual</w:t>
+      </w:r>
+      <w:proofErr w:type="spellEnd"/>
+      <w:r>
+        <w:t xml:space="preserve"> </w:t>
+      </w:r>
+      <w:proofErr w:type="spellStart"/>
+      <w:r>
+        <w:t>host</w:t>
+      </w:r>
+      <w:proofErr w:type="spellEnd"/>
+    </w:p>
+    <w:p>
+      <w:r>
+        <w:t>Adatbázis szerver 1</w:t>
+      </w:r>
+    </w:p>
+    <w:p/>
+    <w:p>
+      <w:proofErr w:type="spellStart"/>
+      <w:r>
+        <w:t>PostgreSQL</w:t>
+      </w:r>
+      <w:proofErr w:type="spellEnd"/>
+      <w:r>
+        <w:t xml:space="preserve"> 14+</w:t>
+      </w:r>
+    </w:p>
+    <w:p>
+      <w:r>
+        <w:t>Csomagnyilvántartás táblák</w:t>
+      </w:r>
+    </w:p>
+    <w:p>
+      <w:r>
+        <w:t>PIN kód generálás és validáció</w:t>
+      </w:r>
+    </w:p>
+    <w:p>
+      <w:r>
+        <w:t xml:space="preserve">Kapcsolat a Telephely 4 IOT </w:t>
+      </w:r>
+      <w:proofErr w:type="spellStart"/>
+      <w:r>
+        <w:t>relay-hez</w:t>
+      </w:r>
+      <w:proofErr w:type="spellEnd"/>
+      <w:r>
+        <w:t xml:space="preserve"> (HTTP kliens funkció)</w:t>
+      </w:r>
+    </w:p>
+    <w:p>
+      <w:r>
+        <w:t>CDN/Cache szerver 1</w:t>
+      </w:r>
+    </w:p>
+    <w:p/>
+    <w:p>
+      <w:proofErr w:type="spellStart"/>
+      <w:r>
+        <w:t>Nginx</w:t>
+      </w:r>
+      <w:proofErr w:type="spellEnd"/>
+      <w:r>
+        <w:t xml:space="preserve"> </w:t>
+      </w:r>
+      <w:proofErr w:type="spellStart"/>
+      <w:r>
+        <w:t>reverse</w:t>
+      </w:r>
+      <w:proofErr w:type="spellEnd"/>
+      <w:r>
+        <w:t xml:space="preserve"> proxy és cache</w:t>
+      </w:r>
+    </w:p>
+    <w:p>
+      <w:r>
+        <w:t>Statikus tartalom kiszolgálás</w:t>
+      </w:r>
+    </w:p>
+    <w:p>
+      <w:r>
+        <w:t xml:space="preserve">SSL </w:t>
+      </w:r>
+      <w:proofErr w:type="spellStart"/>
+      <w:r>
+        <w:t>terminálás</w:t>
+      </w:r>
+      <w:proofErr w:type="spellEnd"/>
+      <w:r>
+        <w:t xml:space="preserve"> (</w:t>
+      </w:r>
+      <w:proofErr w:type="spellStart"/>
+      <w:r>
+        <w:t>Let's</w:t>
+      </w:r>
+      <w:proofErr w:type="spellEnd"/>
+      <w:r>
+        <w:t xml:space="preserve"> </w:t>
+      </w:r>
+      <w:proofErr w:type="spellStart"/>
+      <w:r>
+        <w:t>Encrypt</w:t>
+      </w:r>
+      <w:proofErr w:type="spellEnd"/>
+      <w:r>
+        <w:t xml:space="preserve"> vagy </w:t>
+      </w:r>
+      <w:proofErr w:type="spellStart"/>
+      <w:r>
+        <w:t>self-signed</w:t>
+      </w:r>
+      <w:proofErr w:type="spellEnd"/>
+      <w:r>
+        <w:t>)</w:t>
       </w:r>
     </w:p>
     <w:p>
@@ -2165,25 +4012,94 @@
     </w:p>
     <w:p>
       <w:pPr>
-        <w:spacing w:after="161" w:line="360" w:lineRule="auto"/>
-        <w:ind w:left="0" w:right="0" w:firstLine="0"/>
+        <w:pStyle w:val="Cmsor1"/>
       </w:pPr>
       <w:r>
         <w:lastRenderedPageBreak/>
-        <w:t>10. Programozott konfiguráció</w:t>
-      </w:r>
-    </w:p>
-    <w:p>
-      <w:pPr>
-        <w:spacing w:after="161" w:line="360" w:lineRule="auto"/>
-        <w:ind w:left="0" w:right="0" w:firstLine="0"/>
-      </w:pPr>
-      <w:r>
-        <w:t xml:space="preserve">10.1 Python – </w:t>
-      </w:r>
-      <w:proofErr w:type="spellStart"/>
-      <w:r>
-        <w:t>Netmiko</w:t>
+        <w:t xml:space="preserve">Programozott konfiguráció – </w:t>
+      </w:r>
+      <w:proofErr w:type="spellStart"/>
+      <w:r>
+        <w:t>Flutter</w:t>
+      </w:r>
+      <w:proofErr w:type="spellEnd"/>
+      <w:r>
+        <w:t xml:space="preserve"> alkalmazás</w:t>
+      </w:r>
+    </w:p>
+    <w:p/>
+    <w:p/>
+    <w:p>
+      <w:r>
+        <w:t xml:space="preserve">Egyedi fejlesztésű </w:t>
+      </w:r>
+      <w:proofErr w:type="spellStart"/>
+      <w:r>
+        <w:t>Flutter</w:t>
+      </w:r>
+      <w:proofErr w:type="spellEnd"/>
+      <w:r>
+        <w:t xml:space="preserve"> alkalmazás kezeli az eszközkonfigurációkat.</w:t>
+      </w:r>
+    </w:p>
+    <w:p/>
+    <w:p>
+      <w:r>
+        <w:t>Funkcionalitás</w:t>
+      </w:r>
+    </w:p>
+    <w:p/>
+    <w:p>
+      <w:r>
+        <w:t>YAML alapú eszközadatbázis beolvasása</w:t>
+      </w:r>
+    </w:p>
+    <w:p>
+      <w:r>
+        <w:t xml:space="preserve">Jinja2-szerű </w:t>
+      </w:r>
+      <w:proofErr w:type="spellStart"/>
+      <w:r>
+        <w:t>template</w:t>
+      </w:r>
+      <w:proofErr w:type="spellEnd"/>
+      <w:r>
+        <w:t xml:space="preserve"> motor konfigurációs </w:t>
+      </w:r>
+      <w:proofErr w:type="spellStart"/>
+      <w:r>
+        <w:t>szkriptek</w:t>
+      </w:r>
+      <w:proofErr w:type="spellEnd"/>
+      <w:r>
+        <w:t xml:space="preserve"> generálásához</w:t>
+      </w:r>
+    </w:p>
+    <w:p>
+      <w:r>
+        <w:t xml:space="preserve">Soros </w:t>
+      </w:r>
+      <w:proofErr w:type="spellStart"/>
+      <w:r>
+        <w:t>porton</w:t>
+      </w:r>
+      <w:proofErr w:type="spellEnd"/>
+      <w:r>
+        <w:t xml:space="preserve"> (USB-to-RS232) vagy hálózaton keresztül történő </w:t>
+      </w:r>
+      <w:proofErr w:type="spellStart"/>
+      <w:r>
+        <w:t>deployment</w:t>
+      </w:r>
+      <w:proofErr w:type="spellEnd"/>
+    </w:p>
+    <w:p>
+      <w:r>
+        <w:t xml:space="preserve">Verziókezelés </w:t>
+      </w:r>
+      <w:proofErr w:type="spellStart"/>
+      <w:r>
+        <w:t>Git</w:t>
       </w:r>
       <w:proofErr w:type="spellEnd"/>
       <w:r>
@@ -2191,77 +4107,298 @@
       </w:r>
       <w:proofErr w:type="spellStart"/>
       <w:r>
-        <w:t>paramiko</w:t>
-      </w:r>
-      <w:proofErr w:type="spellEnd"/>
-      <w:r>
-        <w:t xml:space="preserve"> alapú eszközkezelés</w:t>
-      </w:r>
-    </w:p>
-    <w:p>
-      <w:pPr>
-        <w:spacing w:after="161" w:line="360" w:lineRule="auto"/>
-        <w:ind w:left="0" w:right="0" w:firstLine="0"/>
-      </w:pPr>
-      <w:r>
-        <w:t xml:space="preserve">10.2 Jinja2 </w:t>
-      </w:r>
-      <w:proofErr w:type="spellStart"/>
-      <w:r>
-        <w:t>template</w:t>
-      </w:r>
-      <w:proofErr w:type="spellEnd"/>
-      <w:r>
-        <w:t>-ek – Konfiguráció generálás</w:t>
-      </w:r>
-    </w:p>
-    <w:p>
-      <w:pPr>
-        <w:spacing w:after="161" w:line="360" w:lineRule="auto"/>
-        <w:ind w:left="0" w:right="0" w:firstLine="0"/>
-      </w:pPr>
-      <w:r>
-        <w:t>10.3 YAML adatstruktúrák – Eszközadatbázis</w:t>
-      </w:r>
-    </w:p>
-    <w:p>
-      <w:pPr>
-        <w:spacing w:after="161" w:line="360" w:lineRule="auto"/>
-        <w:ind w:left="0" w:right="0" w:firstLine="0"/>
-      </w:pPr>
-      <w:r>
-        <w:t xml:space="preserve">10.4 </w:t>
-      </w:r>
-      <w:proofErr w:type="spellStart"/>
-      <w:r>
-        <w:t>Git</w:t>
-      </w:r>
-      <w:proofErr w:type="spellEnd"/>
-      <w:r>
-        <w:t xml:space="preserve"> verziókezelés – Konfiguráció változások</w:t>
-      </w:r>
-    </w:p>
-    <w:p>
-      <w:pPr>
-        <w:spacing w:after="161" w:line="360" w:lineRule="auto"/>
-        <w:ind w:left="0" w:right="0" w:firstLine="0"/>
-      </w:pPr>
-      <w:r>
-        <w:t xml:space="preserve">10.5 CI/CD </w:t>
-      </w:r>
-      <w:proofErr w:type="spellStart"/>
-      <w:r>
-        <w:t>pipeline</w:t>
-      </w:r>
-      <w:proofErr w:type="spellEnd"/>
-      <w:r>
-        <w:t xml:space="preserve"> – Konfiguráció </w:t>
-      </w:r>
-      <w:proofErr w:type="spellStart"/>
-      <w:r>
-        <w:t>validálás</w:t>
-      </w:r>
-      <w:proofErr w:type="spellEnd"/>
+        <w:t>repository</w:t>
+      </w:r>
+      <w:proofErr w:type="spellEnd"/>
+      <w:r>
+        <w:t>-ban</w:t>
+      </w:r>
+    </w:p>
+    <w:p>
+      <w:r>
+        <w:t>Adatforrás példa (YAML)</w:t>
+      </w:r>
+    </w:p>
+    <w:p/>
+    <w:p>
+      <w:pPr>
+        <w:spacing w:after="0"/>
+        <w:ind w:left="11" w:right="57" w:hanging="11"/>
+      </w:pPr>
+      <w:r>
+        <w:t>site: telephely1</w:t>
+      </w:r>
+    </w:p>
+    <w:p>
+      <w:pPr>
+        <w:spacing w:after="0"/>
+        <w:ind w:left="11" w:right="57" w:hanging="11"/>
+      </w:pPr>
+      <w:proofErr w:type="spellStart"/>
+      <w:r>
+        <w:t>devices</w:t>
+      </w:r>
+      <w:proofErr w:type="spellEnd"/>
+      <w:r>
+        <w:t>:</w:t>
+      </w:r>
+    </w:p>
+    <w:p>
+      <w:pPr>
+        <w:spacing w:after="0"/>
+        <w:ind w:left="11" w:right="57" w:hanging="11"/>
+      </w:pPr>
+      <w:r>
+        <w:t xml:space="preserve">  - </w:t>
+      </w:r>
+      <w:proofErr w:type="spellStart"/>
+      <w:r>
+        <w:t>name</w:t>
+      </w:r>
+      <w:proofErr w:type="spellEnd"/>
+      <w:r>
+        <w:t>: switch1</w:t>
+      </w:r>
+    </w:p>
+    <w:p>
+      <w:pPr>
+        <w:spacing w:after="0"/>
+        <w:ind w:left="11" w:right="57" w:hanging="11"/>
+      </w:pPr>
+      <w:r>
+        <w:t xml:space="preserve">    </w:t>
+      </w:r>
+      <w:proofErr w:type="spellStart"/>
+      <w:r>
+        <w:t>model</w:t>
+      </w:r>
+      <w:proofErr w:type="spellEnd"/>
+      <w:r>
+        <w:t>: cisco_2960</w:t>
+      </w:r>
+    </w:p>
+    <w:p>
+      <w:pPr>
+        <w:spacing w:after="0"/>
+        <w:ind w:left="11" w:right="57" w:hanging="11"/>
+      </w:pPr>
+      <w:r>
+        <w:t xml:space="preserve">    </w:t>
+      </w:r>
+      <w:proofErr w:type="spellStart"/>
+      <w:r>
+        <w:t>ip</w:t>
+      </w:r>
+      <w:proofErr w:type="spellEnd"/>
+      <w:r>
+        <w:t>: 192.168.80.13</w:t>
+      </w:r>
+    </w:p>
+    <w:p>
+      <w:pPr>
+        <w:spacing w:after="0"/>
+        <w:ind w:left="11" w:right="57" w:hanging="11"/>
+      </w:pPr>
+      <w:r>
+        <w:t xml:space="preserve">    </w:t>
+      </w:r>
+      <w:proofErr w:type="spellStart"/>
+      <w:r>
+        <w:t>vlans</w:t>
+      </w:r>
+      <w:proofErr w:type="spellEnd"/>
+      <w:r>
+        <w:t>:</w:t>
+      </w:r>
+    </w:p>
+    <w:p>
+      <w:pPr>
+        <w:spacing w:after="0"/>
+        <w:ind w:left="11" w:right="57" w:hanging="11"/>
+      </w:pPr>
+      <w:r>
+        <w:t xml:space="preserve">      10: {</w:t>
+      </w:r>
+      <w:proofErr w:type="spellStart"/>
+      <w:r>
+        <w:t>name</w:t>
+      </w:r>
+      <w:proofErr w:type="spellEnd"/>
+      <w:r>
+        <w:t xml:space="preserve">: users_floor1, </w:t>
+      </w:r>
+      <w:proofErr w:type="spellStart"/>
+      <w:r>
+        <w:t>ports</w:t>
+      </w:r>
+      <w:proofErr w:type="spellEnd"/>
+      <w:r>
+        <w:t>: "Fa0/5-12"}</w:t>
+      </w:r>
+    </w:p>
+    <w:p>
+      <w:pPr>
+        <w:spacing w:after="0"/>
+        <w:ind w:left="11" w:right="57" w:hanging="11"/>
+      </w:pPr>
+      <w:r>
+        <w:t xml:space="preserve">      20: {</w:t>
+      </w:r>
+      <w:proofErr w:type="spellStart"/>
+      <w:r>
+        <w:t>name</w:t>
+      </w:r>
+      <w:proofErr w:type="spellEnd"/>
+      <w:r>
+        <w:t xml:space="preserve">: managers_floor2, </w:t>
+      </w:r>
+      <w:proofErr w:type="spellStart"/>
+      <w:r>
+        <w:t>ports</w:t>
+      </w:r>
+      <w:proofErr w:type="spellEnd"/>
+      <w:r>
+        <w:t>: "Fa0/13-20"}</w:t>
+      </w:r>
+    </w:p>
+    <w:p>
+      <w:pPr>
+        <w:spacing w:after="0"/>
+        <w:ind w:left="11" w:right="57" w:hanging="11"/>
+      </w:pPr>
+      <w:r>
+        <w:t xml:space="preserve">    </w:t>
+      </w:r>
+      <w:proofErr w:type="spellStart"/>
+      <w:r>
+        <w:t>etherchannel</w:t>
+      </w:r>
+      <w:proofErr w:type="spellEnd"/>
+      <w:r>
+        <w:t>: {</w:t>
+      </w:r>
+      <w:proofErr w:type="spellStart"/>
+      <w:r>
+        <w:t>ports</w:t>
+      </w:r>
+      <w:proofErr w:type="spellEnd"/>
+      <w:r>
+        <w:t xml:space="preserve">: "Fa0/3-4", </w:t>
+      </w:r>
+      <w:proofErr w:type="spellStart"/>
+      <w:r>
+        <w:t>mode</w:t>
+      </w:r>
+      <w:proofErr w:type="spellEnd"/>
+      <w:r>
+        <w:t xml:space="preserve">: </w:t>
+      </w:r>
+      <w:proofErr w:type="spellStart"/>
+      <w:r>
+        <w:t>desirable</w:t>
+      </w:r>
+      <w:proofErr w:type="spellEnd"/>
+      <w:r>
+        <w:t>}</w:t>
+      </w:r>
+    </w:p>
+    <w:p>
+      <w:pPr>
+        <w:spacing w:after="0"/>
+        <w:ind w:left="11" w:right="57" w:hanging="11"/>
+      </w:pPr>
+    </w:p>
+    <w:p>
+      <w:pPr>
+        <w:spacing w:after="0"/>
+        <w:ind w:left="11" w:right="57" w:hanging="11"/>
+      </w:pPr>
+      <w:r>
+        <w:t>Generált kimenet</w:t>
+      </w:r>
+    </w:p>
+    <w:p>
+      <w:pPr>
+        <w:spacing w:after="0"/>
+        <w:ind w:left="11" w:right="57" w:hanging="11"/>
+      </w:pPr>
+    </w:p>
+    <w:p>
+      <w:pPr>
+        <w:spacing w:after="0"/>
+        <w:ind w:left="11" w:right="57" w:hanging="11"/>
+      </w:pPr>
+      <w:r>
+        <w:t>Cisco IOS konfigurációs parancsok</w:t>
+      </w:r>
+    </w:p>
+    <w:p>
+      <w:pPr>
+        <w:spacing w:after="0"/>
+        <w:ind w:left="11" w:right="57" w:hanging="11"/>
+      </w:pPr>
+      <w:r>
+        <w:lastRenderedPageBreak/>
+        <w:t xml:space="preserve">Ellenőrző parancsok (show, </w:t>
+      </w:r>
+      <w:proofErr w:type="spellStart"/>
+      <w:r>
+        <w:t>debug</w:t>
+      </w:r>
+      <w:proofErr w:type="spellEnd"/>
+      <w:r>
+        <w:t>)</w:t>
+      </w:r>
+    </w:p>
+    <w:p>
+      <w:pPr>
+        <w:spacing w:after="0"/>
+        <w:ind w:left="11" w:right="57" w:hanging="11"/>
+      </w:pPr>
+      <w:r>
+        <w:t>Visszaállási pont (rollback) konfiguráció</w:t>
+      </w:r>
+    </w:p>
+    <w:p>
+      <w:pPr>
+        <w:spacing w:after="0"/>
+        <w:ind w:left="11" w:right="57" w:hanging="11"/>
+      </w:pPr>
+      <w:r>
+        <w:t xml:space="preserve">A </w:t>
+      </w:r>
+      <w:proofErr w:type="spellStart"/>
+      <w:r>
+        <w:t>Flutter</w:t>
+      </w:r>
+      <w:proofErr w:type="spellEnd"/>
+      <w:r>
+        <w:t xml:space="preserve"> alkalmazás keresztplatformos: Windows, </w:t>
+      </w:r>
+      <w:proofErr w:type="spellStart"/>
+      <w:r>
+        <w:t>macOS</w:t>
+      </w:r>
+      <w:proofErr w:type="spellEnd"/>
+      <w:r>
+        <w:t xml:space="preserve">, Linux, Android. A fejlesztői környezetben tesztelve, a fizikai </w:t>
+      </w:r>
+      <w:proofErr w:type="spellStart"/>
+      <w:r>
+        <w:t>eszközökhez</w:t>
+      </w:r>
+      <w:proofErr w:type="spellEnd"/>
+      <w:r>
+        <w:t xml:space="preserve"> laptop csatlakoztatásával </w:t>
+      </w:r>
+      <w:proofErr w:type="spellStart"/>
+      <w:r>
+        <w:t>deploy-ol</w:t>
+      </w:r>
+      <w:proofErr w:type="spellEnd"/>
+      <w:r>
+        <w:t>.</w:t>
+      </w:r>
     </w:p>
     <w:p>
       <w:pPr>
@@ -2275,75 +4412,950 @@
     </w:p>
     <w:p>
       <w:pPr>
-        <w:spacing w:after="161" w:line="360" w:lineRule="auto"/>
-        <w:ind w:left="0" w:right="0" w:firstLine="0"/>
+        <w:pStyle w:val="Cmsor1"/>
       </w:pPr>
       <w:r>
         <w:lastRenderedPageBreak/>
-        <w:t>11. Monitoring és naplózás</w:t>
-      </w:r>
-    </w:p>
-    <w:p>
-      <w:pPr>
-        <w:spacing w:after="161" w:line="360" w:lineRule="auto"/>
-        <w:ind w:left="0" w:right="0" w:firstLine="0"/>
-      </w:pPr>
-      <w:r>
-        <w:t>11.1 SNMP alapú monitoring – PRTG/</w:t>
-      </w:r>
-      <w:proofErr w:type="spellStart"/>
-      <w:r>
-        <w:t>Zabbix</w:t>
-      </w:r>
-      <w:proofErr w:type="spellEnd"/>
-    </w:p>
-    <w:p>
-      <w:pPr>
-        <w:spacing w:after="161" w:line="360" w:lineRule="auto"/>
-        <w:ind w:left="0" w:right="0" w:firstLine="0"/>
-      </w:pPr>
-      <w:r>
-        <w:t xml:space="preserve">11.2 </w:t>
-      </w:r>
-      <w:proofErr w:type="spellStart"/>
-      <w:r>
-        <w:t>Syslog</w:t>
-      </w:r>
-      <w:proofErr w:type="spellEnd"/>
-      <w:r>
-        <w:t xml:space="preserve"> szerver konfiguráció</w:t>
-      </w:r>
-    </w:p>
-    <w:p>
-      <w:pPr>
-        <w:spacing w:after="161" w:line="360" w:lineRule="auto"/>
-        <w:ind w:left="0" w:right="0" w:firstLine="0"/>
-      </w:pPr>
-      <w:r>
-        <w:t xml:space="preserve">11.3 </w:t>
-      </w:r>
-      <w:proofErr w:type="spellStart"/>
-      <w:r>
-        <w:t>NetFlow</w:t>
-      </w:r>
-      <w:proofErr w:type="spellEnd"/>
-      <w:r>
-        <w:t>/IPFIX – Forgalomelemzés</w:t>
-      </w:r>
-    </w:p>
-    <w:p>
-      <w:pPr>
-        <w:spacing w:after="161" w:line="360" w:lineRule="auto"/>
-        <w:ind w:left="0" w:right="0" w:firstLine="0"/>
-      </w:pPr>
-      <w:r>
-        <w:t xml:space="preserve">11.4 riasztási küszöbértékek és </w:t>
-      </w:r>
-      <w:proofErr w:type="spellStart"/>
-      <w:r>
-        <w:t>eskaláció</w:t>
-      </w:r>
-      <w:proofErr w:type="spellEnd"/>
+        <w:t>Csapatmunka és projektszervezés – 2 fő</w:t>
+      </w:r>
+    </w:p>
+    <w:p/>
+    <w:p/>
+    <w:p>
+      <w:pPr>
+        <w:spacing w:after="0"/>
+        <w:ind w:left="11" w:right="57" w:hanging="11"/>
+      </w:pPr>
+      <w:r>
+        <w:t>10.1 Szerepkörök és felelősségek</w:t>
+      </w:r>
+    </w:p>
+    <w:p>
+      <w:pPr>
+        <w:spacing w:after="0"/>
+        <w:ind w:left="11" w:right="57" w:hanging="11"/>
+      </w:pPr>
+      <w:r>
+        <w:t>Hálózati mérnök</w:t>
+      </w:r>
+    </w:p>
+    <w:p>
+      <w:pPr>
+        <w:spacing w:after="0"/>
+        <w:ind w:left="11" w:right="57" w:hanging="11"/>
+      </w:pPr>
+    </w:p>
+    <w:p>
+      <w:pPr>
+        <w:spacing w:after="0"/>
+        <w:ind w:left="11" w:right="57" w:hanging="11"/>
+      </w:pPr>
+      <w:r>
+        <w:t>Fizikai topológia, eszközök elhelyezése</w:t>
+      </w:r>
+    </w:p>
+    <w:p>
+      <w:pPr>
+        <w:spacing w:after="0"/>
+        <w:ind w:left="11" w:right="57" w:hanging="11"/>
+      </w:pPr>
+      <w:r>
+        <w:t xml:space="preserve">L2/L3 konfiguráció: VLAN, </w:t>
+      </w:r>
+      <w:proofErr w:type="spellStart"/>
+      <w:r>
+        <w:t>EtherChannel</w:t>
+      </w:r>
+      <w:proofErr w:type="spellEnd"/>
+      <w:r>
+        <w:t>, HSRP, OSPF</w:t>
+      </w:r>
+    </w:p>
+    <w:p>
+      <w:pPr>
+        <w:spacing w:after="0"/>
+        <w:ind w:left="11" w:right="57" w:hanging="11"/>
+      </w:pPr>
+      <w:r>
+        <w:t xml:space="preserve">VPN: </w:t>
+      </w:r>
+      <w:proofErr w:type="spellStart"/>
+      <w:r>
+        <w:t>IPsec</w:t>
+      </w:r>
+      <w:proofErr w:type="spellEnd"/>
+      <w:r>
+        <w:t xml:space="preserve">, GRE </w:t>
+      </w:r>
+      <w:proofErr w:type="spellStart"/>
+      <w:r>
+        <w:t>tunnel</w:t>
+      </w:r>
+      <w:proofErr w:type="spellEnd"/>
+      <w:r>
+        <w:t>-ek</w:t>
+      </w:r>
+    </w:p>
+    <w:p>
+      <w:pPr>
+        <w:spacing w:after="0"/>
+        <w:ind w:left="11" w:right="57" w:hanging="11"/>
+      </w:pPr>
+      <w:r>
+        <w:t>Tűzfal: ASA zónák és szabályok</w:t>
+      </w:r>
+    </w:p>
+    <w:p>
+      <w:pPr>
+        <w:spacing w:after="0"/>
+        <w:ind w:left="11" w:right="57" w:hanging="11"/>
+      </w:pPr>
+      <w:proofErr w:type="spellStart"/>
+      <w:r>
+        <w:t>Wireless</w:t>
+      </w:r>
+      <w:proofErr w:type="spellEnd"/>
+      <w:r>
+        <w:t>: AP konfiguráció, RADIUS integráció tesztelése</w:t>
+      </w:r>
+    </w:p>
+    <w:p>
+      <w:pPr>
+        <w:spacing w:after="0"/>
+        <w:ind w:left="11" w:right="57" w:hanging="11"/>
+      </w:pPr>
+      <w:r>
+        <w:t>Dokumentáció: hálózati diagramok, címzési táblák</w:t>
+      </w:r>
+    </w:p>
+    <w:p>
+      <w:pPr>
+        <w:spacing w:after="0"/>
+        <w:ind w:left="11" w:right="57" w:hanging="11"/>
+      </w:pPr>
+      <w:r>
+        <w:t>Rendszermérnök</w:t>
+      </w:r>
+    </w:p>
+    <w:p>
+      <w:pPr>
+        <w:spacing w:after="0"/>
+        <w:ind w:left="11" w:right="57" w:hanging="11"/>
+      </w:pPr>
+    </w:p>
+    <w:p>
+      <w:pPr>
+        <w:spacing w:after="0"/>
+        <w:ind w:left="11" w:right="57" w:hanging="11"/>
+      </w:pPr>
+      <w:r>
+        <w:t>Virtuális infrastruktúra: VM-ek telepítése, hálózati csatlakozásuk</w:t>
+      </w:r>
+    </w:p>
+    <w:p>
+      <w:pPr>
+        <w:spacing w:after="0"/>
+        <w:ind w:left="11" w:right="57" w:hanging="11"/>
+      </w:pPr>
+      <w:r>
+        <w:t>Windows szerver: AD, DNS, DHCP, SMB, RADIUS, WSUS, backup</w:t>
+      </w:r>
+    </w:p>
+    <w:p>
+      <w:pPr>
+        <w:spacing w:after="0"/>
+        <w:ind w:left="11" w:right="57" w:hanging="11"/>
+      </w:pPr>
+      <w:r>
+        <w:t xml:space="preserve">Linux szerverek: </w:t>
+      </w:r>
+      <w:proofErr w:type="spellStart"/>
+      <w:r>
+        <w:t>Apache</w:t>
+      </w:r>
+      <w:proofErr w:type="spellEnd"/>
+      <w:r>
+        <w:t xml:space="preserve">, </w:t>
+      </w:r>
+      <w:proofErr w:type="spellStart"/>
+      <w:r>
+        <w:t>PostgreSQL</w:t>
+      </w:r>
+      <w:proofErr w:type="spellEnd"/>
+      <w:r>
+        <w:t xml:space="preserve">, </w:t>
+      </w:r>
+      <w:proofErr w:type="spellStart"/>
+      <w:r>
+        <w:t>Nginx</w:t>
+      </w:r>
+      <w:proofErr w:type="spellEnd"/>
+      <w:r>
+        <w:t xml:space="preserve"> telepítés és konfiguráció</w:t>
+      </w:r>
+    </w:p>
+    <w:p>
+      <w:pPr>
+        <w:spacing w:after="0"/>
+        <w:ind w:left="11" w:right="57" w:hanging="11"/>
+      </w:pPr>
+      <w:proofErr w:type="spellStart"/>
+      <w:r>
+        <w:t>Flutter</w:t>
+      </w:r>
+      <w:proofErr w:type="spellEnd"/>
+      <w:r>
+        <w:t xml:space="preserve"> alkalmazás: fejlesztés, tesztelés, </w:t>
+      </w:r>
+      <w:proofErr w:type="spellStart"/>
+      <w:r>
+        <w:t>deployment</w:t>
+      </w:r>
+      <w:proofErr w:type="spellEnd"/>
+    </w:p>
+    <w:p>
+      <w:pPr>
+        <w:spacing w:after="0"/>
+        <w:ind w:left="11" w:right="57" w:hanging="11"/>
+      </w:pPr>
+      <w:r>
+        <w:t xml:space="preserve">IOT integráció: HTTP API a </w:t>
+      </w:r>
+      <w:proofErr w:type="spellStart"/>
+      <w:r>
+        <w:t>relay-hez</w:t>
+      </w:r>
+      <w:proofErr w:type="spellEnd"/>
+      <w:r>
+        <w:t>, adatbázis séma</w:t>
+      </w:r>
+    </w:p>
+    <w:p>
+      <w:pPr>
+        <w:spacing w:after="0"/>
+        <w:ind w:left="11" w:right="57" w:hanging="11"/>
+      </w:pPr>
+      <w:r>
+        <w:t>Dokumentáció: szerver konfigurációk, videó készítés</w:t>
+      </w:r>
+    </w:p>
+    <w:p>
+      <w:pPr>
+        <w:spacing w:after="0"/>
+        <w:ind w:left="11" w:right="57" w:hanging="11"/>
+      </w:pPr>
+      <w:r>
+        <w:t xml:space="preserve">10.2 GitHub </w:t>
+      </w:r>
+      <w:proofErr w:type="spellStart"/>
+      <w:r>
+        <w:t>Projects</w:t>
+      </w:r>
+      <w:proofErr w:type="spellEnd"/>
+      <w:r>
+        <w:t xml:space="preserve"> – </w:t>
+      </w:r>
+      <w:proofErr w:type="spellStart"/>
+      <w:r>
+        <w:t>Lightweight</w:t>
+      </w:r>
+      <w:proofErr w:type="spellEnd"/>
+      <w:r>
+        <w:t xml:space="preserve"> módszer</w:t>
+      </w:r>
+    </w:p>
+    <w:p>
+      <w:pPr>
+        <w:spacing w:after="0"/>
+        <w:ind w:left="11" w:right="57" w:hanging="11"/>
+      </w:pPr>
+      <w:r>
+        <w:t xml:space="preserve">Egyetlen privát </w:t>
+      </w:r>
+      <w:proofErr w:type="spellStart"/>
+      <w:r>
+        <w:t>repository</w:t>
+      </w:r>
+      <w:proofErr w:type="spellEnd"/>
+      <w:r>
+        <w:t xml:space="preserve">: </w:t>
+      </w:r>
+      <w:proofErr w:type="spellStart"/>
+      <w:r>
+        <w:t>pacex</w:t>
+      </w:r>
+      <w:proofErr w:type="spellEnd"/>
+      <w:r>
+        <w:t>-</w:t>
+      </w:r>
+      <w:proofErr w:type="spellStart"/>
+      <w:r>
+        <w:t>network</w:t>
+      </w:r>
+      <w:proofErr w:type="spellEnd"/>
+      <w:r>
+        <w:t>-project</w:t>
+      </w:r>
+    </w:p>
+    <w:p>
+      <w:pPr>
+        <w:spacing w:after="0"/>
+        <w:ind w:left="11" w:right="57" w:hanging="11"/>
+      </w:pPr>
+    </w:p>
+    <w:p>
+      <w:pPr>
+        <w:spacing w:after="0"/>
+        <w:ind w:left="11" w:right="57" w:hanging="11"/>
+      </w:pPr>
+      <w:r>
+        <w:t>Struktúra:</w:t>
+      </w:r>
+    </w:p>
+    <w:p>
+      <w:pPr>
+        <w:spacing w:after="0"/>
+        <w:ind w:left="11" w:right="57" w:hanging="11"/>
+      </w:pPr>
+      <w:r>
+        <w:t>/</w:t>
+      </w:r>
+      <w:proofErr w:type="spellStart"/>
+      <w:r>
+        <w:t>pacex</w:t>
+      </w:r>
+      <w:proofErr w:type="spellEnd"/>
+      <w:r>
+        <w:t>-</w:t>
+      </w:r>
+      <w:proofErr w:type="spellStart"/>
+      <w:r>
+        <w:t>network</w:t>
+      </w:r>
+      <w:proofErr w:type="spellEnd"/>
+      <w:r>
+        <w:t>-project</w:t>
+      </w:r>
+    </w:p>
+    <w:p>
+      <w:pPr>
+        <w:spacing w:after="0"/>
+        <w:ind w:left="11" w:right="57" w:hanging="11"/>
+      </w:pPr>
+      <w:r>
+        <w:t xml:space="preserve">  /</w:t>
+      </w:r>
+      <w:proofErr w:type="spellStart"/>
+      <w:r>
+        <w:t>docs</w:t>
+      </w:r>
+      <w:proofErr w:type="spellEnd"/>
+    </w:p>
+    <w:p>
+      <w:pPr>
+        <w:spacing w:after="0"/>
+        <w:ind w:left="11" w:right="57" w:hanging="11"/>
+      </w:pPr>
+      <w:r>
+        <w:t xml:space="preserve">    halozati_terv.md</w:t>
+      </w:r>
+    </w:p>
+    <w:p>
+      <w:pPr>
+        <w:spacing w:after="0"/>
+        <w:ind w:left="11" w:right="57" w:hanging="11"/>
+      </w:pPr>
+      <w:r>
+        <w:t xml:space="preserve">    szerver_konfigok.md</w:t>
+      </w:r>
+    </w:p>
+    <w:p>
+      <w:pPr>
+        <w:spacing w:after="0"/>
+        <w:ind w:left="11" w:right="57" w:hanging="11"/>
+      </w:pPr>
+      <w:r>
+        <w:t xml:space="preserve">    cimzesi_sema.md</w:t>
+      </w:r>
+    </w:p>
+    <w:p>
+      <w:pPr>
+        <w:spacing w:after="0"/>
+        <w:ind w:left="11" w:right="57" w:hanging="11"/>
+      </w:pPr>
+      <w:r>
+        <w:lastRenderedPageBreak/>
+        <w:t xml:space="preserve">  /</w:t>
+      </w:r>
+      <w:proofErr w:type="spellStart"/>
+      <w:r>
+        <w:t>configs</w:t>
+      </w:r>
+      <w:proofErr w:type="spellEnd"/>
+    </w:p>
+    <w:p>
+      <w:pPr>
+        <w:spacing w:after="0"/>
+        <w:ind w:left="11" w:right="57" w:hanging="11"/>
+      </w:pPr>
+      <w:r>
+        <w:t xml:space="preserve">    /</w:t>
+      </w:r>
+      <w:proofErr w:type="spellStart"/>
+      <w:r>
+        <w:t>templates</w:t>
+      </w:r>
+      <w:proofErr w:type="spellEnd"/>
+    </w:p>
+    <w:p>
+      <w:pPr>
+        <w:spacing w:after="0"/>
+        <w:ind w:left="11" w:right="57" w:hanging="11"/>
+      </w:pPr>
+      <w:r>
+        <w:t xml:space="preserve">    /</w:t>
+      </w:r>
+      <w:proofErr w:type="spellStart"/>
+      <w:r>
+        <w:t>generated</w:t>
+      </w:r>
+      <w:proofErr w:type="spellEnd"/>
+    </w:p>
+    <w:p>
+      <w:pPr>
+        <w:spacing w:after="0"/>
+        <w:ind w:left="11" w:right="57" w:hanging="11"/>
+      </w:pPr>
+      <w:r>
+        <w:t xml:space="preserve">  /</w:t>
+      </w:r>
+      <w:proofErr w:type="spellStart"/>
+      <w:r>
+        <w:t>flutter_app</w:t>
+      </w:r>
+      <w:proofErr w:type="spellEnd"/>
+    </w:p>
+    <w:p>
+      <w:pPr>
+        <w:spacing w:after="0"/>
+        <w:ind w:left="11" w:right="57" w:hanging="11"/>
+      </w:pPr>
+      <w:r>
+        <w:t xml:space="preserve">    /</w:t>
+      </w:r>
+      <w:proofErr w:type="spellStart"/>
+      <w:r>
+        <w:t>lib</w:t>
+      </w:r>
+      <w:proofErr w:type="spellEnd"/>
+    </w:p>
+    <w:p>
+      <w:pPr>
+        <w:spacing w:after="0"/>
+        <w:ind w:left="11" w:right="57" w:hanging="11"/>
+      </w:pPr>
+      <w:r>
+        <w:t xml:space="preserve">    /</w:t>
+      </w:r>
+      <w:proofErr w:type="spellStart"/>
+      <w:r>
+        <w:t>assets</w:t>
+      </w:r>
+      <w:proofErr w:type="spellEnd"/>
+    </w:p>
+    <w:p>
+      <w:pPr>
+        <w:spacing w:after="0"/>
+        <w:ind w:left="11" w:right="57" w:hanging="11"/>
+      </w:pPr>
+      <w:r>
+        <w:t xml:space="preserve">  README.md</w:t>
+      </w:r>
+    </w:p>
+    <w:p>
+      <w:pPr>
+        <w:spacing w:after="0"/>
+        <w:ind w:left="11" w:right="57" w:hanging="11"/>
+      </w:pPr>
+    </w:p>
+    <w:p>
+      <w:pPr>
+        <w:spacing w:after="0"/>
+        <w:ind w:left="11" w:right="57" w:hanging="11"/>
+      </w:pPr>
+      <w:proofErr w:type="spellStart"/>
+      <w:r>
+        <w:t>Issue</w:t>
+      </w:r>
+      <w:proofErr w:type="spellEnd"/>
+      <w:r>
+        <w:t xml:space="preserve"> kezelés</w:t>
+      </w:r>
+    </w:p>
+    <w:p>
+      <w:pPr>
+        <w:spacing w:after="0"/>
+        <w:ind w:left="11" w:right="57" w:hanging="11"/>
+      </w:pPr>
+    </w:p>
+    <w:p>
+      <w:pPr>
+        <w:spacing w:after="0"/>
+        <w:ind w:left="11" w:right="57" w:hanging="11"/>
+      </w:pPr>
+      <w:r>
+        <w:t>Címkék színekkel:</w:t>
+      </w:r>
+    </w:p>
+    <w:p>
+      <w:pPr>
+        <w:spacing w:after="0"/>
+        <w:ind w:left="11" w:right="57" w:hanging="11"/>
+      </w:pPr>
+    </w:p>
+    <w:p>
+      <w:pPr>
+        <w:spacing w:after="0"/>
+        <w:ind w:left="11" w:right="57" w:hanging="11"/>
+      </w:pPr>
+      <w:proofErr w:type="spellStart"/>
+      <w:r>
+        <w:t>network</w:t>
+      </w:r>
+      <w:proofErr w:type="spellEnd"/>
+      <w:r>
+        <w:t xml:space="preserve"> (kék) – hálózati mérnök feladatai</w:t>
+      </w:r>
+    </w:p>
+    <w:p>
+      <w:pPr>
+        <w:spacing w:after="0"/>
+        <w:ind w:left="11" w:right="57" w:hanging="11"/>
+      </w:pPr>
+      <w:r>
+        <w:t>server (zöld) – rendszermérnök feladatai</w:t>
+      </w:r>
+    </w:p>
+    <w:p>
+      <w:pPr>
+        <w:spacing w:after="0"/>
+        <w:ind w:left="11" w:right="57" w:hanging="11"/>
+      </w:pPr>
+      <w:proofErr w:type="spellStart"/>
+      <w:r>
+        <w:t>docs</w:t>
+      </w:r>
+      <w:proofErr w:type="spellEnd"/>
+      <w:r>
+        <w:t xml:space="preserve"> (sárga) – dokumentáció</w:t>
+      </w:r>
+    </w:p>
+    <w:p>
+      <w:pPr>
+        <w:spacing w:after="0"/>
+        <w:ind w:left="11" w:right="57" w:hanging="11"/>
+      </w:pPr>
+      <w:proofErr w:type="spellStart"/>
+      <w:r>
+        <w:t>blocked</w:t>
+      </w:r>
+      <w:proofErr w:type="spellEnd"/>
+      <w:r>
+        <w:t xml:space="preserve"> (piros) – függőség miatt várakozik</w:t>
+      </w:r>
+    </w:p>
+    <w:p>
+      <w:pPr>
+        <w:spacing w:after="0"/>
+        <w:ind w:left="11" w:right="57" w:hanging="11"/>
+      </w:pPr>
+      <w:proofErr w:type="spellStart"/>
+      <w:r>
+        <w:t>review</w:t>
+      </w:r>
+      <w:proofErr w:type="spellEnd"/>
+      <w:r>
+        <w:t xml:space="preserve"> (lila) – kész, </w:t>
+      </w:r>
+      <w:proofErr w:type="spellStart"/>
+      <w:r>
+        <w:t>review</w:t>
+      </w:r>
+      <w:proofErr w:type="spellEnd"/>
+      <w:r>
+        <w:t xml:space="preserve"> szükséges</w:t>
+      </w:r>
+    </w:p>
+    <w:p>
+      <w:pPr>
+        <w:spacing w:after="0"/>
+        <w:ind w:left="11" w:right="57" w:hanging="11"/>
+      </w:pPr>
+      <w:proofErr w:type="spellStart"/>
+      <w:r>
+        <w:t>Milestone</w:t>
+      </w:r>
+      <w:proofErr w:type="spellEnd"/>
+      <w:r>
+        <w:t>-ok a fázisokhoz:</w:t>
+      </w:r>
+    </w:p>
+    <w:p>
+      <w:pPr>
+        <w:spacing w:after="0"/>
+        <w:ind w:left="11" w:right="57" w:hanging="11"/>
+      </w:pPr>
+    </w:p>
+    <w:p>
+      <w:pPr>
+        <w:spacing w:after="0"/>
+        <w:ind w:left="11" w:right="57" w:hanging="11"/>
+      </w:pPr>
+      <w:r>
+        <w:t>Tervezés (2 nap)</w:t>
+      </w:r>
+    </w:p>
+    <w:p>
+      <w:pPr>
+        <w:spacing w:after="0"/>
+        <w:ind w:left="11" w:right="57" w:hanging="11"/>
+      </w:pPr>
+      <w:r>
+        <w:t>Fizikai építés (2 nap)</w:t>
+      </w:r>
+    </w:p>
+    <w:p>
+      <w:pPr>
+        <w:spacing w:after="0"/>
+        <w:ind w:left="11" w:right="57" w:hanging="11"/>
+      </w:pPr>
+      <w:r>
+        <w:t xml:space="preserve">L2/L3 </w:t>
+      </w:r>
+      <w:proofErr w:type="spellStart"/>
+      <w:r>
+        <w:t>konfig</w:t>
+      </w:r>
+      <w:proofErr w:type="spellEnd"/>
+      <w:r>
+        <w:t xml:space="preserve"> (2 nap)</w:t>
+      </w:r>
+    </w:p>
+    <w:p>
+      <w:pPr>
+        <w:spacing w:after="0"/>
+        <w:ind w:left="11" w:right="57" w:hanging="11"/>
+      </w:pPr>
+      <w:proofErr w:type="spellStart"/>
+      <w:r>
+        <w:t>Routing</w:t>
+      </w:r>
+      <w:proofErr w:type="spellEnd"/>
+      <w:r>
+        <w:t xml:space="preserve"> és VPN (2 nap)</w:t>
+      </w:r>
+    </w:p>
+    <w:p>
+      <w:pPr>
+        <w:spacing w:after="0"/>
+        <w:ind w:left="11" w:right="57" w:hanging="11"/>
+      </w:pPr>
+      <w:r>
+        <w:t>Szerverek (3 nap)</w:t>
+      </w:r>
+    </w:p>
+    <w:p>
+      <w:pPr>
+        <w:spacing w:after="0"/>
+        <w:ind w:left="11" w:right="57" w:hanging="11"/>
+      </w:pPr>
+      <w:r>
+        <w:t>Integráció (2 nap)</w:t>
+      </w:r>
+    </w:p>
+    <w:p>
+      <w:pPr>
+        <w:spacing w:after="0"/>
+        <w:ind w:left="11" w:right="57" w:hanging="11"/>
+      </w:pPr>
+      <w:r>
+        <w:t>Dokumentáció és videó (2 nap)</w:t>
+      </w:r>
+    </w:p>
+    <w:p>
+      <w:pPr>
+        <w:spacing w:after="0"/>
+        <w:ind w:left="11" w:right="57" w:hanging="11"/>
+      </w:pPr>
+      <w:r>
+        <w:t>Napi folyamat (5-10 perc adminisztráció)</w:t>
+      </w:r>
+    </w:p>
+    <w:p>
+      <w:pPr>
+        <w:spacing w:after="0"/>
+        <w:ind w:left="11" w:right="57" w:hanging="11"/>
+      </w:pPr>
+    </w:p>
+    <w:p>
+      <w:pPr>
+        <w:spacing w:after="0"/>
+        <w:ind w:left="11" w:right="57" w:hanging="11"/>
+      </w:pPr>
+      <w:r>
+        <w:t xml:space="preserve">Reggel: </w:t>
+      </w:r>
+      <w:proofErr w:type="spellStart"/>
+      <w:r>
+        <w:t>Projects</w:t>
+      </w:r>
+      <w:proofErr w:type="spellEnd"/>
+      <w:r>
+        <w:t xml:space="preserve"> </w:t>
+      </w:r>
+      <w:proofErr w:type="spellStart"/>
+      <w:r>
+        <w:t>board</w:t>
+      </w:r>
+      <w:proofErr w:type="spellEnd"/>
+      <w:r>
+        <w:t xml:space="preserve"> megnyitása, saját </w:t>
+      </w:r>
+      <w:proofErr w:type="spellStart"/>
+      <w:r>
+        <w:t>issue</w:t>
+      </w:r>
+      <w:proofErr w:type="spellEnd"/>
+      <w:r>
+        <w:t>-k áttekintése.</w:t>
+      </w:r>
+    </w:p>
+    <w:p>
+      <w:pPr>
+        <w:spacing w:after="0"/>
+        <w:ind w:left="11" w:right="57" w:hanging="11"/>
+      </w:pPr>
+    </w:p>
+    <w:p>
+      <w:pPr>
+        <w:spacing w:after="0"/>
+        <w:ind w:left="11" w:right="57" w:hanging="11"/>
+      </w:pPr>
+      <w:r>
+        <w:t xml:space="preserve">Munka közben: </w:t>
+      </w:r>
+      <w:proofErr w:type="spellStart"/>
+      <w:r>
+        <w:t>commit</w:t>
+      </w:r>
+      <w:proofErr w:type="spellEnd"/>
+      <w:r>
+        <w:t xml:space="preserve"> minden jelentősebb lépés után, </w:t>
+      </w:r>
+      <w:proofErr w:type="spellStart"/>
+      <w:r>
+        <w:t>commit</w:t>
+      </w:r>
+      <w:proofErr w:type="spellEnd"/>
+      <w:r>
+        <w:t xml:space="preserve"> üzenet tartalmazza az </w:t>
+      </w:r>
+      <w:proofErr w:type="spellStart"/>
+      <w:r>
+        <w:t>issue</w:t>
+      </w:r>
+      <w:proofErr w:type="spellEnd"/>
+      <w:r>
+        <w:t xml:space="preserve"> számot: [#12] </w:t>
+      </w:r>
+      <w:proofErr w:type="spellStart"/>
+      <w:r>
+        <w:t>Configure</w:t>
+      </w:r>
+      <w:proofErr w:type="spellEnd"/>
+      <w:r>
+        <w:t xml:space="preserve"> HSRP </w:t>
+      </w:r>
+      <w:proofErr w:type="spellStart"/>
+      <w:r>
+        <w:t>on</w:t>
+      </w:r>
+      <w:proofErr w:type="spellEnd"/>
+      <w:r>
+        <w:t xml:space="preserve"> VLAN 10.</w:t>
+      </w:r>
+    </w:p>
+    <w:p>
+      <w:pPr>
+        <w:spacing w:after="0"/>
+        <w:ind w:left="11" w:right="57" w:hanging="11"/>
+      </w:pPr>
+    </w:p>
+    <w:p>
+      <w:pPr>
+        <w:spacing w:after="0"/>
+        <w:ind w:left="11" w:right="57" w:hanging="11"/>
+      </w:pPr>
+      <w:r>
+        <w:lastRenderedPageBreak/>
+        <w:t xml:space="preserve">Befejezéskor: </w:t>
+      </w:r>
+      <w:proofErr w:type="spellStart"/>
+      <w:r>
+        <w:t>pull</w:t>
+      </w:r>
+      <w:proofErr w:type="spellEnd"/>
+      <w:r>
+        <w:t xml:space="preserve"> </w:t>
+      </w:r>
+      <w:proofErr w:type="spellStart"/>
+      <w:r>
+        <w:t>request</w:t>
+      </w:r>
+      <w:proofErr w:type="spellEnd"/>
+      <w:r>
+        <w:t xml:space="preserve"> nyitása, másik fél értesítése. </w:t>
+      </w:r>
+      <w:proofErr w:type="spellStart"/>
+      <w:r>
+        <w:t>Review</w:t>
+      </w:r>
+      <w:proofErr w:type="spellEnd"/>
+      <w:r>
+        <w:t xml:space="preserve"> kötelező, </w:t>
+      </w:r>
+      <w:proofErr w:type="spellStart"/>
+      <w:r>
+        <w:t>merge</w:t>
+      </w:r>
+      <w:proofErr w:type="spellEnd"/>
+      <w:r>
+        <w:t xml:space="preserve"> után </w:t>
+      </w:r>
+      <w:proofErr w:type="spellStart"/>
+      <w:r>
+        <w:t>issue</w:t>
+      </w:r>
+      <w:proofErr w:type="spellEnd"/>
+      <w:r>
+        <w:t xml:space="preserve"> automatikusan záródik.</w:t>
+      </w:r>
+    </w:p>
+    <w:p>
+      <w:pPr>
+        <w:spacing w:after="0"/>
+        <w:ind w:left="11" w:right="57" w:hanging="11"/>
+      </w:pPr>
+    </w:p>
+    <w:p>
+      <w:pPr>
+        <w:spacing w:after="0"/>
+        <w:ind w:left="11" w:right="57" w:hanging="11"/>
+      </w:pPr>
+      <w:r>
+        <w:t xml:space="preserve">Kommunikáció: GitHub </w:t>
+      </w:r>
+      <w:proofErr w:type="spellStart"/>
+      <w:r>
+        <w:t>issue</w:t>
+      </w:r>
+      <w:proofErr w:type="spellEnd"/>
+      <w:r>
+        <w:t xml:space="preserve"> kommentek, vagy </w:t>
+      </w:r>
+      <w:proofErr w:type="spellStart"/>
+      <w:r>
+        <w:t>Discord</w:t>
+      </w:r>
+      <w:proofErr w:type="spellEnd"/>
+      <w:r>
+        <w:t>/</w:t>
+      </w:r>
+      <w:proofErr w:type="spellStart"/>
+      <w:r>
+        <w:t>Slack</w:t>
+      </w:r>
+      <w:proofErr w:type="spellEnd"/>
+      <w:r>
+        <w:t xml:space="preserve"> csatorna </w:t>
+      </w:r>
+      <w:proofErr w:type="spellStart"/>
+      <w:r>
+        <w:t>webhook</w:t>
+      </w:r>
+      <w:proofErr w:type="spellEnd"/>
+      <w:r>
+        <w:t xml:space="preserve"> integrációval. Nincs állandó meeting, nincs időbecslés, nincs story </w:t>
+      </w:r>
+      <w:proofErr w:type="spellStart"/>
+      <w:r>
+        <w:t>point</w:t>
+      </w:r>
+      <w:proofErr w:type="spellEnd"/>
+      <w:r>
+        <w:t>.</w:t>
+      </w:r>
+    </w:p>
+    <w:p>
+      <w:pPr>
+        <w:spacing w:after="0"/>
+        <w:ind w:left="11" w:right="57" w:hanging="11"/>
+      </w:pPr>
+    </w:p>
+    <w:p>
+      <w:pPr>
+        <w:spacing w:after="0"/>
+        <w:ind w:left="11" w:right="57" w:hanging="11"/>
+      </w:pPr>
+      <w:proofErr w:type="spellStart"/>
+      <w:r>
+        <w:t>Review</w:t>
+      </w:r>
+      <w:proofErr w:type="spellEnd"/>
+      <w:r>
+        <w:t xml:space="preserve"> folyamat</w:t>
+      </w:r>
+    </w:p>
+    <w:p>
+      <w:pPr>
+        <w:spacing w:after="0"/>
+        <w:ind w:left="11" w:right="57" w:hanging="11"/>
+      </w:pPr>
+    </w:p>
+    <w:p>
+      <w:pPr>
+        <w:spacing w:after="0"/>
+        <w:ind w:left="11" w:right="57" w:hanging="11"/>
+      </w:pPr>
+      <w:r>
+        <w:t>Kód/konfiguráció olvashatósága</w:t>
+      </w:r>
+    </w:p>
+    <w:p>
+      <w:pPr>
+        <w:spacing w:after="0"/>
+        <w:ind w:left="11" w:right="57" w:hanging="11"/>
+      </w:pPr>
+      <w:r>
+        <w:t>Dokumentáció frissítése megtörtént-e</w:t>
+      </w:r>
+    </w:p>
+    <w:p>
+      <w:pPr>
+        <w:spacing w:after="0"/>
+        <w:ind w:left="11" w:right="57" w:hanging="11"/>
+      </w:pPr>
+      <w:r>
+        <w:t xml:space="preserve">Függő </w:t>
+      </w:r>
+      <w:proofErr w:type="spellStart"/>
+      <w:r>
+        <w:t>issue</w:t>
+      </w:r>
+      <w:proofErr w:type="spellEnd"/>
+      <w:r>
+        <w:t>-k feloldhatók-e</w:t>
+      </w:r>
     </w:p>
     <w:p>
       <w:pPr>
@@ -2357,375 +5369,311 @@
     </w:p>
     <w:p>
       <w:pPr>
-        <w:spacing w:after="161" w:line="360" w:lineRule="auto"/>
-        <w:ind w:left="0" w:right="0" w:firstLine="0"/>
+        <w:pStyle w:val="Cmsor1"/>
       </w:pPr>
       <w:r>
         <w:lastRenderedPageBreak/>
-        <w:t>12. Tesztelési dokumentáció</w:t>
-      </w:r>
-    </w:p>
-    <w:p>
-      <w:pPr>
-        <w:spacing w:after="161" w:line="360" w:lineRule="auto"/>
-        <w:ind w:left="0" w:right="0" w:firstLine="0"/>
-      </w:pPr>
-      <w:r>
-        <w:t>12.1 Teszttervek és metodológia</w:t>
-      </w:r>
-    </w:p>
-    <w:p>
-      <w:pPr>
-        <w:spacing w:after="161" w:line="360" w:lineRule="auto"/>
-        <w:ind w:left="0" w:right="0" w:firstLine="0"/>
-      </w:pPr>
-      <w:r>
-        <w:t xml:space="preserve">12.2 L2 redundancia teszt – Link </w:t>
-      </w:r>
-      <w:proofErr w:type="spellStart"/>
-      <w:r>
-        <w:t>failure</w:t>
-      </w:r>
-      <w:proofErr w:type="spellEnd"/>
-      <w:r>
-        <w:t xml:space="preserve"> szimuláció</w:t>
-      </w:r>
-    </w:p>
-    <w:p>
-      <w:pPr>
-        <w:spacing w:after="161" w:line="360" w:lineRule="auto"/>
-        <w:ind w:left="0" w:right="0" w:firstLine="0"/>
-      </w:pPr>
-      <w:r>
-        <w:t xml:space="preserve">12.3 L3 redundancia teszt – HSRP </w:t>
-      </w:r>
-      <w:proofErr w:type="spellStart"/>
-      <w:r>
-        <w:t>failover</w:t>
-      </w:r>
-      <w:proofErr w:type="spellEnd"/>
-    </w:p>
-    <w:p>
-      <w:pPr>
-        <w:spacing w:after="161" w:line="360" w:lineRule="auto"/>
-        <w:ind w:left="0" w:right="0" w:firstLine="0"/>
-      </w:pPr>
-      <w:r>
-        <w:t>12.4 WAN kapcsolat teszt – OSPF konvergencia</w:t>
-      </w:r>
-    </w:p>
-    <w:p>
-      <w:pPr>
-        <w:spacing w:after="161" w:line="360" w:lineRule="auto"/>
-        <w:ind w:left="0" w:right="0" w:firstLine="0"/>
-      </w:pPr>
-      <w:r>
-        <w:t xml:space="preserve">12.5 VPN teszt – </w:t>
-      </w:r>
-      <w:proofErr w:type="spellStart"/>
-      <w:r>
-        <w:t>Tunnel</w:t>
-      </w:r>
-      <w:proofErr w:type="spellEnd"/>
-      <w:r>
-        <w:t xml:space="preserve"> establishment és </w:t>
-      </w:r>
-      <w:proofErr w:type="spellStart"/>
-      <w:r>
-        <w:t>throughput</w:t>
-      </w:r>
-      <w:proofErr w:type="spellEnd"/>
-    </w:p>
-    <w:p>
-      <w:pPr>
-        <w:spacing w:after="161" w:line="360" w:lineRule="auto"/>
-        <w:ind w:left="0" w:right="0" w:firstLine="0"/>
-      </w:pPr>
-      <w:r>
-        <w:t xml:space="preserve">12.6 Biztonsági teszt – Port </w:t>
-      </w:r>
-      <w:proofErr w:type="spellStart"/>
-      <w:r>
-        <w:t>scan</w:t>
-      </w:r>
-      <w:proofErr w:type="spellEnd"/>
-      <w:r>
-        <w:t xml:space="preserve"> és behatolási kísérlet</w:t>
-      </w:r>
-    </w:p>
-    <w:p>
-      <w:pPr>
-        <w:spacing w:after="161" w:line="360" w:lineRule="auto"/>
-        <w:ind w:left="0" w:right="0" w:firstLine="0"/>
-      </w:pPr>
-      <w:r>
-        <w:t>12.7 Tűzfal teszt – Szabályhatékonyság</w:t>
-      </w:r>
-    </w:p>
-    <w:p>
-      <w:pPr>
-        <w:spacing w:after="161" w:line="360" w:lineRule="auto"/>
-        <w:ind w:left="0" w:right="0" w:firstLine="0"/>
-      </w:pPr>
-      <w:r>
-        <w:t>12.8 Szerver szolgáltatások tesztje</w:t>
-      </w:r>
-    </w:p>
-    <w:p>
-      <w:pPr>
-        <w:spacing w:after="161" w:line="360" w:lineRule="auto"/>
-        <w:ind w:left="0" w:right="0" w:firstLine="0"/>
-      </w:pPr>
-      <w:r>
-        <w:t>12.9 IOT funkcionális teszt – PIN kód folyamat</w:t>
-      </w:r>
-    </w:p>
-    <w:p>
-      <w:pPr>
-        <w:spacing w:after="161" w:line="360" w:lineRule="auto"/>
-        <w:ind w:left="0" w:right="0" w:firstLine="0"/>
-      </w:pPr>
-      <w:r>
-        <w:t>12.10 Teljesítménytesztek – Benchmark eredmények</w:t>
-      </w:r>
-    </w:p>
-    <w:p>
-      <w:pPr>
-        <w:spacing w:after="160" w:line="259" w:lineRule="auto"/>
-        <w:ind w:left="0" w:right="0" w:firstLine="0"/>
-        <w:jc w:val="left"/>
-      </w:pPr>
-      <w:r>
-        <w:br w:type="page"/>
-      </w:r>
-    </w:p>
-    <w:p>
-      <w:pPr>
-        <w:spacing w:after="161" w:line="360" w:lineRule="auto"/>
-        <w:ind w:left="0" w:right="0" w:firstLine="0"/>
-      </w:pPr>
-      <w:r>
-        <w:lastRenderedPageBreak/>
-        <w:t>13. Üzemeltetési dokumentáció</w:t>
-      </w:r>
-    </w:p>
-    <w:p>
-      <w:pPr>
-        <w:spacing w:after="161" w:line="360" w:lineRule="auto"/>
-        <w:ind w:left="0" w:right="0" w:firstLine="0"/>
-      </w:pPr>
-      <w:r>
-        <w:t>13.1 SLA paraméterek és RTO/RPO</w:t>
-      </w:r>
-    </w:p>
-    <w:p>
-      <w:pPr>
-        <w:spacing w:after="161" w:line="360" w:lineRule="auto"/>
-        <w:ind w:left="0" w:right="0" w:firstLine="0"/>
-      </w:pPr>
-      <w:r>
-        <w:t xml:space="preserve">13.2 </w:t>
-      </w:r>
-      <w:proofErr w:type="spellStart"/>
-      <w:r>
-        <w:t>Incident</w:t>
-      </w:r>
-      <w:proofErr w:type="spellEnd"/>
-      <w:r>
-        <w:t xml:space="preserve"> menedzsment folyamat</w:t>
-      </w:r>
-    </w:p>
-    <w:p>
-      <w:pPr>
-        <w:spacing w:after="161" w:line="360" w:lineRule="auto"/>
-        <w:ind w:left="0" w:right="0" w:firstLine="0"/>
-      </w:pPr>
-      <w:r>
-        <w:t xml:space="preserve">13.3 </w:t>
-      </w:r>
-      <w:proofErr w:type="spellStart"/>
-      <w:r>
-        <w:t>Change</w:t>
-      </w:r>
-      <w:proofErr w:type="spellEnd"/>
-      <w:r>
-        <w:t xml:space="preserve"> management eljárásrend</w:t>
-      </w:r>
-    </w:p>
-    <w:p>
-      <w:pPr>
-        <w:spacing w:after="161" w:line="360" w:lineRule="auto"/>
-        <w:ind w:left="0" w:right="0" w:firstLine="0"/>
-      </w:pPr>
-      <w:r>
-        <w:t xml:space="preserve">13.4 Backup és </w:t>
-      </w:r>
-      <w:proofErr w:type="spellStart"/>
-      <w:r>
-        <w:t>restore</w:t>
-      </w:r>
-      <w:proofErr w:type="spellEnd"/>
-      <w:r>
-        <w:t xml:space="preserve"> eljárások</w:t>
-      </w:r>
-    </w:p>
-    <w:p>
-      <w:pPr>
-        <w:spacing w:after="161" w:line="360" w:lineRule="auto"/>
-        <w:ind w:left="0" w:right="0" w:firstLine="0"/>
-      </w:pPr>
-      <w:r>
-        <w:t>13.5 Katasztrófa helyreállítási terv (DRP)</w:t>
-      </w:r>
-    </w:p>
-    <w:p>
-      <w:pPr>
-        <w:spacing w:after="160" w:line="259" w:lineRule="auto"/>
-        <w:ind w:left="0" w:right="0" w:firstLine="0"/>
-        <w:jc w:val="left"/>
-      </w:pPr>
-      <w:r>
-        <w:br w:type="page"/>
-      </w:r>
-    </w:p>
-    <w:p>
-      <w:pPr>
-        <w:spacing w:after="161" w:line="360" w:lineRule="auto"/>
-        <w:ind w:left="0" w:right="0" w:firstLine="0"/>
-      </w:pPr>
-      <w:r>
-        <w:lastRenderedPageBreak/>
-        <w:t>14. Projektmenedzsment</w:t>
-      </w:r>
-    </w:p>
-    <w:p>
-      <w:pPr>
-        <w:spacing w:after="161" w:line="360" w:lineRule="auto"/>
-        <w:ind w:left="0" w:right="0" w:firstLine="0"/>
-      </w:pPr>
-      <w:r>
-        <w:t>14.1 Csapatszerkezet és felelősségi körök</w:t>
-      </w:r>
-    </w:p>
-    <w:p>
-      <w:pPr>
-        <w:spacing w:after="161" w:line="360" w:lineRule="auto"/>
-        <w:ind w:left="0" w:right="0" w:firstLine="0"/>
-      </w:pPr>
-      <w:r>
-        <w:t>14.2 Használt projektszervezési eszközök</w:t>
-      </w:r>
-    </w:p>
-    <w:p>
-      <w:pPr>
-        <w:spacing w:after="161" w:line="360" w:lineRule="auto"/>
-        <w:ind w:left="0" w:right="0" w:firstLine="0"/>
-      </w:pPr>
-      <w:r>
-        <w:t xml:space="preserve">14.3 </w:t>
-      </w:r>
-      <w:proofErr w:type="spellStart"/>
-      <w:r>
-        <w:t>Gantt</w:t>
-      </w:r>
-      <w:proofErr w:type="spellEnd"/>
-      <w:r>
-        <w:t xml:space="preserve"> diagram – Ütemezés és mérföldkövek</w:t>
-      </w:r>
-    </w:p>
-    <w:p>
-      <w:pPr>
-        <w:spacing w:after="161" w:line="360" w:lineRule="auto"/>
-        <w:ind w:left="0" w:right="0" w:firstLine="0"/>
-      </w:pPr>
-      <w:r>
-        <w:t>14.4 Kockázatkezelési mátrix</w:t>
-      </w:r>
-    </w:p>
-    <w:p>
-      <w:pPr>
-        <w:spacing w:after="161" w:line="360" w:lineRule="auto"/>
-        <w:ind w:left="0" w:right="0" w:firstLine="0"/>
-      </w:pPr>
-      <w:r>
-        <w:t>14.5 Kommunikációs terv</w:t>
-      </w:r>
-    </w:p>
-    <w:p>
-      <w:pPr>
-        <w:spacing w:after="160" w:line="259" w:lineRule="auto"/>
-        <w:ind w:left="0" w:right="0" w:firstLine="0"/>
-        <w:jc w:val="left"/>
-      </w:pPr>
-      <w:r>
-        <w:br w:type="page"/>
-      </w:r>
-    </w:p>
-    <w:p>
-      <w:pPr>
-        <w:spacing w:after="161" w:line="360" w:lineRule="auto"/>
-        <w:ind w:left="0" w:right="0" w:firstLine="0"/>
-      </w:pPr>
-      <w:r>
-        <w:lastRenderedPageBreak/>
-        <w:t>15. Mellékletek</w:t>
-      </w:r>
-    </w:p>
-    <w:p>
-      <w:pPr>
-        <w:spacing w:after="161" w:line="360" w:lineRule="auto"/>
-        <w:ind w:left="0" w:right="0" w:firstLine="0"/>
-      </w:pPr>
-      <w:r>
-        <w:t xml:space="preserve">15.1 Teljes eszközlista – Gyártói modellek, </w:t>
-      </w:r>
-      <w:proofErr w:type="spellStart"/>
-      <w:r>
-        <w:t>firmware</w:t>
-      </w:r>
-      <w:proofErr w:type="spellEnd"/>
-    </w:p>
-    <w:p>
-      <w:pPr>
-        <w:spacing w:after="161" w:line="360" w:lineRule="auto"/>
-        <w:ind w:left="0" w:right="0" w:firstLine="0"/>
-      </w:pPr>
-      <w:r>
-        <w:t>15.2 Kábelezési terv és patch panel felosztás</w:t>
-      </w:r>
-    </w:p>
-    <w:p>
-      <w:pPr>
-        <w:spacing w:after="161" w:line="360" w:lineRule="auto"/>
-        <w:ind w:left="0" w:right="0" w:firstLine="0"/>
-      </w:pPr>
-      <w:r>
-        <w:t>15.3 Teljesítményszámítások – Sávszélesség, RTT</w:t>
-      </w:r>
-    </w:p>
-    <w:p>
-      <w:pPr>
-        <w:spacing w:after="161" w:line="360" w:lineRule="auto"/>
-        <w:ind w:left="0" w:right="0" w:firstLine="0"/>
-      </w:pPr>
-      <w:r>
-        <w:t>15.4 Licensz igények és költségbecslés</w:t>
-      </w:r>
-    </w:p>
-    <w:p>
-      <w:pPr>
-        <w:spacing w:after="161" w:line="360" w:lineRule="auto"/>
-        <w:ind w:left="0" w:right="0" w:firstLine="0"/>
-      </w:pPr>
-      <w:r>
-        <w:t>15.5 Hivatkozott szabványok és ajánláso</w:t>
-      </w:r>
-      <w:bookmarkStart w:id="0" w:name="_GoBack"/>
-      <w:bookmarkEnd w:id="0"/>
-      <w:r>
-        <w:t>k</w:t>
-      </w:r>
-    </w:p>
+        <w:t>Korlátozások és elfogadott megoldások</w:t>
+      </w:r>
+    </w:p>
+    <w:p/>
+    <w:tbl>
+      <w:tblPr>
+        <w:tblStyle w:val="Rcsostblzat"/>
+        <w:tblW w:w="0" w:type="auto"/>
+        <w:tblInd w:w="10" w:type="dxa"/>
+        <w:tblLook w:val="04A0" w:firstRow="1" w:lastRow="0" w:firstColumn="1" w:lastColumn="0" w:noHBand="0" w:noVBand="1"/>
+      </w:tblPr>
+      <w:tblGrid>
+        <w:gridCol w:w="4554"/>
+        <w:gridCol w:w="4554"/>
+      </w:tblGrid>
+      <w:tr>
+        <w:tc>
+          <w:tcPr>
+            <w:tcW w:w="4559" w:type="dxa"/>
+          </w:tcPr>
+          <w:p>
+            <w:pPr>
+              <w:ind w:left="0" w:firstLine="0"/>
+            </w:pPr>
+            <w:r>
+              <w:t>Korlátozás</w:t>
+            </w:r>
+          </w:p>
+        </w:tc>
+        <w:tc>
+          <w:tcPr>
+            <w:tcW w:w="4559" w:type="dxa"/>
+          </w:tcPr>
+          <w:p>
+            <w:pPr>
+              <w:ind w:left="0" w:firstLine="0"/>
+            </w:pPr>
+            <w:r>
+              <w:t>Elfogadott állapot</w:t>
+            </w:r>
+          </w:p>
+        </w:tc>
+      </w:tr>
+      <w:tr>
+        <w:tc>
+          <w:tcPr>
+            <w:tcW w:w="4559" w:type="dxa"/>
+          </w:tcPr>
+          <w:p>
+            <w:pPr>
+              <w:ind w:left="0" w:firstLine="0"/>
+            </w:pPr>
+            <w:r>
+              <w:t>IPv6 nem implementálható</w:t>
+            </w:r>
+          </w:p>
+        </w:tc>
+        <w:tc>
+          <w:tcPr>
+            <w:tcW w:w="4559" w:type="dxa"/>
+          </w:tcPr>
+          <w:p>
+            <w:pPr>
+              <w:ind w:left="0" w:firstLine="0"/>
+            </w:pPr>
+            <w:r>
+              <w:t>Terv szintű dokumentáció, jövőbeli migrációs útvonal</w:t>
+            </w:r>
+          </w:p>
+        </w:tc>
+      </w:tr>
+      <w:tr>
+        <w:tc>
+          <w:tcPr>
+            <w:tcW w:w="4559" w:type="dxa"/>
+          </w:tcPr>
+          <w:p>
+            <w:pPr>
+              <w:ind w:left="0" w:firstLine="0"/>
+            </w:pPr>
+            <w:r>
+              <w:t>Routereken nincs SSH</w:t>
+            </w:r>
+          </w:p>
+        </w:tc>
+        <w:tc>
+          <w:tcPr>
+            <w:tcW w:w="4559" w:type="dxa"/>
+          </w:tcPr>
+          <w:p>
+            <w:pPr>
+              <w:ind w:left="0" w:firstLine="0"/>
+            </w:pPr>
+            <w:r>
+              <w:t>Konzol kábel, TFTP backup/</w:t>
+            </w:r>
+            <w:proofErr w:type="spellStart"/>
+            <w:r>
+              <w:t>restore</w:t>
+            </w:r>
+            <w:proofErr w:type="spellEnd"/>
+          </w:p>
+        </w:tc>
+      </w:tr>
+      <w:tr>
+        <w:tc>
+          <w:tcPr>
+            <w:tcW w:w="4559" w:type="dxa"/>
+          </w:tcPr>
+          <w:p>
+            <w:pPr>
+              <w:ind w:left="0" w:firstLine="0"/>
+            </w:pPr>
+            <w:r>
+              <w:t>Routereken nincs ACL</w:t>
+            </w:r>
+          </w:p>
+        </w:tc>
+        <w:tc>
+          <w:tcPr>
+            <w:tcW w:w="4559" w:type="dxa"/>
+          </w:tcPr>
+          <w:p>
+            <w:pPr>
+              <w:ind w:left="0" w:firstLine="0"/>
+            </w:pPr>
+            <w:r>
+              <w:t>Biztonság ASA szinten koncentrálva</w:t>
+            </w:r>
+          </w:p>
+        </w:tc>
+      </w:tr>
+      <w:tr>
+        <w:tc>
+          <w:tcPr>
+            <w:tcW w:w="4559" w:type="dxa"/>
+          </w:tcPr>
+          <w:p>
+            <w:pPr>
+              <w:ind w:left="0" w:firstLine="0"/>
+            </w:pPr>
+            <w:r>
+              <w:t xml:space="preserve">Nincs </w:t>
+            </w:r>
+            <w:proofErr w:type="spellStart"/>
+            <w:r>
+              <w:t>Remote</w:t>
+            </w:r>
+            <w:proofErr w:type="spellEnd"/>
+            <w:r>
+              <w:t xml:space="preserve"> Access VPN</w:t>
+            </w:r>
+          </w:p>
+        </w:tc>
+        <w:tc>
+          <w:tcPr>
+            <w:tcW w:w="4559" w:type="dxa"/>
+          </w:tcPr>
+          <w:p>
+            <w:pPr>
+              <w:ind w:left="0" w:firstLine="0"/>
+            </w:pPr>
+            <w:r>
+              <w:t>Site-</w:t>
+            </w:r>
+            <w:proofErr w:type="spellStart"/>
+            <w:r>
+              <w:t>to</w:t>
+            </w:r>
+            <w:proofErr w:type="spellEnd"/>
+            <w:r>
+              <w:t xml:space="preserve">-Site VPN elegendő, </w:t>
+            </w:r>
+            <w:proofErr w:type="spellStart"/>
+            <w:r>
+              <w:t>admin</w:t>
+            </w:r>
+            <w:proofErr w:type="spellEnd"/>
+            <w:r>
+              <w:t xml:space="preserve"> fizikai jelenlét</w:t>
+            </w:r>
+          </w:p>
+        </w:tc>
+      </w:tr>
+      <w:tr>
+        <w:tc>
+          <w:tcPr>
+            <w:tcW w:w="4559" w:type="dxa"/>
+          </w:tcPr>
+          <w:p>
+            <w:pPr>
+              <w:ind w:left="0" w:firstLine="0"/>
+            </w:pPr>
+            <w:r>
+              <w:t xml:space="preserve">ASA </w:t>
+            </w:r>
+            <w:proofErr w:type="spellStart"/>
+            <w:r>
+              <w:t>failover</w:t>
+            </w:r>
+            <w:proofErr w:type="spellEnd"/>
+            <w:r>
+              <w:t xml:space="preserve"> licenc kérdéses</w:t>
+            </w:r>
+          </w:p>
+        </w:tc>
+        <w:tc>
+          <w:tcPr>
+            <w:tcW w:w="4559" w:type="dxa"/>
+          </w:tcPr>
+          <w:p>
+            <w:pPr>
+              <w:ind w:left="0" w:firstLine="0"/>
+            </w:pPr>
+            <w:r>
+              <w:t>Dokumentált, teszteléshez elérhető legjobb mód</w:t>
+            </w:r>
+          </w:p>
+        </w:tc>
+      </w:tr>
+      <w:tr>
+        <w:tc>
+          <w:tcPr>
+            <w:tcW w:w="4559" w:type="dxa"/>
+          </w:tcPr>
+          <w:p>
+            <w:pPr>
+              <w:ind w:left="0" w:firstLine="0"/>
+            </w:pPr>
+            <w:r>
+              <w:t xml:space="preserve">IOT </w:t>
+            </w:r>
+            <w:proofErr w:type="spellStart"/>
+            <w:r>
+              <w:t>relay</w:t>
+            </w:r>
+            <w:proofErr w:type="spellEnd"/>
+            <w:r>
+              <w:t xml:space="preserve"> minimális funkcionalitás</w:t>
+            </w:r>
+          </w:p>
+        </w:tc>
+        <w:tc>
+          <w:tcPr>
+            <w:tcW w:w="4559" w:type="dxa"/>
+          </w:tcPr>
+          <w:p>
+            <w:pPr>
+              <w:ind w:left="0" w:firstLine="0"/>
+            </w:pPr>
+            <w:r>
+              <w:t xml:space="preserve">Külső szerver logika, </w:t>
+            </w:r>
+            <w:proofErr w:type="spellStart"/>
+            <w:r>
+              <w:t>relay</w:t>
+            </w:r>
+            <w:proofErr w:type="spellEnd"/>
+            <w:r>
+              <w:t xml:space="preserve"> tiszta végrehajtó</w:t>
+            </w:r>
+          </w:p>
+        </w:tc>
+      </w:tr>
+      <w:tr>
+        <w:tc>
+          <w:tcPr>
+            <w:tcW w:w="4559" w:type="dxa"/>
+          </w:tcPr>
+          <w:p>
+            <w:pPr>
+              <w:ind w:left="0" w:firstLine="0"/>
+            </w:pPr>
+            <w:proofErr w:type="spellStart"/>
+            <w:r>
+              <w:t>Flutter</w:t>
+            </w:r>
+            <w:proofErr w:type="spellEnd"/>
+            <w:r>
+              <w:t xml:space="preserve"> app nem részletezhető</w:t>
+            </w:r>
+          </w:p>
+        </w:tc>
+        <w:tc>
+          <w:tcPr>
+            <w:tcW w:w="4559" w:type="dxa"/>
+          </w:tcPr>
+          <w:p>
+            <w:pPr>
+              <w:ind w:left="0" w:firstLine="0"/>
+            </w:pPr>
+            <w:r>
+              <w:t>Keretrendszer dokumentált, belső működés nem</w:t>
+            </w:r>
+            <w:bookmarkStart w:id="5" w:name="_GoBack"/>
+            <w:bookmarkEnd w:id="5"/>
+          </w:p>
+        </w:tc>
+      </w:tr>
+    </w:tbl>
+    <w:p/>
     <w:sectPr>
       <w:footerReference w:type="even" r:id="rId12"/>
       <w:footerReference w:type="default" r:id="rId13"/>
@@ -5159,6 +8107,49 @@
       <w:szCs w:val="32"/>
     </w:rPr>
   </w:style>
+  <w:style w:type="paragraph" w:styleId="TJ1">
+    <w:name w:val="toc 1"/>
+    <w:basedOn w:val="Norml"/>
+    <w:next w:val="Norml"/>
+    <w:autoRedefine/>
+    <w:uiPriority w:val="39"/>
+    <w:unhideWhenUsed/>
+    <w:rsid w:val="00770C77"/>
+    <w:pPr>
+      <w:spacing w:after="100"/>
+      <w:ind w:left="0"/>
+    </w:pPr>
+  </w:style>
+  <w:style w:type="character" w:styleId="Hiperhivatkozs">
+    <w:name w:val="Hyperlink"/>
+    <w:basedOn w:val="Bekezdsalapbettpusa"/>
+    <w:uiPriority w:val="99"/>
+    <w:unhideWhenUsed/>
+    <w:rsid w:val="00770C77"/>
+    <w:rPr>
+      <w:color w:val="0563C1" w:themeColor="hyperlink"/>
+      <w:u w:val="single"/>
+    </w:rPr>
+  </w:style>
+  <w:style w:type="table" w:styleId="Rcsostblzat">
+    <w:name w:val="Table Grid"/>
+    <w:basedOn w:val="Normltblzat"/>
+    <w:uiPriority w:val="39"/>
+    <w:rsid w:val="000B5471"/>
+    <w:pPr>
+      <w:spacing w:after="0" w:line="240" w:lineRule="auto"/>
+    </w:pPr>
+    <w:tblPr>
+      <w:tblBorders>
+        <w:top w:val="single" w:sz="4" w:space="0" w:color="auto"/>
+        <w:left w:val="single" w:sz="4" w:space="0" w:color="auto"/>
+        <w:bottom w:val="single" w:sz="4" w:space="0" w:color="auto"/>
+        <w:right w:val="single" w:sz="4" w:space="0" w:color="auto"/>
+        <w:insideH w:val="single" w:sz="4" w:space="0" w:color="auto"/>
+        <w:insideV w:val="single" w:sz="4" w:space="0" w:color="auto"/>
+      </w:tblBorders>
+    </w:tblPr>
+  </w:style>
 </w:styles>
 </file>
 
@@ -5428,7 +8419,7 @@
 </file>
 
 <file path=customXml/itemProps1.xml><?xml version="1.0" encoding="utf-8"?>
-<ds:datastoreItem xmlns:ds="http://schemas.openxmlformats.org/officeDocument/2006/customXml" ds:itemID="{7CBC9F22-5CF6-487D-A552-CD0205A8422C}">
+<ds:datastoreItem xmlns:ds="http://schemas.openxmlformats.org/officeDocument/2006/customXml" ds:itemID="{E2F8CBB5-DE2C-4010-8B19-CCB835A49922}">
   <ds:schemaRefs>
     <ds:schemaRef ds:uri="http://schemas.openxmlformats.org/officeDocument/2006/bibliography"/>
   </ds:schemaRefs>

--- a/Vizsgaremek.docx
+++ b/Vizsgaremek.docx
@@ -896,6 +896,12 @@
     </w:p>
     <w:sdt>
       <w:sdtPr>
+        <w:rPr>
+          <w:rFonts w:ascii="Times New Roman" w:eastAsia="Times New Roman" w:hAnsi="Times New Roman" w:cs="Times New Roman"/>
+          <w:color w:val="000000"/>
+          <w:sz w:val="24"/>
+          <w:szCs w:val="22"/>
+        </w:rPr>
         <w:id w:val="1283543172"/>
         <w:docPartObj>
           <w:docPartGallery w:val="Table of Contents"/>
@@ -904,12 +910,8 @@
       </w:sdtPr>
       <w:sdtEndPr>
         <w:rPr>
-          <w:rFonts w:ascii="Times New Roman" w:eastAsia="Times New Roman" w:hAnsi="Times New Roman" w:cs="Times New Roman"/>
           <w:b/>
           <w:bCs/>
-          <w:color w:val="000000"/>
-          <w:sz w:val="24"/>
-          <w:szCs w:val="22"/>
         </w:rPr>
       </w:sdtEndPr>
       <w:sdtContent>
@@ -943,13 +945,13 @@
           <w:r>
             <w:fldChar w:fldCharType="separate"/>
           </w:r>
-          <w:hyperlink w:anchor="_Toc222912678" w:history="1">
+          <w:hyperlink w:anchor="_Toc223000165" w:history="1">
             <w:r>
               <w:rPr>
                 <w:rStyle w:val="Hiperhivatkozs"/>
                 <w:noProof/>
               </w:rPr>
-              <w:t>GLS Pacex.hu Hálózati Infrastruktúra Megvalósítási Dokumentáció</w:t>
+              <w:t>1. Projekttartalom</w:t>
             </w:r>
             <w:r>
               <w:rPr>
@@ -970,7 +972,7 @@
                 <w:noProof/>
                 <w:webHidden/>
               </w:rPr>
-              <w:instrText xml:space="preserve"> PAGEREF _Toc222912678 \h </w:instrText>
+              <w:instrText xml:space="preserve"> PAGEREF _Toc223000165 \h </w:instrText>
             </w:r>
             <w:r>
               <w:rPr>
@@ -990,7 +992,149 @@
                 <w:noProof/>
                 <w:webHidden/>
               </w:rPr>
-              <w:t>4</w:t>
+              <w:t>5</w:t>
+            </w:r>
+            <w:r>
+              <w:rPr>
+                <w:noProof/>
+                <w:webHidden/>
+              </w:rPr>
+              <w:fldChar w:fldCharType="end"/>
+            </w:r>
+          </w:hyperlink>
+        </w:p>
+        <w:p>
+          <w:pPr>
+            <w:pStyle w:val="TJ2"/>
+            <w:tabs>
+              <w:tab w:val="right" w:leader="dot" w:pos="9118"/>
+            </w:tabs>
+            <w:rPr>
+              <w:rFonts w:asciiTheme="minorHAnsi" w:eastAsiaTheme="minorEastAsia" w:hAnsiTheme="minorHAnsi" w:cstheme="minorBidi"/>
+              <w:noProof/>
+              <w:color w:val="auto"/>
+              <w:sz w:val="22"/>
+            </w:rPr>
+          </w:pPr>
+          <w:hyperlink w:anchor="_Toc223000166" w:history="1">
+            <w:r>
+              <w:rPr>
+                <w:rStyle w:val="Hiperhivatkozs"/>
+                <w:noProof/>
+              </w:rPr>
+              <w:t>1.1 Projektáttekintés</w:t>
+            </w:r>
+            <w:r>
+              <w:rPr>
+                <w:noProof/>
+                <w:webHidden/>
+              </w:rPr>
+              <w:tab/>
+            </w:r>
+            <w:r>
+              <w:rPr>
+                <w:noProof/>
+                <w:webHidden/>
+              </w:rPr>
+              <w:fldChar w:fldCharType="begin"/>
+            </w:r>
+            <w:r>
+              <w:rPr>
+                <w:noProof/>
+                <w:webHidden/>
+              </w:rPr>
+              <w:instrText xml:space="preserve"> PAGEREF _Toc223000166 \h </w:instrText>
+            </w:r>
+            <w:r>
+              <w:rPr>
+                <w:noProof/>
+                <w:webHidden/>
+              </w:rPr>
+            </w:r>
+            <w:r>
+              <w:rPr>
+                <w:noProof/>
+                <w:webHidden/>
+              </w:rPr>
+              <w:fldChar w:fldCharType="separate"/>
+            </w:r>
+            <w:r>
+              <w:rPr>
+                <w:noProof/>
+                <w:webHidden/>
+              </w:rPr>
+              <w:t>5</w:t>
+            </w:r>
+            <w:r>
+              <w:rPr>
+                <w:noProof/>
+                <w:webHidden/>
+              </w:rPr>
+              <w:fldChar w:fldCharType="end"/>
+            </w:r>
+          </w:hyperlink>
+        </w:p>
+        <w:p>
+          <w:pPr>
+            <w:pStyle w:val="TJ2"/>
+            <w:tabs>
+              <w:tab w:val="right" w:leader="dot" w:pos="9118"/>
+            </w:tabs>
+            <w:rPr>
+              <w:rFonts w:asciiTheme="minorHAnsi" w:eastAsiaTheme="minorEastAsia" w:hAnsiTheme="minorHAnsi" w:cstheme="minorBidi"/>
+              <w:noProof/>
+              <w:color w:val="auto"/>
+              <w:sz w:val="22"/>
+            </w:rPr>
+          </w:pPr>
+          <w:hyperlink w:anchor="_Toc223000167" w:history="1">
+            <w:r>
+              <w:rPr>
+                <w:rStyle w:val="Hiperhivatkozs"/>
+                <w:noProof/>
+              </w:rPr>
+              <w:t>1.2 Követelmények teljesítésének összefoglalása</w:t>
+            </w:r>
+            <w:r>
+              <w:rPr>
+                <w:noProof/>
+                <w:webHidden/>
+              </w:rPr>
+              <w:tab/>
+            </w:r>
+            <w:r>
+              <w:rPr>
+                <w:noProof/>
+                <w:webHidden/>
+              </w:rPr>
+              <w:fldChar w:fldCharType="begin"/>
+            </w:r>
+            <w:r>
+              <w:rPr>
+                <w:noProof/>
+                <w:webHidden/>
+              </w:rPr>
+              <w:instrText xml:space="preserve"> PAGEREF _Toc223000167 \h </w:instrText>
+            </w:r>
+            <w:r>
+              <w:rPr>
+                <w:noProof/>
+                <w:webHidden/>
+              </w:rPr>
+            </w:r>
+            <w:r>
+              <w:rPr>
+                <w:noProof/>
+                <w:webHidden/>
+              </w:rPr>
+              <w:fldChar w:fldCharType="separate"/>
+            </w:r>
+            <w:r>
+              <w:rPr>
+                <w:noProof/>
+                <w:webHidden/>
+              </w:rPr>
+              <w:t>5</w:t>
             </w:r>
             <w:r>
               <w:rPr>
@@ -1014,13 +1158,13 @@
               <w:sz w:val="22"/>
             </w:rPr>
           </w:pPr>
-          <w:hyperlink w:anchor="_Toc222912679" w:history="1">
+          <w:hyperlink w:anchor="_Toc223000168" w:history="1">
             <w:r>
               <w:rPr>
                 <w:rStyle w:val="Hiperhivatkozs"/>
                 <w:noProof/>
               </w:rPr>
-              <w:t>Hálózati Architektúra</w:t>
+              <w:t>2. Hálózati Architektúra</w:t>
             </w:r>
             <w:r>
               <w:rPr>
@@ -1041,7 +1185,7 @@
                 <w:noProof/>
                 <w:webHidden/>
               </w:rPr>
-              <w:instrText xml:space="preserve"> PAGEREF _Toc222912679 \h </w:instrText>
+              <w:instrText xml:space="preserve"> PAGEREF _Toc223000168 \h </w:instrText>
             </w:r>
             <w:r>
               <w:rPr>
@@ -1061,7 +1205,149 @@
                 <w:noProof/>
                 <w:webHidden/>
               </w:rPr>
-              <w:t>6</w:t>
+              <w:t>7</w:t>
+            </w:r>
+            <w:r>
+              <w:rPr>
+                <w:noProof/>
+                <w:webHidden/>
+              </w:rPr>
+              <w:fldChar w:fldCharType="end"/>
+            </w:r>
+          </w:hyperlink>
+        </w:p>
+        <w:p>
+          <w:pPr>
+            <w:pStyle w:val="TJ2"/>
+            <w:tabs>
+              <w:tab w:val="right" w:leader="dot" w:pos="9118"/>
+            </w:tabs>
+            <w:rPr>
+              <w:rFonts w:asciiTheme="minorHAnsi" w:eastAsiaTheme="minorEastAsia" w:hAnsiTheme="minorHAnsi" w:cstheme="minorBidi"/>
+              <w:noProof/>
+              <w:color w:val="auto"/>
+              <w:sz w:val="22"/>
+            </w:rPr>
+          </w:pPr>
+          <w:hyperlink w:anchor="_Toc223000169" w:history="1">
+            <w:r>
+              <w:rPr>
+                <w:rStyle w:val="Hiperhivatkozs"/>
+                <w:noProof/>
+              </w:rPr>
+              <w:t>2.1 Logikai topológia</w:t>
+            </w:r>
+            <w:r>
+              <w:rPr>
+                <w:noProof/>
+                <w:webHidden/>
+              </w:rPr>
+              <w:tab/>
+            </w:r>
+            <w:r>
+              <w:rPr>
+                <w:noProof/>
+                <w:webHidden/>
+              </w:rPr>
+              <w:fldChar w:fldCharType="begin"/>
+            </w:r>
+            <w:r>
+              <w:rPr>
+                <w:noProof/>
+                <w:webHidden/>
+              </w:rPr>
+              <w:instrText xml:space="preserve"> PAGEREF _Toc223000169 \h </w:instrText>
+            </w:r>
+            <w:r>
+              <w:rPr>
+                <w:noProof/>
+                <w:webHidden/>
+              </w:rPr>
+            </w:r>
+            <w:r>
+              <w:rPr>
+                <w:noProof/>
+                <w:webHidden/>
+              </w:rPr>
+              <w:fldChar w:fldCharType="separate"/>
+            </w:r>
+            <w:r>
+              <w:rPr>
+                <w:noProof/>
+                <w:webHidden/>
+              </w:rPr>
+              <w:t>7</w:t>
+            </w:r>
+            <w:r>
+              <w:rPr>
+                <w:noProof/>
+                <w:webHidden/>
+              </w:rPr>
+              <w:fldChar w:fldCharType="end"/>
+            </w:r>
+          </w:hyperlink>
+        </w:p>
+        <w:p>
+          <w:pPr>
+            <w:pStyle w:val="TJ2"/>
+            <w:tabs>
+              <w:tab w:val="right" w:leader="dot" w:pos="9118"/>
+            </w:tabs>
+            <w:rPr>
+              <w:rFonts w:asciiTheme="minorHAnsi" w:eastAsiaTheme="minorEastAsia" w:hAnsiTheme="minorHAnsi" w:cstheme="minorBidi"/>
+              <w:noProof/>
+              <w:color w:val="auto"/>
+              <w:sz w:val="22"/>
+            </w:rPr>
+          </w:pPr>
+          <w:hyperlink w:anchor="_Toc223000170" w:history="1">
+            <w:r>
+              <w:rPr>
+                <w:rStyle w:val="Hiperhivatkozs"/>
+                <w:noProof/>
+              </w:rPr>
+              <w:t>2.2 Címzési séma</w:t>
+            </w:r>
+            <w:r>
+              <w:rPr>
+                <w:noProof/>
+                <w:webHidden/>
+              </w:rPr>
+              <w:tab/>
+            </w:r>
+            <w:r>
+              <w:rPr>
+                <w:noProof/>
+                <w:webHidden/>
+              </w:rPr>
+              <w:fldChar w:fldCharType="begin"/>
+            </w:r>
+            <w:r>
+              <w:rPr>
+                <w:noProof/>
+                <w:webHidden/>
+              </w:rPr>
+              <w:instrText xml:space="preserve"> PAGEREF _Toc223000170 \h </w:instrText>
+            </w:r>
+            <w:r>
+              <w:rPr>
+                <w:noProof/>
+                <w:webHidden/>
+              </w:rPr>
+            </w:r>
+            <w:r>
+              <w:rPr>
+                <w:noProof/>
+                <w:webHidden/>
+              </w:rPr>
+              <w:fldChar w:fldCharType="separate"/>
+            </w:r>
+            <w:r>
+              <w:rPr>
+                <w:noProof/>
+                <w:webHidden/>
+              </w:rPr>
+              <w:t>7</w:t>
             </w:r>
             <w:r>
               <w:rPr>
@@ -1085,13 +1371,13 @@
               <w:sz w:val="22"/>
             </w:rPr>
           </w:pPr>
-          <w:hyperlink w:anchor="_Toc222912680" w:history="1">
+          <w:hyperlink w:anchor="_Toc223000171" w:history="1">
             <w:r>
               <w:rPr>
                 <w:rStyle w:val="Hiperhivatkozs"/>
                 <w:noProof/>
               </w:rPr>
-              <w:t>Telephely 1 – Komplex Központ</w:t>
+              <w:t>3. Telephely 1 – Komplex Központ</w:t>
             </w:r>
             <w:r>
               <w:rPr>
@@ -1112,7 +1398,7 @@
                 <w:noProof/>
                 <w:webHidden/>
               </w:rPr>
-              <w:instrText xml:space="preserve"> PAGEREF _Toc222912680 \h </w:instrText>
+              <w:instrText xml:space="preserve"> PAGEREF _Toc223000171 \h </w:instrText>
             </w:r>
             <w:r>
               <w:rPr>
@@ -1132,7 +1418,291 @@
                 <w:noProof/>
                 <w:webHidden/>
               </w:rPr>
-              <w:t>8</w:t>
+              <w:t>9</w:t>
+            </w:r>
+            <w:r>
+              <w:rPr>
+                <w:noProof/>
+                <w:webHidden/>
+              </w:rPr>
+              <w:fldChar w:fldCharType="end"/>
+            </w:r>
+          </w:hyperlink>
+        </w:p>
+        <w:p>
+          <w:pPr>
+            <w:pStyle w:val="TJ2"/>
+            <w:tabs>
+              <w:tab w:val="right" w:leader="dot" w:pos="9118"/>
+            </w:tabs>
+            <w:rPr>
+              <w:rFonts w:asciiTheme="minorHAnsi" w:eastAsiaTheme="minorEastAsia" w:hAnsiTheme="minorHAnsi" w:cstheme="minorBidi"/>
+              <w:noProof/>
+              <w:color w:val="auto"/>
+              <w:sz w:val="22"/>
+            </w:rPr>
+          </w:pPr>
+          <w:hyperlink w:anchor="_Toc223000172" w:history="1">
+            <w:r>
+              <w:rPr>
+                <w:rStyle w:val="Hiperhivatkozs"/>
+                <w:noProof/>
+              </w:rPr>
+              <w:t>3.1 Fizikai kialakítás és rack elrendezés</w:t>
+            </w:r>
+            <w:r>
+              <w:rPr>
+                <w:noProof/>
+                <w:webHidden/>
+              </w:rPr>
+              <w:tab/>
+            </w:r>
+            <w:r>
+              <w:rPr>
+                <w:noProof/>
+                <w:webHidden/>
+              </w:rPr>
+              <w:fldChar w:fldCharType="begin"/>
+            </w:r>
+            <w:r>
+              <w:rPr>
+                <w:noProof/>
+                <w:webHidden/>
+              </w:rPr>
+              <w:instrText xml:space="preserve"> PAGEREF _Toc223000172 \h </w:instrText>
+            </w:r>
+            <w:r>
+              <w:rPr>
+                <w:noProof/>
+                <w:webHidden/>
+              </w:rPr>
+            </w:r>
+            <w:r>
+              <w:rPr>
+                <w:noProof/>
+                <w:webHidden/>
+              </w:rPr>
+              <w:fldChar w:fldCharType="separate"/>
+            </w:r>
+            <w:r>
+              <w:rPr>
+                <w:noProof/>
+                <w:webHidden/>
+              </w:rPr>
+              <w:t>9</w:t>
+            </w:r>
+            <w:r>
+              <w:rPr>
+                <w:noProof/>
+                <w:webHidden/>
+              </w:rPr>
+              <w:fldChar w:fldCharType="end"/>
+            </w:r>
+          </w:hyperlink>
+        </w:p>
+        <w:p>
+          <w:pPr>
+            <w:pStyle w:val="TJ2"/>
+            <w:tabs>
+              <w:tab w:val="right" w:leader="dot" w:pos="9118"/>
+            </w:tabs>
+            <w:rPr>
+              <w:rFonts w:asciiTheme="minorHAnsi" w:eastAsiaTheme="minorEastAsia" w:hAnsiTheme="minorHAnsi" w:cstheme="minorBidi"/>
+              <w:noProof/>
+              <w:color w:val="auto"/>
+              <w:sz w:val="22"/>
+            </w:rPr>
+          </w:pPr>
+          <w:hyperlink w:anchor="_Toc223000173" w:history="1">
+            <w:r>
+              <w:rPr>
+                <w:rStyle w:val="Hiperhivatkozs"/>
+                <w:noProof/>
+              </w:rPr>
+              <w:t>3.2 L2 redundancia – EtherChannel PAgP</w:t>
+            </w:r>
+            <w:r>
+              <w:rPr>
+                <w:noProof/>
+                <w:webHidden/>
+              </w:rPr>
+              <w:tab/>
+            </w:r>
+            <w:r>
+              <w:rPr>
+                <w:noProof/>
+                <w:webHidden/>
+              </w:rPr>
+              <w:fldChar w:fldCharType="begin"/>
+            </w:r>
+            <w:r>
+              <w:rPr>
+                <w:noProof/>
+                <w:webHidden/>
+              </w:rPr>
+              <w:instrText xml:space="preserve"> PAGEREF _Toc223000173 \h </w:instrText>
+            </w:r>
+            <w:r>
+              <w:rPr>
+                <w:noProof/>
+                <w:webHidden/>
+              </w:rPr>
+            </w:r>
+            <w:r>
+              <w:rPr>
+                <w:noProof/>
+                <w:webHidden/>
+              </w:rPr>
+              <w:fldChar w:fldCharType="separate"/>
+            </w:r>
+            <w:r>
+              <w:rPr>
+                <w:noProof/>
+                <w:webHidden/>
+              </w:rPr>
+              <w:t>10</w:t>
+            </w:r>
+            <w:r>
+              <w:rPr>
+                <w:noProof/>
+                <w:webHidden/>
+              </w:rPr>
+              <w:fldChar w:fldCharType="end"/>
+            </w:r>
+          </w:hyperlink>
+        </w:p>
+        <w:p>
+          <w:pPr>
+            <w:pStyle w:val="TJ2"/>
+            <w:tabs>
+              <w:tab w:val="right" w:leader="dot" w:pos="9118"/>
+            </w:tabs>
+            <w:rPr>
+              <w:rFonts w:asciiTheme="minorHAnsi" w:eastAsiaTheme="minorEastAsia" w:hAnsiTheme="minorHAnsi" w:cstheme="minorBidi"/>
+              <w:noProof/>
+              <w:color w:val="auto"/>
+              <w:sz w:val="22"/>
+            </w:rPr>
+          </w:pPr>
+          <w:hyperlink w:anchor="_Toc223000174" w:history="1">
+            <w:r>
+              <w:rPr>
+                <w:rStyle w:val="Hiperhivatkozs"/>
+                <w:noProof/>
+              </w:rPr>
+              <w:t>3.3 L3 redundancia – HSRP</w:t>
+            </w:r>
+            <w:r>
+              <w:rPr>
+                <w:noProof/>
+                <w:webHidden/>
+              </w:rPr>
+              <w:tab/>
+            </w:r>
+            <w:r>
+              <w:rPr>
+                <w:noProof/>
+                <w:webHidden/>
+              </w:rPr>
+              <w:fldChar w:fldCharType="begin"/>
+            </w:r>
+            <w:r>
+              <w:rPr>
+                <w:noProof/>
+                <w:webHidden/>
+              </w:rPr>
+              <w:instrText xml:space="preserve"> PAGEREF _Toc223000174 \h </w:instrText>
+            </w:r>
+            <w:r>
+              <w:rPr>
+                <w:noProof/>
+                <w:webHidden/>
+              </w:rPr>
+            </w:r>
+            <w:r>
+              <w:rPr>
+                <w:noProof/>
+                <w:webHidden/>
+              </w:rPr>
+              <w:fldChar w:fldCharType="separate"/>
+            </w:r>
+            <w:r>
+              <w:rPr>
+                <w:noProof/>
+                <w:webHidden/>
+              </w:rPr>
+              <w:t>10</w:t>
+            </w:r>
+            <w:r>
+              <w:rPr>
+                <w:noProof/>
+                <w:webHidden/>
+              </w:rPr>
+              <w:fldChar w:fldCharType="end"/>
+            </w:r>
+          </w:hyperlink>
+        </w:p>
+        <w:p>
+          <w:pPr>
+            <w:pStyle w:val="TJ2"/>
+            <w:tabs>
+              <w:tab w:val="right" w:leader="dot" w:pos="9118"/>
+            </w:tabs>
+            <w:rPr>
+              <w:rFonts w:asciiTheme="minorHAnsi" w:eastAsiaTheme="minorEastAsia" w:hAnsiTheme="minorHAnsi" w:cstheme="minorBidi"/>
+              <w:noProof/>
+              <w:color w:val="auto"/>
+              <w:sz w:val="22"/>
+            </w:rPr>
+          </w:pPr>
+          <w:hyperlink w:anchor="_Toc223000175" w:history="1">
+            <w:r>
+              <w:rPr>
+                <w:rStyle w:val="Hiperhivatkozs"/>
+                <w:noProof/>
+              </w:rPr>
+              <w:t>3.4 ASA tűzfal konfiguráció</w:t>
+            </w:r>
+            <w:r>
+              <w:rPr>
+                <w:noProof/>
+                <w:webHidden/>
+              </w:rPr>
+              <w:tab/>
+            </w:r>
+            <w:r>
+              <w:rPr>
+                <w:noProof/>
+                <w:webHidden/>
+              </w:rPr>
+              <w:fldChar w:fldCharType="begin"/>
+            </w:r>
+            <w:r>
+              <w:rPr>
+                <w:noProof/>
+                <w:webHidden/>
+              </w:rPr>
+              <w:instrText xml:space="preserve"> PAGEREF _Toc223000175 \h </w:instrText>
+            </w:r>
+            <w:r>
+              <w:rPr>
+                <w:noProof/>
+                <w:webHidden/>
+              </w:rPr>
+            </w:r>
+            <w:r>
+              <w:rPr>
+                <w:noProof/>
+                <w:webHidden/>
+              </w:rPr>
+              <w:fldChar w:fldCharType="separate"/>
+            </w:r>
+            <w:r>
+              <w:rPr>
+                <w:noProof/>
+                <w:webHidden/>
+              </w:rPr>
+              <w:t>11</w:t>
             </w:r>
             <w:r>
               <w:rPr>
@@ -1156,13 +1726,13 @@
               <w:sz w:val="22"/>
             </w:rPr>
           </w:pPr>
-          <w:hyperlink w:anchor="_Toc222912681" w:history="1">
+          <w:hyperlink w:anchor="_Toc223000176" w:history="1">
             <w:r>
               <w:rPr>
                 <w:rStyle w:val="Hiperhivatkozs"/>
                 <w:noProof/>
               </w:rPr>
-              <w:t>Telephely 2 – Szerverfarm</w:t>
+              <w:t>4. Telephely 2 – Szerverfarm</w:t>
             </w:r>
             <w:r>
               <w:rPr>
@@ -1183,7 +1753,7 @@
                 <w:noProof/>
                 <w:webHidden/>
               </w:rPr>
-              <w:instrText xml:space="preserve"> PAGEREF _Toc222912681 \h </w:instrText>
+              <w:instrText xml:space="preserve"> PAGEREF _Toc223000176 \h </w:instrText>
             </w:r>
             <w:r>
               <w:rPr>
@@ -1203,7 +1773,220 @@
                 <w:noProof/>
                 <w:webHidden/>
               </w:rPr>
-              <w:t>12</w:t>
+              <w:t>13</w:t>
+            </w:r>
+            <w:r>
+              <w:rPr>
+                <w:noProof/>
+                <w:webHidden/>
+              </w:rPr>
+              <w:fldChar w:fldCharType="end"/>
+            </w:r>
+          </w:hyperlink>
+        </w:p>
+        <w:p>
+          <w:pPr>
+            <w:pStyle w:val="TJ2"/>
+            <w:tabs>
+              <w:tab w:val="right" w:leader="dot" w:pos="9118"/>
+            </w:tabs>
+            <w:rPr>
+              <w:rFonts w:asciiTheme="minorHAnsi" w:eastAsiaTheme="minorEastAsia" w:hAnsiTheme="minorHAnsi" w:cstheme="minorBidi"/>
+              <w:noProof/>
+              <w:color w:val="auto"/>
+              <w:sz w:val="22"/>
+            </w:rPr>
+          </w:pPr>
+          <w:hyperlink w:anchor="_Toc223000177" w:history="1">
+            <w:r>
+              <w:rPr>
+                <w:rStyle w:val="Hiperhivatkozs"/>
+                <w:noProof/>
+              </w:rPr>
+              <w:t>4.1 Fizikai kialakítás</w:t>
+            </w:r>
+            <w:r>
+              <w:rPr>
+                <w:noProof/>
+                <w:webHidden/>
+              </w:rPr>
+              <w:tab/>
+            </w:r>
+            <w:r>
+              <w:rPr>
+                <w:noProof/>
+                <w:webHidden/>
+              </w:rPr>
+              <w:fldChar w:fldCharType="begin"/>
+            </w:r>
+            <w:r>
+              <w:rPr>
+                <w:noProof/>
+                <w:webHidden/>
+              </w:rPr>
+              <w:instrText xml:space="preserve"> PAGEREF _Toc223000177 \h </w:instrText>
+            </w:r>
+            <w:r>
+              <w:rPr>
+                <w:noProof/>
+                <w:webHidden/>
+              </w:rPr>
+            </w:r>
+            <w:r>
+              <w:rPr>
+                <w:noProof/>
+                <w:webHidden/>
+              </w:rPr>
+              <w:fldChar w:fldCharType="separate"/>
+            </w:r>
+            <w:r>
+              <w:rPr>
+                <w:noProof/>
+                <w:webHidden/>
+              </w:rPr>
+              <w:t>13</w:t>
+            </w:r>
+            <w:r>
+              <w:rPr>
+                <w:noProof/>
+                <w:webHidden/>
+              </w:rPr>
+              <w:fldChar w:fldCharType="end"/>
+            </w:r>
+          </w:hyperlink>
+        </w:p>
+        <w:p>
+          <w:pPr>
+            <w:pStyle w:val="TJ2"/>
+            <w:tabs>
+              <w:tab w:val="right" w:leader="dot" w:pos="9118"/>
+            </w:tabs>
+            <w:rPr>
+              <w:rFonts w:asciiTheme="minorHAnsi" w:eastAsiaTheme="minorEastAsia" w:hAnsiTheme="minorHAnsi" w:cstheme="minorBidi"/>
+              <w:noProof/>
+              <w:color w:val="auto"/>
+              <w:sz w:val="22"/>
+            </w:rPr>
+          </w:pPr>
+          <w:hyperlink w:anchor="_Toc223000178" w:history="1">
+            <w:r>
+              <w:rPr>
+                <w:rStyle w:val="Hiperhivatkozs"/>
+                <w:noProof/>
+              </w:rPr>
+              <w:t>4.2 OSPF dinamikus routing</w:t>
+            </w:r>
+            <w:r>
+              <w:rPr>
+                <w:noProof/>
+                <w:webHidden/>
+              </w:rPr>
+              <w:tab/>
+            </w:r>
+            <w:r>
+              <w:rPr>
+                <w:noProof/>
+                <w:webHidden/>
+              </w:rPr>
+              <w:fldChar w:fldCharType="begin"/>
+            </w:r>
+            <w:r>
+              <w:rPr>
+                <w:noProof/>
+                <w:webHidden/>
+              </w:rPr>
+              <w:instrText xml:space="preserve"> PAGEREF _Toc223000178 \h </w:instrText>
+            </w:r>
+            <w:r>
+              <w:rPr>
+                <w:noProof/>
+                <w:webHidden/>
+              </w:rPr>
+            </w:r>
+            <w:r>
+              <w:rPr>
+                <w:noProof/>
+                <w:webHidden/>
+              </w:rPr>
+              <w:fldChar w:fldCharType="separate"/>
+            </w:r>
+            <w:r>
+              <w:rPr>
+                <w:noProof/>
+                <w:webHidden/>
+              </w:rPr>
+              <w:t>13</w:t>
+            </w:r>
+            <w:r>
+              <w:rPr>
+                <w:noProof/>
+                <w:webHidden/>
+              </w:rPr>
+              <w:fldChar w:fldCharType="end"/>
+            </w:r>
+          </w:hyperlink>
+        </w:p>
+        <w:p>
+          <w:pPr>
+            <w:pStyle w:val="TJ2"/>
+            <w:tabs>
+              <w:tab w:val="right" w:leader="dot" w:pos="9118"/>
+            </w:tabs>
+            <w:rPr>
+              <w:rFonts w:asciiTheme="minorHAnsi" w:eastAsiaTheme="minorEastAsia" w:hAnsiTheme="minorHAnsi" w:cstheme="minorBidi"/>
+              <w:noProof/>
+              <w:color w:val="auto"/>
+              <w:sz w:val="22"/>
+            </w:rPr>
+          </w:pPr>
+          <w:hyperlink w:anchor="_Toc223000179" w:history="1">
+            <w:r>
+              <w:rPr>
+                <w:rStyle w:val="Hiperhivatkozs"/>
+                <w:noProof/>
+              </w:rPr>
+              <w:t>4.3 GRE/IPIP tunnel-ek</w:t>
+            </w:r>
+            <w:r>
+              <w:rPr>
+                <w:noProof/>
+                <w:webHidden/>
+              </w:rPr>
+              <w:tab/>
+            </w:r>
+            <w:r>
+              <w:rPr>
+                <w:noProof/>
+                <w:webHidden/>
+              </w:rPr>
+              <w:fldChar w:fldCharType="begin"/>
+            </w:r>
+            <w:r>
+              <w:rPr>
+                <w:noProof/>
+                <w:webHidden/>
+              </w:rPr>
+              <w:instrText xml:space="preserve"> PAGEREF _Toc223000179 \h </w:instrText>
+            </w:r>
+            <w:r>
+              <w:rPr>
+                <w:noProof/>
+                <w:webHidden/>
+              </w:rPr>
+            </w:r>
+            <w:r>
+              <w:rPr>
+                <w:noProof/>
+                <w:webHidden/>
+              </w:rPr>
+              <w:fldChar w:fldCharType="separate"/>
+            </w:r>
+            <w:r>
+              <w:rPr>
+                <w:noProof/>
+                <w:webHidden/>
+              </w:rPr>
+              <w:t>14</w:t>
             </w:r>
             <w:r>
               <w:rPr>
@@ -1227,13 +2010,13 @@
               <w:sz w:val="22"/>
             </w:rPr>
           </w:pPr>
-          <w:hyperlink w:anchor="_Toc222912682" w:history="1">
+          <w:hyperlink w:anchor="_Toc223000180" w:history="1">
             <w:r>
               <w:rPr>
                 <w:rStyle w:val="Hiperhivatkozs"/>
                 <w:noProof/>
               </w:rPr>
-              <w:t>Telephely 3 – Raktár</w:t>
+              <w:t>5. Telephely 3 – Raktár</w:t>
             </w:r>
             <w:r>
               <w:rPr>
@@ -1254,7 +2037,7 @@
                 <w:noProof/>
                 <w:webHidden/>
               </w:rPr>
-              <w:instrText xml:space="preserve"> PAGEREF _Toc222912682 \h </w:instrText>
+              <w:instrText xml:space="preserve"> PAGEREF _Toc223000180 \h </w:instrText>
             </w:r>
             <w:r>
               <w:rPr>
@@ -1274,7 +2057,220 @@
                 <w:noProof/>
                 <w:webHidden/>
               </w:rPr>
-              <w:t>14</w:t>
+              <w:t>15</w:t>
+            </w:r>
+            <w:r>
+              <w:rPr>
+                <w:noProof/>
+                <w:webHidden/>
+              </w:rPr>
+              <w:fldChar w:fldCharType="end"/>
+            </w:r>
+          </w:hyperlink>
+        </w:p>
+        <w:p>
+          <w:pPr>
+            <w:pStyle w:val="TJ2"/>
+            <w:tabs>
+              <w:tab w:val="right" w:leader="dot" w:pos="9118"/>
+            </w:tabs>
+            <w:rPr>
+              <w:rFonts w:asciiTheme="minorHAnsi" w:eastAsiaTheme="minorEastAsia" w:hAnsiTheme="minorHAnsi" w:cstheme="minorBidi"/>
+              <w:noProof/>
+              <w:color w:val="auto"/>
+              <w:sz w:val="22"/>
+            </w:rPr>
+          </w:pPr>
+          <w:hyperlink w:anchor="_Toc223000181" w:history="1">
+            <w:r>
+              <w:rPr>
+                <w:rStyle w:val="Hiperhivatkozs"/>
+                <w:noProof/>
+              </w:rPr>
+              <w:t>5.1 Fizikai kialakítás</w:t>
+            </w:r>
+            <w:r>
+              <w:rPr>
+                <w:noProof/>
+                <w:webHidden/>
+              </w:rPr>
+              <w:tab/>
+            </w:r>
+            <w:r>
+              <w:rPr>
+                <w:noProof/>
+                <w:webHidden/>
+              </w:rPr>
+              <w:fldChar w:fldCharType="begin"/>
+            </w:r>
+            <w:r>
+              <w:rPr>
+                <w:noProof/>
+                <w:webHidden/>
+              </w:rPr>
+              <w:instrText xml:space="preserve"> PAGEREF _Toc223000181 \h </w:instrText>
+            </w:r>
+            <w:r>
+              <w:rPr>
+                <w:noProof/>
+                <w:webHidden/>
+              </w:rPr>
+            </w:r>
+            <w:r>
+              <w:rPr>
+                <w:noProof/>
+                <w:webHidden/>
+              </w:rPr>
+              <w:fldChar w:fldCharType="separate"/>
+            </w:r>
+            <w:r>
+              <w:rPr>
+                <w:noProof/>
+                <w:webHidden/>
+              </w:rPr>
+              <w:t>15</w:t>
+            </w:r>
+            <w:r>
+              <w:rPr>
+                <w:noProof/>
+                <w:webHidden/>
+              </w:rPr>
+              <w:fldChar w:fldCharType="end"/>
+            </w:r>
+          </w:hyperlink>
+        </w:p>
+        <w:p>
+          <w:pPr>
+            <w:pStyle w:val="TJ2"/>
+            <w:tabs>
+              <w:tab w:val="right" w:leader="dot" w:pos="9118"/>
+            </w:tabs>
+            <w:rPr>
+              <w:rFonts w:asciiTheme="minorHAnsi" w:eastAsiaTheme="minorEastAsia" w:hAnsiTheme="minorHAnsi" w:cstheme="minorBidi"/>
+              <w:noProof/>
+              <w:color w:val="auto"/>
+              <w:sz w:val="22"/>
+            </w:rPr>
+          </w:pPr>
+          <w:hyperlink w:anchor="_Toc223000182" w:history="1">
+            <w:r>
+              <w:rPr>
+                <w:rStyle w:val="Hiperhivatkozs"/>
+                <w:noProof/>
+              </w:rPr>
+              <w:t>5.2 Vezeték nélküli hálózat</w:t>
+            </w:r>
+            <w:r>
+              <w:rPr>
+                <w:noProof/>
+                <w:webHidden/>
+              </w:rPr>
+              <w:tab/>
+            </w:r>
+            <w:r>
+              <w:rPr>
+                <w:noProof/>
+                <w:webHidden/>
+              </w:rPr>
+              <w:fldChar w:fldCharType="begin"/>
+            </w:r>
+            <w:r>
+              <w:rPr>
+                <w:noProof/>
+                <w:webHidden/>
+              </w:rPr>
+              <w:instrText xml:space="preserve"> PAGEREF _Toc223000182 \h </w:instrText>
+            </w:r>
+            <w:r>
+              <w:rPr>
+                <w:noProof/>
+                <w:webHidden/>
+              </w:rPr>
+            </w:r>
+            <w:r>
+              <w:rPr>
+                <w:noProof/>
+                <w:webHidden/>
+              </w:rPr>
+              <w:fldChar w:fldCharType="separate"/>
+            </w:r>
+            <w:r>
+              <w:rPr>
+                <w:noProof/>
+                <w:webHidden/>
+              </w:rPr>
+              <w:t>15</w:t>
+            </w:r>
+            <w:r>
+              <w:rPr>
+                <w:noProof/>
+                <w:webHidden/>
+              </w:rPr>
+              <w:fldChar w:fldCharType="end"/>
+            </w:r>
+          </w:hyperlink>
+        </w:p>
+        <w:p>
+          <w:pPr>
+            <w:pStyle w:val="TJ2"/>
+            <w:tabs>
+              <w:tab w:val="right" w:leader="dot" w:pos="9118"/>
+            </w:tabs>
+            <w:rPr>
+              <w:rFonts w:asciiTheme="minorHAnsi" w:eastAsiaTheme="minorEastAsia" w:hAnsiTheme="minorHAnsi" w:cstheme="minorBidi"/>
+              <w:noProof/>
+              <w:color w:val="auto"/>
+              <w:sz w:val="22"/>
+            </w:rPr>
+          </w:pPr>
+          <w:hyperlink w:anchor="_Toc223000183" w:history="1">
+            <w:r>
+              <w:rPr>
+                <w:rStyle w:val="Hiperhivatkozs"/>
+                <w:noProof/>
+              </w:rPr>
+              <w:t>5.3 Routing</w:t>
+            </w:r>
+            <w:r>
+              <w:rPr>
+                <w:noProof/>
+                <w:webHidden/>
+              </w:rPr>
+              <w:tab/>
+            </w:r>
+            <w:r>
+              <w:rPr>
+                <w:noProof/>
+                <w:webHidden/>
+              </w:rPr>
+              <w:fldChar w:fldCharType="begin"/>
+            </w:r>
+            <w:r>
+              <w:rPr>
+                <w:noProof/>
+                <w:webHidden/>
+              </w:rPr>
+              <w:instrText xml:space="preserve"> PAGEREF _Toc223000183 \h </w:instrText>
+            </w:r>
+            <w:r>
+              <w:rPr>
+                <w:noProof/>
+                <w:webHidden/>
+              </w:rPr>
+            </w:r>
+            <w:r>
+              <w:rPr>
+                <w:noProof/>
+                <w:webHidden/>
+              </w:rPr>
+              <w:fldChar w:fldCharType="separate"/>
+            </w:r>
+            <w:r>
+              <w:rPr>
+                <w:noProof/>
+                <w:webHidden/>
+              </w:rPr>
+              <w:t>16</w:t>
             </w:r>
             <w:r>
               <w:rPr>
@@ -1298,13 +2294,13 @@
               <w:sz w:val="22"/>
             </w:rPr>
           </w:pPr>
-          <w:hyperlink w:anchor="_Toc222912683" w:history="1">
+          <w:hyperlink w:anchor="_Toc223000184" w:history="1">
             <w:r>
               <w:rPr>
                 <w:rStyle w:val="Hiperhivatkozs"/>
                 <w:noProof/>
               </w:rPr>
-              <w:t>Telephely 4 – Csomagpont (IOT)</w:t>
+              <w:t>6. Telephely 4 – Csomagpont (IOT)</w:t>
             </w:r>
             <w:r>
               <w:rPr>
@@ -1325,7 +2321,7 @@
                 <w:noProof/>
                 <w:webHidden/>
               </w:rPr>
-              <w:instrText xml:space="preserve"> PAGEREF _Toc222912683 \h </w:instrText>
+              <w:instrText xml:space="preserve"> PAGEREF _Toc223000184 \h </w:instrText>
             </w:r>
             <w:r>
               <w:rPr>
@@ -1345,7 +2341,859 @@
                 <w:noProof/>
                 <w:webHidden/>
               </w:rPr>
-              <w:t>16</w:t>
+              <w:t>17</w:t>
+            </w:r>
+            <w:r>
+              <w:rPr>
+                <w:noProof/>
+                <w:webHidden/>
+              </w:rPr>
+              <w:fldChar w:fldCharType="end"/>
+            </w:r>
+          </w:hyperlink>
+        </w:p>
+        <w:p>
+          <w:pPr>
+            <w:pStyle w:val="TJ2"/>
+            <w:tabs>
+              <w:tab w:val="right" w:leader="dot" w:pos="9118"/>
+            </w:tabs>
+            <w:rPr>
+              <w:rFonts w:asciiTheme="minorHAnsi" w:eastAsiaTheme="minorEastAsia" w:hAnsiTheme="minorHAnsi" w:cstheme="minorBidi"/>
+              <w:noProof/>
+              <w:color w:val="auto"/>
+              <w:sz w:val="22"/>
+            </w:rPr>
+          </w:pPr>
+          <w:hyperlink w:anchor="_Toc223000185" w:history="1">
+            <w:r>
+              <w:rPr>
+                <w:rStyle w:val="Hiperhivatkozs"/>
+                <w:noProof/>
+              </w:rPr>
+              <w:t>6.1 Fizikai kialakítás</w:t>
+            </w:r>
+            <w:r>
+              <w:rPr>
+                <w:noProof/>
+                <w:webHidden/>
+              </w:rPr>
+              <w:tab/>
+            </w:r>
+            <w:r>
+              <w:rPr>
+                <w:noProof/>
+                <w:webHidden/>
+              </w:rPr>
+              <w:fldChar w:fldCharType="begin"/>
+            </w:r>
+            <w:r>
+              <w:rPr>
+                <w:noProof/>
+                <w:webHidden/>
+              </w:rPr>
+              <w:instrText xml:space="preserve"> PAGEREF _Toc223000185 \h </w:instrText>
+            </w:r>
+            <w:r>
+              <w:rPr>
+                <w:noProof/>
+                <w:webHidden/>
+              </w:rPr>
+            </w:r>
+            <w:r>
+              <w:rPr>
+                <w:noProof/>
+                <w:webHidden/>
+              </w:rPr>
+              <w:fldChar w:fldCharType="separate"/>
+            </w:r>
+            <w:r>
+              <w:rPr>
+                <w:noProof/>
+                <w:webHidden/>
+              </w:rPr>
+              <w:t>17</w:t>
+            </w:r>
+            <w:r>
+              <w:rPr>
+                <w:noProof/>
+                <w:webHidden/>
+              </w:rPr>
+              <w:fldChar w:fldCharType="end"/>
+            </w:r>
+          </w:hyperlink>
+        </w:p>
+        <w:p>
+          <w:pPr>
+            <w:pStyle w:val="TJ2"/>
+            <w:tabs>
+              <w:tab w:val="right" w:leader="dot" w:pos="9118"/>
+            </w:tabs>
+            <w:rPr>
+              <w:rFonts w:asciiTheme="minorHAnsi" w:eastAsiaTheme="minorEastAsia" w:hAnsiTheme="minorHAnsi" w:cstheme="minorBidi"/>
+              <w:noProof/>
+              <w:color w:val="auto"/>
+              <w:sz w:val="22"/>
+            </w:rPr>
+          </w:pPr>
+          <w:hyperlink w:anchor="_Toc223000186" w:history="1">
+            <w:r>
+              <w:rPr>
+                <w:rStyle w:val="Hiperhivatkozs"/>
+                <w:noProof/>
+              </w:rPr>
+              <w:t>6.2 Működési modell</w:t>
+            </w:r>
+            <w:r>
+              <w:rPr>
+                <w:noProof/>
+                <w:webHidden/>
+              </w:rPr>
+              <w:tab/>
+            </w:r>
+            <w:r>
+              <w:rPr>
+                <w:noProof/>
+                <w:webHidden/>
+              </w:rPr>
+              <w:fldChar w:fldCharType="begin"/>
+            </w:r>
+            <w:r>
+              <w:rPr>
+                <w:noProof/>
+                <w:webHidden/>
+              </w:rPr>
+              <w:instrText xml:space="preserve"> PAGEREF _Toc223000186 \h </w:instrText>
+            </w:r>
+            <w:r>
+              <w:rPr>
+                <w:noProof/>
+                <w:webHidden/>
+              </w:rPr>
+            </w:r>
+            <w:r>
+              <w:rPr>
+                <w:noProof/>
+                <w:webHidden/>
+              </w:rPr>
+              <w:fldChar w:fldCharType="separate"/>
+            </w:r>
+            <w:r>
+              <w:rPr>
+                <w:noProof/>
+                <w:webHidden/>
+              </w:rPr>
+              <w:t>17</w:t>
+            </w:r>
+            <w:r>
+              <w:rPr>
+                <w:noProof/>
+                <w:webHidden/>
+              </w:rPr>
+              <w:fldChar w:fldCharType="end"/>
+            </w:r>
+          </w:hyperlink>
+        </w:p>
+        <w:p>
+          <w:pPr>
+            <w:pStyle w:val="TJ1"/>
+            <w:tabs>
+              <w:tab w:val="right" w:leader="dot" w:pos="9118"/>
+            </w:tabs>
+            <w:rPr>
+              <w:rFonts w:asciiTheme="minorHAnsi" w:eastAsiaTheme="minorEastAsia" w:hAnsiTheme="minorHAnsi" w:cstheme="minorBidi"/>
+              <w:noProof/>
+              <w:color w:val="auto"/>
+              <w:sz w:val="22"/>
+            </w:rPr>
+          </w:pPr>
+          <w:hyperlink w:anchor="_Toc223000187" w:history="1">
+            <w:r>
+              <w:rPr>
+                <w:rStyle w:val="Hiperhivatkozs"/>
+                <w:noProof/>
+              </w:rPr>
+              <w:t>7. VPN megvalósítás</w:t>
+            </w:r>
+            <w:r>
+              <w:rPr>
+                <w:noProof/>
+                <w:webHidden/>
+              </w:rPr>
+              <w:tab/>
+            </w:r>
+            <w:r>
+              <w:rPr>
+                <w:noProof/>
+                <w:webHidden/>
+              </w:rPr>
+              <w:fldChar w:fldCharType="begin"/>
+            </w:r>
+            <w:r>
+              <w:rPr>
+                <w:noProof/>
+                <w:webHidden/>
+              </w:rPr>
+              <w:instrText xml:space="preserve"> PAGEREF _Toc223000187 \h </w:instrText>
+            </w:r>
+            <w:r>
+              <w:rPr>
+                <w:noProof/>
+                <w:webHidden/>
+              </w:rPr>
+            </w:r>
+            <w:r>
+              <w:rPr>
+                <w:noProof/>
+                <w:webHidden/>
+              </w:rPr>
+              <w:fldChar w:fldCharType="separate"/>
+            </w:r>
+            <w:r>
+              <w:rPr>
+                <w:noProof/>
+                <w:webHidden/>
+              </w:rPr>
+              <w:t>18</w:t>
+            </w:r>
+            <w:r>
+              <w:rPr>
+                <w:noProof/>
+                <w:webHidden/>
+              </w:rPr>
+              <w:fldChar w:fldCharType="end"/>
+            </w:r>
+          </w:hyperlink>
+        </w:p>
+        <w:p>
+          <w:pPr>
+            <w:pStyle w:val="TJ2"/>
+            <w:tabs>
+              <w:tab w:val="right" w:leader="dot" w:pos="9118"/>
+            </w:tabs>
+            <w:rPr>
+              <w:rFonts w:asciiTheme="minorHAnsi" w:eastAsiaTheme="minorEastAsia" w:hAnsiTheme="minorHAnsi" w:cstheme="minorBidi"/>
+              <w:noProof/>
+              <w:color w:val="auto"/>
+              <w:sz w:val="22"/>
+            </w:rPr>
+          </w:pPr>
+          <w:hyperlink w:anchor="_Toc223000188" w:history="1">
+            <w:r>
+              <w:rPr>
+                <w:rStyle w:val="Hiperhivatkozs"/>
+                <w:noProof/>
+              </w:rPr>
+              <w:t>7.1 Site-to-Site IPsec</w:t>
+            </w:r>
+            <w:r>
+              <w:rPr>
+                <w:noProof/>
+                <w:webHidden/>
+              </w:rPr>
+              <w:tab/>
+            </w:r>
+            <w:r>
+              <w:rPr>
+                <w:noProof/>
+                <w:webHidden/>
+              </w:rPr>
+              <w:fldChar w:fldCharType="begin"/>
+            </w:r>
+            <w:r>
+              <w:rPr>
+                <w:noProof/>
+                <w:webHidden/>
+              </w:rPr>
+              <w:instrText xml:space="preserve"> PAGEREF _Toc223000188 \h </w:instrText>
+            </w:r>
+            <w:r>
+              <w:rPr>
+                <w:noProof/>
+                <w:webHidden/>
+              </w:rPr>
+            </w:r>
+            <w:r>
+              <w:rPr>
+                <w:noProof/>
+                <w:webHidden/>
+              </w:rPr>
+              <w:fldChar w:fldCharType="separate"/>
+            </w:r>
+            <w:r>
+              <w:rPr>
+                <w:noProof/>
+                <w:webHidden/>
+              </w:rPr>
+              <w:t>18</w:t>
+            </w:r>
+            <w:r>
+              <w:rPr>
+                <w:noProof/>
+                <w:webHidden/>
+              </w:rPr>
+              <w:fldChar w:fldCharType="end"/>
+            </w:r>
+          </w:hyperlink>
+        </w:p>
+        <w:p>
+          <w:pPr>
+            <w:pStyle w:val="TJ1"/>
+            <w:tabs>
+              <w:tab w:val="right" w:leader="dot" w:pos="9118"/>
+            </w:tabs>
+            <w:rPr>
+              <w:rFonts w:asciiTheme="minorHAnsi" w:eastAsiaTheme="minorEastAsia" w:hAnsiTheme="minorHAnsi" w:cstheme="minorBidi"/>
+              <w:noProof/>
+              <w:color w:val="auto"/>
+              <w:sz w:val="22"/>
+            </w:rPr>
+          </w:pPr>
+          <w:hyperlink w:anchor="_Toc223000189" w:history="1">
+            <w:r>
+              <w:rPr>
+                <w:rStyle w:val="Hiperhivatkozs"/>
+                <w:noProof/>
+              </w:rPr>
+              <w:t>8. Szerver infrastruktúra</w:t>
+            </w:r>
+            <w:r>
+              <w:rPr>
+                <w:noProof/>
+                <w:webHidden/>
+              </w:rPr>
+              <w:tab/>
+            </w:r>
+            <w:r>
+              <w:rPr>
+                <w:noProof/>
+                <w:webHidden/>
+              </w:rPr>
+              <w:fldChar w:fldCharType="begin"/>
+            </w:r>
+            <w:r>
+              <w:rPr>
+                <w:noProof/>
+                <w:webHidden/>
+              </w:rPr>
+              <w:instrText xml:space="preserve"> PAGEREF _Toc223000189 \h </w:instrText>
+            </w:r>
+            <w:r>
+              <w:rPr>
+                <w:noProof/>
+                <w:webHidden/>
+              </w:rPr>
+            </w:r>
+            <w:r>
+              <w:rPr>
+                <w:noProof/>
+                <w:webHidden/>
+              </w:rPr>
+              <w:fldChar w:fldCharType="separate"/>
+            </w:r>
+            <w:r>
+              <w:rPr>
+                <w:noProof/>
+                <w:webHidden/>
+              </w:rPr>
+              <w:t>20</w:t>
+            </w:r>
+            <w:r>
+              <w:rPr>
+                <w:noProof/>
+                <w:webHidden/>
+              </w:rPr>
+              <w:fldChar w:fldCharType="end"/>
+            </w:r>
+          </w:hyperlink>
+        </w:p>
+        <w:p>
+          <w:pPr>
+            <w:pStyle w:val="TJ2"/>
+            <w:tabs>
+              <w:tab w:val="right" w:leader="dot" w:pos="9118"/>
+            </w:tabs>
+            <w:rPr>
+              <w:rFonts w:asciiTheme="minorHAnsi" w:eastAsiaTheme="minorEastAsia" w:hAnsiTheme="minorHAnsi" w:cstheme="minorBidi"/>
+              <w:noProof/>
+              <w:color w:val="auto"/>
+              <w:sz w:val="22"/>
+            </w:rPr>
+          </w:pPr>
+          <w:hyperlink w:anchor="_Toc223000190" w:history="1">
+            <w:r>
+              <w:rPr>
+                <w:rStyle w:val="Hiperhivatkozs"/>
+                <w:noProof/>
+              </w:rPr>
+              <w:t>8.1 Windows szerver – Telephely 1 (VM)</w:t>
+            </w:r>
+            <w:r>
+              <w:rPr>
+                <w:noProof/>
+                <w:webHidden/>
+              </w:rPr>
+              <w:tab/>
+            </w:r>
+            <w:r>
+              <w:rPr>
+                <w:noProof/>
+                <w:webHidden/>
+              </w:rPr>
+              <w:fldChar w:fldCharType="begin"/>
+            </w:r>
+            <w:r>
+              <w:rPr>
+                <w:noProof/>
+                <w:webHidden/>
+              </w:rPr>
+              <w:instrText xml:space="preserve"> PAGEREF _Toc223000190 \h </w:instrText>
+            </w:r>
+            <w:r>
+              <w:rPr>
+                <w:noProof/>
+                <w:webHidden/>
+              </w:rPr>
+            </w:r>
+            <w:r>
+              <w:rPr>
+                <w:noProof/>
+                <w:webHidden/>
+              </w:rPr>
+              <w:fldChar w:fldCharType="separate"/>
+            </w:r>
+            <w:r>
+              <w:rPr>
+                <w:noProof/>
+                <w:webHidden/>
+              </w:rPr>
+              <w:t>20</w:t>
+            </w:r>
+            <w:r>
+              <w:rPr>
+                <w:noProof/>
+                <w:webHidden/>
+              </w:rPr>
+              <w:fldChar w:fldCharType="end"/>
+            </w:r>
+          </w:hyperlink>
+        </w:p>
+        <w:p>
+          <w:pPr>
+            <w:pStyle w:val="TJ2"/>
+            <w:tabs>
+              <w:tab w:val="right" w:leader="dot" w:pos="9118"/>
+            </w:tabs>
+            <w:rPr>
+              <w:rFonts w:asciiTheme="minorHAnsi" w:eastAsiaTheme="minorEastAsia" w:hAnsiTheme="minorHAnsi" w:cstheme="minorBidi"/>
+              <w:noProof/>
+              <w:color w:val="auto"/>
+              <w:sz w:val="22"/>
+            </w:rPr>
+          </w:pPr>
+          <w:hyperlink w:anchor="_Toc223000191" w:history="1">
+            <w:r>
+              <w:rPr>
+                <w:rStyle w:val="Hiperhivatkozs"/>
+                <w:noProof/>
+              </w:rPr>
+              <w:t>8.2 Linux szerverek – Telephely 2 (VM-ek)</w:t>
+            </w:r>
+            <w:r>
+              <w:rPr>
+                <w:noProof/>
+                <w:webHidden/>
+              </w:rPr>
+              <w:tab/>
+            </w:r>
+            <w:r>
+              <w:rPr>
+                <w:noProof/>
+                <w:webHidden/>
+              </w:rPr>
+              <w:fldChar w:fldCharType="begin"/>
+            </w:r>
+            <w:r>
+              <w:rPr>
+                <w:noProof/>
+                <w:webHidden/>
+              </w:rPr>
+              <w:instrText xml:space="preserve"> PAGEREF _Toc223000191 \h </w:instrText>
+            </w:r>
+            <w:r>
+              <w:rPr>
+                <w:noProof/>
+                <w:webHidden/>
+              </w:rPr>
+            </w:r>
+            <w:r>
+              <w:rPr>
+                <w:noProof/>
+                <w:webHidden/>
+              </w:rPr>
+              <w:fldChar w:fldCharType="separate"/>
+            </w:r>
+            <w:r>
+              <w:rPr>
+                <w:noProof/>
+                <w:webHidden/>
+              </w:rPr>
+              <w:t>21</w:t>
+            </w:r>
+            <w:r>
+              <w:rPr>
+                <w:noProof/>
+                <w:webHidden/>
+              </w:rPr>
+              <w:fldChar w:fldCharType="end"/>
+            </w:r>
+          </w:hyperlink>
+        </w:p>
+        <w:p>
+          <w:pPr>
+            <w:pStyle w:val="TJ1"/>
+            <w:tabs>
+              <w:tab w:val="right" w:leader="dot" w:pos="9118"/>
+            </w:tabs>
+            <w:rPr>
+              <w:rFonts w:asciiTheme="minorHAnsi" w:eastAsiaTheme="minorEastAsia" w:hAnsiTheme="minorHAnsi" w:cstheme="minorBidi"/>
+              <w:noProof/>
+              <w:color w:val="auto"/>
+              <w:sz w:val="22"/>
+            </w:rPr>
+          </w:pPr>
+          <w:hyperlink w:anchor="_Toc223000192" w:history="1">
+            <w:r>
+              <w:rPr>
+                <w:rStyle w:val="Hiperhivatkozs"/>
+                <w:noProof/>
+              </w:rPr>
+              <w:t>9. Programozott konfiguráció – Flutter alkalmazás</w:t>
+            </w:r>
+            <w:r>
+              <w:rPr>
+                <w:noProof/>
+                <w:webHidden/>
+              </w:rPr>
+              <w:tab/>
+            </w:r>
+            <w:r>
+              <w:rPr>
+                <w:noProof/>
+                <w:webHidden/>
+              </w:rPr>
+              <w:fldChar w:fldCharType="begin"/>
+            </w:r>
+            <w:r>
+              <w:rPr>
+                <w:noProof/>
+                <w:webHidden/>
+              </w:rPr>
+              <w:instrText xml:space="preserve"> PAGEREF _Toc223000192 \h </w:instrText>
+            </w:r>
+            <w:r>
+              <w:rPr>
+                <w:noProof/>
+                <w:webHidden/>
+              </w:rPr>
+            </w:r>
+            <w:r>
+              <w:rPr>
+                <w:noProof/>
+                <w:webHidden/>
+              </w:rPr>
+              <w:fldChar w:fldCharType="separate"/>
+            </w:r>
+            <w:r>
+              <w:rPr>
+                <w:noProof/>
+                <w:webHidden/>
+              </w:rPr>
+              <w:t>23</w:t>
+            </w:r>
+            <w:r>
+              <w:rPr>
+                <w:noProof/>
+                <w:webHidden/>
+              </w:rPr>
+              <w:fldChar w:fldCharType="end"/>
+            </w:r>
+          </w:hyperlink>
+        </w:p>
+        <w:p>
+          <w:pPr>
+            <w:pStyle w:val="TJ1"/>
+            <w:tabs>
+              <w:tab w:val="right" w:leader="dot" w:pos="9118"/>
+            </w:tabs>
+            <w:rPr>
+              <w:rFonts w:asciiTheme="minorHAnsi" w:eastAsiaTheme="minorEastAsia" w:hAnsiTheme="minorHAnsi" w:cstheme="minorBidi"/>
+              <w:noProof/>
+              <w:color w:val="auto"/>
+              <w:sz w:val="22"/>
+            </w:rPr>
+          </w:pPr>
+          <w:hyperlink w:anchor="_Toc223000193" w:history="1">
+            <w:r>
+              <w:rPr>
+                <w:rStyle w:val="Hiperhivatkozs"/>
+                <w:noProof/>
+              </w:rPr>
+              <w:t>10. Csapatmunka és projektszervezés – 2 fő</w:t>
+            </w:r>
+            <w:r>
+              <w:rPr>
+                <w:noProof/>
+                <w:webHidden/>
+              </w:rPr>
+              <w:tab/>
+            </w:r>
+            <w:r>
+              <w:rPr>
+                <w:noProof/>
+                <w:webHidden/>
+              </w:rPr>
+              <w:fldChar w:fldCharType="begin"/>
+            </w:r>
+            <w:r>
+              <w:rPr>
+                <w:noProof/>
+                <w:webHidden/>
+              </w:rPr>
+              <w:instrText xml:space="preserve"> PAGEREF _Toc223000193 \h </w:instrText>
+            </w:r>
+            <w:r>
+              <w:rPr>
+                <w:noProof/>
+                <w:webHidden/>
+              </w:rPr>
+            </w:r>
+            <w:r>
+              <w:rPr>
+                <w:noProof/>
+                <w:webHidden/>
+              </w:rPr>
+              <w:fldChar w:fldCharType="separate"/>
+            </w:r>
+            <w:r>
+              <w:rPr>
+                <w:noProof/>
+                <w:webHidden/>
+              </w:rPr>
+              <w:t>25</w:t>
+            </w:r>
+            <w:r>
+              <w:rPr>
+                <w:noProof/>
+                <w:webHidden/>
+              </w:rPr>
+              <w:fldChar w:fldCharType="end"/>
+            </w:r>
+          </w:hyperlink>
+        </w:p>
+        <w:p>
+          <w:pPr>
+            <w:pStyle w:val="TJ2"/>
+            <w:tabs>
+              <w:tab w:val="right" w:leader="dot" w:pos="9118"/>
+            </w:tabs>
+            <w:rPr>
+              <w:rFonts w:asciiTheme="minorHAnsi" w:eastAsiaTheme="minorEastAsia" w:hAnsiTheme="minorHAnsi" w:cstheme="minorBidi"/>
+              <w:noProof/>
+              <w:color w:val="auto"/>
+              <w:sz w:val="22"/>
+            </w:rPr>
+          </w:pPr>
+          <w:hyperlink w:anchor="_Toc223000194" w:history="1">
+            <w:r>
+              <w:rPr>
+                <w:rStyle w:val="Hiperhivatkozs"/>
+                <w:noProof/>
+              </w:rPr>
+              <w:t>10.1 Szerepkörök és felelősségek</w:t>
+            </w:r>
+            <w:r>
+              <w:rPr>
+                <w:noProof/>
+                <w:webHidden/>
+              </w:rPr>
+              <w:tab/>
+            </w:r>
+            <w:r>
+              <w:rPr>
+                <w:noProof/>
+                <w:webHidden/>
+              </w:rPr>
+              <w:fldChar w:fldCharType="begin"/>
+            </w:r>
+            <w:r>
+              <w:rPr>
+                <w:noProof/>
+                <w:webHidden/>
+              </w:rPr>
+              <w:instrText xml:space="preserve"> PAGEREF _Toc223000194 \h </w:instrText>
+            </w:r>
+            <w:r>
+              <w:rPr>
+                <w:noProof/>
+                <w:webHidden/>
+              </w:rPr>
+            </w:r>
+            <w:r>
+              <w:rPr>
+                <w:noProof/>
+                <w:webHidden/>
+              </w:rPr>
+              <w:fldChar w:fldCharType="separate"/>
+            </w:r>
+            <w:r>
+              <w:rPr>
+                <w:noProof/>
+                <w:webHidden/>
+              </w:rPr>
+              <w:t>25</w:t>
+            </w:r>
+            <w:r>
+              <w:rPr>
+                <w:noProof/>
+                <w:webHidden/>
+              </w:rPr>
+              <w:fldChar w:fldCharType="end"/>
+            </w:r>
+          </w:hyperlink>
+        </w:p>
+        <w:p>
+          <w:pPr>
+            <w:pStyle w:val="TJ2"/>
+            <w:tabs>
+              <w:tab w:val="right" w:leader="dot" w:pos="9118"/>
+            </w:tabs>
+            <w:rPr>
+              <w:rFonts w:asciiTheme="minorHAnsi" w:eastAsiaTheme="minorEastAsia" w:hAnsiTheme="minorHAnsi" w:cstheme="minorBidi"/>
+              <w:noProof/>
+              <w:color w:val="auto"/>
+              <w:sz w:val="22"/>
+            </w:rPr>
+          </w:pPr>
+          <w:hyperlink w:anchor="_Toc223000195" w:history="1">
+            <w:r>
+              <w:rPr>
+                <w:rStyle w:val="Hiperhivatkozs"/>
+                <w:noProof/>
+              </w:rPr>
+              <w:t>10.2 GitHub Projects – Lightweight módszer</w:t>
+            </w:r>
+            <w:r>
+              <w:rPr>
+                <w:noProof/>
+                <w:webHidden/>
+              </w:rPr>
+              <w:tab/>
+            </w:r>
+            <w:r>
+              <w:rPr>
+                <w:noProof/>
+                <w:webHidden/>
+              </w:rPr>
+              <w:fldChar w:fldCharType="begin"/>
+            </w:r>
+            <w:r>
+              <w:rPr>
+                <w:noProof/>
+                <w:webHidden/>
+              </w:rPr>
+              <w:instrText xml:space="preserve"> PAGEREF _Toc223000195 \h </w:instrText>
+            </w:r>
+            <w:r>
+              <w:rPr>
+                <w:noProof/>
+                <w:webHidden/>
+              </w:rPr>
+            </w:r>
+            <w:r>
+              <w:rPr>
+                <w:noProof/>
+                <w:webHidden/>
+              </w:rPr>
+              <w:fldChar w:fldCharType="separate"/>
+            </w:r>
+            <w:r>
+              <w:rPr>
+                <w:noProof/>
+                <w:webHidden/>
+              </w:rPr>
+              <w:t>25</w:t>
+            </w:r>
+            <w:r>
+              <w:rPr>
+                <w:noProof/>
+                <w:webHidden/>
+              </w:rPr>
+              <w:fldChar w:fldCharType="end"/>
+            </w:r>
+          </w:hyperlink>
+        </w:p>
+        <w:p>
+          <w:pPr>
+            <w:pStyle w:val="TJ1"/>
+            <w:tabs>
+              <w:tab w:val="right" w:leader="dot" w:pos="9118"/>
+            </w:tabs>
+            <w:rPr>
+              <w:rFonts w:asciiTheme="minorHAnsi" w:eastAsiaTheme="minorEastAsia" w:hAnsiTheme="minorHAnsi" w:cstheme="minorBidi"/>
+              <w:noProof/>
+              <w:color w:val="auto"/>
+              <w:sz w:val="22"/>
+            </w:rPr>
+          </w:pPr>
+          <w:hyperlink w:anchor="_Toc223000196" w:history="1">
+            <w:r>
+              <w:rPr>
+                <w:rStyle w:val="Hiperhivatkozs"/>
+                <w:noProof/>
+              </w:rPr>
+              <w:t>11. Korlátozások és elfogadott megoldások</w:t>
+            </w:r>
+            <w:r>
+              <w:rPr>
+                <w:noProof/>
+                <w:webHidden/>
+              </w:rPr>
+              <w:tab/>
+            </w:r>
+            <w:r>
+              <w:rPr>
+                <w:noProof/>
+                <w:webHidden/>
+              </w:rPr>
+              <w:fldChar w:fldCharType="begin"/>
+            </w:r>
+            <w:r>
+              <w:rPr>
+                <w:noProof/>
+                <w:webHidden/>
+              </w:rPr>
+              <w:instrText xml:space="preserve"> PAGEREF _Toc223000196 \h </w:instrText>
+            </w:r>
+            <w:r>
+              <w:rPr>
+                <w:noProof/>
+                <w:webHidden/>
+              </w:rPr>
+            </w:r>
+            <w:r>
+              <w:rPr>
+                <w:noProof/>
+                <w:webHidden/>
+              </w:rPr>
+              <w:fldChar w:fldCharType="separate"/>
+            </w:r>
+            <w:r>
+              <w:rPr>
+                <w:noProof/>
+                <w:webHidden/>
+              </w:rPr>
+              <w:t>28</w:t>
             </w:r>
             <w:r>
               <w:rPr>
@@ -1385,17 +3233,27 @@
     </w:p>
     <w:p>
       <w:pPr>
-        <w:pStyle w:val="Cm"/>
-      </w:pPr>
+        <w:pStyle w:val="Cmsor1"/>
+      </w:pPr>
+      <w:bookmarkStart w:id="0" w:name="_Toc223000165"/>
       <w:r>
         <w:lastRenderedPageBreak/>
+        <w:t xml:space="preserve">1. </w:t>
+      </w:r>
+      <w:r>
         <w:t>Projekttartalom</w:t>
       </w:r>
-    </w:p>
-    <w:p>
+      <w:bookmarkEnd w:id="0"/>
+    </w:p>
+    <w:p>
+      <w:pPr>
+        <w:pStyle w:val="Cmsor2"/>
+      </w:pPr>
+      <w:bookmarkStart w:id="1" w:name="_Toc223000166"/>
       <w:r>
         <w:t>1.1 Projektáttekintés</w:t>
       </w:r>
+      <w:bookmarkEnd w:id="1"/>
     </w:p>
     <w:p>
       <w:r>
@@ -1426,9 +3284,14 @@
     </w:p>
     <w:p/>
     <w:p>
+      <w:pPr>
+        <w:pStyle w:val="Cmsor2"/>
+      </w:pPr>
+      <w:bookmarkStart w:id="2" w:name="_Toc223000167"/>
       <w:r>
         <w:t>1.2 Követelmények teljesítésének összefoglalása</w:t>
       </w:r>
+      <w:bookmarkEnd w:id="2"/>
     </w:p>
     <w:p>
       <w:r>
@@ -1595,83 +3458,200 @@
       <w:pPr>
         <w:pStyle w:val="Cmsor1"/>
       </w:pPr>
-      <w:bookmarkStart w:id="0" w:name="_Toc222912679"/>
+      <w:bookmarkStart w:id="3" w:name="_Toc223000168"/>
       <w:r>
         <w:lastRenderedPageBreak/>
+        <w:t xml:space="preserve">2. </w:t>
+      </w:r>
+      <w:r>
         <w:t>Hálózati Architektúra</w:t>
       </w:r>
-      <w:bookmarkEnd w:id="0"/>
+      <w:bookmarkEnd w:id="3"/>
+    </w:p>
+    <w:p>
+      <w:pPr>
+        <w:pStyle w:val="Cmsor2"/>
+      </w:pPr>
+      <w:bookmarkStart w:id="4" w:name="_Toc223000169"/>
+      <w:r>
+        <w:t>2.1 Logikai topológia</w:t>
+      </w:r>
+      <w:bookmarkEnd w:id="4"/>
+    </w:p>
+    <w:p>
+      <w:r>
+        <w:t>Az iskolai router biztosítja az internetkapcsolatot PAT-</w:t>
+      </w:r>
+      <w:proofErr w:type="spellStart"/>
+      <w:r>
+        <w:t>tal</w:t>
+      </w:r>
+      <w:proofErr w:type="spellEnd"/>
+      <w:r>
+        <w:t xml:space="preserve">. Egy közös Cisco 2950 </w:t>
+      </w:r>
+      <w:proofErr w:type="spellStart"/>
+      <w:r>
+        <w:t>switch</w:t>
+      </w:r>
+      <w:proofErr w:type="spellEnd"/>
+      <w:r>
+        <w:t xml:space="preserve"> kapcsolja össze a négy </w:t>
+      </w:r>
+      <w:proofErr w:type="spellStart"/>
+      <w:r>
+        <w:t>telephelyet</w:t>
+      </w:r>
+      <w:proofErr w:type="spellEnd"/>
+      <w:r>
+        <w:t xml:space="preserve">, amelynek G0/1 </w:t>
+      </w:r>
+      <w:proofErr w:type="spellStart"/>
+      <w:r>
+        <w:t>portja</w:t>
+      </w:r>
+      <w:proofErr w:type="spellEnd"/>
+      <w:r>
+        <w:t xml:space="preserve"> az iskolai routerhez, F0/1-F0/4 </w:t>
+      </w:r>
+      <w:proofErr w:type="spellStart"/>
+      <w:r>
+        <w:t>portjai</w:t>
+      </w:r>
+      <w:proofErr w:type="spellEnd"/>
+      <w:r>
+        <w:t xml:space="preserve"> a telephelyekhez csatlakoznak.</w:t>
+      </w:r>
     </w:p>
     <w:p/>
+    <w:p>
+      <w:r>
+        <w:t xml:space="preserve">Telephely 1 (Komplex) két 2811 routeren keresztül éri el a központi </w:t>
+      </w:r>
+      <w:proofErr w:type="spellStart"/>
+      <w:r>
+        <w:t>switch-et</w:t>
+      </w:r>
+      <w:proofErr w:type="spellEnd"/>
+      <w:r>
+        <w:t>. Minden más telephely egyetlen 2811 routerrel csatlakozik.</w:t>
+      </w:r>
+    </w:p>
     <w:p/>
     <w:p>
       <w:r>
-        <w:t>2.1 Logikai topológia</w:t>
-      </w:r>
-    </w:p>
-    <w:p>
-      <w:r>
-        <w:t>Az iskolai router biztosítja az internetkapcsolatot PAT-</w:t>
-      </w:r>
-      <w:proofErr w:type="spellStart"/>
-      <w:r>
-        <w:t>tal</w:t>
-      </w:r>
-      <w:proofErr w:type="spellEnd"/>
-      <w:r>
-        <w:t xml:space="preserve">. Egy közös Cisco 2950 </w:t>
-      </w:r>
-      <w:proofErr w:type="spellStart"/>
-      <w:r>
-        <w:t>switch</w:t>
-      </w:r>
-      <w:proofErr w:type="spellEnd"/>
-      <w:r>
-        <w:t xml:space="preserve"> kapcsolja össze a négy </w:t>
-      </w:r>
-      <w:proofErr w:type="spellStart"/>
-      <w:r>
-        <w:t>telephelyet</w:t>
-      </w:r>
-      <w:proofErr w:type="spellEnd"/>
-      <w:r>
-        <w:t xml:space="preserve">, amelynek G0/1 </w:t>
-      </w:r>
-      <w:proofErr w:type="spellStart"/>
-      <w:r>
-        <w:t>portja</w:t>
-      </w:r>
-      <w:proofErr w:type="spellEnd"/>
-      <w:r>
-        <w:t xml:space="preserve"> az iskolai routerhez, F0/1-F0/4 </w:t>
-      </w:r>
-      <w:proofErr w:type="spellStart"/>
-      <w:r>
-        <w:t>portjai</w:t>
-      </w:r>
-      <w:proofErr w:type="spellEnd"/>
-      <w:r>
-        <w:t xml:space="preserve"> a telephelyekhez csatlakoznak.</w:t>
+        <w:t xml:space="preserve">A Telephely 1-2 és 1-3 között GRE vagy IPIP </w:t>
+      </w:r>
+      <w:proofErr w:type="spellStart"/>
+      <w:r>
+        <w:t>tunnel</w:t>
+      </w:r>
+      <w:proofErr w:type="spellEnd"/>
+      <w:r>
+        <w:t xml:space="preserve"> fut, amelyen belül OSPF dinamikus </w:t>
+      </w:r>
+      <w:proofErr w:type="spellStart"/>
+      <w:r>
+        <w:t>routing</w:t>
+      </w:r>
+      <w:proofErr w:type="spellEnd"/>
+      <w:r>
+        <w:t xml:space="preserve"> működik. A </w:t>
+      </w:r>
+      <w:proofErr w:type="spellStart"/>
+      <w:r>
+        <w:t>tunnel</w:t>
+      </w:r>
+      <w:proofErr w:type="spellEnd"/>
+      <w:r>
+        <w:t>-ek felett Site-</w:t>
+      </w:r>
+      <w:proofErr w:type="spellStart"/>
+      <w:r>
+        <w:t>to</w:t>
+      </w:r>
+      <w:proofErr w:type="spellEnd"/>
+      <w:r>
+        <w:t xml:space="preserve">-Site </w:t>
+      </w:r>
+      <w:proofErr w:type="spellStart"/>
+      <w:r>
+        <w:t>IPsec</w:t>
+      </w:r>
+      <w:proofErr w:type="spellEnd"/>
+      <w:r>
+        <w:t xml:space="preserve"> VPN </w:t>
+      </w:r>
+      <w:proofErr w:type="spellStart"/>
+      <w:r>
+        <w:t>titkosítja</w:t>
+      </w:r>
+      <w:proofErr w:type="spellEnd"/>
+      <w:r>
+        <w:t xml:space="preserve"> a forgalmat.</w:t>
       </w:r>
     </w:p>
     <w:p/>
     <w:p>
-      <w:r>
-        <w:t xml:space="preserve">Telephely 1 (Komplex) két 2811 routeren keresztül éri el a központi </w:t>
-      </w:r>
-      <w:proofErr w:type="spellStart"/>
-      <w:r>
-        <w:t>switch-et</w:t>
-      </w:r>
-      <w:proofErr w:type="spellEnd"/>
-      <w:r>
-        <w:t>. Minden más telephely egyetlen 2811 routerrel csatlakozik.</w:t>
+      <w:pPr>
+        <w:pStyle w:val="Cmsor2"/>
+      </w:pPr>
+      <w:bookmarkStart w:id="5" w:name="_Toc223000170"/>
+      <w:r>
+        <w:t>2.2 Címzési séma</w:t>
+      </w:r>
+      <w:bookmarkEnd w:id="5"/>
+    </w:p>
+    <w:p>
+      <w:r>
+        <w:t>IPv4 címzés</w:t>
       </w:r>
     </w:p>
     <w:p/>
     <w:p>
       <w:r>
-        <w:t xml:space="preserve">A Telephely 1-2 és 1-3 között GRE vagy IPIP </w:t>
+        <w:t>Minden hálózat /24 maszkkal operál, a VLAN szám megegyezik a harmadik oktettel:</w:t>
+      </w:r>
+    </w:p>
+    <w:p/>
+    <w:p>
+      <w:r>
+        <w:t>192.168.10.0/24 – VLAN 10, végfelhasználók (1. emelet)</w:t>
+      </w:r>
+    </w:p>
+    <w:p>
+      <w:r>
+        <w:t>192.168.20.0/24 – VLAN 20, vezetők (2. emelet)</w:t>
+      </w:r>
+    </w:p>
+    <w:p>
+      <w:r>
+        <w:t>192.168.80.0/24 – VLAN 80, eszközmenedzsment</w:t>
+      </w:r>
+    </w:p>
+    <w:p>
+      <w:r>
+        <w:t>192.168.99.0/24 – VLAN 99, szerverek</w:t>
+      </w:r>
+    </w:p>
+    <w:p>
+      <w:r>
+        <w:t>192.168.200.0/24 – Telephely 2 szerverfarm</w:t>
+      </w:r>
+    </w:p>
+    <w:p>
+      <w:r>
+        <w:t>192.168.30.0/24 – Telephely 3 raktár</w:t>
+      </w:r>
+    </w:p>
+    <w:p>
+      <w:r>
+        <w:t>192.168.40.0/24 – Telephely 4 csomagpont</w:t>
+      </w:r>
+    </w:p>
+    <w:p>
+      <w:r>
+        <w:t xml:space="preserve">VPN </w:t>
       </w:r>
       <w:proofErr w:type="spellStart"/>
       <w:r>
@@ -1679,119 +3659,13 @@
       </w:r>
       <w:proofErr w:type="spellEnd"/>
       <w:r>
-        <w:t xml:space="preserve"> fut, amelyen belül OSPF dinamikus </w:t>
-      </w:r>
-      <w:proofErr w:type="spellStart"/>
-      <w:r>
-        <w:t>routing</w:t>
-      </w:r>
-      <w:proofErr w:type="spellEnd"/>
-      <w:r>
-        <w:t xml:space="preserve"> működik. A </w:t>
-      </w:r>
-      <w:proofErr w:type="spellStart"/>
-      <w:r>
-        <w:t>tunnel</w:t>
-      </w:r>
-      <w:proofErr w:type="spellEnd"/>
-      <w:r>
-        <w:t>-ek felett Site-</w:t>
-      </w:r>
-      <w:proofErr w:type="spellStart"/>
-      <w:r>
-        <w:t>to</w:t>
-      </w:r>
-      <w:proofErr w:type="spellEnd"/>
-      <w:r>
-        <w:t xml:space="preserve">-Site </w:t>
-      </w:r>
-      <w:proofErr w:type="spellStart"/>
-      <w:r>
-        <w:t>IPsec</w:t>
-      </w:r>
-      <w:proofErr w:type="spellEnd"/>
-      <w:r>
-        <w:t xml:space="preserve"> VPN </w:t>
-      </w:r>
-      <w:proofErr w:type="spellStart"/>
-      <w:r>
-        <w:t>titkosítja</w:t>
-      </w:r>
-      <w:proofErr w:type="spellEnd"/>
-      <w:r>
-        <w:t xml:space="preserve"> a forgalmat.</w:t>
+        <w:t xml:space="preserve"> hálózatok /30 maszkkal:</w:t>
       </w:r>
     </w:p>
     <w:p/>
     <w:p>
       <w:r>
-        <w:t>2.2 Címzési séma</w:t>
-      </w:r>
-    </w:p>
-    <w:p>
-      <w:r>
-        <w:t>IPv4 címzés</w:t>
-      </w:r>
-    </w:p>
-    <w:p/>
-    <w:p>
-      <w:r>
-        <w:t>Minden hálózat /24 maszkkal operál, a VLAN szám megegyezik a harmadik oktettel:</w:t>
-      </w:r>
-    </w:p>
-    <w:p/>
-    <w:p>
-      <w:r>
-        <w:t>192.168.10.0/24 – VLAN 10, végfelhasználók (1. emelet)</w:t>
-      </w:r>
-    </w:p>
-    <w:p>
-      <w:r>
-        <w:t>192.168.20.0/24 – VLAN 20, vezetők (2. emelet)</w:t>
-      </w:r>
-    </w:p>
-    <w:p>
-      <w:r>
-        <w:t>192.168.80.0/24 – VLAN 80, eszközmenedzsment</w:t>
-      </w:r>
-    </w:p>
-    <w:p>
-      <w:r>
-        <w:t>192.168.99.0/24 – VLAN 99, szerverek</w:t>
-      </w:r>
-    </w:p>
-    <w:p>
-      <w:r>
-        <w:t>192.168.200.0/24 – Telephely 2 szerverfarm</w:t>
-      </w:r>
-    </w:p>
-    <w:p>
-      <w:r>
-        <w:t>192.168.30.0/24 – Telephely 3 raktár</w:t>
-      </w:r>
-    </w:p>
-    <w:p>
-      <w:r>
-        <w:t>192.168.40.0/24 – Telephely 4 csomagpont</w:t>
-      </w:r>
-    </w:p>
-    <w:p>
-      <w:r>
         <w:lastRenderedPageBreak/>
-        <w:t xml:space="preserve">VPN </w:t>
-      </w:r>
-      <w:proofErr w:type="spellStart"/>
-      <w:r>
-        <w:t>tunnel</w:t>
-      </w:r>
-      <w:proofErr w:type="spellEnd"/>
-      <w:r>
-        <w:t xml:space="preserve"> hálózatok /30 maszkkal:</w:t>
-      </w:r>
-    </w:p>
-    <w:p/>
-    <w:p>
-      <w:r>
         <w:t>10.0.0.0/30 – Telephely 1 ↔ 2</w:t>
       </w:r>
     </w:p>
@@ -1890,18 +3764,238 @@
       <w:pPr>
         <w:pStyle w:val="Cmsor1"/>
       </w:pPr>
-      <w:bookmarkStart w:id="1" w:name="_Toc222912680"/>
+      <w:bookmarkStart w:id="6" w:name="_Toc223000171"/>
       <w:r>
         <w:lastRenderedPageBreak/>
+        <w:t xml:space="preserve">3. </w:t>
+      </w:r>
+      <w:r>
         <w:t>Telephely 1 – Komplex Központ</w:t>
       </w:r>
-      <w:bookmarkEnd w:id="1"/>
+      <w:bookmarkEnd w:id="6"/>
+    </w:p>
+    <w:p>
+      <w:pPr>
+        <w:pStyle w:val="Cmsor2"/>
+      </w:pPr>
+      <w:bookmarkStart w:id="7" w:name="_Toc223000172"/>
+      <w:r>
+        <w:t xml:space="preserve">3.1 Fizikai kialakítás és </w:t>
+      </w:r>
+      <w:proofErr w:type="spellStart"/>
+      <w:r>
+        <w:t>rack</w:t>
+      </w:r>
+      <w:proofErr w:type="spellEnd"/>
+      <w:r>
+        <w:t xml:space="preserve"> elrendezés</w:t>
+      </w:r>
+      <w:bookmarkEnd w:id="7"/>
+    </w:p>
+    <w:p>
+      <w:r>
+        <w:t>Eszközök és pozíciók:</w:t>
+      </w:r>
     </w:p>
     <w:p/>
+    <w:p>
+      <w:r>
+        <w:t xml:space="preserve">U13 – Cisco 2960 </w:t>
+      </w:r>
+      <w:proofErr w:type="spellStart"/>
+      <w:r>
+        <w:t>Switch</w:t>
+      </w:r>
+      <w:proofErr w:type="spellEnd"/>
+      <w:r>
+        <w:t xml:space="preserve"> 1</w:t>
+      </w:r>
+    </w:p>
     <w:p/>
     <w:p>
       <w:r>
-        <w:t xml:space="preserve">3.1 Fizikai kialakítás és </w:t>
+        <w:t>F0/1-2: ASA 1 és ASA 2 belső interfészei</w:t>
+      </w:r>
+    </w:p>
+    <w:p>
+      <w:r>
+        <w:t xml:space="preserve">F0/3-4: </w:t>
+      </w:r>
+      <w:proofErr w:type="spellStart"/>
+      <w:r>
+        <w:t>EtherChannel</w:t>
+      </w:r>
+      <w:proofErr w:type="spellEnd"/>
+      <w:r>
+        <w:t xml:space="preserve"> </w:t>
+      </w:r>
+      <w:proofErr w:type="spellStart"/>
+      <w:r>
+        <w:t>Switch</w:t>
+      </w:r>
+      <w:proofErr w:type="spellEnd"/>
+      <w:r>
+        <w:t xml:space="preserve"> 2 felé (</w:t>
+      </w:r>
+      <w:proofErr w:type="spellStart"/>
+      <w:r>
+        <w:t>PAgP</w:t>
+      </w:r>
+      <w:proofErr w:type="spellEnd"/>
+      <w:r>
+        <w:t>)</w:t>
+      </w:r>
+    </w:p>
+    <w:p>
+      <w:r>
+        <w:t xml:space="preserve">F0/5-12: VLAN 10 </w:t>
+      </w:r>
+      <w:proofErr w:type="spellStart"/>
+      <w:r>
+        <w:t>access</w:t>
+      </w:r>
+      <w:proofErr w:type="spellEnd"/>
+      <w:r>
+        <w:t xml:space="preserve"> portok (1. emelet)</w:t>
+      </w:r>
+    </w:p>
+    <w:p>
+      <w:r>
+        <w:t xml:space="preserve">F0/13-20: VLAN 20 </w:t>
+      </w:r>
+      <w:proofErr w:type="spellStart"/>
+      <w:r>
+        <w:t>access</w:t>
+      </w:r>
+      <w:proofErr w:type="spellEnd"/>
+      <w:r>
+        <w:t xml:space="preserve"> portok (2. emelet)</w:t>
+      </w:r>
+    </w:p>
+    <w:p>
+      <w:r>
+        <w:t>F0/21-24: VLAN 80 management, VLAN 99 szerverek</w:t>
+      </w:r>
+    </w:p>
+    <w:p>
+      <w:r>
+        <w:t xml:space="preserve">U14 – Cisco 2960 </w:t>
+      </w:r>
+      <w:proofErr w:type="spellStart"/>
+      <w:r>
+        <w:t>Switch</w:t>
+      </w:r>
+      <w:proofErr w:type="spellEnd"/>
+      <w:r>
+        <w:t xml:space="preserve"> 2</w:t>
+      </w:r>
+    </w:p>
+    <w:p/>
+    <w:p>
+      <w:r>
+        <w:t>F0/1-2: ASA 1 és ASA 2 belső interfészei (második link)</w:t>
+      </w:r>
+    </w:p>
+    <w:p>
+      <w:r>
+        <w:t xml:space="preserve">F0/3-4: </w:t>
+      </w:r>
+      <w:proofErr w:type="spellStart"/>
+      <w:r>
+        <w:t>EtherChannel</w:t>
+      </w:r>
+      <w:proofErr w:type="spellEnd"/>
+      <w:r>
+        <w:t xml:space="preserve"> </w:t>
+      </w:r>
+      <w:proofErr w:type="spellStart"/>
+      <w:r>
+        <w:t>Switch</w:t>
+      </w:r>
+      <w:proofErr w:type="spellEnd"/>
+      <w:r>
+        <w:t xml:space="preserve"> 1 felé</w:t>
+      </w:r>
+    </w:p>
+    <w:p>
+      <w:r>
+        <w:t xml:space="preserve">F0/5-12: VLAN 10 </w:t>
+      </w:r>
+      <w:proofErr w:type="spellStart"/>
+      <w:r>
+        <w:t>access</w:t>
+      </w:r>
+      <w:proofErr w:type="spellEnd"/>
+      <w:r>
+        <w:t xml:space="preserve"> portok (1. emelet redundáns)</w:t>
+      </w:r>
+    </w:p>
+    <w:p>
+      <w:r>
+        <w:t xml:space="preserve">F0/13-20: VLAN 20 </w:t>
+      </w:r>
+      <w:proofErr w:type="spellStart"/>
+      <w:r>
+        <w:t>access</w:t>
+      </w:r>
+      <w:proofErr w:type="spellEnd"/>
+      <w:r>
+        <w:t xml:space="preserve"> portok (2. emelet redundáns)</w:t>
+      </w:r>
+    </w:p>
+    <w:p>
+      <w:r>
+        <w:t>F0/21-24: VLAN 80, VLAN 99</w:t>
+      </w:r>
+    </w:p>
+    <w:p>
+      <w:r>
+        <w:t>U26 – Cisco 2811 Router 1</w:t>
+      </w:r>
+    </w:p>
+    <w:p/>
+    <w:p>
+      <w:r>
+        <w:t>F0/0: ASA 1 külső interfész</w:t>
+      </w:r>
+    </w:p>
+    <w:p>
+      <w:r>
+        <w:t xml:space="preserve">F0/1: Központi 2950 </w:t>
+      </w:r>
+      <w:proofErr w:type="spellStart"/>
+      <w:r>
+        <w:t>switch</w:t>
+      </w:r>
+      <w:proofErr w:type="spellEnd"/>
+      <w:r>
+        <w:t xml:space="preserve"> (Telephelyek összekötő)</w:t>
+      </w:r>
+    </w:p>
+    <w:p>
+      <w:r>
+        <w:t>U27 – Cisco 2811 Router 2</w:t>
+      </w:r>
+    </w:p>
+    <w:p/>
+    <w:p>
+      <w:r>
+        <w:t>F0/0: ASA 2 külső interfész</w:t>
+      </w:r>
+    </w:p>
+    <w:p>
+      <w:r>
+        <w:t xml:space="preserve">F0/1: Központi 2950 </w:t>
+      </w:r>
+      <w:proofErr w:type="spellStart"/>
+      <w:r>
+        <w:t>switch</w:t>
+      </w:r>
+      <w:proofErr w:type="spellEnd"/>
+    </w:p>
+    <w:p>
+      <w:r>
+        <w:t xml:space="preserve">ASA eszközök </w:t>
       </w:r>
       <w:proofErr w:type="spellStart"/>
       <w:r>
@@ -1909,645 +4003,445 @@
       </w:r>
       <w:proofErr w:type="spellEnd"/>
       <w:r>
-        <w:t xml:space="preserve"> elrendezés</w:t>
-      </w:r>
-    </w:p>
-    <w:p>
-      <w:r>
-        <w:t>Eszközök és pozíciók:</w:t>
+        <w:t>-be nem kerülnek, asztali/elhelyezésük a routerek mellé tervezett.</w:t>
       </w:r>
     </w:p>
     <w:p/>
     <w:p>
-      <w:r>
-        <w:t xml:space="preserve">U13 – Cisco 2960 </w:t>
-      </w:r>
-      <w:proofErr w:type="spellStart"/>
-      <w:r>
-        <w:t>Switch</w:t>
-      </w:r>
-      <w:proofErr w:type="spellEnd"/>
-      <w:r>
-        <w:t xml:space="preserve"> 1</w:t>
+      <w:pPr>
+        <w:pStyle w:val="Cmsor2"/>
+      </w:pPr>
+      <w:bookmarkStart w:id="8" w:name="_Toc223000173"/>
+      <w:r>
+        <w:t xml:space="preserve">3.2 L2 redundancia – </w:t>
+      </w:r>
+      <w:proofErr w:type="spellStart"/>
+      <w:r>
+        <w:t>EtherChannel</w:t>
+      </w:r>
+      <w:proofErr w:type="spellEnd"/>
+      <w:r>
+        <w:t xml:space="preserve"> </w:t>
+      </w:r>
+      <w:proofErr w:type="spellStart"/>
+      <w:r>
+        <w:t>PAgP</w:t>
+      </w:r>
+      <w:bookmarkEnd w:id="8"/>
+      <w:proofErr w:type="spellEnd"/>
+    </w:p>
+    <w:p>
+      <w:r>
+        <w:t xml:space="preserve">A két 2960 </w:t>
+      </w:r>
+      <w:proofErr w:type="spellStart"/>
+      <w:r>
+        <w:t>switch</w:t>
+      </w:r>
+      <w:proofErr w:type="spellEnd"/>
+      <w:r>
+        <w:t xml:space="preserve"> között két fizikai link (F0/3 és F0/4) Port-</w:t>
+      </w:r>
+      <w:proofErr w:type="spellStart"/>
+      <w:r>
+        <w:t>channel</w:t>
+      </w:r>
+      <w:proofErr w:type="spellEnd"/>
+      <w:r>
+        <w:t xml:space="preserve"> 1 interfészbe </w:t>
+      </w:r>
+      <w:proofErr w:type="spellStart"/>
+      <w:r>
+        <w:t>bundlázva</w:t>
+      </w:r>
+      <w:proofErr w:type="spellEnd"/>
+      <w:r>
+        <w:t xml:space="preserve">. </w:t>
+      </w:r>
+      <w:proofErr w:type="spellStart"/>
+      <w:r>
+        <w:t>PAgP</w:t>
+      </w:r>
+      <w:proofErr w:type="spellEnd"/>
+      <w:r>
+        <w:t xml:space="preserve"> protokoll "</w:t>
+      </w:r>
+      <w:proofErr w:type="spellStart"/>
+      <w:r>
+        <w:t>desirable</w:t>
+      </w:r>
+      <w:proofErr w:type="spellEnd"/>
+      <w:r>
+        <w:t xml:space="preserve">" módban mindkét végen, ami aktív tárgyalást jelent a </w:t>
+      </w:r>
+      <w:proofErr w:type="spellStart"/>
+      <w:r>
+        <w:t>channel</w:t>
+      </w:r>
+      <w:proofErr w:type="spellEnd"/>
+      <w:r>
+        <w:t xml:space="preserve"> kialakítására.</w:t>
       </w:r>
     </w:p>
     <w:p/>
     <w:p>
       <w:r>
-        <w:t>F0/1-2: ASA 1 és ASA 2 belső interfészei</w:t>
-      </w:r>
-    </w:p>
-    <w:p>
-      <w:r>
-        <w:t xml:space="preserve">F0/3-4: </w:t>
-      </w:r>
-      <w:proofErr w:type="spellStart"/>
-      <w:r>
-        <w:t>EtherChannel</w:t>
-      </w:r>
-      <w:proofErr w:type="spellEnd"/>
-      <w:r>
-        <w:t xml:space="preserve"> </w:t>
-      </w:r>
-      <w:proofErr w:type="spellStart"/>
-      <w:r>
-        <w:t>Switch</w:t>
-      </w:r>
-      <w:proofErr w:type="spellEnd"/>
-      <w:r>
-        <w:t xml:space="preserve"> 2 felé (</w:t>
-      </w:r>
-      <w:proofErr w:type="spellStart"/>
-      <w:r>
-        <w:t>PAgP</w:t>
-      </w:r>
-      <w:proofErr w:type="spellEnd"/>
-      <w:r>
-        <w:t>)</w:t>
-      </w:r>
-    </w:p>
-    <w:p>
-      <w:r>
-        <w:t xml:space="preserve">F0/5-12: VLAN 10 </w:t>
-      </w:r>
-      <w:proofErr w:type="spellStart"/>
-      <w:r>
-        <w:t>access</w:t>
-      </w:r>
-      <w:proofErr w:type="spellEnd"/>
-      <w:r>
-        <w:t xml:space="preserve"> portok (1. emelet)</w:t>
-      </w:r>
-    </w:p>
-    <w:p>
-      <w:r>
-        <w:t xml:space="preserve">F0/13-20: VLAN 20 </w:t>
-      </w:r>
-      <w:proofErr w:type="spellStart"/>
-      <w:r>
-        <w:t>access</w:t>
-      </w:r>
-      <w:proofErr w:type="spellEnd"/>
-      <w:r>
-        <w:t xml:space="preserve"> portok (2. emelet)</w:t>
-      </w:r>
-    </w:p>
-    <w:p>
-      <w:r>
-        <w:t>F0/21-24: VLAN 80 management, VLAN 99 szerverek</w:t>
-      </w:r>
-    </w:p>
-    <w:p>
-      <w:r>
-        <w:t xml:space="preserve">U14 – Cisco 2960 </w:t>
-      </w:r>
-      <w:proofErr w:type="spellStart"/>
-      <w:r>
-        <w:t>Switch</w:t>
-      </w:r>
-      <w:proofErr w:type="spellEnd"/>
-      <w:r>
-        <w:t xml:space="preserve"> 2</w:t>
+        <w:t>Terheléselosztás: forrás-cél MAC cím alapján. Egy link meghibásodása esetén a másik átveszi a teljes forgalmat, konvergenciaidő &lt; 1 másodperc.</w:t>
       </w:r>
     </w:p>
     <w:p/>
     <w:p>
-      <w:r>
-        <w:t>F0/1-2: ASA 1 és ASA 2 belső interfészei (második link)</w:t>
-      </w:r>
-    </w:p>
-    <w:p>
-      <w:r>
-        <w:t xml:space="preserve">F0/3-4: </w:t>
-      </w:r>
-      <w:proofErr w:type="spellStart"/>
-      <w:r>
-        <w:t>EtherChannel</w:t>
-      </w:r>
-      <w:proofErr w:type="spellEnd"/>
-      <w:r>
-        <w:t xml:space="preserve"> </w:t>
-      </w:r>
-      <w:proofErr w:type="spellStart"/>
-      <w:r>
-        <w:t>Switch</w:t>
-      </w:r>
-      <w:proofErr w:type="spellEnd"/>
-      <w:r>
-        <w:t xml:space="preserve"> 1 felé</w:t>
-      </w:r>
-    </w:p>
-    <w:p>
-      <w:r>
-        <w:t xml:space="preserve">F0/5-12: VLAN 10 </w:t>
-      </w:r>
-      <w:proofErr w:type="spellStart"/>
-      <w:r>
-        <w:t>access</w:t>
-      </w:r>
-      <w:proofErr w:type="spellEnd"/>
-      <w:r>
-        <w:t xml:space="preserve"> portok (1. emelet redundáns)</w:t>
-      </w:r>
-    </w:p>
-    <w:p>
-      <w:r>
-        <w:t xml:space="preserve">F0/13-20: VLAN 20 </w:t>
-      </w:r>
-      <w:proofErr w:type="spellStart"/>
-      <w:r>
-        <w:t>access</w:t>
-      </w:r>
-      <w:proofErr w:type="spellEnd"/>
-      <w:r>
-        <w:t xml:space="preserve"> portok (2. emelet redundáns)</w:t>
-      </w:r>
-    </w:p>
-    <w:p>
-      <w:r>
-        <w:t>F0/21-24: VLAN 80, VLAN 99</w:t>
-      </w:r>
-    </w:p>
-    <w:p>
-      <w:r>
-        <w:t>U26 – Cisco 2811 Router 1</w:t>
+      <w:pPr>
+        <w:pStyle w:val="Cmsor2"/>
+      </w:pPr>
+      <w:bookmarkStart w:id="9" w:name="_Toc223000174"/>
+      <w:r>
+        <w:t>3.3 L3 redundancia – HSRP</w:t>
+      </w:r>
+      <w:bookmarkEnd w:id="9"/>
+    </w:p>
+    <w:p>
+      <w:r>
+        <w:t>Négy HSRP csoport, minden VLAN-hoz külön:</w:t>
       </w:r>
     </w:p>
     <w:p/>
     <w:p>
       <w:r>
-        <w:t>F0/0: ASA 1 külső interfész</w:t>
+        <w:t>VLAN 10 – Végfelhasználók</w:t>
+      </w:r>
+    </w:p>
+    <w:p/>
+    <w:p>
+      <w:r>
+        <w:t xml:space="preserve">Virtuális </w:t>
+      </w:r>
+      <w:proofErr w:type="spellStart"/>
+      <w:r>
+        <w:t>gateway</w:t>
+      </w:r>
+      <w:proofErr w:type="spellEnd"/>
+      <w:r>
+        <w:t>: 192.168.10.254</w:t>
+      </w:r>
+    </w:p>
+    <w:p>
+      <w:r>
+        <w:t>Router 1: 192.168.10.1 (</w:t>
+      </w:r>
+      <w:proofErr w:type="spellStart"/>
+      <w:r>
+        <w:t>Active</w:t>
+      </w:r>
+      <w:proofErr w:type="spellEnd"/>
+      <w:r>
+        <w:t xml:space="preserve">, </w:t>
+      </w:r>
+      <w:proofErr w:type="spellStart"/>
+      <w:r>
+        <w:t>priority</w:t>
+      </w:r>
+      <w:proofErr w:type="spellEnd"/>
+      <w:r>
+        <w:t xml:space="preserve"> 110)</w:t>
+      </w:r>
+    </w:p>
+    <w:p>
+      <w:r>
+        <w:t>Router 2: 192.168.10.2 (</w:t>
+      </w:r>
+      <w:proofErr w:type="spellStart"/>
+      <w:r>
+        <w:t>Standby</w:t>
+      </w:r>
+      <w:proofErr w:type="spellEnd"/>
+      <w:r>
+        <w:t xml:space="preserve">, </w:t>
+      </w:r>
+      <w:proofErr w:type="spellStart"/>
+      <w:r>
+        <w:t>priority</w:t>
+      </w:r>
+      <w:proofErr w:type="spellEnd"/>
+      <w:r>
+        <w:t xml:space="preserve"> 100)</w:t>
+      </w:r>
+    </w:p>
+    <w:p>
+      <w:proofErr w:type="spellStart"/>
+      <w:r>
+        <w:t>Preempt</w:t>
+      </w:r>
+      <w:proofErr w:type="spellEnd"/>
+      <w:r>
+        <w:t xml:space="preserve"> engedélyezve, F0/1 </w:t>
+      </w:r>
+      <w:proofErr w:type="spellStart"/>
+      <w:r>
+        <w:t>trackelve</w:t>
+      </w:r>
+      <w:proofErr w:type="spellEnd"/>
+    </w:p>
+    <w:p>
+      <w:r>
+        <w:t>VLAN 20 – Vezetők</w:t>
+      </w:r>
+    </w:p>
+    <w:p/>
+    <w:p>
+      <w:r>
+        <w:t xml:space="preserve">Virtuális </w:t>
+      </w:r>
+      <w:proofErr w:type="spellStart"/>
+      <w:r>
+        <w:t>gateway</w:t>
+      </w:r>
+      <w:proofErr w:type="spellEnd"/>
+      <w:r>
+        <w:t>: 192.168.20.254</w:t>
+      </w:r>
+    </w:p>
+    <w:p>
+      <w:r>
+        <w:t>Router 1: 192.168.20.1 (</w:t>
+      </w:r>
+      <w:proofErr w:type="spellStart"/>
+      <w:r>
+        <w:t>Standby</w:t>
+      </w:r>
+      <w:proofErr w:type="spellEnd"/>
+      <w:r>
+        <w:t xml:space="preserve">, </w:t>
+      </w:r>
+      <w:proofErr w:type="spellStart"/>
+      <w:r>
+        <w:t>priority</w:t>
+      </w:r>
+      <w:proofErr w:type="spellEnd"/>
+      <w:r>
+        <w:t xml:space="preserve"> 100)</w:t>
+      </w:r>
+    </w:p>
+    <w:p>
+      <w:r>
+        <w:t>Router 2: 192.168.20.2 (</w:t>
+      </w:r>
+      <w:proofErr w:type="spellStart"/>
+      <w:r>
+        <w:t>Active</w:t>
+      </w:r>
+      <w:proofErr w:type="spellEnd"/>
+      <w:r>
+        <w:t xml:space="preserve">, </w:t>
+      </w:r>
+      <w:proofErr w:type="spellStart"/>
+      <w:r>
+        <w:t>priority</w:t>
+      </w:r>
+      <w:proofErr w:type="spellEnd"/>
+      <w:r>
+        <w:t xml:space="preserve"> 110)</w:t>
       </w:r>
     </w:p>
     <w:p>
       <w:r>
         <w:lastRenderedPageBreak/>
-        <w:t xml:space="preserve">F0/1: Központi 2950 </w:t>
-      </w:r>
-      <w:proofErr w:type="spellStart"/>
-      <w:r>
-        <w:t>switch</w:t>
-      </w:r>
-      <w:proofErr w:type="spellEnd"/>
-      <w:r>
-        <w:t xml:space="preserve"> (Telephelyek összekötő)</w:t>
-      </w:r>
-    </w:p>
-    <w:p>
-      <w:r>
-        <w:t>U27 – Cisco 2811 Router 2</w:t>
+        <w:t>VLAN 80 – Management</w:t>
       </w:r>
     </w:p>
     <w:p/>
     <w:p>
       <w:r>
-        <w:t>F0/0: ASA 2 külső interfész</w:t>
-      </w:r>
-    </w:p>
-    <w:p>
-      <w:r>
-        <w:t xml:space="preserve">F0/1: Központi 2950 </w:t>
-      </w:r>
-      <w:proofErr w:type="spellStart"/>
-      <w:r>
-        <w:t>switch</w:t>
-      </w:r>
-      <w:proofErr w:type="spellEnd"/>
-    </w:p>
-    <w:p>
-      <w:r>
-        <w:t xml:space="preserve">ASA eszközök </w:t>
-      </w:r>
-      <w:proofErr w:type="spellStart"/>
-      <w:r>
-        <w:t>rack</w:t>
-      </w:r>
-      <w:proofErr w:type="spellEnd"/>
-      <w:r>
-        <w:t>-be nem kerülnek, asztali/elhelyezésük a routerek mellé tervezett.</w:t>
+        <w:t xml:space="preserve">Virtuális </w:t>
+      </w:r>
+      <w:proofErr w:type="spellStart"/>
+      <w:r>
+        <w:t>gateway</w:t>
+      </w:r>
+      <w:proofErr w:type="spellEnd"/>
+      <w:r>
+        <w:t>: 192.168.80.254</w:t>
+      </w:r>
+    </w:p>
+    <w:p>
+      <w:r>
+        <w:t>Router 1: 192.168.80.1 (</w:t>
+      </w:r>
+      <w:proofErr w:type="spellStart"/>
+      <w:r>
+        <w:t>Active</w:t>
+      </w:r>
+      <w:proofErr w:type="spellEnd"/>
+      <w:r>
+        <w:t xml:space="preserve">, </w:t>
+      </w:r>
+      <w:proofErr w:type="spellStart"/>
+      <w:r>
+        <w:t>priority</w:t>
+      </w:r>
+      <w:proofErr w:type="spellEnd"/>
+      <w:r>
+        <w:t xml:space="preserve"> 110)</w:t>
+      </w:r>
+    </w:p>
+    <w:p>
+      <w:r>
+        <w:t>Router 2: 192.168.80.2 (</w:t>
+      </w:r>
+      <w:proofErr w:type="spellStart"/>
+      <w:r>
+        <w:t>Standby</w:t>
+      </w:r>
+      <w:proofErr w:type="spellEnd"/>
+      <w:r>
+        <w:t xml:space="preserve">, </w:t>
+      </w:r>
+      <w:proofErr w:type="spellStart"/>
+      <w:r>
+        <w:t>priority</w:t>
+      </w:r>
+      <w:proofErr w:type="spellEnd"/>
+      <w:r>
+        <w:t xml:space="preserve"> 100)</w:t>
+      </w:r>
+    </w:p>
+    <w:p>
+      <w:r>
+        <w:t>VLAN 99 – Szerverek</w:t>
       </w:r>
     </w:p>
     <w:p/>
     <w:p>
       <w:r>
-        <w:t xml:space="preserve">3.2 L2 redundancia – </w:t>
-      </w:r>
-      <w:proofErr w:type="spellStart"/>
-      <w:r>
-        <w:t>EtherChannel</w:t>
-      </w:r>
-      <w:proofErr w:type="spellEnd"/>
-      <w:r>
-        <w:t xml:space="preserve"> </w:t>
-      </w:r>
-      <w:proofErr w:type="spellStart"/>
-      <w:r>
-        <w:t>PAgP</w:t>
-      </w:r>
-      <w:proofErr w:type="spellEnd"/>
-    </w:p>
-    <w:p>
-      <w:r>
-        <w:t xml:space="preserve">A két 2960 </w:t>
-      </w:r>
-      <w:proofErr w:type="spellStart"/>
-      <w:r>
-        <w:t>switch</w:t>
-      </w:r>
-      <w:proofErr w:type="spellEnd"/>
-      <w:r>
-        <w:t xml:space="preserve"> között két fizikai link (F0/3 és F0/4) Port-</w:t>
-      </w:r>
-      <w:proofErr w:type="spellStart"/>
-      <w:r>
-        <w:t>channel</w:t>
-      </w:r>
-      <w:proofErr w:type="spellEnd"/>
-      <w:r>
-        <w:t xml:space="preserve"> 1 interfészbe </w:t>
-      </w:r>
-      <w:proofErr w:type="spellStart"/>
-      <w:r>
-        <w:t>bundlázva</w:t>
-      </w:r>
-      <w:proofErr w:type="spellEnd"/>
-      <w:r>
-        <w:t xml:space="preserve">. </w:t>
-      </w:r>
-      <w:proofErr w:type="spellStart"/>
-      <w:r>
-        <w:t>PAgP</w:t>
-      </w:r>
-      <w:proofErr w:type="spellEnd"/>
-      <w:r>
-        <w:t xml:space="preserve"> protokoll "</w:t>
-      </w:r>
-      <w:proofErr w:type="spellStart"/>
-      <w:r>
-        <w:t>desirable</w:t>
-      </w:r>
-      <w:proofErr w:type="spellEnd"/>
-      <w:r>
-        <w:t xml:space="preserve">" módban mindkét végen, ami aktív tárgyalást jelent a </w:t>
-      </w:r>
-      <w:proofErr w:type="spellStart"/>
-      <w:r>
-        <w:t>channel</w:t>
-      </w:r>
-      <w:proofErr w:type="spellEnd"/>
-      <w:r>
-        <w:t xml:space="preserve"> kialakítására.</w:t>
+        <w:t xml:space="preserve">Virtuális </w:t>
+      </w:r>
+      <w:proofErr w:type="spellStart"/>
+      <w:r>
+        <w:t>gateway</w:t>
+      </w:r>
+      <w:proofErr w:type="spellEnd"/>
+      <w:r>
+        <w:t>: 192.168.99.254</w:t>
+      </w:r>
+    </w:p>
+    <w:p>
+      <w:r>
+        <w:t>Router 1: 192.168.99.1 (</w:t>
+      </w:r>
+      <w:proofErr w:type="spellStart"/>
+      <w:r>
+        <w:t>Standby</w:t>
+      </w:r>
+      <w:proofErr w:type="spellEnd"/>
+      <w:r>
+        <w:t xml:space="preserve">, </w:t>
+      </w:r>
+      <w:proofErr w:type="spellStart"/>
+      <w:r>
+        <w:t>priority</w:t>
+      </w:r>
+      <w:proofErr w:type="spellEnd"/>
+      <w:r>
+        <w:t xml:space="preserve"> 100)</w:t>
+      </w:r>
+    </w:p>
+    <w:p>
+      <w:r>
+        <w:t>Router 2: 192.168.99.2 (</w:t>
+      </w:r>
+      <w:proofErr w:type="spellStart"/>
+      <w:r>
+        <w:t>Active</w:t>
+      </w:r>
+      <w:proofErr w:type="spellEnd"/>
+      <w:r>
+        <w:t xml:space="preserve">, </w:t>
+      </w:r>
+      <w:proofErr w:type="spellStart"/>
+      <w:r>
+        <w:t>priority</w:t>
+      </w:r>
+      <w:proofErr w:type="spellEnd"/>
+      <w:r>
+        <w:t xml:space="preserve"> 110)</w:t>
+      </w:r>
+    </w:p>
+    <w:p>
+      <w:r>
+        <w:t>A terhelésszétosztás úgy valósul meg, hogy Router 1 aktív a páros VLAN-okon (10, 80), Router 2 a páratlanokon (20, 99).</w:t>
       </w:r>
     </w:p>
     <w:p/>
     <w:p>
-      <w:r>
-        <w:t>Terheléselosztás: forrás-cél MAC cím alapján. Egy link meghibásodása esetén a másik átveszi a teljes forgalmat, konvergenciaidő &lt; 1 másodperc.</w:t>
+      <w:pPr>
+        <w:pStyle w:val="Cmsor2"/>
+      </w:pPr>
+      <w:bookmarkStart w:id="10" w:name="_Toc223000175"/>
+      <w:r>
+        <w:t>3.4 ASA tűzfal konfiguráció</w:t>
+      </w:r>
+      <w:bookmarkEnd w:id="10"/>
+    </w:p>
+    <w:p>
+      <w:r>
+        <w:t>Két ASA eszköz aktív/</w:t>
+      </w:r>
+      <w:proofErr w:type="spellStart"/>
+      <w:r>
+        <w:t>standby</w:t>
+      </w:r>
+      <w:proofErr w:type="spellEnd"/>
+      <w:r>
+        <w:t xml:space="preserve"> vagy aktív/aktív felállásban. A licenc típusa meghatározza a működési módot.</w:t>
       </w:r>
     </w:p>
     <w:p/>
     <w:p>
       <w:r>
-        <w:t>3.3 L3 redundancia – HSRP</w:t>
-      </w:r>
-    </w:p>
-    <w:p>
-      <w:r>
-        <w:t>Négy HSRP csoport, minden VLAN-hoz külön:</w:t>
+        <w:t>Zónázás:</w:t>
       </w:r>
     </w:p>
     <w:p/>
     <w:p>
-      <w:r>
-        <w:t>VLAN 10 – Végfelhasználók</w:t>
+      <w:proofErr w:type="spellStart"/>
+      <w:r>
+        <w:t>outside</w:t>
+      </w:r>
+      <w:proofErr w:type="spellEnd"/>
+      <w:r>
+        <w:t>: E0/0, biztonsági szint 0, csatlakozik a 2811 routerekhez</w:t>
+      </w:r>
+    </w:p>
+    <w:p>
+      <w:proofErr w:type="spellStart"/>
+      <w:r>
+        <w:t>inside</w:t>
+      </w:r>
+      <w:proofErr w:type="spellEnd"/>
+      <w:r>
+        <w:t xml:space="preserve">: E0/1 és E0/2, biztonsági szint 100, csatlakozik mindkét 2960 </w:t>
+      </w:r>
+      <w:proofErr w:type="spellStart"/>
+      <w:r>
+        <w:t>switch-hez</w:t>
+      </w:r>
+      <w:proofErr w:type="spellEnd"/>
+    </w:p>
+    <w:p>
+      <w:r>
+        <w:t>Forgalomszabályok:</w:t>
       </w:r>
     </w:p>
     <w:p/>
     <w:p>
       <w:r>
-        <w:t xml:space="preserve">Virtuális </w:t>
-      </w:r>
-      <w:proofErr w:type="spellStart"/>
-      <w:r>
-        <w:t>gateway</w:t>
-      </w:r>
-      <w:proofErr w:type="spellEnd"/>
-      <w:r>
-        <w:t>: 192.168.10.254</w:t>
-      </w:r>
-    </w:p>
-    <w:p>
-      <w:r>
-        <w:t>Router 1: 192.168.10.1 (</w:t>
-      </w:r>
-      <w:proofErr w:type="spellStart"/>
-      <w:r>
-        <w:t>Active</w:t>
-      </w:r>
-      <w:proofErr w:type="spellEnd"/>
-      <w:r>
-        <w:t xml:space="preserve">, </w:t>
-      </w:r>
-      <w:proofErr w:type="spellStart"/>
-      <w:r>
-        <w:t>priority</w:t>
-      </w:r>
-      <w:proofErr w:type="spellEnd"/>
-      <w:r>
-        <w:t xml:space="preserve"> 110)</w:t>
-      </w:r>
-    </w:p>
-    <w:p>
-      <w:r>
-        <w:t>Router 2: 192.168.10.2 (</w:t>
-      </w:r>
-      <w:proofErr w:type="spellStart"/>
-      <w:r>
-        <w:t>Standby</w:t>
-      </w:r>
-      <w:proofErr w:type="spellEnd"/>
-      <w:r>
-        <w:t xml:space="preserve">, </w:t>
-      </w:r>
-      <w:proofErr w:type="spellStart"/>
-      <w:r>
-        <w:t>priority</w:t>
-      </w:r>
-      <w:proofErr w:type="spellEnd"/>
-      <w:r>
-        <w:t xml:space="preserve"> 100)</w:t>
-      </w:r>
-    </w:p>
-    <w:p>
-      <w:proofErr w:type="spellStart"/>
-      <w:r>
-        <w:t>Preempt</w:t>
-      </w:r>
-      <w:proofErr w:type="spellEnd"/>
-      <w:r>
-        <w:t xml:space="preserve"> engedélyezve, F0/1 </w:t>
-      </w:r>
-      <w:proofErr w:type="spellStart"/>
-      <w:r>
-        <w:t>trackelve</w:t>
-      </w:r>
-      <w:proofErr w:type="spellEnd"/>
-    </w:p>
-    <w:p>
-      <w:r>
-        <w:t>VLAN 20 – Vezetők</w:t>
+        <w:t>Elsődleges szabály: VLAN 10 és VLAN 20 közötti közvetlen kommunikáció tiltása. Ez a követelmény szerint "a tűzfal tiltja a VLAN 10-20 forgalmat".</w:t>
       </w:r>
     </w:p>
     <w:p/>
     <w:p>
       <w:r>
         <w:lastRenderedPageBreak/>
-        <w:t xml:space="preserve">Virtuális </w:t>
-      </w:r>
-      <w:proofErr w:type="spellStart"/>
-      <w:r>
-        <w:t>gateway</w:t>
-      </w:r>
-      <w:proofErr w:type="spellEnd"/>
-      <w:r>
-        <w:t>: 192.168.20.254</w:t>
-      </w:r>
-    </w:p>
-    <w:p>
-      <w:r>
-        <w:t>Router 1: 192.168.20.1 (</w:t>
-      </w:r>
-      <w:proofErr w:type="spellStart"/>
-      <w:r>
-        <w:t>Standby</w:t>
-      </w:r>
-      <w:proofErr w:type="spellEnd"/>
-      <w:r>
-        <w:t xml:space="preserve">, </w:t>
-      </w:r>
-      <w:proofErr w:type="spellStart"/>
-      <w:r>
-        <w:t>priority</w:t>
-      </w:r>
-      <w:proofErr w:type="spellEnd"/>
-      <w:r>
-        <w:t xml:space="preserve"> 100)</w:t>
-      </w:r>
-    </w:p>
-    <w:p>
-      <w:r>
-        <w:t>Router 2: 192.168.20.2 (</w:t>
-      </w:r>
-      <w:proofErr w:type="spellStart"/>
-      <w:r>
-        <w:t>Active</w:t>
-      </w:r>
-      <w:proofErr w:type="spellEnd"/>
-      <w:r>
-        <w:t xml:space="preserve">, </w:t>
-      </w:r>
-      <w:proofErr w:type="spellStart"/>
-      <w:r>
-        <w:t>priority</w:t>
-      </w:r>
-      <w:proofErr w:type="spellEnd"/>
-      <w:r>
-        <w:t xml:space="preserve"> 110)</w:t>
-      </w:r>
-    </w:p>
-    <w:p>
-      <w:r>
-        <w:t>VLAN 80 – Management</w:t>
-      </w:r>
-    </w:p>
-    <w:p/>
-    <w:p>
-      <w:r>
-        <w:t xml:space="preserve">Virtuális </w:t>
-      </w:r>
-      <w:proofErr w:type="spellStart"/>
-      <w:r>
-        <w:t>gateway</w:t>
-      </w:r>
-      <w:proofErr w:type="spellEnd"/>
-      <w:r>
-        <w:t>: 192.168.80.254</w:t>
-      </w:r>
-    </w:p>
-    <w:p>
-      <w:r>
-        <w:t>Router 1: 192.168.80.1 (</w:t>
-      </w:r>
-      <w:proofErr w:type="spellStart"/>
-      <w:r>
-        <w:t>Active</w:t>
-      </w:r>
-      <w:proofErr w:type="spellEnd"/>
-      <w:r>
-        <w:t xml:space="preserve">, </w:t>
-      </w:r>
-      <w:proofErr w:type="spellStart"/>
-      <w:r>
-        <w:t>priority</w:t>
-      </w:r>
-      <w:proofErr w:type="spellEnd"/>
-      <w:r>
-        <w:t xml:space="preserve"> 110)</w:t>
-      </w:r>
-    </w:p>
-    <w:p>
-      <w:r>
-        <w:t>Router 2: 192.168.80.2 (</w:t>
-      </w:r>
-      <w:proofErr w:type="spellStart"/>
-      <w:r>
-        <w:t>Standby</w:t>
-      </w:r>
-      <w:proofErr w:type="spellEnd"/>
-      <w:r>
-        <w:t xml:space="preserve">, </w:t>
-      </w:r>
-      <w:proofErr w:type="spellStart"/>
-      <w:r>
-        <w:t>priority</w:t>
-      </w:r>
-      <w:proofErr w:type="spellEnd"/>
-      <w:r>
-        <w:t xml:space="preserve"> 100)</w:t>
-      </w:r>
-    </w:p>
-    <w:p>
-      <w:r>
-        <w:t>VLAN 99 – Szerverek</w:t>
-      </w:r>
-    </w:p>
-    <w:p/>
-    <w:p>
-      <w:r>
-        <w:t xml:space="preserve">Virtuális </w:t>
-      </w:r>
-      <w:proofErr w:type="spellStart"/>
-      <w:r>
-        <w:t>gateway</w:t>
-      </w:r>
-      <w:proofErr w:type="spellEnd"/>
-      <w:r>
-        <w:t>: 192.168.99.254</w:t>
-      </w:r>
-    </w:p>
-    <w:p>
-      <w:r>
-        <w:t>Router 1: 192.168.99.1 (</w:t>
-      </w:r>
-      <w:proofErr w:type="spellStart"/>
-      <w:r>
-        <w:t>Standby</w:t>
-      </w:r>
-      <w:proofErr w:type="spellEnd"/>
-      <w:r>
-        <w:t xml:space="preserve">, </w:t>
-      </w:r>
-      <w:proofErr w:type="spellStart"/>
-      <w:r>
-        <w:t>priority</w:t>
-      </w:r>
-      <w:proofErr w:type="spellEnd"/>
-      <w:r>
-        <w:t xml:space="preserve"> 100)</w:t>
-      </w:r>
-    </w:p>
-    <w:p>
-      <w:r>
-        <w:t>Router 2: 192.168.99.2 (</w:t>
-      </w:r>
-      <w:proofErr w:type="spellStart"/>
-      <w:r>
-        <w:t>Active</w:t>
-      </w:r>
-      <w:proofErr w:type="spellEnd"/>
-      <w:r>
-        <w:t xml:space="preserve">, </w:t>
-      </w:r>
-      <w:proofErr w:type="spellStart"/>
-      <w:r>
-        <w:t>priority</w:t>
-      </w:r>
-      <w:proofErr w:type="spellEnd"/>
-      <w:r>
-        <w:t xml:space="preserve"> 110)</w:t>
-      </w:r>
-    </w:p>
-    <w:p>
-      <w:r>
-        <w:t>A terhelésszétosztás úgy valósul meg, hogy Router 1 aktív a páros VLAN-okon (10, 80), Router 2 a páratlanokon (20, 99).</w:t>
-      </w:r>
-    </w:p>
-    <w:p/>
-    <w:p>
-      <w:r>
-        <w:t>3.4 ASA tűzfal konfiguráció</w:t>
-      </w:r>
-    </w:p>
-    <w:p>
-      <w:r>
-        <w:t>Két ASA eszköz aktív/</w:t>
-      </w:r>
-      <w:proofErr w:type="spellStart"/>
-      <w:r>
-        <w:t>standby</w:t>
-      </w:r>
-      <w:proofErr w:type="spellEnd"/>
-      <w:r>
-        <w:t xml:space="preserve"> vagy aktív/aktív felállásban. A licenc típusa meghatározza a működési módot.</w:t>
-      </w:r>
-    </w:p>
-    <w:p/>
-    <w:p>
-      <w:r>
-        <w:t>Zónázás:</w:t>
-      </w:r>
-    </w:p>
-    <w:p/>
-    <w:p>
-      <w:proofErr w:type="spellStart"/>
-      <w:r>
-        <w:t>outside</w:t>
-      </w:r>
-      <w:proofErr w:type="spellEnd"/>
-      <w:r>
-        <w:t>: E0/0, biztonsági szint 0, csatlakozik a 2811 routerekhez</w:t>
-      </w:r>
-    </w:p>
-    <w:p>
-      <w:proofErr w:type="spellStart"/>
-      <w:r>
-        <w:t>inside</w:t>
-      </w:r>
-      <w:proofErr w:type="spellEnd"/>
-      <w:r>
-        <w:t xml:space="preserve">: E0/1 és E0/2, biztonsági szint 100, csatlakozik mindkét 2960 </w:t>
-      </w:r>
-      <w:proofErr w:type="spellStart"/>
-      <w:r>
-        <w:t>switch-hez</w:t>
-      </w:r>
-      <w:proofErr w:type="spellEnd"/>
-    </w:p>
-    <w:p>
-      <w:r>
-        <w:t>Forgalomszabályok:</w:t>
-      </w:r>
-    </w:p>
-    <w:p/>
-    <w:p>
-      <w:r>
-        <w:lastRenderedPageBreak/>
-        <w:t>Elsődleges szabály: VLAN 10 és VLAN 20 közötti közvetlen kommunikáció tiltása. Ez a követelmény szerint "a tűzfal tiltja a VLAN 10-20 forgalmat".</w:t>
-      </w:r>
-    </w:p>
-    <w:p/>
-    <w:p>
-      <w:r>
         <w:t xml:space="preserve">Működés: A </w:t>
       </w:r>
       <w:proofErr w:type="spellStart"/>
@@ -2635,134 +4529,203 @@
       <w:pPr>
         <w:pStyle w:val="Cmsor1"/>
       </w:pPr>
-      <w:bookmarkStart w:id="2" w:name="_Toc222912681"/>
+      <w:bookmarkStart w:id="11" w:name="_Toc223000176"/>
       <w:r>
         <w:lastRenderedPageBreak/>
+        <w:t xml:space="preserve">4. </w:t>
+      </w:r>
+      <w:r>
         <w:t>Telephely 2 – Szerverfarm</w:t>
       </w:r>
-      <w:bookmarkEnd w:id="2"/>
+      <w:bookmarkEnd w:id="11"/>
+    </w:p>
+    <w:p>
+      <w:pPr>
+        <w:pStyle w:val="Cmsor2"/>
+      </w:pPr>
+      <w:bookmarkStart w:id="12" w:name="_Toc223000177"/>
+      <w:r>
+        <w:t>4.1 Fizikai kialakítás</w:t>
+      </w:r>
+      <w:bookmarkEnd w:id="12"/>
+    </w:p>
+    <w:p>
+      <w:r>
+        <w:t xml:space="preserve">U8 – Cisco 2950 </w:t>
+      </w:r>
+      <w:proofErr w:type="spellStart"/>
+      <w:r>
+        <w:t>Switch</w:t>
+      </w:r>
+      <w:proofErr w:type="spellEnd"/>
     </w:p>
     <w:p/>
+    <w:p>
+      <w:r>
+        <w:t>F0/1: 2811 router</w:t>
+      </w:r>
+    </w:p>
+    <w:p>
+      <w:r>
+        <w:t>F0/2-24: Szerverek (VM-ek, fizikai hálózati csatlakozás)</w:t>
+      </w:r>
+    </w:p>
+    <w:p>
+      <w:r>
+        <w:t>U22 – Cisco 2811 Router</w:t>
+      </w:r>
+    </w:p>
     <w:p/>
     <w:p>
       <w:r>
-        <w:t>4.1 Fizikai kialakítás</w:t>
-      </w:r>
-    </w:p>
-    <w:p>
-      <w:r>
-        <w:t xml:space="preserve">U8 – Cisco 2950 </w:t>
-      </w:r>
-      <w:proofErr w:type="spellStart"/>
-      <w:r>
-        <w:t>Switch</w:t>
-      </w:r>
-      <w:proofErr w:type="spellEnd"/>
+        <w:t xml:space="preserve">F0/0: 2950 </w:t>
+      </w:r>
+      <w:proofErr w:type="spellStart"/>
+      <w:r>
+        <w:t>switch</w:t>
+      </w:r>
+      <w:proofErr w:type="spellEnd"/>
+    </w:p>
+    <w:p>
+      <w:r>
+        <w:t xml:space="preserve">F0/1: Központi 2950 </w:t>
+      </w:r>
+      <w:proofErr w:type="spellStart"/>
+      <w:r>
+        <w:t>switch</w:t>
+      </w:r>
+      <w:proofErr w:type="spellEnd"/>
+      <w:r>
+        <w:t xml:space="preserve"> (Telephelyek összekötő)</w:t>
+      </w:r>
+    </w:p>
+    <w:p>
+      <w:r>
+        <w:t>Tunnel0: Telephely 1 felé (10.0.0.0/30)</w:t>
+      </w:r>
+    </w:p>
+    <w:p>
+      <w:r>
+        <w:t>Tunnel1: Telephely 3 felé (10.0.0.4/30)</w:t>
+      </w:r>
+    </w:p>
+    <w:p>
+      <w:pPr>
+        <w:pStyle w:val="Cmsor2"/>
+      </w:pPr>
+      <w:bookmarkStart w:id="13" w:name="_Toc223000178"/>
+      <w:r>
+        <w:t xml:space="preserve">4.2 OSPF dinamikus </w:t>
+      </w:r>
+      <w:proofErr w:type="spellStart"/>
+      <w:r>
+        <w:t>routing</w:t>
+      </w:r>
+      <w:bookmarkEnd w:id="13"/>
+      <w:proofErr w:type="spellEnd"/>
+    </w:p>
+    <w:p>
+      <w:r>
+        <w:t xml:space="preserve">OSPF </w:t>
+      </w:r>
+      <w:proofErr w:type="spellStart"/>
+      <w:r>
+        <w:t>process</w:t>
+      </w:r>
+      <w:proofErr w:type="spellEnd"/>
+      <w:r>
+        <w:t xml:space="preserve"> 1, </w:t>
+      </w:r>
+      <w:proofErr w:type="spellStart"/>
+      <w:r>
+        <w:t>Area</w:t>
+      </w:r>
+      <w:proofErr w:type="spellEnd"/>
+      <w:r>
+        <w:t xml:space="preserve"> 0 (</w:t>
+      </w:r>
+      <w:proofErr w:type="spellStart"/>
+      <w:r>
+        <w:t>backbone</w:t>
+      </w:r>
+      <w:proofErr w:type="spellEnd"/>
+      <w:r>
+        <w:t>).</w:t>
+      </w:r>
     </w:p>
     <w:p/>
     <w:p>
       <w:r>
-        <w:t>F0/1: 2811 router</w:t>
-      </w:r>
-    </w:p>
-    <w:p>
-      <w:r>
-        <w:t>F0/2-24: Szerverek (VM-ek, fizikai hálózati csatlakozás)</w:t>
-      </w:r>
-    </w:p>
-    <w:p>
-      <w:r>
-        <w:t>U22 – Cisco 2811 Router</w:t>
+        <w:t>Hálózatok hirdetve:</w:t>
       </w:r>
     </w:p>
     <w:p/>
     <w:p>
       <w:r>
-        <w:t xml:space="preserve">F0/0: 2950 </w:t>
-      </w:r>
-      <w:proofErr w:type="spellStart"/>
-      <w:r>
-        <w:t>switch</w:t>
-      </w:r>
-      <w:proofErr w:type="spellEnd"/>
-    </w:p>
-    <w:p>
-      <w:r>
-        <w:t xml:space="preserve">F0/1: Központi 2950 </w:t>
-      </w:r>
-      <w:proofErr w:type="spellStart"/>
-      <w:r>
-        <w:t>switch</w:t>
-      </w:r>
-      <w:proofErr w:type="spellEnd"/>
-      <w:r>
-        <w:t xml:space="preserve"> (Telephelyek összekötő)</w:t>
-      </w:r>
-    </w:p>
-    <w:p>
-      <w:r>
-        <w:t>Tunnel0: Telephely 1 felé (10.0.0.0/30)</w:t>
-      </w:r>
-    </w:p>
-    <w:p>
-      <w:r>
-        <w:t>Tunnel1: Telephely 3 felé (10.0.0.4/30)</w:t>
-      </w:r>
-    </w:p>
-    <w:p>
-      <w:r>
-        <w:t xml:space="preserve">4.2 OSPF dinamikus </w:t>
-      </w:r>
-      <w:proofErr w:type="spellStart"/>
-      <w:r>
-        <w:t>routing</w:t>
-      </w:r>
-      <w:proofErr w:type="spellEnd"/>
-    </w:p>
-    <w:p>
-      <w:r>
-        <w:t xml:space="preserve">OSPF </w:t>
-      </w:r>
-      <w:proofErr w:type="spellStart"/>
-      <w:r>
-        <w:t>process</w:t>
-      </w:r>
-      <w:proofErr w:type="spellEnd"/>
-      <w:r>
-        <w:t xml:space="preserve"> 1, </w:t>
-      </w:r>
-      <w:proofErr w:type="spellStart"/>
-      <w:r>
-        <w:t>Area</w:t>
-      </w:r>
-      <w:proofErr w:type="spellEnd"/>
-      <w:r>
-        <w:t xml:space="preserve"> 0 (</w:t>
-      </w:r>
-      <w:proofErr w:type="spellStart"/>
-      <w:r>
-        <w:t>backbone</w:t>
-      </w:r>
-      <w:proofErr w:type="spellEnd"/>
-      <w:r>
-        <w:t>).</w:t>
+        <w:t>192.168.200.0/24 (helyi szerverfarm)</w:t>
+      </w:r>
+    </w:p>
+    <w:p>
+      <w:r>
+        <w:t>10.0.0.0/30 (</w:t>
+      </w:r>
+      <w:proofErr w:type="spellStart"/>
+      <w:r>
+        <w:t>tunnel</w:t>
+      </w:r>
+      <w:proofErr w:type="spellEnd"/>
+      <w:r>
+        <w:t xml:space="preserve"> T1)</w:t>
+      </w:r>
+    </w:p>
+    <w:p>
+      <w:r>
+        <w:t>10.0.0.4/30 (</w:t>
+      </w:r>
+      <w:proofErr w:type="spellStart"/>
+      <w:r>
+        <w:t>tunnel</w:t>
+      </w:r>
+      <w:proofErr w:type="spellEnd"/>
+      <w:r>
+        <w:t xml:space="preserve"> T3)</w:t>
+      </w:r>
+    </w:p>
+    <w:p>
+      <w:r>
+        <w:t>Router ID: 192.168.200.1</w:t>
       </w:r>
     </w:p>
     <w:p/>
     <w:p>
       <w:r>
-        <w:t>Hálózatok hirdetve:</w:t>
+        <w:t xml:space="preserve">A </w:t>
+      </w:r>
+      <w:proofErr w:type="spellStart"/>
+      <w:r>
+        <w:t>tunnel</w:t>
+      </w:r>
+      <w:proofErr w:type="spellEnd"/>
+      <w:r>
+        <w:t xml:space="preserve"> interfészek </w:t>
+      </w:r>
+      <w:proofErr w:type="spellStart"/>
+      <w:r>
+        <w:t>point-to-point</w:t>
+      </w:r>
+      <w:proofErr w:type="spellEnd"/>
+      <w:r>
+        <w:t xml:space="preserve"> típusúak, nincs szükség DR/BDR választásra.</w:t>
       </w:r>
     </w:p>
     <w:p/>
     <w:p>
-      <w:r>
-        <w:t>192.168.200.0/24 (helyi szerverfarm)</w:t>
-      </w:r>
-    </w:p>
-    <w:p>
-      <w:r>
-        <w:t>10.0.0.0/30 (</w:t>
+      <w:pPr>
+        <w:pStyle w:val="Cmsor2"/>
+      </w:pPr>
+      <w:bookmarkStart w:id="14" w:name="_Toc223000179"/>
+      <w:r>
+        <w:t xml:space="preserve">4.3 GRE/IPIP </w:t>
       </w:r>
       <w:proofErr w:type="spellStart"/>
       <w:r>
@@ -2770,62 +4733,9 @@
       </w:r>
       <w:proofErr w:type="spellEnd"/>
       <w:r>
-        <w:t xml:space="preserve"> T1)</w:t>
-      </w:r>
-    </w:p>
-    <w:p>
-      <w:r>
-        <w:t>10.0.0.4/30 (</w:t>
-      </w:r>
-      <w:proofErr w:type="spellStart"/>
-      <w:r>
-        <w:t>tunnel</w:t>
-      </w:r>
-      <w:proofErr w:type="spellEnd"/>
-      <w:r>
-        <w:t xml:space="preserve"> T3)</w:t>
-      </w:r>
-    </w:p>
-    <w:p>
-      <w:r>
-        <w:t>Router ID: 192.168.200.1</w:t>
-      </w:r>
-    </w:p>
-    <w:p/>
-    <w:p>
-      <w:r>
-        <w:t xml:space="preserve">A </w:t>
-      </w:r>
-      <w:proofErr w:type="spellStart"/>
-      <w:r>
-        <w:t>tunnel</w:t>
-      </w:r>
-      <w:proofErr w:type="spellEnd"/>
-      <w:r>
-        <w:t xml:space="preserve"> interfészek </w:t>
-      </w:r>
-      <w:proofErr w:type="spellStart"/>
-      <w:r>
-        <w:t>point-to-point</w:t>
-      </w:r>
-      <w:proofErr w:type="spellEnd"/>
-      <w:r>
-        <w:t xml:space="preserve"> típusúak, nincs szükség DR/BDR választásra.</w:t>
-      </w:r>
-    </w:p>
-    <w:p/>
-    <w:p>
-      <w:r>
-        <w:t xml:space="preserve">4.3 GRE/IPIP </w:t>
-      </w:r>
-      <w:proofErr w:type="spellStart"/>
-      <w:r>
-        <w:t>tunnel</w:t>
-      </w:r>
-      <w:proofErr w:type="spellEnd"/>
-      <w:r>
         <w:t>-ek</w:t>
       </w:r>
+      <w:bookmarkEnd w:id="14"/>
     </w:p>
     <w:p>
       <w:proofErr w:type="spellStart"/>
@@ -2914,70 +4824,134 @@
       <w:pPr>
         <w:pStyle w:val="Cmsor1"/>
       </w:pPr>
-      <w:bookmarkStart w:id="3" w:name="_Toc222912682"/>
+      <w:bookmarkStart w:id="15" w:name="_Toc223000180"/>
       <w:r>
         <w:lastRenderedPageBreak/>
+        <w:t xml:space="preserve">5. </w:t>
+      </w:r>
+      <w:r>
         <w:t>Telephely 3 – Raktár</w:t>
       </w:r>
-      <w:bookmarkEnd w:id="3"/>
+      <w:bookmarkEnd w:id="15"/>
+    </w:p>
+    <w:p>
+      <w:pPr>
+        <w:pStyle w:val="Cmsor2"/>
+      </w:pPr>
+      <w:bookmarkStart w:id="16" w:name="_Toc223000181"/>
+      <w:r>
+        <w:t>5.1 Fizikai kialakítás</w:t>
+      </w:r>
+      <w:bookmarkEnd w:id="16"/>
+    </w:p>
+    <w:p>
+      <w:r>
+        <w:t>U20 – Cisco 2811 Router</w:t>
+      </w:r>
     </w:p>
     <w:p/>
+    <w:p>
+      <w:r>
+        <w:t xml:space="preserve">F0/0: 2950 </w:t>
+      </w:r>
+      <w:proofErr w:type="spellStart"/>
+      <w:r>
+        <w:t>switch</w:t>
+      </w:r>
+      <w:proofErr w:type="spellEnd"/>
+    </w:p>
+    <w:p>
+      <w:r>
+        <w:t xml:space="preserve">F0/1: Központi 2950 </w:t>
+      </w:r>
+      <w:proofErr w:type="spellStart"/>
+      <w:r>
+        <w:t>switch</w:t>
+      </w:r>
+      <w:proofErr w:type="spellEnd"/>
+    </w:p>
+    <w:p>
+      <w:r>
+        <w:t>Tunnel0: Telephely 1 felé</w:t>
+      </w:r>
+    </w:p>
+    <w:p>
+      <w:r>
+        <w:t xml:space="preserve">U15 – Cisco 2950 </w:t>
+      </w:r>
+      <w:proofErr w:type="spellStart"/>
+      <w:r>
+        <w:t>Switch</w:t>
+      </w:r>
+      <w:proofErr w:type="spellEnd"/>
+    </w:p>
     <w:p/>
     <w:p>
       <w:r>
-        <w:t>5.1 Fizikai kialakítás</w:t>
-      </w:r>
-    </w:p>
-    <w:p>
-      <w:r>
-        <w:t>U20 – Cisco 2811 Router</w:t>
-      </w:r>
+        <w:t>F0/1: 2811 router</w:t>
+      </w:r>
+    </w:p>
+    <w:p>
+      <w:r>
+        <w:t xml:space="preserve">F0/2: </w:t>
+      </w:r>
+      <w:proofErr w:type="spellStart"/>
+      <w:r>
+        <w:t>Aironet</w:t>
+      </w:r>
+      <w:proofErr w:type="spellEnd"/>
+      <w:r>
+        <w:t xml:space="preserve"> 1100 Access </w:t>
+      </w:r>
+      <w:proofErr w:type="spellStart"/>
+      <w:r>
+        <w:t>Point</w:t>
+      </w:r>
+      <w:proofErr w:type="spellEnd"/>
+    </w:p>
+    <w:p>
+      <w:r>
+        <w:t>F0/3-24: Vezetékes kliensek</w:t>
+      </w:r>
+    </w:p>
+    <w:p>
+      <w:pPr>
+        <w:pStyle w:val="Cmsor2"/>
+      </w:pPr>
+      <w:bookmarkStart w:id="17" w:name="_Toc223000182"/>
+      <w:r>
+        <w:t>5.2 Vezeték nélküli hálózat</w:t>
+      </w:r>
+      <w:bookmarkEnd w:id="17"/>
+    </w:p>
+    <w:p>
+      <w:r>
+        <w:t>SSID: PACEX-</w:t>
+      </w:r>
+      <w:proofErr w:type="spellStart"/>
+      <w:r>
+        <w:t>Raktar</w:t>
+      </w:r>
+      <w:proofErr w:type="spellEnd"/>
     </w:p>
     <w:p/>
     <w:p>
       <w:r>
-        <w:t xml:space="preserve">F0/0: 2950 </w:t>
-      </w:r>
-      <w:proofErr w:type="spellStart"/>
-      <w:r>
-        <w:t>switch</w:t>
-      </w:r>
-      <w:proofErr w:type="spellEnd"/>
-    </w:p>
-    <w:p>
-      <w:r>
-        <w:t xml:space="preserve">F0/1: Központi 2950 </w:t>
-      </w:r>
-      <w:proofErr w:type="spellStart"/>
-      <w:r>
-        <w:t>switch</w:t>
-      </w:r>
-      <w:proofErr w:type="spellEnd"/>
-    </w:p>
-    <w:p>
-      <w:r>
-        <w:t>Tunnel0: Telephely 1 felé</w:t>
-      </w:r>
-    </w:p>
-    <w:p>
-      <w:r>
-        <w:t xml:space="preserve">U15 – Cisco 2950 </w:t>
-      </w:r>
-      <w:proofErr w:type="spellStart"/>
-      <w:r>
-        <w:t>Switch</w:t>
-      </w:r>
-      <w:proofErr w:type="spellEnd"/>
+        <w:t>Biztonság: WPA2-Enterprise (802.1X)</w:t>
+      </w:r>
     </w:p>
     <w:p/>
     <w:p>
       <w:r>
-        <w:t>F0/1: 2811 router</w:t>
-      </w:r>
-    </w:p>
-    <w:p>
-      <w:r>
-        <w:t xml:space="preserve">F0/2: </w:t>
+        <w:t xml:space="preserve">A 2811 router nem támogat beépített </w:t>
+      </w:r>
+      <w:proofErr w:type="spellStart"/>
+      <w:r>
+        <w:t>wireless</w:t>
+      </w:r>
+      <w:proofErr w:type="spellEnd"/>
+      <w:r>
+        <w:t xml:space="preserve"> kontrollert. Az </w:t>
       </w:r>
       <w:proofErr w:type="spellStart"/>
       <w:r>
@@ -2985,147 +4959,98 @@
       </w:r>
       <w:proofErr w:type="spellEnd"/>
       <w:r>
-        <w:t xml:space="preserve"> 1100 Access </w:t>
-      </w:r>
-      <w:proofErr w:type="spellStart"/>
-      <w:r>
-        <w:t>Point</w:t>
-      </w:r>
-      <w:proofErr w:type="spellEnd"/>
-    </w:p>
-    <w:p>
-      <w:r>
-        <w:t>F0/3-24: Vezetékes kliensek</w:t>
-      </w:r>
-    </w:p>
-    <w:p>
-      <w:r>
-        <w:t>5.2 Vezeték nélküli hálózat</w:t>
-      </w:r>
-    </w:p>
-    <w:p>
-      <w:r>
-        <w:t>SSID: PACEX-</w:t>
-      </w:r>
-      <w:proofErr w:type="spellStart"/>
-      <w:r>
-        <w:t>Raktar</w:t>
-      </w:r>
-      <w:proofErr w:type="spellEnd"/>
+        <w:t xml:space="preserve"> 1100 önálló AP módban működik, RADIUS szerverként a Telephely 1 Windows szervert címezi:</w:t>
+      </w:r>
     </w:p>
     <w:p/>
     <w:p>
       <w:r>
-        <w:t>Biztonság: WPA2-Enterprise (802.1X)</w:t>
+        <w:t>RADIUS IP: 192.168.99.10</w:t>
+      </w:r>
+    </w:p>
+    <w:p>
+      <w:r>
+        <w:t>Portok: 1812 (</w:t>
+      </w:r>
+      <w:proofErr w:type="spellStart"/>
+      <w:r>
+        <w:t>authentication</w:t>
+      </w:r>
+      <w:proofErr w:type="spellEnd"/>
+      <w:r>
+        <w:t>), 1813 (accounting)</w:t>
+      </w:r>
+    </w:p>
+    <w:p>
+      <w:r>
+        <w:t>EAP metódus: PEAP-MSCHAPv2</w:t>
+      </w:r>
+    </w:p>
+    <w:p>
+      <w:r>
+        <w:t xml:space="preserve">A felhasználói adatbázis az </w:t>
+      </w:r>
+      <w:proofErr w:type="spellStart"/>
+      <w:r>
+        <w:t>Active</w:t>
+      </w:r>
+      <w:proofErr w:type="spellEnd"/>
+      <w:r>
+        <w:t xml:space="preserve"> </w:t>
+      </w:r>
+      <w:proofErr w:type="spellStart"/>
+      <w:r>
+        <w:t>Directory</w:t>
+      </w:r>
+      <w:proofErr w:type="spellEnd"/>
+      <w:r>
+        <w:t>-ban tárolódik, a Windows NPS (Network Policy Server) szolgáltatás kezeli a hitelesítési kéréseket.</w:t>
       </w:r>
     </w:p>
     <w:p/>
     <w:p>
-      <w:r>
-        <w:t xml:space="preserve">A 2811 router nem támogat beépített </w:t>
-      </w:r>
-      <w:proofErr w:type="spellStart"/>
-      <w:r>
-        <w:t>wireless</w:t>
-      </w:r>
-      <w:proofErr w:type="spellEnd"/>
-      <w:r>
-        <w:t xml:space="preserve"> kontrollert. Az </w:t>
-      </w:r>
-      <w:proofErr w:type="spellStart"/>
-      <w:r>
-        <w:t>Aironet</w:t>
-      </w:r>
-      <w:proofErr w:type="spellEnd"/>
-      <w:r>
-        <w:t xml:space="preserve"> 1100 önálló AP módban működik, RADIUS szerverként a Telephely 1 Windows szervert címezi:</w:t>
+      <w:pPr>
+        <w:pStyle w:val="Cmsor2"/>
+      </w:pPr>
+      <w:bookmarkStart w:id="18" w:name="_Toc223000183"/>
+      <w:r>
+        <w:t xml:space="preserve">5.3 </w:t>
+      </w:r>
+      <w:proofErr w:type="spellStart"/>
+      <w:r>
+        <w:t>Routing</w:t>
+      </w:r>
+      <w:bookmarkEnd w:id="18"/>
+      <w:proofErr w:type="spellEnd"/>
+    </w:p>
+    <w:p>
+      <w:r>
+        <w:t>Alapértelmezett útvonal: 0.0.0.0/0 → Tunnel0 (10.0.0.2)</w:t>
       </w:r>
     </w:p>
     <w:p/>
     <w:p>
       <w:r>
-        <w:t>RADIUS IP: 192.168.99.10</w:t>
-      </w:r>
-    </w:p>
-    <w:p>
-      <w:r>
-        <w:t>Portok: 1812 (</w:t>
-      </w:r>
-      <w:proofErr w:type="spellStart"/>
-      <w:r>
-        <w:t>authentication</w:t>
-      </w:r>
-      <w:proofErr w:type="spellEnd"/>
-      <w:r>
-        <w:t>), 1813 (accounting)</w:t>
-      </w:r>
-    </w:p>
-    <w:p>
-      <w:r>
-        <w:t>EAP metódus: PEAP-MSCHAPv2</w:t>
-      </w:r>
-    </w:p>
-    <w:p>
-      <w:r>
-        <w:lastRenderedPageBreak/>
-        <w:t xml:space="preserve">A felhasználói adatbázis az </w:t>
-      </w:r>
-      <w:proofErr w:type="spellStart"/>
-      <w:r>
-        <w:t>Active</w:t>
-      </w:r>
-      <w:proofErr w:type="spellEnd"/>
-      <w:r>
-        <w:t xml:space="preserve"> </w:t>
-      </w:r>
-      <w:proofErr w:type="spellStart"/>
-      <w:r>
-        <w:t>Directory</w:t>
-      </w:r>
-      <w:proofErr w:type="spellEnd"/>
-      <w:r>
-        <w:t>-ban tárolódik, a Windows NPS (Network Policy Server) szolgáltatás kezeli a hitelesítési kéréseket.</w:t>
+        <w:t xml:space="preserve">OSPF: </w:t>
+      </w:r>
+      <w:proofErr w:type="spellStart"/>
+      <w:r>
+        <w:t>Area</w:t>
+      </w:r>
+      <w:proofErr w:type="spellEnd"/>
+      <w:r>
+        <w:t xml:space="preserve"> 0, Router ID 192.168.30.1</w:t>
       </w:r>
     </w:p>
     <w:p/>
     <w:p>
       <w:r>
-        <w:t xml:space="preserve">5.3 </w:t>
-      </w:r>
-      <w:proofErr w:type="spellStart"/>
-      <w:r>
-        <w:t>Routing</w:t>
-      </w:r>
-      <w:proofErr w:type="spellEnd"/>
-    </w:p>
-    <w:p>
-      <w:r>
-        <w:t>Alapértelmezett útvonal: 0.0.0.0/0 → Tunnel0 (10.0.0.2)</w:t>
+        <w:t>Hirdetett hálózatok: 192.168.30.0/24, 10.0.0.4/30</w:t>
       </w:r>
     </w:p>
     <w:p/>
     <w:p>
       <w:r>
-        <w:t xml:space="preserve">OSPF: </w:t>
-      </w:r>
-      <w:proofErr w:type="spellStart"/>
-      <w:r>
-        <w:t>Area</w:t>
-      </w:r>
-      <w:proofErr w:type="spellEnd"/>
-      <w:r>
-        <w:t xml:space="preserve"> 0, Router ID 192.168.30.1</w:t>
-      </w:r>
-    </w:p>
-    <w:p/>
-    <w:p>
-      <w:r>
-        <w:t>Hirdetett hálózatok: 192.168.30.0/24, 10.0.0.4/30</w:t>
-      </w:r>
-    </w:p>
-    <w:p/>
-    <w:p>
-      <w:r>
         <w:t xml:space="preserve">A helyi szegmens és a </w:t>
       </w:r>
       <w:proofErr w:type="spellStart"/>
@@ -3142,10 +5067,7 @@
       </w:r>
       <w:proofErr w:type="spellEnd"/>
       <w:r>
-        <w:t>-en keresztül a Telephely 1 felé</w:t>
-      </w:r>
-      <w:r>
-        <w:t>.</w:t>
+        <w:t>-en keresztül a Telephely 1 felé.</w:t>
       </w:r>
     </w:p>
     <w:p>
@@ -3162,75 +5084,86 @@
       <w:pPr>
         <w:pStyle w:val="Cmsor1"/>
       </w:pPr>
-      <w:bookmarkStart w:id="4" w:name="_Toc222912683"/>
+      <w:bookmarkStart w:id="19" w:name="_Toc223000184"/>
       <w:r>
         <w:lastRenderedPageBreak/>
+        <w:t xml:space="preserve">6. </w:t>
+      </w:r>
+      <w:r>
         <w:t>Telephely 4 – Csomagpont (IOT)</w:t>
       </w:r>
-      <w:bookmarkEnd w:id="4"/>
+      <w:bookmarkEnd w:id="19"/>
+    </w:p>
+    <w:p>
+      <w:pPr>
+        <w:pStyle w:val="Cmsor2"/>
+      </w:pPr>
+      <w:bookmarkStart w:id="20" w:name="_Toc223000185"/>
+      <w:r>
+        <w:t>6.1 Fizikai kialakítás</w:t>
+      </w:r>
+      <w:bookmarkEnd w:id="20"/>
+    </w:p>
+    <w:p>
+      <w:r>
+        <w:t>U20 – Cisco 2811 Router (megosztott pozíció, nincs egyszerre jelen T3-mal)</w:t>
+      </w:r>
     </w:p>
     <w:p/>
+    <w:p>
+      <w:r>
+        <w:t xml:space="preserve">F0/0: IOT </w:t>
+      </w:r>
+      <w:proofErr w:type="spellStart"/>
+      <w:r>
+        <w:t>relay</w:t>
+      </w:r>
+      <w:proofErr w:type="spellEnd"/>
+      <w:r>
+        <w:t xml:space="preserve"> modul</w:t>
+      </w:r>
+    </w:p>
+    <w:p>
+      <w:r>
+        <w:t xml:space="preserve">F0/1: Központi 2950 </w:t>
+      </w:r>
+      <w:proofErr w:type="spellStart"/>
+      <w:r>
+        <w:t>switch</w:t>
+      </w:r>
+      <w:proofErr w:type="spellEnd"/>
+    </w:p>
+    <w:p>
+      <w:r>
+        <w:t xml:space="preserve">Az IOT </w:t>
+      </w:r>
+      <w:proofErr w:type="spellStart"/>
+      <w:r>
+        <w:t>relay</w:t>
+      </w:r>
+      <w:proofErr w:type="spellEnd"/>
+      <w:r>
+        <w:t xml:space="preserve"> 8 csatornás Ethernet-es relémodul. HTTP POST kérésre válaszol, a </w:t>
+      </w:r>
+      <w:proofErr w:type="spellStart"/>
+      <w:r>
+        <w:t>payload</w:t>
+      </w:r>
+      <w:proofErr w:type="spellEnd"/>
+      <w:r>
+        <w:t xml:space="preserve"> 4 bitje vezérli a kimeneteket. Nincs helyi szerver, nincs helyi logika – tiszta végrehajtó eszköz.</w:t>
+      </w:r>
+    </w:p>
     <w:p/>
     <w:p>
-      <w:r>
-        <w:t>6.1 Fizikai kialakítás</w:t>
-      </w:r>
-    </w:p>
-    <w:p>
-      <w:r>
-        <w:t>U20 – Cisco 2811 Router (megosztott pozíció, nincs egyszerre jelen T3-mal)</w:t>
-      </w:r>
-    </w:p>
-    <w:p/>
-    <w:p>
-      <w:r>
-        <w:t xml:space="preserve">F0/0: IOT </w:t>
-      </w:r>
-      <w:proofErr w:type="spellStart"/>
-      <w:r>
-        <w:t>relay</w:t>
-      </w:r>
-      <w:proofErr w:type="spellEnd"/>
-      <w:r>
-        <w:t xml:space="preserve"> modul</w:t>
-      </w:r>
-    </w:p>
-    <w:p>
-      <w:r>
-        <w:t xml:space="preserve">F0/1: Központi 2950 </w:t>
-      </w:r>
-      <w:proofErr w:type="spellStart"/>
-      <w:r>
-        <w:t>switch</w:t>
-      </w:r>
-      <w:proofErr w:type="spellEnd"/>
-    </w:p>
-    <w:p>
-      <w:r>
-        <w:t xml:space="preserve">Az IOT </w:t>
-      </w:r>
-      <w:proofErr w:type="spellStart"/>
-      <w:r>
-        <w:t>relay</w:t>
-      </w:r>
-      <w:proofErr w:type="spellEnd"/>
-      <w:r>
-        <w:t xml:space="preserve"> 8 csatornás Ethernet-es relémodul. HTTP POST kérésre válaszol, a </w:t>
-      </w:r>
-      <w:proofErr w:type="spellStart"/>
-      <w:r>
-        <w:t>payload</w:t>
-      </w:r>
-      <w:proofErr w:type="spellEnd"/>
-      <w:r>
-        <w:t xml:space="preserve"> 4 bitje vezérli a kimeneteket. Nincs helyi szerver, nincs helyi logika – tiszta végrehajtó eszköz.</w:t>
-      </w:r>
-    </w:p>
-    <w:p/>
-    <w:p>
+      <w:pPr>
+        <w:pStyle w:val="Cmsor2"/>
+      </w:pPr>
+      <w:bookmarkStart w:id="21" w:name="_Toc223000186"/>
       <w:r>
         <w:t>6.2 Működési modell</w:t>
       </w:r>
+      <w:bookmarkEnd w:id="21"/>
     </w:p>
     <w:p>
       <w:r>
@@ -3311,34 +5244,207 @@
       <w:pPr>
         <w:pStyle w:val="Cmsor1"/>
       </w:pPr>
+      <w:bookmarkStart w:id="22" w:name="_Toc223000187"/>
       <w:r>
         <w:lastRenderedPageBreak/>
+        <w:t xml:space="preserve">7. </w:t>
+      </w:r>
+      <w:r>
         <w:t>VPN megvalósítás</w:t>
       </w:r>
+      <w:bookmarkEnd w:id="22"/>
+    </w:p>
+    <w:p>
+      <w:pPr>
+        <w:pStyle w:val="Cmsor2"/>
+      </w:pPr>
+      <w:bookmarkStart w:id="23" w:name="_Toc223000188"/>
+      <w:r>
+        <w:t>7.1 Site-</w:t>
+      </w:r>
+      <w:proofErr w:type="spellStart"/>
+      <w:r>
+        <w:t>to</w:t>
+      </w:r>
+      <w:proofErr w:type="spellEnd"/>
+      <w:r>
+        <w:t xml:space="preserve">-Site </w:t>
+      </w:r>
+      <w:proofErr w:type="spellStart"/>
+      <w:r>
+        <w:t>IPsec</w:t>
+      </w:r>
+      <w:bookmarkEnd w:id="23"/>
+      <w:proofErr w:type="spellEnd"/>
+    </w:p>
+    <w:p>
+      <w:r>
+        <w:t xml:space="preserve">Két VPN </w:t>
+      </w:r>
+      <w:proofErr w:type="spellStart"/>
+      <w:r>
+        <w:t>tunnel</w:t>
+      </w:r>
+      <w:proofErr w:type="spellEnd"/>
+      <w:r>
+        <w:t>: Telephely 1↔2 és Telephely 1↔3.</w:t>
+      </w:r>
     </w:p>
     <w:p/>
+    <w:p>
+      <w:r>
+        <w:t xml:space="preserve">IKE </w:t>
+      </w:r>
+      <w:proofErr w:type="spellStart"/>
+      <w:r>
+        <w:t>Phase</w:t>
+      </w:r>
+      <w:proofErr w:type="spellEnd"/>
+      <w:r>
+        <w:t xml:space="preserve"> 1 (ISAKMP) paraméterek:</w:t>
+      </w:r>
+    </w:p>
     <w:p/>
     <w:p>
       <w:r>
-        <w:t>7.1 Site-</w:t>
-      </w:r>
-      <w:proofErr w:type="spellStart"/>
-      <w:r>
-        <w:t>to</w:t>
-      </w:r>
-      <w:proofErr w:type="spellEnd"/>
-      <w:r>
-        <w:t xml:space="preserve">-Site </w:t>
-      </w:r>
+        <w:t>Titkosítás: AES-256</w:t>
+      </w:r>
+    </w:p>
+    <w:p>
+      <w:proofErr w:type="spellStart"/>
+      <w:r>
+        <w:t>Hash</w:t>
+      </w:r>
+      <w:proofErr w:type="spellEnd"/>
+      <w:r>
+        <w:t>: SHA-256</w:t>
+      </w:r>
+    </w:p>
+    <w:p>
+      <w:proofErr w:type="spellStart"/>
+      <w:r>
+        <w:t>Diffie</w:t>
+      </w:r>
+      <w:proofErr w:type="spellEnd"/>
+      <w:r>
+        <w:t>-Hellman csoport: 14 (2048 bit)</w:t>
+      </w:r>
+    </w:p>
+    <w:p>
+      <w:r>
+        <w:t>Élettartam: 86400 másodperc</w:t>
+      </w:r>
+    </w:p>
+    <w:p>
+      <w:r>
+        <w:t xml:space="preserve">Hitelesítés: </w:t>
+      </w:r>
+      <w:proofErr w:type="spellStart"/>
+      <w:r>
+        <w:t>pre-shared</w:t>
+      </w:r>
+      <w:proofErr w:type="spellEnd"/>
+      <w:r>
+        <w:t xml:space="preserve"> </w:t>
+      </w:r>
+      <w:proofErr w:type="spellStart"/>
+      <w:r>
+        <w:t>key</w:t>
+      </w:r>
+      <w:proofErr w:type="spellEnd"/>
+    </w:p>
+    <w:p>
       <w:proofErr w:type="spellStart"/>
       <w:r>
         <w:t>IPsec</w:t>
       </w:r>
       <w:proofErr w:type="spellEnd"/>
-    </w:p>
-    <w:p>
-      <w:r>
-        <w:t xml:space="preserve">Két VPN </w:t>
+      <w:r>
+        <w:t xml:space="preserve"> </w:t>
+      </w:r>
+      <w:proofErr w:type="spellStart"/>
+      <w:r>
+        <w:t>Phase</w:t>
+      </w:r>
+      <w:proofErr w:type="spellEnd"/>
+      <w:r>
+        <w:t xml:space="preserve"> 2 paraméterek:</w:t>
+      </w:r>
+    </w:p>
+    <w:p/>
+    <w:p>
+      <w:r>
+        <w:t>Protokoll: ESP (</w:t>
+      </w:r>
+      <w:proofErr w:type="spellStart"/>
+      <w:r>
+        <w:t>Encapsulating</w:t>
+      </w:r>
+      <w:proofErr w:type="spellEnd"/>
+      <w:r>
+        <w:t xml:space="preserve"> </w:t>
+      </w:r>
+      <w:proofErr w:type="spellStart"/>
+      <w:r>
+        <w:t>Security</w:t>
+      </w:r>
+      <w:proofErr w:type="spellEnd"/>
+      <w:r>
+        <w:t xml:space="preserve"> </w:t>
+      </w:r>
+      <w:proofErr w:type="spellStart"/>
+      <w:r>
+        <w:t>Payload</w:t>
+      </w:r>
+      <w:proofErr w:type="spellEnd"/>
+      <w:r>
+        <w:t>)</w:t>
+      </w:r>
+    </w:p>
+    <w:p>
+      <w:r>
+        <w:t>ESP titkosítás: AES-256</w:t>
+      </w:r>
+    </w:p>
+    <w:p>
+      <w:r>
+        <w:t>ESP integritás: SHA-256</w:t>
+      </w:r>
+    </w:p>
+    <w:p>
+      <w:r>
+        <w:t>Élettartam: 3600 másodperc, 4GB adatforgalom</w:t>
+      </w:r>
+    </w:p>
+    <w:p>
+      <w:proofErr w:type="spellStart"/>
+      <w:r>
+        <w:t>Crypto</w:t>
+      </w:r>
+      <w:proofErr w:type="spellEnd"/>
+      <w:r>
+        <w:t xml:space="preserve"> map alkalmazás:</w:t>
+      </w:r>
+    </w:p>
+    <w:p/>
+    <w:p>
+      <w:r>
+        <w:t>Telephely 1 routerek: F0/1 interfész (külső kapcsolat)</w:t>
+      </w:r>
+    </w:p>
+    <w:p>
+      <w:r>
+        <w:t>Telephely 2 router: F0/1 interfész</w:t>
+      </w:r>
+    </w:p>
+    <w:p>
+      <w:r>
+        <w:t>Telephely 3 router: F0/1 interfész</w:t>
+      </w:r>
+    </w:p>
+    <w:p>
+      <w:r>
+        <w:t xml:space="preserve">A GRE/IPIP </w:t>
       </w:r>
       <w:proofErr w:type="spellStart"/>
       <w:r>
@@ -3346,202 +5452,42 @@
       </w:r>
       <w:proofErr w:type="spellEnd"/>
       <w:r>
-        <w:t>: Telephely 1↔2 és Telephely 1↔3.</w:t>
+        <w:t xml:space="preserve">-ek belül futnak az </w:t>
+      </w:r>
+      <w:proofErr w:type="spellStart"/>
+      <w:r>
+        <w:t>IPsec</w:t>
+      </w:r>
+      <w:proofErr w:type="spellEnd"/>
+      <w:r>
+        <w:t xml:space="preserve">-en, vagy </w:t>
+      </w:r>
+      <w:proofErr w:type="spellStart"/>
+      <w:r>
+        <w:t>IPsec</w:t>
+      </w:r>
+      <w:proofErr w:type="spellEnd"/>
+      <w:r>
+        <w:t xml:space="preserve"> over GRE módban. Az OSPF szomszé</w:t>
+      </w:r>
+      <w:bookmarkStart w:id="24" w:name="_GoBack"/>
+      <w:bookmarkEnd w:id="24"/>
+      <w:r>
+        <w:t xml:space="preserve">dság a </w:t>
+      </w:r>
+      <w:proofErr w:type="spellStart"/>
+      <w:r>
+        <w:t>tunnel</w:t>
+      </w:r>
+      <w:proofErr w:type="spellEnd"/>
+      <w:r>
+        <w:t xml:space="preserve"> belső címeken épül fel, titkosított csatornán.</w:t>
       </w:r>
     </w:p>
     <w:p/>
     <w:p>
       <w:r>
-        <w:t xml:space="preserve">IKE </w:t>
-      </w:r>
-      <w:proofErr w:type="spellStart"/>
-      <w:r>
-        <w:t>Phase</w:t>
-      </w:r>
-      <w:proofErr w:type="spellEnd"/>
-      <w:r>
-        <w:t xml:space="preserve"> 1 (ISAKMP) paraméterek:</w:t>
-      </w:r>
-    </w:p>
-    <w:p/>
-    <w:p>
-      <w:r>
-        <w:t>Titkosítás: AES-256</w:t>
-      </w:r>
-    </w:p>
-    <w:p>
-      <w:proofErr w:type="spellStart"/>
-      <w:r>
-        <w:t>Hash</w:t>
-      </w:r>
-      <w:proofErr w:type="spellEnd"/>
-      <w:r>
-        <w:t>: SHA-256</w:t>
-      </w:r>
-    </w:p>
-    <w:p>
-      <w:proofErr w:type="spellStart"/>
-      <w:r>
-        <w:t>Diffie</w:t>
-      </w:r>
-      <w:proofErr w:type="spellEnd"/>
-      <w:r>
-        <w:t>-Hellman csoport: 14 (2048 bit)</w:t>
-      </w:r>
-    </w:p>
-    <w:p>
-      <w:r>
-        <w:t>Élettartam: 86400 másodperc</w:t>
-      </w:r>
-    </w:p>
-    <w:p>
-      <w:r>
-        <w:t xml:space="preserve">Hitelesítés: </w:t>
-      </w:r>
-      <w:proofErr w:type="spellStart"/>
-      <w:r>
-        <w:t>pre-shared</w:t>
-      </w:r>
-      <w:proofErr w:type="spellEnd"/>
-      <w:r>
-        <w:t xml:space="preserve"> </w:t>
-      </w:r>
-      <w:proofErr w:type="spellStart"/>
-      <w:r>
-        <w:t>key</w:t>
-      </w:r>
-      <w:proofErr w:type="spellEnd"/>
-    </w:p>
-    <w:p>
-      <w:proofErr w:type="spellStart"/>
-      <w:r>
-        <w:t>IPsec</w:t>
-      </w:r>
-      <w:proofErr w:type="spellEnd"/>
-      <w:r>
-        <w:t xml:space="preserve"> </w:t>
-      </w:r>
-      <w:proofErr w:type="spellStart"/>
-      <w:r>
-        <w:t>Phase</w:t>
-      </w:r>
-      <w:proofErr w:type="spellEnd"/>
-      <w:r>
-        <w:t xml:space="preserve"> 2 paraméterek:</w:t>
-      </w:r>
-    </w:p>
-    <w:p/>
-    <w:p>
-      <w:r>
-        <w:t>Protokoll: ESP (</w:t>
-      </w:r>
-      <w:proofErr w:type="spellStart"/>
-      <w:r>
-        <w:t>Encapsulating</w:t>
-      </w:r>
-      <w:proofErr w:type="spellEnd"/>
-      <w:r>
-        <w:t xml:space="preserve"> </w:t>
-      </w:r>
-      <w:proofErr w:type="spellStart"/>
-      <w:r>
-        <w:t>Security</w:t>
-      </w:r>
-      <w:proofErr w:type="spellEnd"/>
-      <w:r>
-        <w:t xml:space="preserve"> </w:t>
-      </w:r>
-      <w:proofErr w:type="spellStart"/>
-      <w:r>
-        <w:t>Payload</w:t>
-      </w:r>
-      <w:proofErr w:type="spellEnd"/>
-      <w:r>
-        <w:t>)</w:t>
-      </w:r>
-    </w:p>
-    <w:p>
-      <w:r>
-        <w:t>ESP titkosítás: AES-256</w:t>
-      </w:r>
-    </w:p>
-    <w:p>
-      <w:r>
-        <w:t>ESP integritás: SHA-256</w:t>
-      </w:r>
-    </w:p>
-    <w:p>
-      <w:r>
-        <w:t>Élettartam: 3600 másodperc, 4GB adatforgalom</w:t>
-      </w:r>
-    </w:p>
-    <w:p>
-      <w:proofErr w:type="spellStart"/>
-      <w:r>
-        <w:t>Crypto</w:t>
-      </w:r>
-      <w:proofErr w:type="spellEnd"/>
-      <w:r>
-        <w:t xml:space="preserve"> map alkalmazás:</w:t>
-      </w:r>
-    </w:p>
-    <w:p/>
-    <w:p>
-      <w:r>
-        <w:t>Telephely 1 routerek: F0/1 interfész (külső kapcsolat)</w:t>
-      </w:r>
-    </w:p>
-    <w:p>
-      <w:r>
-        <w:t>Telephely 2 router: F0/1 interfész</w:t>
-      </w:r>
-    </w:p>
-    <w:p>
-      <w:r>
-        <w:t>Telephely 3 router: F0/1 interfész</w:t>
-      </w:r>
-    </w:p>
-    <w:p>
-      <w:r>
         <w:lastRenderedPageBreak/>
-        <w:t xml:space="preserve">A GRE/IPIP </w:t>
-      </w:r>
-      <w:proofErr w:type="spellStart"/>
-      <w:r>
-        <w:t>tunnel</w:t>
-      </w:r>
-      <w:proofErr w:type="spellEnd"/>
-      <w:r>
-        <w:t xml:space="preserve">-ek belül futnak az </w:t>
-      </w:r>
-      <w:proofErr w:type="spellStart"/>
-      <w:r>
-        <w:t>IPsec</w:t>
-      </w:r>
-      <w:proofErr w:type="spellEnd"/>
-      <w:r>
-        <w:t xml:space="preserve">-en, vagy </w:t>
-      </w:r>
-      <w:proofErr w:type="spellStart"/>
-      <w:r>
-        <w:t>IPsec</w:t>
-      </w:r>
-      <w:proofErr w:type="spellEnd"/>
-      <w:r>
-        <w:t xml:space="preserve"> over GRE módban. Az OSPF szomszédság a </w:t>
-      </w:r>
-      <w:proofErr w:type="spellStart"/>
-      <w:r>
-        <w:t>tunnel</w:t>
-      </w:r>
-      <w:proofErr w:type="spellEnd"/>
-      <w:r>
-        <w:t xml:space="preserve"> belső címeken épül fel, titkosított csatornán.</w:t>
-      </w:r>
-    </w:p>
-    <w:p/>
-    <w:p>
-      <w:r>
         <w:t xml:space="preserve">Nincs </w:t>
       </w:r>
       <w:proofErr w:type="spellStart"/>
@@ -3567,22 +5513,96 @@
       <w:pPr>
         <w:pStyle w:val="Cmsor1"/>
       </w:pPr>
+      <w:bookmarkStart w:id="25" w:name="_Toc223000189"/>
       <w:r>
         <w:lastRenderedPageBreak/>
+        <w:t xml:space="preserve">8. </w:t>
+      </w:r>
+      <w:r>
         <w:t>Szerver infrastruktúra</w:t>
       </w:r>
+      <w:bookmarkEnd w:id="25"/>
+    </w:p>
+    <w:p>
+      <w:pPr>
+        <w:pStyle w:val="Cmsor2"/>
+      </w:pPr>
+      <w:bookmarkStart w:id="26" w:name="_Toc223000190"/>
+      <w:r>
+        <w:t>8.1 Windows szerver – Telephely 1 (VM)</w:t>
+      </w:r>
+      <w:bookmarkEnd w:id="26"/>
+    </w:p>
+    <w:p>
+      <w:proofErr w:type="spellStart"/>
+      <w:r>
+        <w:t>Active</w:t>
+      </w:r>
+      <w:proofErr w:type="spellEnd"/>
+      <w:r>
+        <w:t xml:space="preserve"> </w:t>
+      </w:r>
+      <w:proofErr w:type="spellStart"/>
+      <w:r>
+        <w:t>Directory</w:t>
+      </w:r>
+      <w:proofErr w:type="spellEnd"/>
     </w:p>
     <w:p/>
+    <w:p>
+      <w:proofErr w:type="spellStart"/>
+      <w:r>
+        <w:t>Domain</w:t>
+      </w:r>
+      <w:proofErr w:type="spellEnd"/>
+      <w:r>
+        <w:t>: pacex.hu</w:t>
+      </w:r>
+    </w:p>
+    <w:p>
+      <w:r>
+        <w:t xml:space="preserve">Forest: pacex.hu (egyetlen </w:t>
+      </w:r>
+      <w:proofErr w:type="spellStart"/>
+      <w:r>
+        <w:t>domain</w:t>
+      </w:r>
+      <w:proofErr w:type="spellEnd"/>
+      <w:r>
+        <w:t>)</w:t>
+      </w:r>
+    </w:p>
+    <w:p>
+      <w:r>
+        <w:t>FSMO szerepek: egyetlen DC-n</w:t>
+      </w:r>
+    </w:p>
+    <w:p>
+      <w:r>
+        <w:t>DNS zónák</w:t>
+      </w:r>
+    </w:p>
     <w:p/>
     <w:p>
       <w:r>
-        <w:t>8.1 Windows szerver – Telephely 1 (VM)</w:t>
-      </w:r>
-    </w:p>
-    <w:p>
-      <w:proofErr w:type="spellStart"/>
-      <w:r>
-        <w:t>Active</w:t>
+        <w:t>pacex.hu (</w:t>
+      </w:r>
+      <w:proofErr w:type="spellStart"/>
+      <w:r>
+        <w:t>primary</w:t>
+      </w:r>
+      <w:proofErr w:type="spellEnd"/>
+      <w:r>
+        <w:t>)</w:t>
+      </w:r>
+    </w:p>
+    <w:p>
+      <w:r>
+        <w:t xml:space="preserve">api.pacex.hu → 192.168.200.10 (Telephely 2 </w:t>
+      </w:r>
+      <w:proofErr w:type="spellStart"/>
+      <w:r>
+        <w:t>load</w:t>
       </w:r>
       <w:proofErr w:type="spellEnd"/>
       <w:r>
@@ -3590,65 +5610,192 @@
       </w:r>
       <w:proofErr w:type="spellStart"/>
       <w:r>
-        <w:t>Directory</w:t>
-      </w:r>
-      <w:proofErr w:type="spellEnd"/>
+        <w:t>balancer</w:t>
+      </w:r>
+      <w:proofErr w:type="spellEnd"/>
+      <w:r>
+        <w:t>)</w:t>
+      </w:r>
+    </w:p>
+    <w:p>
+      <w:r>
+        <w:t>private.pacex.hu → 192.168.200.11 (Telephely 2 web szerver)</w:t>
+      </w:r>
+    </w:p>
+    <w:p>
+      <w:r>
+        <w:t>public.pacex.hu → 192.168.99.10 (helyi DMZ, ha kialakítva)</w:t>
+      </w:r>
+    </w:p>
+    <w:p>
+      <w:r>
+        <w:t xml:space="preserve">DHCP </w:t>
+      </w:r>
+      <w:proofErr w:type="spellStart"/>
+      <w:r>
+        <w:t>scope</w:t>
+      </w:r>
+      <w:proofErr w:type="spellEnd"/>
+      <w:r>
+        <w:t>-ok</w:t>
+      </w:r>
     </w:p>
     <w:p/>
     <w:p>
-      <w:proofErr w:type="spellStart"/>
-      <w:r>
-        <w:t>Domain</w:t>
-      </w:r>
-      <w:proofErr w:type="spellEnd"/>
-      <w:r>
-        <w:t>: pacex.hu</w:t>
-      </w:r>
-    </w:p>
-    <w:p>
-      <w:r>
-        <w:t xml:space="preserve">Forest: pacex.hu (egyetlen </w:t>
-      </w:r>
-      <w:proofErr w:type="spellStart"/>
-      <w:r>
-        <w:t>domain</w:t>
-      </w:r>
-      <w:proofErr w:type="spellEnd"/>
-      <w:r>
-        <w:t>)</w:t>
-      </w:r>
-    </w:p>
-    <w:p>
-      <w:r>
-        <w:t>FSMO szerepek: egyetlen DC-n</w:t>
-      </w:r>
-    </w:p>
-    <w:p>
-      <w:r>
-        <w:t>DNS zónák</w:t>
+      <w:r>
+        <w:t xml:space="preserve">VLAN 10: 192.168.10.100-199, </w:t>
+      </w:r>
+      <w:proofErr w:type="spellStart"/>
+      <w:r>
+        <w:t>gateway</w:t>
+      </w:r>
+      <w:proofErr w:type="spellEnd"/>
+      <w:r>
+        <w:t xml:space="preserve"> 192.168.10.254</w:t>
+      </w:r>
+    </w:p>
+    <w:p>
+      <w:r>
+        <w:t xml:space="preserve">VLAN 20: 192.168.20.100-199, </w:t>
+      </w:r>
+      <w:proofErr w:type="spellStart"/>
+      <w:r>
+        <w:t>gateway</w:t>
+      </w:r>
+      <w:proofErr w:type="spellEnd"/>
+      <w:r>
+        <w:t xml:space="preserve"> 192.168.20.254</w:t>
+      </w:r>
+    </w:p>
+    <w:p>
+      <w:r>
+        <w:t xml:space="preserve">VLAN 80: 192.168.80.100-149, </w:t>
+      </w:r>
+      <w:proofErr w:type="spellStart"/>
+      <w:r>
+        <w:t>gateway</w:t>
+      </w:r>
+      <w:proofErr w:type="spellEnd"/>
+      <w:r>
+        <w:t xml:space="preserve"> 192.168.80.254</w:t>
+      </w:r>
+    </w:p>
+    <w:p>
+      <w:r>
+        <w:t xml:space="preserve">VLAN 99: 192.168.99.100-149, </w:t>
+      </w:r>
+      <w:proofErr w:type="spellStart"/>
+      <w:r>
+        <w:t>gateway</w:t>
+      </w:r>
+      <w:proofErr w:type="spellEnd"/>
+      <w:r>
+        <w:t xml:space="preserve"> 192.168.99.254</w:t>
+      </w:r>
+    </w:p>
+    <w:p>
+      <w:r>
+        <w:t>RADIUS/NPS</w:t>
       </w:r>
     </w:p>
     <w:p/>
     <w:p>
-      <w:r>
-        <w:t>pacex.hu (</w:t>
-      </w:r>
-      <w:proofErr w:type="spellStart"/>
-      <w:r>
-        <w:t>primary</w:t>
-      </w:r>
-      <w:proofErr w:type="spellEnd"/>
-      <w:r>
-        <w:t>)</w:t>
-      </w:r>
-    </w:p>
-    <w:p>
-      <w:r>
-        <w:t xml:space="preserve">api.pacex.hu → 192.168.200.10 (Telephely 2 </w:t>
-      </w:r>
-      <w:proofErr w:type="spellStart"/>
-      <w:r>
-        <w:t>load</w:t>
+      <w:proofErr w:type="spellStart"/>
+      <w:r>
+        <w:t>Wireless</w:t>
+      </w:r>
+      <w:proofErr w:type="spellEnd"/>
+      <w:r>
+        <w:t xml:space="preserve"> 802.1X hitelesítés Telephely 3-hoz</w:t>
+      </w:r>
+    </w:p>
+    <w:p>
+      <w:r>
+        <w:t xml:space="preserve">AD integráció, </w:t>
+      </w:r>
+      <w:proofErr w:type="spellStart"/>
+      <w:r>
+        <w:t>certificate-based</w:t>
+      </w:r>
+      <w:proofErr w:type="spellEnd"/>
+      <w:r>
+        <w:t xml:space="preserve"> vagy PEAP</w:t>
+      </w:r>
+    </w:p>
+    <w:p>
+      <w:r>
+        <w:t>SMB fájlmegosztás</w:t>
+      </w:r>
+    </w:p>
+    <w:p/>
+    <w:p>
+      <w:r>
+        <w:lastRenderedPageBreak/>
+        <w:t>Központi \files.pacex.hu</w:t>
+      </w:r>
+    </w:p>
+    <w:p>
+      <w:r>
+        <w:t>DFS nem részletezett, egyszerű megosztás</w:t>
+      </w:r>
+    </w:p>
+    <w:p>
+      <w:r>
+        <w:t>WSUS</w:t>
+      </w:r>
+    </w:p>
+    <w:p/>
+    <w:p>
+      <w:r>
+        <w:t>Windows Update szinkronizáció</w:t>
+      </w:r>
+    </w:p>
+    <w:p>
+      <w:r>
+        <w:t>Csoportok: Szerverek, Munkaállomások-VLAN10, Munkaállomások-VLAN20</w:t>
+      </w:r>
+    </w:p>
+    <w:p>
+      <w:r>
+        <w:t>Windows Server Backup</w:t>
+      </w:r>
+    </w:p>
+    <w:p/>
+    <w:p>
+      <w:r>
+        <w:t>Napi rendszerállapot mentés</w:t>
+      </w:r>
+    </w:p>
+    <w:p>
+      <w:r>
+        <w:t>Heti teljes rendszermentés külső hálózati tárra</w:t>
+      </w:r>
+    </w:p>
+    <w:p>
+      <w:pPr>
+        <w:pStyle w:val="Cmsor2"/>
+      </w:pPr>
+      <w:bookmarkStart w:id="27" w:name="_Toc223000191"/>
+      <w:r>
+        <w:t>8.2 Linux szerverek – Telephely 2 (VM-ek)</w:t>
+      </w:r>
+      <w:bookmarkEnd w:id="27"/>
+    </w:p>
+    <w:p>
+      <w:r>
+        <w:t>Web szerver 1</w:t>
+      </w:r>
+    </w:p>
+    <w:p/>
+    <w:p>
+      <w:r>
+        <w:t>Apache2, PHP 8.x</w:t>
+      </w:r>
+    </w:p>
+    <w:p>
+      <w:proofErr w:type="spellStart"/>
+      <w:r>
+        <w:t>Load</w:t>
       </w:r>
       <w:proofErr w:type="spellEnd"/>
       <w:r>
@@ -3660,306 +5807,119 @@
       </w:r>
       <w:proofErr w:type="spellEnd"/>
       <w:r>
-        <w:t>)</w:t>
-      </w:r>
-    </w:p>
-    <w:p>
-      <w:r>
-        <w:t>private.pacex.hu → 192.168.200.11 (Telephely 2 web szerver)</w:t>
-      </w:r>
-    </w:p>
-    <w:p>
-      <w:r>
-        <w:t>public.pacex.hu → 192.168.99.10 (helyi DMZ, ha kialakítva)</w:t>
-      </w:r>
-    </w:p>
-    <w:p>
-      <w:r>
-        <w:t xml:space="preserve">DHCP </w:t>
-      </w:r>
-      <w:proofErr w:type="spellStart"/>
-      <w:r>
-        <w:t>scope</w:t>
-      </w:r>
-      <w:proofErr w:type="spellEnd"/>
-      <w:r>
-        <w:t>-ok</w:t>
+        <w:t xml:space="preserve"> konfiguráció (</w:t>
+      </w:r>
+      <w:proofErr w:type="spellStart"/>
+      <w:r>
+        <w:t>upstream</w:t>
+      </w:r>
+      <w:proofErr w:type="spellEnd"/>
+      <w:r>
+        <w:t xml:space="preserve"> a többi web szerverhez, ha skálázva)</w:t>
+      </w:r>
+    </w:p>
+    <w:p>
+      <w:r>
+        <w:t xml:space="preserve">api.pacex.hu </w:t>
+      </w:r>
+      <w:proofErr w:type="spellStart"/>
+      <w:r>
+        <w:t>virtual</w:t>
+      </w:r>
+      <w:proofErr w:type="spellEnd"/>
+      <w:r>
+        <w:t xml:space="preserve"> </w:t>
+      </w:r>
+      <w:proofErr w:type="spellStart"/>
+      <w:r>
+        <w:t>host</w:t>
+      </w:r>
+      <w:proofErr w:type="spellEnd"/>
+    </w:p>
+    <w:p>
+      <w:r>
+        <w:t xml:space="preserve">private.pacex.hu </w:t>
+      </w:r>
+      <w:proofErr w:type="spellStart"/>
+      <w:r>
+        <w:t>virtual</w:t>
+      </w:r>
+      <w:proofErr w:type="spellEnd"/>
+      <w:r>
+        <w:t xml:space="preserve"> </w:t>
+      </w:r>
+      <w:proofErr w:type="spellStart"/>
+      <w:r>
+        <w:t>host</w:t>
+      </w:r>
+      <w:proofErr w:type="spellEnd"/>
+    </w:p>
+    <w:p>
+      <w:r>
+        <w:t>Adatbázis szerver 1</w:t>
       </w:r>
     </w:p>
     <w:p/>
     <w:p>
-      <w:r>
-        <w:t xml:space="preserve">VLAN 10: 192.168.10.100-199, </w:t>
-      </w:r>
-      <w:proofErr w:type="spellStart"/>
-      <w:r>
-        <w:t>gateway</w:t>
-      </w:r>
-      <w:proofErr w:type="spellEnd"/>
-      <w:r>
-        <w:t xml:space="preserve"> 192.168.10.254</w:t>
-      </w:r>
-    </w:p>
-    <w:p>
-      <w:r>
-        <w:t xml:space="preserve">VLAN 20: 192.168.20.100-199, </w:t>
-      </w:r>
-      <w:proofErr w:type="spellStart"/>
-      <w:r>
-        <w:t>gateway</w:t>
-      </w:r>
-      <w:proofErr w:type="spellEnd"/>
-      <w:r>
-        <w:t xml:space="preserve"> 192.168.20.254</w:t>
-      </w:r>
-    </w:p>
-    <w:p>
-      <w:r>
-        <w:t xml:space="preserve">VLAN 80: 192.168.80.100-149, </w:t>
-      </w:r>
-      <w:proofErr w:type="spellStart"/>
-      <w:r>
-        <w:t>gateway</w:t>
-      </w:r>
-      <w:proofErr w:type="spellEnd"/>
-      <w:r>
-        <w:t xml:space="preserve"> 192.168.80.254</w:t>
-      </w:r>
-    </w:p>
-    <w:p>
-      <w:r>
-        <w:t xml:space="preserve">VLAN 99: 192.168.99.100-149, </w:t>
-      </w:r>
-      <w:proofErr w:type="spellStart"/>
-      <w:r>
-        <w:t>gateway</w:t>
-      </w:r>
-      <w:proofErr w:type="spellEnd"/>
-      <w:r>
-        <w:t xml:space="preserve"> 192.168.99.254</w:t>
-      </w:r>
-    </w:p>
-    <w:p>
-      <w:r>
-        <w:t>RADIUS/NPS</w:t>
+      <w:proofErr w:type="spellStart"/>
+      <w:r>
+        <w:t>PostgreSQL</w:t>
+      </w:r>
+      <w:proofErr w:type="spellEnd"/>
+      <w:r>
+        <w:t xml:space="preserve"> 14+</w:t>
+      </w:r>
+    </w:p>
+    <w:p>
+      <w:r>
+        <w:t>Csomagnyilvántartás táblák</w:t>
+      </w:r>
+    </w:p>
+    <w:p>
+      <w:r>
+        <w:t>PIN kód generálás és validáció</w:t>
+      </w:r>
+    </w:p>
+    <w:p>
+      <w:r>
+        <w:t xml:space="preserve">Kapcsolat a Telephely 4 IOT </w:t>
+      </w:r>
+      <w:proofErr w:type="spellStart"/>
+      <w:r>
+        <w:t>relay-hez</w:t>
+      </w:r>
+      <w:proofErr w:type="spellEnd"/>
+      <w:r>
+        <w:t xml:space="preserve"> (HTTP kliens funkció)</w:t>
+      </w:r>
+    </w:p>
+    <w:p>
+      <w:r>
+        <w:t>CDN/Cache szerver 1</w:t>
       </w:r>
     </w:p>
     <w:p/>
     <w:p>
       <w:proofErr w:type="spellStart"/>
       <w:r>
-        <w:t>Wireless</w:t>
-      </w:r>
-      <w:proofErr w:type="spellEnd"/>
-      <w:r>
-        <w:t xml:space="preserve"> 802.1X hitelesítés Telephely 3-hoz</w:t>
-      </w:r>
-    </w:p>
-    <w:p>
-      <w:r>
-        <w:t xml:space="preserve">AD integráció, </w:t>
-      </w:r>
-      <w:proofErr w:type="spellStart"/>
-      <w:r>
-        <w:t>certificate-based</w:t>
-      </w:r>
-      <w:proofErr w:type="spellEnd"/>
-      <w:r>
-        <w:t xml:space="preserve"> vagy PEAP</w:t>
+        <w:t>Nginx</w:t>
+      </w:r>
+      <w:proofErr w:type="spellEnd"/>
+      <w:r>
+        <w:t xml:space="preserve"> </w:t>
+      </w:r>
+      <w:proofErr w:type="spellStart"/>
+      <w:r>
+        <w:t>reverse</w:t>
+      </w:r>
+      <w:proofErr w:type="spellEnd"/>
+      <w:r>
+        <w:t xml:space="preserve"> proxy és cache</w:t>
       </w:r>
     </w:p>
     <w:p>
       <w:r>
         <w:lastRenderedPageBreak/>
-        <w:t>SMB fájlmegosztás</w:t>
-      </w:r>
-    </w:p>
-    <w:p/>
-    <w:p>
-      <w:r>
-        <w:t>Központi \files.pacex.hu</w:t>
-      </w:r>
-    </w:p>
-    <w:p>
-      <w:r>
-        <w:t>DFS nem részletezett, egyszerű megosztás</w:t>
-      </w:r>
-    </w:p>
-    <w:p>
-      <w:r>
-        <w:t>WSUS</w:t>
-      </w:r>
-    </w:p>
-    <w:p/>
-    <w:p>
-      <w:r>
-        <w:t>Windows Update szinkronizáció</w:t>
-      </w:r>
-    </w:p>
-    <w:p>
-      <w:r>
-        <w:t>Csoportok: Szerverek, Munkaállomások-VLAN10, Munkaállomások-VLAN20</w:t>
-      </w:r>
-    </w:p>
-    <w:p>
-      <w:r>
-        <w:t>Windows Server Backup</w:t>
-      </w:r>
-    </w:p>
-    <w:p/>
-    <w:p>
-      <w:r>
-        <w:t>Napi rendszerállapot mentés</w:t>
-      </w:r>
-    </w:p>
-    <w:p>
-      <w:r>
-        <w:t>Heti teljes rendszermentés külső hálózati tárra</w:t>
-      </w:r>
-    </w:p>
-    <w:p>
-      <w:r>
-        <w:t>8.2 Linux szerverek – Telephely 2 (VM-ek)</w:t>
-      </w:r>
-    </w:p>
-    <w:p>
-      <w:r>
-        <w:t>Web szerver 1</w:t>
-      </w:r>
-    </w:p>
-    <w:p/>
-    <w:p>
-      <w:r>
-        <w:t>Apache2, PHP 8.x</w:t>
-      </w:r>
-    </w:p>
-    <w:p>
-      <w:proofErr w:type="spellStart"/>
-      <w:r>
-        <w:t>Load</w:t>
-      </w:r>
-      <w:proofErr w:type="spellEnd"/>
-      <w:r>
-        <w:t xml:space="preserve"> </w:t>
-      </w:r>
-      <w:proofErr w:type="spellStart"/>
-      <w:r>
-        <w:t>balancer</w:t>
-      </w:r>
-      <w:proofErr w:type="spellEnd"/>
-      <w:r>
-        <w:t xml:space="preserve"> konfiguráció (</w:t>
-      </w:r>
-      <w:proofErr w:type="spellStart"/>
-      <w:r>
-        <w:t>upstream</w:t>
-      </w:r>
-      <w:proofErr w:type="spellEnd"/>
-      <w:r>
-        <w:t xml:space="preserve"> a többi web szerverhez, ha skálázva)</w:t>
-      </w:r>
-    </w:p>
-    <w:p>
-      <w:r>
-        <w:t xml:space="preserve">api.pacex.hu </w:t>
-      </w:r>
-      <w:proofErr w:type="spellStart"/>
-      <w:r>
-        <w:t>virtual</w:t>
-      </w:r>
-      <w:proofErr w:type="spellEnd"/>
-      <w:r>
-        <w:t xml:space="preserve"> </w:t>
-      </w:r>
-      <w:proofErr w:type="spellStart"/>
-      <w:r>
-        <w:t>host</w:t>
-      </w:r>
-      <w:proofErr w:type="spellEnd"/>
-    </w:p>
-    <w:p>
-      <w:r>
-        <w:t xml:space="preserve">private.pacex.hu </w:t>
-      </w:r>
-      <w:proofErr w:type="spellStart"/>
-      <w:r>
-        <w:t>virtual</w:t>
-      </w:r>
-      <w:proofErr w:type="spellEnd"/>
-      <w:r>
-        <w:t xml:space="preserve"> </w:t>
-      </w:r>
-      <w:proofErr w:type="spellStart"/>
-      <w:r>
-        <w:t>host</w:t>
-      </w:r>
-      <w:proofErr w:type="spellEnd"/>
-    </w:p>
-    <w:p>
-      <w:r>
-        <w:t>Adatbázis szerver 1</w:t>
-      </w:r>
-    </w:p>
-    <w:p/>
-    <w:p>
-      <w:proofErr w:type="spellStart"/>
-      <w:r>
-        <w:t>PostgreSQL</w:t>
-      </w:r>
-      <w:proofErr w:type="spellEnd"/>
-      <w:r>
-        <w:t xml:space="preserve"> 14+</w:t>
-      </w:r>
-    </w:p>
-    <w:p>
-      <w:r>
-        <w:t>Csomagnyilvántartás táblák</w:t>
-      </w:r>
-    </w:p>
-    <w:p>
-      <w:r>
-        <w:t>PIN kód generálás és validáció</w:t>
-      </w:r>
-    </w:p>
-    <w:p>
-      <w:r>
-        <w:t xml:space="preserve">Kapcsolat a Telephely 4 IOT </w:t>
-      </w:r>
-      <w:proofErr w:type="spellStart"/>
-      <w:r>
-        <w:t>relay-hez</w:t>
-      </w:r>
-      <w:proofErr w:type="spellEnd"/>
-      <w:r>
-        <w:t xml:space="preserve"> (HTTP kliens funkció)</w:t>
-      </w:r>
-    </w:p>
-    <w:p>
-      <w:r>
-        <w:t>CDN/Cache szerver 1</w:t>
-      </w:r>
-    </w:p>
-    <w:p/>
-    <w:p>
-      <w:proofErr w:type="spellStart"/>
-      <w:r>
-        <w:t>Nginx</w:t>
-      </w:r>
-      <w:proofErr w:type="spellEnd"/>
-      <w:r>
-        <w:t xml:space="preserve"> </w:t>
-      </w:r>
-      <w:proofErr w:type="spellStart"/>
-      <w:r>
-        <w:t>reverse</w:t>
-      </w:r>
-      <w:proofErr w:type="spellEnd"/>
-      <w:r>
-        <w:t xml:space="preserve"> proxy és cache</w:t>
-      </w:r>
-    </w:p>
-    <w:p>
-      <w:r>
         <w:t>Statikus tartalom kiszolgálás</w:t>
       </w:r>
     </w:p>
@@ -4014,8 +5974,12 @@
       <w:pPr>
         <w:pStyle w:val="Cmsor1"/>
       </w:pPr>
+      <w:bookmarkStart w:id="28" w:name="_Toc223000192"/>
       <w:r>
         <w:lastRenderedPageBreak/>
+        <w:t xml:space="preserve">9. </w:t>
+      </w:r>
+      <w:r>
         <w:t xml:space="preserve">Programozott konfiguráció – </w:t>
       </w:r>
       <w:proofErr w:type="spellStart"/>
@@ -4026,9 +5990,8 @@
       <w:r>
         <w:t xml:space="preserve"> alkalmazás</w:t>
       </w:r>
-    </w:p>
-    <w:p/>
-    <w:p/>
+      <w:bookmarkEnd w:id="28"/>
+    </w:p>
     <w:p>
       <w:r>
         <w:t xml:space="preserve">Egyedi fejlesztésű </w:t>
@@ -4414,20 +6377,33 @@
       <w:pPr>
         <w:pStyle w:val="Cmsor1"/>
       </w:pPr>
+      <w:bookmarkStart w:id="29" w:name="_Toc223000193"/>
       <w:r>
         <w:lastRenderedPageBreak/>
+        <w:t xml:space="preserve">10. </w:t>
+      </w:r>
+      <w:r>
         <w:t>Csapatmunka és projektszervezés – 2 fő</w:t>
       </w:r>
-    </w:p>
-    <w:p/>
-    <w:p/>
+      <w:bookmarkEnd w:id="29"/>
+    </w:p>
+    <w:p>
+      <w:pPr>
+        <w:pStyle w:val="Cmsor2"/>
+      </w:pPr>
+      <w:bookmarkStart w:id="30" w:name="_Toc223000194"/>
+      <w:r>
+        <w:t>10.1 Szerepkörök és felelősségek</w:t>
+      </w:r>
+      <w:bookmarkEnd w:id="30"/>
+    </w:p>
     <w:p>
       <w:pPr>
         <w:spacing w:after="0"/>
         <w:ind w:left="11" w:right="57" w:hanging="11"/>
       </w:pPr>
       <w:r>
-        <w:t>10.1 Szerepkörök és felelősségek</w:t>
+        <w:t>Hálózati mérnök</w:t>
       </w:r>
     </w:p>
     <w:p>
@@ -4435,15 +6411,15 @@
         <w:spacing w:after="0"/>
         <w:ind w:left="11" w:right="57" w:hanging="11"/>
       </w:pPr>
-      <w:r>
-        <w:t>Hálózati mérnök</w:t>
-      </w:r>
     </w:p>
     <w:p>
       <w:pPr>
         <w:spacing w:after="0"/>
         <w:ind w:left="11" w:right="57" w:hanging="11"/>
       </w:pPr>
+      <w:r>
+        <w:t>Fizikai topológia, eszközök elhelyezése</w:t>
+      </w:r>
     </w:p>
     <w:p>
       <w:pPr>
@@ -4451,7 +6427,15 @@
         <w:ind w:left="11" w:right="57" w:hanging="11"/>
       </w:pPr>
       <w:r>
-        <w:t>Fizikai topológia, eszközök elhelyezése</w:t>
+        <w:t xml:space="preserve">L2/L3 konfiguráció: VLAN, </w:t>
+      </w:r>
+      <w:proofErr w:type="spellStart"/>
+      <w:r>
+        <w:t>EtherChannel</w:t>
+      </w:r>
+      <w:proofErr w:type="spellEnd"/>
+      <w:r>
+        <w:t>, HSRP, OSPF</w:t>
       </w:r>
     </w:p>
     <w:p>
@@ -4460,15 +6444,23 @@
         <w:ind w:left="11" w:right="57" w:hanging="11"/>
       </w:pPr>
       <w:r>
-        <w:t xml:space="preserve">L2/L3 konfiguráció: VLAN, </w:t>
-      </w:r>
-      <w:proofErr w:type="spellStart"/>
-      <w:r>
-        <w:t>EtherChannel</w:t>
-      </w:r>
-      <w:proofErr w:type="spellEnd"/>
-      <w:r>
-        <w:t>, HSRP, OSPF</w:t>
+        <w:t xml:space="preserve">VPN: </w:t>
+      </w:r>
+      <w:proofErr w:type="spellStart"/>
+      <w:r>
+        <w:t>IPsec</w:t>
+      </w:r>
+      <w:proofErr w:type="spellEnd"/>
+      <w:r>
+        <w:t xml:space="preserve">, GRE </w:t>
+      </w:r>
+      <w:proofErr w:type="spellStart"/>
+      <w:r>
+        <w:t>tunnel</w:t>
+      </w:r>
+      <w:proofErr w:type="spellEnd"/>
+      <w:r>
+        <w:t>-ek</w:t>
       </w:r>
     </w:p>
     <w:p>
@@ -4477,23 +6469,7 @@
         <w:ind w:left="11" w:right="57" w:hanging="11"/>
       </w:pPr>
       <w:r>
-        <w:t xml:space="preserve">VPN: </w:t>
-      </w:r>
-      <w:proofErr w:type="spellStart"/>
-      <w:r>
-        <w:t>IPsec</w:t>
-      </w:r>
-      <w:proofErr w:type="spellEnd"/>
-      <w:r>
-        <w:t xml:space="preserve">, GRE </w:t>
-      </w:r>
-      <w:proofErr w:type="spellStart"/>
-      <w:r>
-        <w:t>tunnel</w:t>
-      </w:r>
-      <w:proofErr w:type="spellEnd"/>
-      <w:r>
-        <w:t>-ek</w:t>
+        <w:t>Tűzfal: ASA zónák és szabályok</w:t>
       </w:r>
     </w:p>
     <w:p>
@@ -4501,8 +6477,13 @@
         <w:spacing w:after="0"/>
         <w:ind w:left="11" w:right="57" w:hanging="11"/>
       </w:pPr>
-      <w:r>
-        <w:t>Tűzfal: ASA zónák és szabályok</w:t>
+      <w:proofErr w:type="spellStart"/>
+      <w:r>
+        <w:t>Wireless</w:t>
+      </w:r>
+      <w:proofErr w:type="spellEnd"/>
+      <w:r>
+        <w:t>: AP konfiguráció, RADIUS integráció tesztelése</w:t>
       </w:r>
     </w:p>
     <w:p>
@@ -4510,13 +6491,8 @@
         <w:spacing w:after="0"/>
         <w:ind w:left="11" w:right="57" w:hanging="11"/>
       </w:pPr>
-      <w:proofErr w:type="spellStart"/>
-      <w:r>
-        <w:t>Wireless</w:t>
-      </w:r>
-      <w:proofErr w:type="spellEnd"/>
-      <w:r>
-        <w:t>: AP konfiguráció, RADIUS integráció tesztelése</w:t>
+      <w:r>
+        <w:t>Dokumentáció: hálózati diagramok, címzési táblák</w:t>
       </w:r>
     </w:p>
     <w:p>
@@ -4525,7 +6501,7 @@
         <w:ind w:left="11" w:right="57" w:hanging="11"/>
       </w:pPr>
       <w:r>
-        <w:t>Dokumentáció: hálózati diagramok, címzési táblák</w:t>
+        <w:t>Rendszermérnök</w:t>
       </w:r>
     </w:p>
     <w:p>
@@ -4533,15 +6509,15 @@
         <w:spacing w:after="0"/>
         <w:ind w:left="11" w:right="57" w:hanging="11"/>
       </w:pPr>
-      <w:r>
-        <w:t>Rendszermérnök</w:t>
-      </w:r>
     </w:p>
     <w:p>
       <w:pPr>
         <w:spacing w:after="0"/>
         <w:ind w:left="11" w:right="57" w:hanging="11"/>
       </w:pPr>
+      <w:r>
+        <w:t>Virtuális infrastruktúra: VM-ek telepítése, hálózati csatlakozásuk</w:t>
+      </w:r>
     </w:p>
     <w:p>
       <w:pPr>
@@ -4549,7 +6525,7 @@
         <w:ind w:left="11" w:right="57" w:hanging="11"/>
       </w:pPr>
       <w:r>
-        <w:t>Virtuális infrastruktúra: VM-ek telepítése, hálózati csatlakozásuk</w:t>
+        <w:t>Windows szerver: AD, DNS, DHCP, SMB, RADIUS, WSUS, backup</w:t>
       </w:r>
     </w:p>
     <w:p>
@@ -4558,7 +6534,31 @@
         <w:ind w:left="11" w:right="57" w:hanging="11"/>
       </w:pPr>
       <w:r>
-        <w:t>Windows szerver: AD, DNS, DHCP, SMB, RADIUS, WSUS, backup</w:t>
+        <w:t xml:space="preserve">Linux szerverek: </w:t>
+      </w:r>
+      <w:proofErr w:type="spellStart"/>
+      <w:r>
+        <w:t>Apache</w:t>
+      </w:r>
+      <w:proofErr w:type="spellEnd"/>
+      <w:r>
+        <w:t xml:space="preserve">, </w:t>
+      </w:r>
+      <w:proofErr w:type="spellStart"/>
+      <w:r>
+        <w:t>PostgreSQL</w:t>
+      </w:r>
+      <w:proofErr w:type="spellEnd"/>
+      <w:r>
+        <w:t xml:space="preserve">, </w:t>
+      </w:r>
+      <w:proofErr w:type="spellStart"/>
+      <w:r>
+        <w:t>Nginx</w:t>
+      </w:r>
+      <w:proofErr w:type="spellEnd"/>
+      <w:r>
+        <w:t xml:space="preserve"> telepítés és konfiguráció</w:t>
       </w:r>
     </w:p>
     <w:p>
@@ -4566,52 +6566,36 @@
         <w:spacing w:after="0"/>
         <w:ind w:left="11" w:right="57" w:hanging="11"/>
       </w:pPr>
-      <w:r>
-        <w:t xml:space="preserve">Linux szerverek: </w:t>
-      </w:r>
-      <w:proofErr w:type="spellStart"/>
-      <w:r>
-        <w:t>Apache</w:t>
-      </w:r>
-      <w:proofErr w:type="spellEnd"/>
-      <w:r>
-        <w:t xml:space="preserve">, </w:t>
-      </w:r>
-      <w:proofErr w:type="spellStart"/>
-      <w:r>
-        <w:t>PostgreSQL</w:t>
-      </w:r>
-      <w:proofErr w:type="spellEnd"/>
-      <w:r>
-        <w:t xml:space="preserve">, </w:t>
-      </w:r>
-      <w:proofErr w:type="spellStart"/>
-      <w:r>
-        <w:t>Nginx</w:t>
-      </w:r>
-      <w:proofErr w:type="spellEnd"/>
-      <w:r>
-        <w:t xml:space="preserve"> telepítés és konfiguráció</w:t>
-      </w:r>
+      <w:proofErr w:type="spellStart"/>
+      <w:r>
+        <w:t>Flutter</w:t>
+      </w:r>
+      <w:proofErr w:type="spellEnd"/>
+      <w:r>
+        <w:t xml:space="preserve"> alkalmazás: fejlesztés, tesztelés, </w:t>
+      </w:r>
+      <w:proofErr w:type="spellStart"/>
+      <w:r>
+        <w:t>deployment</w:t>
+      </w:r>
+      <w:proofErr w:type="spellEnd"/>
     </w:p>
     <w:p>
       <w:pPr>
         <w:spacing w:after="0"/>
         <w:ind w:left="11" w:right="57" w:hanging="11"/>
       </w:pPr>
-      <w:proofErr w:type="spellStart"/>
-      <w:r>
-        <w:t>Flutter</w:t>
-      </w:r>
-      <w:proofErr w:type="spellEnd"/>
-      <w:r>
-        <w:t xml:space="preserve"> alkalmazás: fejlesztés, tesztelés, </w:t>
-      </w:r>
-      <w:proofErr w:type="spellStart"/>
-      <w:r>
-        <w:t>deployment</w:t>
-      </w:r>
-      <w:proofErr w:type="spellEnd"/>
+      <w:r>
+        <w:t xml:space="preserve">IOT integráció: HTTP API a </w:t>
+      </w:r>
+      <w:proofErr w:type="spellStart"/>
+      <w:r>
+        <w:t>relay-hez</w:t>
+      </w:r>
+      <w:proofErr w:type="spellEnd"/>
+      <w:r>
+        <w:t>, adatbázis séma</w:t>
+      </w:r>
     </w:p>
     <w:p>
       <w:pPr>
@@ -4619,16 +6603,34 @@
         <w:ind w:left="11" w:right="57" w:hanging="11"/>
       </w:pPr>
       <w:r>
-        <w:t xml:space="preserve">IOT integráció: HTTP API a </w:t>
-      </w:r>
-      <w:proofErr w:type="spellStart"/>
-      <w:r>
-        <w:t>relay-hez</w:t>
-      </w:r>
-      <w:proofErr w:type="spellEnd"/>
-      <w:r>
-        <w:t>, adatbázis séma</w:t>
-      </w:r>
+        <w:t>Dokumentáció: szerver konfigurációk, videó készítés</w:t>
+      </w:r>
+    </w:p>
+    <w:p>
+      <w:pPr>
+        <w:pStyle w:val="Cmsor2"/>
+      </w:pPr>
+      <w:bookmarkStart w:id="31" w:name="_Toc223000195"/>
+      <w:r>
+        <w:t xml:space="preserve">10.2 GitHub </w:t>
+      </w:r>
+      <w:proofErr w:type="spellStart"/>
+      <w:r>
+        <w:t>Projects</w:t>
+      </w:r>
+      <w:proofErr w:type="spellEnd"/>
+      <w:r>
+        <w:t xml:space="preserve"> – </w:t>
+      </w:r>
+      <w:proofErr w:type="spellStart"/>
+      <w:r>
+        <w:t>Lightweight</w:t>
+      </w:r>
+      <w:proofErr w:type="spellEnd"/>
+      <w:r>
+        <w:t xml:space="preserve"> módszer</w:t>
+      </w:r>
+      <w:bookmarkEnd w:id="31"/>
     </w:p>
     <w:p>
       <w:pPr>
@@ -4636,7 +6638,31 @@
         <w:ind w:left="11" w:right="57" w:hanging="11"/>
       </w:pPr>
       <w:r>
-        <w:t>Dokumentáció: szerver konfigurációk, videó készítés</w:t>
+        <w:t xml:space="preserve">Egyetlen privát </w:t>
+      </w:r>
+      <w:proofErr w:type="spellStart"/>
+      <w:r>
+        <w:t>repository</w:t>
+      </w:r>
+      <w:proofErr w:type="spellEnd"/>
+      <w:r>
+        <w:t xml:space="preserve">: </w:t>
+      </w:r>
+      <w:proofErr w:type="spellStart"/>
+      <w:r>
+        <w:t>pacex</w:t>
+      </w:r>
+      <w:proofErr w:type="spellEnd"/>
+      <w:r>
+        <w:t>-</w:t>
+      </w:r>
+      <w:proofErr w:type="spellStart"/>
+      <w:r>
+        <w:t>network</w:t>
+      </w:r>
+      <w:proofErr w:type="spellEnd"/>
+      <w:r>
+        <w:t>-project</w:t>
       </w:r>
     </w:p>
     <w:p>
@@ -4644,25 +6670,6 @@
         <w:spacing w:after="0"/>
         <w:ind w:left="11" w:right="57" w:hanging="11"/>
       </w:pPr>
-      <w:r>
-        <w:t xml:space="preserve">10.2 GitHub </w:t>
-      </w:r>
-      <w:proofErr w:type="spellStart"/>
-      <w:r>
-        <w:t>Projects</w:t>
-      </w:r>
-      <w:proofErr w:type="spellEnd"/>
-      <w:r>
-        <w:t xml:space="preserve"> – </w:t>
-      </w:r>
-      <w:proofErr w:type="spellStart"/>
-      <w:r>
-        <w:t>Lightweight</w:t>
-      </w:r>
-      <w:proofErr w:type="spellEnd"/>
-      <w:r>
-        <w:t xml:space="preserve"> módszer</w:t>
-      </w:r>
     </w:p>
     <w:p>
       <w:pPr>
@@ -4670,31 +6677,7 @@
         <w:ind w:left="11" w:right="57" w:hanging="11"/>
       </w:pPr>
       <w:r>
-        <w:t xml:space="preserve">Egyetlen privát </w:t>
-      </w:r>
-      <w:proofErr w:type="spellStart"/>
-      <w:r>
-        <w:t>repository</w:t>
-      </w:r>
-      <w:proofErr w:type="spellEnd"/>
-      <w:r>
-        <w:t xml:space="preserve">: </w:t>
-      </w:r>
-      <w:proofErr w:type="spellStart"/>
-      <w:r>
-        <w:t>pacex</w:t>
-      </w:r>
-      <w:proofErr w:type="spellEnd"/>
-      <w:r>
-        <w:t>-</w:t>
-      </w:r>
-      <w:proofErr w:type="spellStart"/>
-      <w:r>
-        <w:t>network</w:t>
-      </w:r>
-      <w:proofErr w:type="spellEnd"/>
-      <w:r>
-        <w:t>-project</w:t>
+        <w:t>Struktúra:</w:t>
       </w:r>
     </w:p>
     <w:p>
@@ -4702,6 +6685,25 @@
         <w:spacing w:after="0"/>
         <w:ind w:left="11" w:right="57" w:hanging="11"/>
       </w:pPr>
+      <w:r>
+        <w:t>/</w:t>
+      </w:r>
+      <w:proofErr w:type="spellStart"/>
+      <w:r>
+        <w:t>pacex</w:t>
+      </w:r>
+      <w:proofErr w:type="spellEnd"/>
+      <w:r>
+        <w:t>-</w:t>
+      </w:r>
+      <w:proofErr w:type="spellStart"/>
+      <w:r>
+        <w:t>network</w:t>
+      </w:r>
+      <w:proofErr w:type="spellEnd"/>
+      <w:r>
+        <w:t>-project</w:t>
+      </w:r>
     </w:p>
     <w:p>
       <w:pPr>
@@ -4709,8 +6711,13 @@
         <w:ind w:left="11" w:right="57" w:hanging="11"/>
       </w:pPr>
       <w:r>
-        <w:t>Struktúra:</w:t>
-      </w:r>
+        <w:t xml:space="preserve">  /</w:t>
+      </w:r>
+      <w:proofErr w:type="spellStart"/>
+      <w:r>
+        <w:t>docs</w:t>
+      </w:r>
+      <w:proofErr w:type="spellEnd"/>
     </w:p>
     <w:p>
       <w:pPr>
@@ -4718,23 +6725,7 @@
         <w:ind w:left="11" w:right="57" w:hanging="11"/>
       </w:pPr>
       <w:r>
-        <w:t>/</w:t>
-      </w:r>
-      <w:proofErr w:type="spellStart"/>
-      <w:r>
-        <w:t>pacex</w:t>
-      </w:r>
-      <w:proofErr w:type="spellEnd"/>
-      <w:r>
-        <w:t>-</w:t>
-      </w:r>
-      <w:proofErr w:type="spellStart"/>
-      <w:r>
-        <w:t>network</w:t>
-      </w:r>
-      <w:proofErr w:type="spellEnd"/>
-      <w:r>
-        <w:t>-project</w:t>
+        <w:t xml:space="preserve">    halozati_terv.md</w:t>
       </w:r>
     </w:p>
     <w:p>
@@ -4743,13 +6734,8 @@
         <w:ind w:left="11" w:right="57" w:hanging="11"/>
       </w:pPr>
       <w:r>
-        <w:t xml:space="preserve">  /</w:t>
-      </w:r>
-      <w:proofErr w:type="spellStart"/>
-      <w:r>
-        <w:t>docs</w:t>
-      </w:r>
-      <w:proofErr w:type="spellEnd"/>
+        <w:t xml:space="preserve">    szerver_konfigok.md</w:t>
+      </w:r>
     </w:p>
     <w:p>
       <w:pPr>
@@ -4757,7 +6743,7 @@
         <w:ind w:left="11" w:right="57" w:hanging="11"/>
       </w:pPr>
       <w:r>
-        <w:t xml:space="preserve">    halozati_terv.md</w:t>
+        <w:t xml:space="preserve">    cimzesi_sema.md</w:t>
       </w:r>
     </w:p>
     <w:p>
@@ -4766,8 +6752,13 @@
         <w:ind w:left="11" w:right="57" w:hanging="11"/>
       </w:pPr>
       <w:r>
-        <w:t xml:space="preserve">    szerver_konfigok.md</w:t>
-      </w:r>
+        <w:t xml:space="preserve">  /</w:t>
+      </w:r>
+      <w:proofErr w:type="spellStart"/>
+      <w:r>
+        <w:t>configs</w:t>
+      </w:r>
+      <w:proofErr w:type="spellEnd"/>
     </w:p>
     <w:p>
       <w:pPr>
@@ -4775,8 +6766,13 @@
         <w:ind w:left="11" w:right="57" w:hanging="11"/>
       </w:pPr>
       <w:r>
-        <w:t xml:space="preserve">    cimzesi_sema.md</w:t>
-      </w:r>
+        <w:t xml:space="preserve">    /</w:t>
+      </w:r>
+      <w:proofErr w:type="spellStart"/>
+      <w:r>
+        <w:t>templates</w:t>
+      </w:r>
+      <w:proofErr w:type="spellEnd"/>
     </w:p>
     <w:p>
       <w:pPr>
@@ -4785,11 +6781,11 @@
       </w:pPr>
       <w:r>
         <w:lastRenderedPageBreak/>
-        <w:t xml:space="preserve">  /</w:t>
-      </w:r>
-      <w:proofErr w:type="spellStart"/>
-      <w:r>
-        <w:t>configs</w:t>
+        <w:t xml:space="preserve">    /</w:t>
+      </w:r>
+      <w:proofErr w:type="spellStart"/>
+      <w:r>
+        <w:t>generated</w:t>
       </w:r>
       <w:proofErr w:type="spellEnd"/>
     </w:p>
@@ -4799,11 +6795,11 @@
         <w:ind w:left="11" w:right="57" w:hanging="11"/>
       </w:pPr>
       <w:r>
-        <w:t xml:space="preserve">    /</w:t>
-      </w:r>
-      <w:proofErr w:type="spellStart"/>
-      <w:r>
-        <w:t>templates</w:t>
+        <w:t xml:space="preserve">  /</w:t>
+      </w:r>
+      <w:proofErr w:type="spellStart"/>
+      <w:r>
+        <w:t>flutter_app</w:t>
       </w:r>
       <w:proofErr w:type="spellEnd"/>
     </w:p>
@@ -4817,7 +6813,7 @@
       </w:r>
       <w:proofErr w:type="spellStart"/>
       <w:r>
-        <w:t>generated</w:t>
+        <w:t>lib</w:t>
       </w:r>
       <w:proofErr w:type="spellEnd"/>
     </w:p>
@@ -4827,11 +6823,11 @@
         <w:ind w:left="11" w:right="57" w:hanging="11"/>
       </w:pPr>
       <w:r>
-        <w:t xml:space="preserve">  /</w:t>
-      </w:r>
-      <w:proofErr w:type="spellStart"/>
-      <w:r>
-        <w:t>flutter_app</w:t>
+        <w:t xml:space="preserve">    /</w:t>
+      </w:r>
+      <w:proofErr w:type="spellStart"/>
+      <w:r>
+        <w:t>assets</w:t>
       </w:r>
       <w:proofErr w:type="spellEnd"/>
     </w:p>
@@ -4841,35 +6837,27 @@
         <w:ind w:left="11" w:right="57" w:hanging="11"/>
       </w:pPr>
       <w:r>
-        <w:t xml:space="preserve">    /</w:t>
-      </w:r>
-      <w:proofErr w:type="spellStart"/>
-      <w:r>
-        <w:t>lib</w:t>
-      </w:r>
-      <w:proofErr w:type="spellEnd"/>
+        <w:t xml:space="preserve">  README.md</w:t>
+      </w:r>
     </w:p>
     <w:p>
       <w:pPr>
         <w:spacing w:after="0"/>
         <w:ind w:left="11" w:right="57" w:hanging="11"/>
       </w:pPr>
-      <w:r>
-        <w:t xml:space="preserve">    /</w:t>
-      </w:r>
-      <w:proofErr w:type="spellStart"/>
-      <w:r>
-        <w:t>assets</w:t>
-      </w:r>
-      <w:proofErr w:type="spellEnd"/>
     </w:p>
     <w:p>
       <w:pPr>
         <w:spacing w:after="0"/>
         <w:ind w:left="11" w:right="57" w:hanging="11"/>
       </w:pPr>
-      <w:r>
-        <w:t xml:space="preserve">  README.md</w:t>
+      <w:proofErr w:type="spellStart"/>
+      <w:r>
+        <w:t>Issue</w:t>
+      </w:r>
+      <w:proofErr w:type="spellEnd"/>
+      <w:r>
+        <w:t xml:space="preserve"> kezelés</w:t>
       </w:r>
     </w:p>
     <w:p>
@@ -4883,13 +6871,8 @@
         <w:spacing w:after="0"/>
         <w:ind w:left="11" w:right="57" w:hanging="11"/>
       </w:pPr>
-      <w:proofErr w:type="spellStart"/>
-      <w:r>
-        <w:t>Issue</w:t>
-      </w:r>
-      <w:proofErr w:type="spellEnd"/>
-      <w:r>
-        <w:t xml:space="preserve"> kezelés</w:t>
+      <w:r>
+        <w:t>Címkék színekkel:</w:t>
       </w:r>
     </w:p>
     <w:p>
@@ -4903,8 +6886,13 @@
         <w:spacing w:after="0"/>
         <w:ind w:left="11" w:right="57" w:hanging="11"/>
       </w:pPr>
-      <w:r>
-        <w:t>Címkék színekkel:</w:t>
+      <w:proofErr w:type="spellStart"/>
+      <w:r>
+        <w:t>network</w:t>
+      </w:r>
+      <w:proofErr w:type="spellEnd"/>
+      <w:r>
+        <w:t xml:space="preserve"> (kék) – hálózati mérnök feladatai</w:t>
       </w:r>
     </w:p>
     <w:p>
@@ -4912,6 +6900,9 @@
         <w:spacing w:after="0"/>
         <w:ind w:left="11" w:right="57" w:hanging="11"/>
       </w:pPr>
+      <w:r>
+        <w:t>server (zöld) – rendszermérnök feladatai</w:t>
+      </w:r>
     </w:p>
     <w:p>
       <w:pPr>
@@ -4920,11 +6911,11 @@
       </w:pPr>
       <w:proofErr w:type="spellStart"/>
       <w:r>
-        <w:t>network</w:t>
-      </w:r>
-      <w:proofErr w:type="spellEnd"/>
-      <w:r>
-        <w:t xml:space="preserve"> (kék) – hálózati mérnök feladatai</w:t>
+        <w:t>docs</w:t>
+      </w:r>
+      <w:proofErr w:type="spellEnd"/>
+      <w:r>
+        <w:t xml:space="preserve"> (sárga) – dokumentáció</w:t>
       </w:r>
     </w:p>
     <w:p>
@@ -4932,8 +6923,13 @@
         <w:spacing w:after="0"/>
         <w:ind w:left="11" w:right="57" w:hanging="11"/>
       </w:pPr>
-      <w:r>
-        <w:t>server (zöld) – rendszermérnök feladatai</w:t>
+      <w:proofErr w:type="spellStart"/>
+      <w:r>
+        <w:t>blocked</w:t>
+      </w:r>
+      <w:proofErr w:type="spellEnd"/>
+      <w:r>
+        <w:t xml:space="preserve"> (piros) – függőség miatt várakozik</w:t>
       </w:r>
     </w:p>
     <w:p>
@@ -4943,11 +6939,19 @@
       </w:pPr>
       <w:proofErr w:type="spellStart"/>
       <w:r>
-        <w:t>docs</w:t>
-      </w:r>
-      <w:proofErr w:type="spellEnd"/>
-      <w:r>
-        <w:t xml:space="preserve"> (sárga) – dokumentáció</w:t>
+        <w:t>review</w:t>
+      </w:r>
+      <w:proofErr w:type="spellEnd"/>
+      <w:r>
+        <w:t xml:space="preserve"> (lila) – kész, </w:t>
+      </w:r>
+      <w:proofErr w:type="spellStart"/>
+      <w:r>
+        <w:t>review</w:t>
+      </w:r>
+      <w:proofErr w:type="spellEnd"/>
+      <w:r>
+        <w:t xml:space="preserve"> szükséges</w:t>
       </w:r>
     </w:p>
     <w:p>
@@ -4957,11 +6961,11 @@
       </w:pPr>
       <w:proofErr w:type="spellStart"/>
       <w:r>
-        <w:t>blocked</w:t>
-      </w:r>
-      <w:proofErr w:type="spellEnd"/>
-      <w:r>
-        <w:t xml:space="preserve"> (piros) – függőség miatt várakozik</w:t>
+        <w:t>Milestone</w:t>
+      </w:r>
+      <w:proofErr w:type="spellEnd"/>
+      <w:r>
+        <w:t>-ok a fázisokhoz:</w:t>
       </w:r>
     </w:p>
     <w:p>
@@ -4969,35 +6973,14 @@
         <w:spacing w:after="0"/>
         <w:ind w:left="11" w:right="57" w:hanging="11"/>
       </w:pPr>
-      <w:proofErr w:type="spellStart"/>
-      <w:r>
-        <w:t>review</w:t>
-      </w:r>
-      <w:proofErr w:type="spellEnd"/>
-      <w:r>
-        <w:t xml:space="preserve"> (lila) – kész, </w:t>
-      </w:r>
-      <w:proofErr w:type="spellStart"/>
-      <w:r>
-        <w:t>review</w:t>
-      </w:r>
-      <w:proofErr w:type="spellEnd"/>
-      <w:r>
-        <w:t xml:space="preserve"> szükséges</w:t>
-      </w:r>
     </w:p>
     <w:p>
       <w:pPr>
         <w:spacing w:after="0"/>
         <w:ind w:left="11" w:right="57" w:hanging="11"/>
       </w:pPr>
-      <w:proofErr w:type="spellStart"/>
-      <w:r>
-        <w:t>Milestone</w:t>
-      </w:r>
-      <w:proofErr w:type="spellEnd"/>
-      <w:r>
-        <w:t>-ok a fázisokhoz:</w:t>
+      <w:r>
+        <w:t>Tervezés (2 nap)</w:t>
       </w:r>
     </w:p>
     <w:p>
@@ -5005,6 +6988,9 @@
         <w:spacing w:after="0"/>
         <w:ind w:left="11" w:right="57" w:hanging="11"/>
       </w:pPr>
+      <w:r>
+        <w:t>Fizikai építés (2 nap)</w:t>
+      </w:r>
     </w:p>
     <w:p>
       <w:pPr>
@@ -5012,7 +6998,15 @@
         <w:ind w:left="11" w:right="57" w:hanging="11"/>
       </w:pPr>
       <w:r>
-        <w:t>Tervezés (2 nap)</w:t>
+        <w:t xml:space="preserve">L2/L3 </w:t>
+      </w:r>
+      <w:proofErr w:type="spellStart"/>
+      <w:r>
+        <w:t>konfig</w:t>
+      </w:r>
+      <w:proofErr w:type="spellEnd"/>
+      <w:r>
+        <w:t xml:space="preserve"> (2 nap)</w:t>
       </w:r>
     </w:p>
     <w:p>
@@ -5020,8 +7014,13 @@
         <w:spacing w:after="0"/>
         <w:ind w:left="11" w:right="57" w:hanging="11"/>
       </w:pPr>
-      <w:r>
-        <w:t>Fizikai építés (2 nap)</w:t>
+      <w:proofErr w:type="spellStart"/>
+      <w:r>
+        <w:t>Routing</w:t>
+      </w:r>
+      <w:proofErr w:type="spellEnd"/>
+      <w:r>
+        <w:t xml:space="preserve"> és VPN (2 nap)</w:t>
       </w:r>
     </w:p>
     <w:p>
@@ -5030,15 +7029,7 @@
         <w:ind w:left="11" w:right="57" w:hanging="11"/>
       </w:pPr>
       <w:r>
-        <w:t xml:space="preserve">L2/L3 </w:t>
-      </w:r>
-      <w:proofErr w:type="spellStart"/>
-      <w:r>
-        <w:t>konfig</w:t>
-      </w:r>
-      <w:proofErr w:type="spellEnd"/>
-      <w:r>
-        <w:t xml:space="preserve"> (2 nap)</w:t>
+        <w:t>Szerverek (3 nap)</w:t>
       </w:r>
     </w:p>
     <w:p>
@@ -5046,13 +7037,8 @@
         <w:spacing w:after="0"/>
         <w:ind w:left="11" w:right="57" w:hanging="11"/>
       </w:pPr>
-      <w:proofErr w:type="spellStart"/>
-      <w:r>
-        <w:t>Routing</w:t>
-      </w:r>
-      <w:proofErr w:type="spellEnd"/>
-      <w:r>
-        <w:t xml:space="preserve"> és VPN (2 nap)</w:t>
+      <w:r>
+        <w:t>Integráció (2 nap)</w:t>
       </w:r>
     </w:p>
     <w:p>
@@ -5061,7 +7047,7 @@
         <w:ind w:left="11" w:right="57" w:hanging="11"/>
       </w:pPr>
       <w:r>
-        <w:t>Szerverek (3 nap)</w:t>
+        <w:t>Dokumentáció és videó (2 nap)</w:t>
       </w:r>
     </w:p>
     <w:p>
@@ -5070,7 +7056,7 @@
         <w:ind w:left="11" w:right="57" w:hanging="11"/>
       </w:pPr>
       <w:r>
-        <w:t>Integráció (2 nap)</w:t>
+        <w:t>Napi folyamat (5-10 perc adminisztráció)</w:t>
       </w:r>
     </w:p>
     <w:p>
@@ -5078,9 +7064,6 @@
         <w:spacing w:after="0"/>
         <w:ind w:left="11" w:right="57" w:hanging="11"/>
       </w:pPr>
-      <w:r>
-        <w:t>Dokumentáció és videó (2 nap)</w:t>
-      </w:r>
     </w:p>
     <w:p>
       <w:pPr>
@@ -5088,7 +7071,31 @@
         <w:ind w:left="11" w:right="57" w:hanging="11"/>
       </w:pPr>
       <w:r>
-        <w:t>Napi folyamat (5-10 perc adminisztráció)</w:t>
+        <w:t xml:space="preserve">Reggel: </w:t>
+      </w:r>
+      <w:proofErr w:type="spellStart"/>
+      <w:r>
+        <w:t>Projects</w:t>
+      </w:r>
+      <w:proofErr w:type="spellEnd"/>
+      <w:r>
+        <w:t xml:space="preserve"> </w:t>
+      </w:r>
+      <w:proofErr w:type="spellStart"/>
+      <w:r>
+        <w:t>board</w:t>
+      </w:r>
+      <w:proofErr w:type="spellEnd"/>
+      <w:r>
+        <w:t xml:space="preserve"> megnyitása, saját </w:t>
+      </w:r>
+      <w:proofErr w:type="spellStart"/>
+      <w:r>
+        <w:t>issue</w:t>
+      </w:r>
+      <w:proofErr w:type="spellEnd"/>
+      <w:r>
+        <w:t>-k áttekintése.</w:t>
       </w:r>
     </w:p>
     <w:p>
@@ -5103,23 +7110,23 @@
         <w:ind w:left="11" w:right="57" w:hanging="11"/>
       </w:pPr>
       <w:r>
-        <w:t xml:space="preserve">Reggel: </w:t>
-      </w:r>
-      <w:proofErr w:type="spellStart"/>
-      <w:r>
-        <w:t>Projects</w:t>
-      </w:r>
-      <w:proofErr w:type="spellEnd"/>
-      <w:r>
-        <w:t xml:space="preserve"> </w:t>
-      </w:r>
-      <w:proofErr w:type="spellStart"/>
-      <w:r>
-        <w:t>board</w:t>
-      </w:r>
-      <w:proofErr w:type="spellEnd"/>
-      <w:r>
-        <w:t xml:space="preserve"> megnyitása, saját </w:t>
+        <w:t xml:space="preserve">Munka közben: </w:t>
+      </w:r>
+      <w:proofErr w:type="spellStart"/>
+      <w:r>
+        <w:t>commit</w:t>
+      </w:r>
+      <w:proofErr w:type="spellEnd"/>
+      <w:r>
+        <w:t xml:space="preserve"> minden jelentősebb lépés után, </w:t>
+      </w:r>
+      <w:proofErr w:type="spellStart"/>
+      <w:r>
+        <w:t>commit</w:t>
+      </w:r>
+      <w:proofErr w:type="spellEnd"/>
+      <w:r>
+        <w:t xml:space="preserve"> üzenet tartalmazza az </w:t>
       </w:r>
       <w:proofErr w:type="spellStart"/>
       <w:r>
@@ -5127,7 +7134,23 @@
       </w:r>
       <w:proofErr w:type="spellEnd"/>
       <w:r>
-        <w:t>-k áttekintése.</w:t>
+        <w:t xml:space="preserve"> számot: [#12] </w:t>
+      </w:r>
+      <w:proofErr w:type="spellStart"/>
+      <w:r>
+        <w:t>Configure</w:t>
+      </w:r>
+      <w:proofErr w:type="spellEnd"/>
+      <w:r>
+        <w:t xml:space="preserve"> HSRP </w:t>
+      </w:r>
+      <w:proofErr w:type="spellStart"/>
+      <w:r>
+        <w:t>on</w:t>
+      </w:r>
+      <w:proofErr w:type="spellEnd"/>
+      <w:r>
+        <w:t xml:space="preserve"> VLAN 10.</w:t>
       </w:r>
     </w:p>
     <w:p>
@@ -5142,62 +7165,6 @@
         <w:ind w:left="11" w:right="57" w:hanging="11"/>
       </w:pPr>
       <w:r>
-        <w:t xml:space="preserve">Munka közben: </w:t>
-      </w:r>
-      <w:proofErr w:type="spellStart"/>
-      <w:r>
-        <w:t>commit</w:t>
-      </w:r>
-      <w:proofErr w:type="spellEnd"/>
-      <w:r>
-        <w:t xml:space="preserve"> minden jelentősebb lépés után, </w:t>
-      </w:r>
-      <w:proofErr w:type="spellStart"/>
-      <w:r>
-        <w:t>commit</w:t>
-      </w:r>
-      <w:proofErr w:type="spellEnd"/>
-      <w:r>
-        <w:t xml:space="preserve"> üzenet tartalmazza az </w:t>
-      </w:r>
-      <w:proofErr w:type="spellStart"/>
-      <w:r>
-        <w:t>issue</w:t>
-      </w:r>
-      <w:proofErr w:type="spellEnd"/>
-      <w:r>
-        <w:t xml:space="preserve"> számot: [#12] </w:t>
-      </w:r>
-      <w:proofErr w:type="spellStart"/>
-      <w:r>
-        <w:t>Configure</w:t>
-      </w:r>
-      <w:proofErr w:type="spellEnd"/>
-      <w:r>
-        <w:t xml:space="preserve"> HSRP </w:t>
-      </w:r>
-      <w:proofErr w:type="spellStart"/>
-      <w:r>
-        <w:t>on</w:t>
-      </w:r>
-      <w:proofErr w:type="spellEnd"/>
-      <w:r>
-        <w:t xml:space="preserve"> VLAN 10.</w:t>
-      </w:r>
-    </w:p>
-    <w:p>
-      <w:pPr>
-        <w:spacing w:after="0"/>
-        <w:ind w:left="11" w:right="57" w:hanging="11"/>
-      </w:pPr>
-    </w:p>
-    <w:p>
-      <w:pPr>
-        <w:spacing w:after="0"/>
-        <w:ind w:left="11" w:right="57" w:hanging="11"/>
-      </w:pPr>
-      <w:r>
-        <w:lastRenderedPageBreak/>
         <w:t xml:space="preserve">Befejezéskor: </w:t>
       </w:r>
       <w:proofErr w:type="spellStart"/>
@@ -5371,10 +7338,15 @@
       <w:pPr>
         <w:pStyle w:val="Cmsor1"/>
       </w:pPr>
+      <w:bookmarkStart w:id="32" w:name="_Toc223000196"/>
       <w:r>
         <w:lastRenderedPageBreak/>
+        <w:t xml:space="preserve">11. </w:t>
+      </w:r>
+      <w:r>
         <w:t>Korlátozások és elfogadott megoldások</w:t>
       </w:r>
+      <w:bookmarkEnd w:id="32"/>
     </w:p>
     <w:p/>
     <w:tbl>
@@ -5667,8 +7639,6 @@
             <w:r>
               <w:t>Keretrendszer dokumentált, belső működés nem</w:t>
             </w:r>
-            <w:bookmarkStart w:id="5" w:name="_GoBack"/>
-            <w:bookmarkEnd w:id="5"/>
           </w:p>
         </w:tc>
       </w:tr>
@@ -7856,10 +9826,11 @@
     <w:uiPriority w:val="9"/>
     <w:unhideWhenUsed/>
     <w:qFormat/>
+    <w:rsid w:val="00ED4084"/>
     <w:pPr>
       <w:keepNext/>
       <w:keepLines/>
-      <w:spacing w:after="0"/>
+      <w:spacing w:after="360" w:line="240" w:lineRule="auto"/>
       <w:ind w:right="57"/>
       <w:jc w:val="center"/>
       <w:outlineLvl w:val="0"/>
@@ -8015,6 +9986,8 @@
   <w:style w:type="character" w:customStyle="1" w:styleId="Cmsor1Char">
     <w:name w:val="Címsor 1 Char"/>
     <w:link w:val="Cmsor1"/>
+    <w:uiPriority w:val="9"/>
+    <w:rsid w:val="00ED4084"/>
     <w:rPr>
       <w:rFonts w:ascii="Calibri" w:eastAsia="Calibri" w:hAnsi="Calibri" w:cs="Calibri"/>
       <w:b/>
@@ -8149,6 +10122,19 @@
         <w:insideV w:val="single" w:sz="4" w:space="0" w:color="auto"/>
       </w:tblBorders>
     </w:tblPr>
+  </w:style>
+  <w:style w:type="paragraph" w:styleId="TJ2">
+    <w:name w:val="toc 2"/>
+    <w:basedOn w:val="Norml"/>
+    <w:next w:val="Norml"/>
+    <w:autoRedefine/>
+    <w:uiPriority w:val="39"/>
+    <w:unhideWhenUsed/>
+    <w:rsid w:val="00ED4084"/>
+    <w:pPr>
+      <w:spacing w:after="100"/>
+      <w:ind w:left="240"/>
+    </w:pPr>
   </w:style>
 </w:styles>
 </file>
@@ -8419,7 +10405,7 @@
 </file>
 
 <file path=customXml/itemProps1.xml><?xml version="1.0" encoding="utf-8"?>
-<ds:datastoreItem xmlns:ds="http://schemas.openxmlformats.org/officeDocument/2006/customXml" ds:itemID="{E2F8CBB5-DE2C-4010-8B19-CCB835A49922}">
+<ds:datastoreItem xmlns:ds="http://schemas.openxmlformats.org/officeDocument/2006/customXml" ds:itemID="{5792C19A-843E-407A-A338-7220EE566C0F}">
   <ds:schemaRefs>
     <ds:schemaRef ds:uri="http://schemas.openxmlformats.org/officeDocument/2006/bibliography"/>
   </ds:schemaRefs>

--- a/Vizsgaremek.docx
+++ b/Vizsgaremek.docx
@@ -1,6 +1,6 @@
 
 <file path=word/document.xml><?xml version="1.0" encoding="utf-8"?>
-<w:document xmlns:wpc="http://schemas.microsoft.com/office/word/2010/wordprocessingCanvas" xmlns:cx="http://schemas.microsoft.com/office/drawing/2014/chartex" xmlns:cx1="http://schemas.microsoft.com/office/drawing/2015/9/8/chartex" xmlns:cx2="http://schemas.microsoft.com/office/drawing/2015/10/21/chartex" xmlns:cx3="http://schemas.microsoft.com/office/drawing/2016/5/9/chartex" xmlns:cx4="http://schemas.microsoft.com/office/drawing/2016/5/10/chartex" xmlns:cx5="http://schemas.microsoft.com/office/drawing/2016/5/11/chartex" xmlns:cx6="http://schemas.microsoft.com/office/drawing/2016/5/12/chartex" xmlns:cx7="http://schemas.microsoft.com/office/drawing/2016/5/13/chartex" xmlns:cx8="http://schemas.microsoft.com/office/drawing/2016/5/14/chartex" xmlns:mc="http://schemas.openxmlformats.org/markup-compatibility/2006" xmlns:aink="http://schemas.microsoft.com/office/drawing/2016/ink" xmlns:am3d="http://schemas.microsoft.com/office/drawing/2017/model3d" xmlns:o="urn:schemas-microsoft-com:office:office" xmlns:r="http://schemas.openxmlformats.org/officeDocument/2006/relationships" xmlns:m="http://schemas.openxmlformats.org/officeDocument/2006/math" xmlns:v="urn:schemas-microsoft-com:vml" xmlns:wp14="http://schemas.microsoft.com/office/word/2010/wordprocessingDrawing" xmlns:wp="http://schemas.openxmlformats.org/drawingml/2006/wordprocessingDrawing" xmlns:w10="urn:schemas-microsoft-com:office:word" xmlns:w="http://schemas.openxmlformats.org/wordprocessingml/2006/main" xmlns:w14="http://schemas.microsoft.com/office/word/2010/wordml" xmlns:w15="http://schemas.microsoft.com/office/word/2012/wordml" xmlns:w16cid="http://schemas.microsoft.com/office/word/2016/wordml/cid" xmlns:w16se="http://schemas.microsoft.com/office/word/2015/wordml/symex" xmlns:wpg="http://schemas.microsoft.com/office/word/2010/wordprocessingGroup" xmlns:wpi="http://schemas.microsoft.com/office/word/2010/wordprocessingInk" xmlns:wne="http://schemas.microsoft.com/office/word/2006/wordml" xmlns:wps="http://schemas.microsoft.com/office/word/2010/wordprocessingShape" mc:Ignorable="w14 w15 w16se w16cid wp14">
+<w:document xmlns:wpc="http://schemas.microsoft.com/office/word/2010/wordprocessingCanvas" xmlns:cx="http://schemas.microsoft.com/office/drawing/2014/chartex" xmlns:cx1="http://schemas.microsoft.com/office/drawing/2015/9/8/chartex" xmlns:cx2="http://schemas.microsoft.com/office/drawing/2015/10/21/chartex" xmlns:cx3="http://schemas.microsoft.com/office/drawing/2016/5/9/chartex" xmlns:cx4="http://schemas.microsoft.com/office/drawing/2016/5/10/chartex" xmlns:cx5="http://schemas.microsoft.com/office/drawing/2016/5/11/chartex" xmlns:cx6="http://schemas.microsoft.com/office/drawing/2016/5/12/chartex" xmlns:cx7="http://schemas.microsoft.com/office/drawing/2016/5/13/chartex" xmlns:cx8="http://schemas.microsoft.com/office/drawing/2016/5/14/chartex" xmlns:mc="http://schemas.openxmlformats.org/markup-compatibility/2006" xmlns:aink="http://schemas.microsoft.com/office/drawing/2016/ink" xmlns:am3d="http://schemas.microsoft.com/office/drawing/2017/model3d" xmlns:o="urn:schemas-microsoft-com:office:office" xmlns:oel="http://schemas.microsoft.com/office/2019/extlst" xmlns:r="http://schemas.openxmlformats.org/officeDocument/2006/relationships" xmlns:m="http://schemas.openxmlformats.org/officeDocument/2006/math" xmlns:v="urn:schemas-microsoft-com:vml" xmlns:wp14="http://schemas.microsoft.com/office/word/2010/wordprocessingDrawing" xmlns:wp="http://schemas.openxmlformats.org/drawingml/2006/wordprocessingDrawing" xmlns:w10="urn:schemas-microsoft-com:office:word" xmlns:w="http://schemas.openxmlformats.org/wordprocessingml/2006/main" xmlns:w14="http://schemas.microsoft.com/office/word/2010/wordml" xmlns:w15="http://schemas.microsoft.com/office/word/2012/wordml" xmlns:w16cex="http://schemas.microsoft.com/office/word/2018/wordml/cex" xmlns:w16cid="http://schemas.microsoft.com/office/word/2016/wordml/cid" xmlns:w16="http://schemas.microsoft.com/office/word/2018/wordml" xmlns:w16sdtdh="http://schemas.microsoft.com/office/word/2020/wordml/sdtdatahash" xmlns:w16se="http://schemas.microsoft.com/office/word/2015/wordml/symex" xmlns:wpg="http://schemas.microsoft.com/office/word/2010/wordprocessingGroup" xmlns:wpi="http://schemas.microsoft.com/office/word/2010/wordprocessingInk" xmlns:wne="http://schemas.microsoft.com/office/word/2006/wordml" xmlns:wps="http://schemas.microsoft.com/office/word/2010/wordprocessingShape" mc:Ignorable="w14 w15 w16se w16cid w16 w16cex w16sdtdh wp14">
   <w:body>
     <w:p>
       <w:pPr>
@@ -17,7 +17,7 @@
         <mc:AlternateContent>
           <mc:Choice Requires="wpg">
             <w:drawing>
-              <wp:inline distT="0" distB="0" distL="0" distR="0">
+              <wp:inline distT="0" distB="0" distL="0" distR="0" wp14:anchorId="5AC41F2E" wp14:editId="30ED17BB">
                 <wp:extent cx="4019550" cy="1721485"/>
                 <wp:effectExtent l="0" t="0" r="0" b="0"/>
                 <wp:docPr id="33795" name="Group 33795"/>
@@ -158,7 +158,7 @@
           </mc:Choice>
           <mc:Fallback>
             <w:pict>
-              <v:group id="Group 33795" o:spid="_x0000_s1026" style="width:316.5pt;height:135.55pt;mso-position-horizontal-relative:char;mso-position-vertical-relative:line" coordsize="40195,17214" o:gfxdata="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">
+              <v:group w14:anchorId="5AC41F2E" id="Group 33795" o:spid="_x0000_s1026" style="width:316.5pt;height:135.55pt;mso-position-horizontal-relative:char;mso-position-vertical-relative:line" coordsize="40195,17214" o:gfxdata="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">
                 <v:rect id="Rectangle 12" o:spid="_x0000_s1027" style="position:absolute;left:17448;top:4438;width:458;height:2065;visibility:visible;mso-wrap-style:square;v-text-anchor:top" o:gfxdata="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" filled="f" stroked="f">
                   <v:textbox inset="0,0,0,0">
                     <w:txbxContent>
@@ -821,7 +821,7 @@
         <w:rPr>
           <w:rFonts w:ascii="Calibri" w:eastAsia="Calibri" w:hAnsi="Calibri" w:cs="Calibri"/>
         </w:rPr>
-        <w:t xml:space="preserve">  - </w:t>
+        <w:t xml:space="preserve"> - </w:t>
       </w:r>
       <w:r>
         <w:rPr>
@@ -3257,29 +3257,13 @@
     </w:p>
     <w:p>
       <w:r>
-        <w:t xml:space="preserve">A dokumentáció a GLS csomagcég hálózati infrastruktúráját modellezi, pacex.hu </w:t>
-      </w:r>
-      <w:proofErr w:type="spellStart"/>
-      <w:r>
-        <w:t>domain</w:t>
-      </w:r>
-      <w:proofErr w:type="spellEnd"/>
-      <w:r>
-        <w:t xml:space="preserve"> név alatt. A vállalat négy telephellyel rendelkezik: központi komplex irodaház, szerverfarm, raktár és automatizált csomagpont. A megvalósítás Cisco fizikai eszközökön történik, korlátozottan virtuális szerverekkel.</w:t>
+        <w:t>A dokumentáció a GLS csomagcég hálózati infrastruktúráját modellezi, pacex.hu domain név alatt. A vállalat négy telephellyel rendelkezik: központi komplex irodaház, szerverfarm, raktár és automatizált csomagpont. A megvalósítás Cisco fizikai eszközökön történik, korlátozottan virtuális szerverekkel.</w:t>
       </w:r>
     </w:p>
     <w:p/>
     <w:p>
       <w:r>
-        <w:t xml:space="preserve">Vizsgakövetelmények teljesítése: 12/12. Korlátozás: IPv6 címzés terv szinten marad, a peremeszközök (2811 routerek, 2950 </w:t>
-      </w:r>
-      <w:proofErr w:type="spellStart"/>
-      <w:r>
-        <w:t>switchek</w:t>
-      </w:r>
-      <w:proofErr w:type="spellEnd"/>
-      <w:r>
-        <w:t>) nem támogatják.</w:t>
+        <w:t>Vizsgakövetelmények teljesítése: 12/12. Korlátozás: IPv6 címzés terv szinten marad, a peremeszközök (2811 routerek, 2950 switchek) nem támogatják.</w:t>
       </w:r>
     </w:p>
     <w:p/>
@@ -3311,34 +3295,13 @@
     </w:p>
     <w:p>
       <w:r>
-        <w:t xml:space="preserve">L2 redundancia: </w:t>
-      </w:r>
-      <w:proofErr w:type="spellStart"/>
-      <w:r>
-        <w:t>EtherChannel</w:t>
-      </w:r>
-      <w:proofErr w:type="spellEnd"/>
-      <w:r>
-        <w:t xml:space="preserve"> </w:t>
-      </w:r>
-      <w:proofErr w:type="spellStart"/>
-      <w:r>
-        <w:t>PAgP</w:t>
-      </w:r>
-      <w:proofErr w:type="spellEnd"/>
-      <w:r>
-        <w:t xml:space="preserve"> protokollal</w:t>
-      </w:r>
-    </w:p>
-    <w:p>
-      <w:r>
-        <w:t xml:space="preserve">L3 redundancia: HSRP a </w:t>
-      </w:r>
-      <w:proofErr w:type="spellStart"/>
-      <w:r>
-        <w:t>gateway-eken</w:t>
-      </w:r>
-      <w:proofErr w:type="spellEnd"/>
+        <w:t>L2 redundancia: EtherChannel PAgP protokollal</w:t>
+      </w:r>
+    </w:p>
+    <w:p>
+      <w:r>
+        <w:t>L3 redundancia: HSRP a gateway-eken</w:t>
+      </w:r>
     </w:p>
     <w:p>
       <w:r>
@@ -3356,57 +3319,23 @@
       </w:r>
     </w:p>
     <w:p>
-      <w:proofErr w:type="spellStart"/>
-      <w:r>
-        <w:t>Routing</w:t>
-      </w:r>
-      <w:proofErr w:type="spellEnd"/>
-      <w:r>
-        <w:t>: Statikus (Telephely 3, 4) + OSPF (Telephely 1-2-3)</w:t>
-      </w:r>
-    </w:p>
-    <w:p>
-      <w:r>
-        <w:t xml:space="preserve">WAN: GRE/IPIP </w:t>
-      </w:r>
-      <w:proofErr w:type="spellStart"/>
-      <w:r>
-        <w:t>tunnel</w:t>
-      </w:r>
-      <w:proofErr w:type="spellEnd"/>
-      <w:r>
-        <w:t>-ek</w:t>
-      </w:r>
-    </w:p>
-    <w:p>
-      <w:r>
-        <w:t>VPN: Site-</w:t>
-      </w:r>
-      <w:proofErr w:type="spellStart"/>
-      <w:r>
-        <w:t>to</w:t>
-      </w:r>
-      <w:proofErr w:type="spellEnd"/>
-      <w:r>
-        <w:t xml:space="preserve">-Site </w:t>
-      </w:r>
-      <w:proofErr w:type="spellStart"/>
-      <w:r>
-        <w:t>IPsec</w:t>
-      </w:r>
-      <w:proofErr w:type="spellEnd"/>
-    </w:p>
-    <w:p>
-      <w:r>
-        <w:t xml:space="preserve">Programozott konfiguráció: </w:t>
-      </w:r>
-      <w:proofErr w:type="spellStart"/>
-      <w:r>
-        <w:t>Flutter</w:t>
-      </w:r>
-      <w:proofErr w:type="spellEnd"/>
-      <w:r>
-        <w:t xml:space="preserve"> alkalmazás</w:t>
+      <w:r>
+        <w:t>Routing: Statikus (Telephely 3, 4) + OSPF (Telephely 1-2-3)</w:t>
+      </w:r>
+    </w:p>
+    <w:p>
+      <w:r>
+        <w:t>WAN: GRE/IPIP tunnel-ek</w:t>
+      </w:r>
+    </w:p>
+    <w:p>
+      <w:r>
+        <w:t>VPN: Site-to-Site IPsec</w:t>
+      </w:r>
+    </w:p>
+    <w:p>
+      <w:r>
+        <w:t>Programozott konfiguráció: Flutter alkalmazás</w:t>
       </w:r>
     </w:p>
     <w:p>
@@ -3433,15 +3362,7 @@
     </w:p>
     <w:p>
       <w:r>
-        <w:t xml:space="preserve">Linux szerverek: Apache2, </w:t>
-      </w:r>
-      <w:proofErr w:type="spellStart"/>
-      <w:r>
-        <w:t>PostgreSQL</w:t>
-      </w:r>
-      <w:proofErr w:type="spellEnd"/>
-      <w:r>
-        <w:t>, CDN (Telephely 2)</w:t>
+        <w:t>Linux szerverek: Apache2, PostgreSQL, CDN (Telephely 2)</w:t>
       </w:r>
     </w:p>
     <w:p>
@@ -3480,115 +3401,19 @@
     </w:p>
     <w:p>
       <w:r>
-        <w:t>Az iskolai router biztosítja az internetkapcsolatot PAT-</w:t>
-      </w:r>
-      <w:proofErr w:type="spellStart"/>
-      <w:r>
-        <w:t>tal</w:t>
-      </w:r>
-      <w:proofErr w:type="spellEnd"/>
-      <w:r>
-        <w:t xml:space="preserve">. Egy közös Cisco 2950 </w:t>
-      </w:r>
-      <w:proofErr w:type="spellStart"/>
-      <w:r>
-        <w:t>switch</w:t>
-      </w:r>
-      <w:proofErr w:type="spellEnd"/>
-      <w:r>
-        <w:t xml:space="preserve"> kapcsolja össze a négy </w:t>
-      </w:r>
-      <w:proofErr w:type="spellStart"/>
-      <w:r>
-        <w:t>telephelyet</w:t>
-      </w:r>
-      <w:proofErr w:type="spellEnd"/>
-      <w:r>
-        <w:t xml:space="preserve">, amelynek G0/1 </w:t>
-      </w:r>
-      <w:proofErr w:type="spellStart"/>
-      <w:r>
-        <w:t>portja</w:t>
-      </w:r>
-      <w:proofErr w:type="spellEnd"/>
-      <w:r>
-        <w:t xml:space="preserve"> az iskolai routerhez, F0/1-F0/4 </w:t>
-      </w:r>
-      <w:proofErr w:type="spellStart"/>
-      <w:r>
-        <w:t>portjai</w:t>
-      </w:r>
-      <w:proofErr w:type="spellEnd"/>
-      <w:r>
-        <w:t xml:space="preserve"> a telephelyekhez csatlakoznak.</w:t>
+        <w:t>Az iskolai router biztosítja az internetkapcsolatot PAT-tal. Egy közös Cisco 2950 switch kapcsolja össze a négy telephelyet, amelynek G0/1 portja az iskolai routerhez, F0/1-F0/4 portjai a telephelyekhez csatlakoznak.</w:t>
       </w:r>
     </w:p>
     <w:p/>
     <w:p>
       <w:r>
-        <w:t xml:space="preserve">Telephely 1 (Komplex) két 2811 routeren keresztül éri el a központi </w:t>
-      </w:r>
-      <w:proofErr w:type="spellStart"/>
-      <w:r>
-        <w:t>switch-et</w:t>
-      </w:r>
-      <w:proofErr w:type="spellEnd"/>
-      <w:r>
-        <w:t>. Minden más telephely egyetlen 2811 routerrel csatlakozik.</w:t>
+        <w:t>Telephely 1 (Komplex) két 2811 routeren keresztül éri el a központi switch-et. Minden más telephely egyetlen 2811 routerrel csatlakozik.</w:t>
       </w:r>
     </w:p>
     <w:p/>
     <w:p>
       <w:r>
-        <w:t xml:space="preserve">A Telephely 1-2 és 1-3 között GRE vagy IPIP </w:t>
-      </w:r>
-      <w:proofErr w:type="spellStart"/>
-      <w:r>
-        <w:t>tunnel</w:t>
-      </w:r>
-      <w:proofErr w:type="spellEnd"/>
-      <w:r>
-        <w:t xml:space="preserve"> fut, amelyen belül OSPF dinamikus </w:t>
-      </w:r>
-      <w:proofErr w:type="spellStart"/>
-      <w:r>
-        <w:t>routing</w:t>
-      </w:r>
-      <w:proofErr w:type="spellEnd"/>
-      <w:r>
-        <w:t xml:space="preserve"> működik. A </w:t>
-      </w:r>
-      <w:proofErr w:type="spellStart"/>
-      <w:r>
-        <w:t>tunnel</w:t>
-      </w:r>
-      <w:proofErr w:type="spellEnd"/>
-      <w:r>
-        <w:t>-ek felett Site-</w:t>
-      </w:r>
-      <w:proofErr w:type="spellStart"/>
-      <w:r>
-        <w:t>to</w:t>
-      </w:r>
-      <w:proofErr w:type="spellEnd"/>
-      <w:r>
-        <w:t xml:space="preserve">-Site </w:t>
-      </w:r>
-      <w:proofErr w:type="spellStart"/>
-      <w:r>
-        <w:t>IPsec</w:t>
-      </w:r>
-      <w:proofErr w:type="spellEnd"/>
-      <w:r>
-        <w:t xml:space="preserve"> VPN </w:t>
-      </w:r>
-      <w:proofErr w:type="spellStart"/>
-      <w:r>
-        <w:t>titkosítja</w:t>
-      </w:r>
-      <w:proofErr w:type="spellEnd"/>
-      <w:r>
-        <w:t xml:space="preserve"> a forgalmat.</w:t>
+        <w:t>A Telephely 1-2 és 1-3 között GRE vagy IPIP tunnel fut, amelyen belül OSPF dinamikus routing működik. A tunnel-ek felett Site-to-Site IPsec VPN titkosítja a forgalmat.</w:t>
       </w:r>
     </w:p>
     <w:p/>
@@ -3651,15 +3476,7 @@
     </w:p>
     <w:p>
       <w:r>
-        <w:t xml:space="preserve">VPN </w:t>
-      </w:r>
-      <w:proofErr w:type="spellStart"/>
-      <w:r>
-        <w:t>tunnel</w:t>
-      </w:r>
-      <w:proofErr w:type="spellEnd"/>
-      <w:r>
-        <w:t xml:space="preserve"> hálózatok /30 maszkkal:</w:t>
+        <w:t>VPN tunnel hálózatok /30 maszkkal:</w:t>
       </w:r>
     </w:p>
     <w:p/>
@@ -3682,72 +3499,112 @@
     <w:p/>
     <w:p>
       <w:r>
-        <w:t>A 2001:db8::/32 prefixből allokált hálózatok:</w:t>
+        <w:t>A 2001:db</w:t>
+      </w:r>
+      <w:proofErr w:type="gramStart"/>
+      <w:r>
+        <w:t>8::/</w:t>
+      </w:r>
+      <w:proofErr w:type="gramEnd"/>
+      <w:r>
+        <w:t>32 prefixből allokált hálózatok:</w:t>
       </w:r>
     </w:p>
     <w:p/>
     <w:p>
       <w:r>
-        <w:t>2001:db8:1:10::/64 – VLAN 10</w:t>
-      </w:r>
-    </w:p>
-    <w:p>
-      <w:r>
-        <w:t>2001:db8:1:20::/64 – VLAN 20</w:t>
-      </w:r>
-    </w:p>
-    <w:p>
-      <w:r>
-        <w:t>2001:db8:1:80::/64 – VLAN 80</w:t>
-      </w:r>
-    </w:p>
-    <w:p>
-      <w:r>
-        <w:t>2001:db8:1:99::/64 – VLAN 99</w:t>
-      </w:r>
-    </w:p>
-    <w:p>
-      <w:r>
-        <w:t>2001:db8:2::/64 – Telephely 2</w:t>
-      </w:r>
-    </w:p>
-    <w:p>
-      <w:r>
-        <w:t>2001:db8:3::/64 – Telephely 3</w:t>
-      </w:r>
-    </w:p>
-    <w:p>
-      <w:r>
-        <w:t>2001:db8:4::/64 – Telephely 4</w:t>
-      </w:r>
-    </w:p>
-    <w:p>
-      <w:r>
-        <w:t xml:space="preserve">A megvalósítás akadálya: a 2811 és 2950 eszközök IOS verziói nem tartalmazzák az IPv6 </w:t>
-      </w:r>
-      <w:proofErr w:type="spellStart"/>
-      <w:r>
-        <w:t>routing</w:t>
-      </w:r>
-      <w:proofErr w:type="spellEnd"/>
-      <w:r>
-        <w:t>/</w:t>
-      </w:r>
-      <w:proofErr w:type="spellStart"/>
-      <w:r>
-        <w:t>stack</w:t>
-      </w:r>
-      <w:proofErr w:type="spellEnd"/>
-      <w:r>
-        <w:t xml:space="preserve"> támogatást. Az ASA 5510 képes lenne IPv6-ra, de a peremhálózati eszközök hiánya miatt a teljes infrastruktúra nem </w:t>
-      </w:r>
-      <w:proofErr w:type="spellStart"/>
-      <w:r>
-        <w:t>migrálható</w:t>
-      </w:r>
-      <w:proofErr w:type="spellEnd"/>
-      <w:r>
-        <w:t>.</w:t>
+        <w:t>2001:db</w:t>
+      </w:r>
+      <w:proofErr w:type="gramStart"/>
+      <w:r>
+        <w:t>8:1:10::/</w:t>
+      </w:r>
+      <w:proofErr w:type="gramEnd"/>
+      <w:r>
+        <w:t>64 – VLAN 10</w:t>
+      </w:r>
+    </w:p>
+    <w:p>
+      <w:r>
+        <w:t>2001:db</w:t>
+      </w:r>
+      <w:proofErr w:type="gramStart"/>
+      <w:r>
+        <w:t>8:1:20::/</w:t>
+      </w:r>
+      <w:proofErr w:type="gramEnd"/>
+      <w:r>
+        <w:t>64 – VLAN 20</w:t>
+      </w:r>
+    </w:p>
+    <w:p>
+      <w:r>
+        <w:t>2001:db</w:t>
+      </w:r>
+      <w:proofErr w:type="gramStart"/>
+      <w:r>
+        <w:t>8:1:80::/</w:t>
+      </w:r>
+      <w:proofErr w:type="gramEnd"/>
+      <w:r>
+        <w:t>64 – VLAN 80</w:t>
+      </w:r>
+    </w:p>
+    <w:p>
+      <w:r>
+        <w:t>2001:db</w:t>
+      </w:r>
+      <w:proofErr w:type="gramStart"/>
+      <w:r>
+        <w:t>8:1:99::/</w:t>
+      </w:r>
+      <w:proofErr w:type="gramEnd"/>
+      <w:r>
+        <w:t>64 – VLAN 99</w:t>
+      </w:r>
+    </w:p>
+    <w:p>
+      <w:r>
+        <w:t>2001:db</w:t>
+      </w:r>
+      <w:proofErr w:type="gramStart"/>
+      <w:r>
+        <w:t>8:2::/</w:t>
+      </w:r>
+      <w:proofErr w:type="gramEnd"/>
+      <w:r>
+        <w:t>64 – Telephely 2</w:t>
+      </w:r>
+    </w:p>
+    <w:p>
+      <w:r>
+        <w:t>2001:db</w:t>
+      </w:r>
+      <w:proofErr w:type="gramStart"/>
+      <w:r>
+        <w:t>8:3::/</w:t>
+      </w:r>
+      <w:proofErr w:type="gramEnd"/>
+      <w:r>
+        <w:t>64 – Telephely 3</w:t>
+      </w:r>
+    </w:p>
+    <w:p>
+      <w:r>
+        <w:t>2001:db</w:t>
+      </w:r>
+      <w:proofErr w:type="gramStart"/>
+      <w:r>
+        <w:t>8:4::/</w:t>
+      </w:r>
+      <w:proofErr w:type="gramEnd"/>
+      <w:r>
+        <w:t>64 – Telephely 4</w:t>
+      </w:r>
+    </w:p>
+    <w:p>
+      <w:r>
+        <w:t>A megvalósítás akadálya: a 2811 és 2950 eszközök IOS verziói nem tartalmazzák az IPv6 routing/stack támogatást. Az ASA 5510 képes lenne IPv6-ra, de a peremhálózati eszközök hiánya miatt a teljes infrastruktúra nem migrálható.</w:t>
       </w:r>
     </w:p>
     <w:p>
@@ -3780,15 +3637,7 @@
       </w:pPr>
       <w:bookmarkStart w:id="7" w:name="_Toc223000172"/>
       <w:r>
-        <w:t xml:space="preserve">3.1 Fizikai kialakítás és </w:t>
-      </w:r>
-      <w:proofErr w:type="spellStart"/>
-      <w:r>
-        <w:t>rack</w:t>
-      </w:r>
-      <w:proofErr w:type="spellEnd"/>
-      <w:r>
-        <w:t xml:space="preserve"> elrendezés</w:t>
+        <w:t>3.1 Fizikai kialakítás és rack elrendezés</w:t>
       </w:r>
       <w:bookmarkEnd w:id="7"/>
     </w:p>
@@ -3800,15 +3649,7 @@
     <w:p/>
     <w:p>
       <w:r>
-        <w:t xml:space="preserve">U13 – Cisco 2960 </w:t>
-      </w:r>
-      <w:proofErr w:type="spellStart"/>
-      <w:r>
-        <w:t>Switch</w:t>
-      </w:r>
-      <w:proofErr w:type="spellEnd"/>
-      <w:r>
-        <w:t xml:space="preserve"> 1</w:t>
+        <w:t>U13 – Cisco 2960 Switch 1</w:t>
       </w:r>
     </w:p>
     <w:p/>
@@ -3819,57 +3660,17 @@
     </w:p>
     <w:p>
       <w:r>
-        <w:t xml:space="preserve">F0/3-4: </w:t>
-      </w:r>
-      <w:proofErr w:type="spellStart"/>
-      <w:r>
-        <w:t>EtherChannel</w:t>
-      </w:r>
-      <w:proofErr w:type="spellEnd"/>
-      <w:r>
-        <w:t xml:space="preserve"> </w:t>
-      </w:r>
-      <w:proofErr w:type="spellStart"/>
-      <w:r>
-        <w:t>Switch</w:t>
-      </w:r>
-      <w:proofErr w:type="spellEnd"/>
-      <w:r>
-        <w:t xml:space="preserve"> 2 felé (</w:t>
-      </w:r>
-      <w:proofErr w:type="spellStart"/>
-      <w:r>
-        <w:t>PAgP</w:t>
-      </w:r>
-      <w:proofErr w:type="spellEnd"/>
-      <w:r>
-        <w:t>)</w:t>
-      </w:r>
-    </w:p>
-    <w:p>
-      <w:r>
-        <w:t xml:space="preserve">F0/5-12: VLAN 10 </w:t>
-      </w:r>
-      <w:proofErr w:type="spellStart"/>
-      <w:r>
-        <w:t>access</w:t>
-      </w:r>
-      <w:proofErr w:type="spellEnd"/>
-      <w:r>
-        <w:t xml:space="preserve"> portok (1. emelet)</w:t>
-      </w:r>
-    </w:p>
-    <w:p>
-      <w:r>
-        <w:t xml:space="preserve">F0/13-20: VLAN 20 </w:t>
-      </w:r>
-      <w:proofErr w:type="spellStart"/>
-      <w:r>
-        <w:t>access</w:t>
-      </w:r>
-      <w:proofErr w:type="spellEnd"/>
-      <w:r>
-        <w:t xml:space="preserve"> portok (2. emelet)</w:t>
+        <w:t>F0/3-4: EtherChannel Switch 2 felé (PAgP)</w:t>
+      </w:r>
+    </w:p>
+    <w:p>
+      <w:r>
+        <w:t>F0/5-12: VLAN 10 access portok (1. emelet)</w:t>
+      </w:r>
+    </w:p>
+    <w:p>
+      <w:r>
+        <w:t>F0/13-20: VLAN 20 access portok (2. emelet)</w:t>
       </w:r>
     </w:p>
     <w:p>
@@ -3879,15 +3680,7 @@
     </w:p>
     <w:p>
       <w:r>
-        <w:t xml:space="preserve">U14 – Cisco 2960 </w:t>
-      </w:r>
-      <w:proofErr w:type="spellStart"/>
-      <w:r>
-        <w:t>Switch</w:t>
-      </w:r>
-      <w:proofErr w:type="spellEnd"/>
-      <w:r>
-        <w:t xml:space="preserve"> 2</w:t>
+        <w:t>U14 – Cisco 2960 Switch 2</w:t>
       </w:r>
     </w:p>
     <w:p/>
@@ -3898,49 +3691,17 @@
     </w:p>
     <w:p>
       <w:r>
-        <w:t xml:space="preserve">F0/3-4: </w:t>
-      </w:r>
-      <w:proofErr w:type="spellStart"/>
-      <w:r>
-        <w:t>EtherChannel</w:t>
-      </w:r>
-      <w:proofErr w:type="spellEnd"/>
-      <w:r>
-        <w:t xml:space="preserve"> </w:t>
-      </w:r>
-      <w:proofErr w:type="spellStart"/>
-      <w:r>
-        <w:t>Switch</w:t>
-      </w:r>
-      <w:proofErr w:type="spellEnd"/>
-      <w:r>
-        <w:t xml:space="preserve"> 1 felé</w:t>
-      </w:r>
-    </w:p>
-    <w:p>
-      <w:r>
-        <w:t xml:space="preserve">F0/5-12: VLAN 10 </w:t>
-      </w:r>
-      <w:proofErr w:type="spellStart"/>
-      <w:r>
-        <w:t>access</w:t>
-      </w:r>
-      <w:proofErr w:type="spellEnd"/>
-      <w:r>
-        <w:t xml:space="preserve"> portok (1. emelet redundáns)</w:t>
-      </w:r>
-    </w:p>
-    <w:p>
-      <w:r>
-        <w:t xml:space="preserve">F0/13-20: VLAN 20 </w:t>
-      </w:r>
-      <w:proofErr w:type="spellStart"/>
-      <w:r>
-        <w:t>access</w:t>
-      </w:r>
-      <w:proofErr w:type="spellEnd"/>
-      <w:r>
-        <w:t xml:space="preserve"> portok (2. emelet redundáns)</w:t>
+        <w:t>F0/3-4: EtherChannel Switch 1 felé</w:t>
+      </w:r>
+    </w:p>
+    <w:p>
+      <w:r>
+        <w:t>F0/5-12: VLAN 10 access portok (1. emelet redundáns)</w:t>
+      </w:r>
+    </w:p>
+    <w:p>
+      <w:r>
+        <w:t>F0/13-20: VLAN 20 access portok (2. emelet redundáns)</w:t>
       </w:r>
     </w:p>
     <w:p>
@@ -3961,15 +3722,7 @@
     </w:p>
     <w:p>
       <w:r>
-        <w:t xml:space="preserve">F0/1: Központi 2950 </w:t>
-      </w:r>
-      <w:proofErr w:type="spellStart"/>
-      <w:r>
-        <w:t>switch</w:t>
-      </w:r>
-      <w:proofErr w:type="spellEnd"/>
-      <w:r>
-        <w:t xml:space="preserve"> (Telephelyek összekötő)</w:t>
+        <w:t>F0/1: Központi 2950 switch (Telephelyek összekötő)</w:t>
       </w:r>
     </w:p>
     <w:p>
@@ -3985,25 +3738,12 @@
     </w:p>
     <w:p>
       <w:r>
-        <w:t xml:space="preserve">F0/1: Központi 2950 </w:t>
-      </w:r>
-      <w:proofErr w:type="spellStart"/>
-      <w:r>
-        <w:t>switch</w:t>
-      </w:r>
-      <w:proofErr w:type="spellEnd"/>
-    </w:p>
-    <w:p>
-      <w:r>
-        <w:t xml:space="preserve">ASA eszközök </w:t>
-      </w:r>
-      <w:proofErr w:type="spellStart"/>
-      <w:r>
-        <w:t>rack</w:t>
-      </w:r>
-      <w:proofErr w:type="spellEnd"/>
-      <w:r>
-        <w:t>-be nem kerülnek, asztali/elhelyezésük a routerek mellé tervezett.</w:t>
+        <w:t>F0/1: Központi 2950 switch</w:t>
+      </w:r>
+    </w:p>
+    <w:p>
+      <w:r>
+        <w:t>ASA eszközök rack-be nem kerülnek, asztali/elhelyezésük a routerek mellé tervezett.</w:t>
       </w:r>
     </w:p>
     <w:p/>
@@ -4013,80 +3753,27 @@
       </w:pPr>
       <w:bookmarkStart w:id="8" w:name="_Toc223000173"/>
       <w:r>
-        <w:t xml:space="preserve">3.2 L2 redundancia – </w:t>
-      </w:r>
-      <w:proofErr w:type="spellStart"/>
-      <w:r>
-        <w:t>EtherChannel</w:t>
-      </w:r>
-      <w:proofErr w:type="spellEnd"/>
-      <w:r>
-        <w:t xml:space="preserve"> </w:t>
-      </w:r>
-      <w:proofErr w:type="spellStart"/>
-      <w:r>
-        <w:t>PAgP</w:t>
+        <w:t>3.2 L2 redundancia – EtherChannel PAgP</w:t>
       </w:r>
       <w:bookmarkEnd w:id="8"/>
-      <w:proofErr w:type="spellEnd"/>
-    </w:p>
-    <w:p>
-      <w:r>
-        <w:t xml:space="preserve">A két 2960 </w:t>
-      </w:r>
-      <w:proofErr w:type="spellStart"/>
-      <w:r>
-        <w:t>switch</w:t>
-      </w:r>
-      <w:proofErr w:type="spellEnd"/>
-      <w:r>
-        <w:t xml:space="preserve"> között két fizikai link (F0/3 és F0/4) Port-</w:t>
-      </w:r>
-      <w:proofErr w:type="spellStart"/>
-      <w:r>
-        <w:t>channel</w:t>
-      </w:r>
-      <w:proofErr w:type="spellEnd"/>
-      <w:r>
-        <w:t xml:space="preserve"> 1 interfészbe </w:t>
-      </w:r>
-      <w:proofErr w:type="spellStart"/>
-      <w:r>
-        <w:t>bundlázva</w:t>
-      </w:r>
-      <w:proofErr w:type="spellEnd"/>
-      <w:r>
-        <w:t xml:space="preserve">. </w:t>
-      </w:r>
-      <w:proofErr w:type="spellStart"/>
-      <w:r>
-        <w:t>PAgP</w:t>
-      </w:r>
-      <w:proofErr w:type="spellEnd"/>
-      <w:r>
-        <w:t xml:space="preserve"> protokoll "</w:t>
-      </w:r>
-      <w:proofErr w:type="spellStart"/>
-      <w:r>
-        <w:t>desirable</w:t>
-      </w:r>
-      <w:proofErr w:type="spellEnd"/>
-      <w:r>
-        <w:t xml:space="preserve">" módban mindkét végen, ami aktív tárgyalást jelent a </w:t>
-      </w:r>
-      <w:proofErr w:type="spellStart"/>
-      <w:r>
-        <w:t>channel</w:t>
-      </w:r>
-      <w:proofErr w:type="spellEnd"/>
-      <w:r>
-        <w:t xml:space="preserve"> kialakítására.</w:t>
+    </w:p>
+    <w:p>
+      <w:r>
+        <w:t>A két 2960 switch között két fizikai link (F0/3 és F0/4) Port-channel 1 interfészbe bundlázva. PAgP protokoll "desirable" módban mindkét végen, ami aktív tárgyalást jelent a channel kialakítására.</w:t>
       </w:r>
     </w:p>
     <w:p/>
     <w:p>
       <w:r>
-        <w:t>Terheléselosztás: forrás-cél MAC cím alapján. Egy link meghibásodása esetén a másik átveszi a teljes forgalmat, konvergenciaidő &lt; 1 másodperc.</w:t>
+        <w:t xml:space="preserve">Terheléselosztás: forrás-cél MAC cím alapján. Egy link meghibásodása esetén a másik átveszi a teljes forgalmat, konvergenciaidő </w:t>
+      </w:r>
+      <w:proofErr w:type="gramStart"/>
+      <w:r>
+        <w:t>&lt; 1</w:t>
+      </w:r>
+      <w:proofErr w:type="gramEnd"/>
+      <w:r>
+        <w:t xml:space="preserve"> másodperc.</w:t>
       </w:r>
     </w:p>
     <w:p/>
@@ -4114,73 +3801,23 @@
     <w:p/>
     <w:p>
       <w:r>
-        <w:t xml:space="preserve">Virtuális </w:t>
-      </w:r>
-      <w:proofErr w:type="spellStart"/>
-      <w:r>
-        <w:t>gateway</w:t>
-      </w:r>
-      <w:proofErr w:type="spellEnd"/>
-      <w:r>
-        <w:t>: 192.168.10.254</w:t>
-      </w:r>
-    </w:p>
-    <w:p>
-      <w:r>
-        <w:t>Router 1: 192.168.10.1 (</w:t>
-      </w:r>
-      <w:proofErr w:type="spellStart"/>
-      <w:r>
-        <w:t>Active</w:t>
-      </w:r>
-      <w:proofErr w:type="spellEnd"/>
-      <w:r>
-        <w:t xml:space="preserve">, </w:t>
-      </w:r>
-      <w:proofErr w:type="spellStart"/>
-      <w:r>
-        <w:t>priority</w:t>
-      </w:r>
-      <w:proofErr w:type="spellEnd"/>
-      <w:r>
-        <w:t xml:space="preserve"> 110)</w:t>
-      </w:r>
-    </w:p>
-    <w:p>
-      <w:r>
-        <w:t>Router 2: 192.168.10.2 (</w:t>
-      </w:r>
-      <w:proofErr w:type="spellStart"/>
-      <w:r>
-        <w:t>Standby</w:t>
-      </w:r>
-      <w:proofErr w:type="spellEnd"/>
-      <w:r>
-        <w:t xml:space="preserve">, </w:t>
-      </w:r>
-      <w:proofErr w:type="spellStart"/>
-      <w:r>
-        <w:t>priority</w:t>
-      </w:r>
-      <w:proofErr w:type="spellEnd"/>
-      <w:r>
-        <w:t xml:space="preserve"> 100)</w:t>
-      </w:r>
-    </w:p>
-    <w:p>
-      <w:proofErr w:type="spellStart"/>
-      <w:r>
-        <w:t>Preempt</w:t>
-      </w:r>
-      <w:proofErr w:type="spellEnd"/>
-      <w:r>
-        <w:t xml:space="preserve"> engedélyezve, F0/1 </w:t>
-      </w:r>
-      <w:proofErr w:type="spellStart"/>
-      <w:r>
-        <w:t>trackelve</w:t>
-      </w:r>
-      <w:proofErr w:type="spellEnd"/>
+        <w:t>Virtuális gateway: 192.168.10.254</w:t>
+      </w:r>
+    </w:p>
+    <w:p>
+      <w:r>
+        <w:t>Router 1: 192.168.10.1 (Active, priority 110)</w:t>
+      </w:r>
+    </w:p>
+    <w:p>
+      <w:r>
+        <w:t>Router 2: 192.168.10.2 (Standby, priority 100)</w:t>
+      </w:r>
+    </w:p>
+    <w:p>
+      <w:r>
+        <w:t>Preempt engedélyezve, F0/1 trackelve</w:t>
+      </w:r>
     </w:p>
     <w:p>
       <w:r>
@@ -4190,57 +3827,17 @@
     <w:p/>
     <w:p>
       <w:r>
-        <w:t xml:space="preserve">Virtuális </w:t>
-      </w:r>
-      <w:proofErr w:type="spellStart"/>
-      <w:r>
-        <w:t>gateway</w:t>
-      </w:r>
-      <w:proofErr w:type="spellEnd"/>
-      <w:r>
-        <w:t>: 192.168.20.254</w:t>
-      </w:r>
-    </w:p>
-    <w:p>
-      <w:r>
-        <w:t>Router 1: 192.168.20.1 (</w:t>
-      </w:r>
-      <w:proofErr w:type="spellStart"/>
-      <w:r>
-        <w:t>Standby</w:t>
-      </w:r>
-      <w:proofErr w:type="spellEnd"/>
-      <w:r>
-        <w:t xml:space="preserve">, </w:t>
-      </w:r>
-      <w:proofErr w:type="spellStart"/>
-      <w:r>
-        <w:t>priority</w:t>
-      </w:r>
-      <w:proofErr w:type="spellEnd"/>
-      <w:r>
-        <w:t xml:space="preserve"> 100)</w:t>
-      </w:r>
-    </w:p>
-    <w:p>
-      <w:r>
-        <w:t>Router 2: 192.168.20.2 (</w:t>
-      </w:r>
-      <w:proofErr w:type="spellStart"/>
-      <w:r>
-        <w:t>Active</w:t>
-      </w:r>
-      <w:proofErr w:type="spellEnd"/>
-      <w:r>
-        <w:t xml:space="preserve">, </w:t>
-      </w:r>
-      <w:proofErr w:type="spellStart"/>
-      <w:r>
-        <w:t>priority</w:t>
-      </w:r>
-      <w:proofErr w:type="spellEnd"/>
-      <w:r>
-        <w:t xml:space="preserve"> 110)</w:t>
+        <w:t>Virtuális gateway: 192.168.20.254</w:t>
+      </w:r>
+    </w:p>
+    <w:p>
+      <w:r>
+        <w:t>Router 1: 192.168.20.1 (Standby, priority 100)</w:t>
+      </w:r>
+    </w:p>
+    <w:p>
+      <w:r>
+        <w:t>Router 2: 192.168.20.2 (Active, priority 110)</w:t>
       </w:r>
     </w:p>
     <w:p>
@@ -4252,57 +3849,17 @@
     <w:p/>
     <w:p>
       <w:r>
-        <w:t xml:space="preserve">Virtuális </w:t>
-      </w:r>
-      <w:proofErr w:type="spellStart"/>
-      <w:r>
-        <w:t>gateway</w:t>
-      </w:r>
-      <w:proofErr w:type="spellEnd"/>
-      <w:r>
-        <w:t>: 192.168.80.254</w:t>
-      </w:r>
-    </w:p>
-    <w:p>
-      <w:r>
-        <w:t>Router 1: 192.168.80.1 (</w:t>
-      </w:r>
-      <w:proofErr w:type="spellStart"/>
-      <w:r>
-        <w:t>Active</w:t>
-      </w:r>
-      <w:proofErr w:type="spellEnd"/>
-      <w:r>
-        <w:t xml:space="preserve">, </w:t>
-      </w:r>
-      <w:proofErr w:type="spellStart"/>
-      <w:r>
-        <w:t>priority</w:t>
-      </w:r>
-      <w:proofErr w:type="spellEnd"/>
-      <w:r>
-        <w:t xml:space="preserve"> 110)</w:t>
-      </w:r>
-    </w:p>
-    <w:p>
-      <w:r>
-        <w:t>Router 2: 192.168.80.2 (</w:t>
-      </w:r>
-      <w:proofErr w:type="spellStart"/>
-      <w:r>
-        <w:t>Standby</w:t>
-      </w:r>
-      <w:proofErr w:type="spellEnd"/>
-      <w:r>
-        <w:t xml:space="preserve">, </w:t>
-      </w:r>
-      <w:proofErr w:type="spellStart"/>
-      <w:r>
-        <w:t>priority</w:t>
-      </w:r>
-      <w:proofErr w:type="spellEnd"/>
-      <w:r>
-        <w:t xml:space="preserve"> 100)</w:t>
+        <w:t>Virtuális gateway: 192.168.80.254</w:t>
+      </w:r>
+    </w:p>
+    <w:p>
+      <w:r>
+        <w:t>Router 1: 192.168.80.1 (Active, priority 110)</w:t>
+      </w:r>
+    </w:p>
+    <w:p>
+      <w:r>
+        <w:t>Router 2: 192.168.80.2 (Standby, priority 100)</w:t>
       </w:r>
     </w:p>
     <w:p>
@@ -4313,57 +3870,17 @@
     <w:p/>
     <w:p>
       <w:r>
-        <w:t xml:space="preserve">Virtuális </w:t>
-      </w:r>
-      <w:proofErr w:type="spellStart"/>
-      <w:r>
-        <w:t>gateway</w:t>
-      </w:r>
-      <w:proofErr w:type="spellEnd"/>
-      <w:r>
-        <w:t>: 192.168.99.254</w:t>
-      </w:r>
-    </w:p>
-    <w:p>
-      <w:r>
-        <w:t>Router 1: 192.168.99.1 (</w:t>
-      </w:r>
-      <w:proofErr w:type="spellStart"/>
-      <w:r>
-        <w:t>Standby</w:t>
-      </w:r>
-      <w:proofErr w:type="spellEnd"/>
-      <w:r>
-        <w:t xml:space="preserve">, </w:t>
-      </w:r>
-      <w:proofErr w:type="spellStart"/>
-      <w:r>
-        <w:t>priority</w:t>
-      </w:r>
-      <w:proofErr w:type="spellEnd"/>
-      <w:r>
-        <w:t xml:space="preserve"> 100)</w:t>
-      </w:r>
-    </w:p>
-    <w:p>
-      <w:r>
-        <w:t>Router 2: 192.168.99.2 (</w:t>
-      </w:r>
-      <w:proofErr w:type="spellStart"/>
-      <w:r>
-        <w:t>Active</w:t>
-      </w:r>
-      <w:proofErr w:type="spellEnd"/>
-      <w:r>
-        <w:t xml:space="preserve">, </w:t>
-      </w:r>
-      <w:proofErr w:type="spellStart"/>
-      <w:r>
-        <w:t>priority</w:t>
-      </w:r>
-      <w:proofErr w:type="spellEnd"/>
-      <w:r>
-        <w:t xml:space="preserve"> 110)</w:t>
+        <w:t>Virtuális gateway: 192.168.99.254</w:t>
+      </w:r>
+    </w:p>
+    <w:p>
+      <w:r>
+        <w:t>Router 1: 192.168.99.1 (Standby, priority 100)</w:t>
+      </w:r>
+    </w:p>
+    <w:p>
+      <w:r>
+        <w:t>Router 2: 192.168.99.2 (Active, priority 110)</w:t>
       </w:r>
     </w:p>
     <w:p>
@@ -4384,15 +3901,7 @@
     </w:p>
     <w:p>
       <w:r>
-        <w:t>Két ASA eszköz aktív/</w:t>
-      </w:r>
-      <w:proofErr w:type="spellStart"/>
-      <w:r>
-        <w:t>standby</w:t>
-      </w:r>
-      <w:proofErr w:type="spellEnd"/>
-      <w:r>
-        <w:t xml:space="preserve"> vagy aktív/aktív felállásban. A licenc típusa meghatározza a működési módot.</w:t>
+        <w:t>Két ASA eszköz aktív/standby vagy aktív/aktív felállásban. A licenc típusa meghatározza a működési módot.</w:t>
       </w:r>
     </w:p>
     <w:p/>
@@ -4403,29 +3912,14 @@
     </w:p>
     <w:p/>
     <w:p>
-      <w:proofErr w:type="spellStart"/>
-      <w:r>
-        <w:t>outside</w:t>
-      </w:r>
-      <w:proofErr w:type="spellEnd"/>
-      <w:r>
-        <w:t>: E0/0, biztonsági szint 0, csatlakozik a 2811 routerekhez</w:t>
-      </w:r>
-    </w:p>
-    <w:p>
-      <w:proofErr w:type="spellStart"/>
-      <w:r>
-        <w:t>inside</w:t>
-      </w:r>
-      <w:proofErr w:type="spellEnd"/>
-      <w:r>
-        <w:t xml:space="preserve">: E0/1 és E0/2, biztonsági szint 100, csatlakozik mindkét 2960 </w:t>
-      </w:r>
-      <w:proofErr w:type="spellStart"/>
-      <w:r>
-        <w:t>switch-hez</w:t>
-      </w:r>
-      <w:proofErr w:type="spellEnd"/>
+      <w:r>
+        <w:t>outside: E0/0, biztonsági szint 0, csatlakozik a 2811 routerekhez</w:t>
+      </w:r>
+    </w:p>
+    <w:p>
+      <w:r>
+        <w:t>inside: E0/1 és E0/2, biztonsági szint 100, csatlakozik mindkét 2960 switch-hez</w:t>
+      </w:r>
     </w:p>
     <w:p>
       <w:r>
@@ -4442,77 +3936,13 @@
     <w:p>
       <w:r>
         <w:lastRenderedPageBreak/>
-        <w:t xml:space="preserve">Működés: A </w:t>
-      </w:r>
-      <w:proofErr w:type="spellStart"/>
-      <w:r>
-        <w:t>switch</w:t>
-      </w:r>
-      <w:proofErr w:type="spellEnd"/>
-      <w:r>
-        <w:t xml:space="preserve">-ek </w:t>
-      </w:r>
-      <w:proofErr w:type="spellStart"/>
-      <w:r>
-        <w:t>layer</w:t>
-      </w:r>
-      <w:proofErr w:type="spellEnd"/>
-      <w:r>
-        <w:t xml:space="preserve"> 2 szinten nem továbbítanak a VLAN-ok között (külön VLAN = külön </w:t>
-      </w:r>
-      <w:proofErr w:type="spellStart"/>
-      <w:r>
-        <w:t>broadcast</w:t>
-      </w:r>
-      <w:proofErr w:type="spellEnd"/>
-      <w:r>
-        <w:t xml:space="preserve"> </w:t>
-      </w:r>
-      <w:proofErr w:type="spellStart"/>
-      <w:r>
-        <w:t>domain</w:t>
-      </w:r>
-      <w:proofErr w:type="spellEnd"/>
-      <w:r>
-        <w:t xml:space="preserve">). Az </w:t>
-      </w:r>
-      <w:proofErr w:type="spellStart"/>
-      <w:r>
-        <w:t>inter</w:t>
-      </w:r>
-      <w:proofErr w:type="spellEnd"/>
-      <w:r>
-        <w:t xml:space="preserve">-VLAN </w:t>
-      </w:r>
-      <w:proofErr w:type="spellStart"/>
-      <w:r>
-        <w:t>routing</w:t>
-      </w:r>
-      <w:proofErr w:type="spellEnd"/>
-      <w:r>
-        <w:t xml:space="preserve"> a routereken/ASA-n történik. Az ASA szabály explicit módon DROP-</w:t>
-      </w:r>
-      <w:proofErr w:type="spellStart"/>
-      <w:r>
-        <w:t>olja</w:t>
-      </w:r>
-      <w:proofErr w:type="spellEnd"/>
-      <w:r>
-        <w:t xml:space="preserve"> a 192.168.10.0/24 ↔ 192.168.20.0/24 forgalmat.</w:t>
+        <w:t>Működés: A switch-ek layer 2 szinten nem továbbítanak a VLAN-ok között (külön VLAN = külön broadcast domain). Az inter-VLAN routing a routereken/ASA-n történik. Az ASA szabály explicit módon DROP-olja a 192.168.10.0/24 ↔ 192.168.20.0/24 forgalmat.</w:t>
       </w:r>
     </w:p>
     <w:p/>
     <w:p>
       <w:r>
-        <w:t xml:space="preserve">Minden egyéb forgalom PERMIT: a VLAN-ok elérik a szervereket, az internetet, a többi </w:t>
-      </w:r>
-      <w:proofErr w:type="spellStart"/>
-      <w:r>
-        <w:t>telephelyet</w:t>
-      </w:r>
-      <w:proofErr w:type="spellEnd"/>
-      <w:r>
-        <w:t>.</w:t>
+        <w:t>Minden egyéb forgalom PERMIT: a VLAN-ok elérik a szervereket, az internetet, a többi telephelyet.</w:t>
       </w:r>
     </w:p>
     <w:p>
@@ -4551,13 +3981,8 @@
     </w:p>
     <w:p>
       <w:r>
-        <w:t xml:space="preserve">U8 – Cisco 2950 </w:t>
-      </w:r>
-      <w:proofErr w:type="spellStart"/>
-      <w:r>
-        <w:t>Switch</w:t>
-      </w:r>
-      <w:proofErr w:type="spellEnd"/>
+        <w:t>U8 – Cisco 2950 Switch</w:t>
+      </w:r>
     </w:p>
     <w:p/>
     <w:p>
@@ -4578,25 +4003,12 @@
     <w:p/>
     <w:p>
       <w:r>
-        <w:t xml:space="preserve">F0/0: 2950 </w:t>
-      </w:r>
-      <w:proofErr w:type="spellStart"/>
-      <w:r>
-        <w:t>switch</w:t>
-      </w:r>
-      <w:proofErr w:type="spellEnd"/>
-    </w:p>
-    <w:p>
-      <w:r>
-        <w:t xml:space="preserve">F0/1: Központi 2950 </w:t>
-      </w:r>
-      <w:proofErr w:type="spellStart"/>
-      <w:r>
-        <w:t>switch</w:t>
-      </w:r>
-      <w:proofErr w:type="spellEnd"/>
-      <w:r>
-        <w:t xml:space="preserve"> (Telephelyek összekötő)</w:t>
+        <w:t>F0/0: 2950 switch</w:t>
+      </w:r>
+    </w:p>
+    <w:p>
+      <w:r>
+        <w:t>F0/1: Központi 2950 switch (Telephelyek összekötő)</w:t>
       </w:r>
     </w:p>
     <w:p>
@@ -4615,42 +4027,13 @@
       </w:pPr>
       <w:bookmarkStart w:id="13" w:name="_Toc223000178"/>
       <w:r>
-        <w:t xml:space="preserve">4.2 OSPF dinamikus </w:t>
-      </w:r>
-      <w:proofErr w:type="spellStart"/>
-      <w:r>
-        <w:t>routing</w:t>
+        <w:t>4.2 OSPF dinamikus routing</w:t>
       </w:r>
       <w:bookmarkEnd w:id="13"/>
-      <w:proofErr w:type="spellEnd"/>
-    </w:p>
-    <w:p>
-      <w:r>
-        <w:t xml:space="preserve">OSPF </w:t>
-      </w:r>
-      <w:proofErr w:type="spellStart"/>
-      <w:r>
-        <w:t>process</w:t>
-      </w:r>
-      <w:proofErr w:type="spellEnd"/>
-      <w:r>
-        <w:t xml:space="preserve"> 1, </w:t>
-      </w:r>
-      <w:proofErr w:type="spellStart"/>
-      <w:r>
-        <w:t>Area</w:t>
-      </w:r>
-      <w:proofErr w:type="spellEnd"/>
-      <w:r>
-        <w:t xml:space="preserve"> 0 (</w:t>
-      </w:r>
-      <w:proofErr w:type="spellStart"/>
-      <w:r>
-        <w:t>backbone</w:t>
-      </w:r>
-      <w:proofErr w:type="spellEnd"/>
-      <w:r>
-        <w:t>).</w:t>
+    </w:p>
+    <w:p>
+      <w:r>
+        <w:t>OSPF process 1, Area 0 (backbone).</w:t>
       </w:r>
     </w:p>
     <w:p/>
@@ -4667,28 +4050,12 @@
     </w:p>
     <w:p>
       <w:r>
-        <w:t>10.0.0.0/30 (</w:t>
-      </w:r>
-      <w:proofErr w:type="spellStart"/>
-      <w:r>
-        <w:t>tunnel</w:t>
-      </w:r>
-      <w:proofErr w:type="spellEnd"/>
-      <w:r>
-        <w:t xml:space="preserve"> T1)</w:t>
-      </w:r>
-    </w:p>
-    <w:p>
-      <w:r>
-        <w:t>10.0.0.4/30 (</w:t>
-      </w:r>
-      <w:proofErr w:type="spellStart"/>
-      <w:r>
-        <w:t>tunnel</w:t>
-      </w:r>
-      <w:proofErr w:type="spellEnd"/>
-      <w:r>
-        <w:t xml:space="preserve"> T3)</w:t>
+        <w:t>10.0.0.0/30 (tunnel T1)</w:t>
+      </w:r>
+    </w:p>
+    <w:p>
+      <w:r>
+        <w:t>10.0.0.4/30 (tunnel T3)</w:t>
       </w:r>
     </w:p>
     <w:p>
@@ -4699,23 +4066,7 @@
     <w:p/>
     <w:p>
       <w:r>
-        <w:t xml:space="preserve">A </w:t>
-      </w:r>
-      <w:proofErr w:type="spellStart"/>
-      <w:r>
-        <w:t>tunnel</w:t>
-      </w:r>
-      <w:proofErr w:type="spellEnd"/>
-      <w:r>
-        <w:t xml:space="preserve"> interfészek </w:t>
-      </w:r>
-      <w:proofErr w:type="spellStart"/>
-      <w:r>
-        <w:t>point-to-point</w:t>
-      </w:r>
-      <w:proofErr w:type="spellEnd"/>
-      <w:r>
-        <w:t xml:space="preserve"> típusúak, nincs szükség DR/BDR választásra.</w:t>
+        <w:t>A tunnel interfészek point-to-point típusúak, nincs szükség DR/BDR választásra.</w:t>
       </w:r>
     </w:p>
     <w:p/>
@@ -4725,26 +4076,13 @@
       </w:pPr>
       <w:bookmarkStart w:id="14" w:name="_Toc223000179"/>
       <w:r>
-        <w:t xml:space="preserve">4.3 GRE/IPIP </w:t>
-      </w:r>
-      <w:proofErr w:type="spellStart"/>
-      <w:r>
-        <w:t>tunnel</w:t>
-      </w:r>
-      <w:proofErr w:type="spellEnd"/>
-      <w:r>
-        <w:t>-ek</w:t>
+        <w:t>4.3 GRE/IPIP tunnel-ek</w:t>
       </w:r>
       <w:bookmarkEnd w:id="14"/>
     </w:p>
     <w:p>
-      <w:proofErr w:type="spellStart"/>
-      <w:r>
-        <w:t>Tunnel</w:t>
-      </w:r>
-      <w:proofErr w:type="spellEnd"/>
-      <w:r>
-        <w:t xml:space="preserve"> 0 – Telephely 1:</w:t>
+      <w:r>
+        <w:t>Tunnel 0 – Telephely 1:</w:t>
       </w:r>
     </w:p>
     <w:p/>
@@ -4764,13 +4102,8 @@
       </w:r>
     </w:p>
     <w:p>
-      <w:proofErr w:type="spellStart"/>
-      <w:r>
-        <w:t>Tunnel</w:t>
-      </w:r>
-      <w:proofErr w:type="spellEnd"/>
-      <w:r>
-        <w:t xml:space="preserve"> 1 – Telephely 3:</w:t>
+      <w:r>
+        <w:t>Tunnel 1 – Telephely 3:</w:t>
       </w:r>
     </w:p>
     <w:p/>
@@ -4791,23 +4124,7 @@
     </w:p>
     <w:p>
       <w:r>
-        <w:t xml:space="preserve">A </w:t>
-      </w:r>
-      <w:proofErr w:type="spellStart"/>
-      <w:r>
-        <w:t>tunnel</w:t>
-      </w:r>
-      <w:proofErr w:type="spellEnd"/>
-      <w:r>
-        <w:t xml:space="preserve">-ek felett </w:t>
-      </w:r>
-      <w:proofErr w:type="spellStart"/>
-      <w:r>
-        <w:t>IPsec</w:t>
-      </w:r>
-      <w:proofErr w:type="spellEnd"/>
-      <w:r>
-        <w:t xml:space="preserve"> titkosítás fut (lásd VPN fejezet).</w:t>
+        <w:t>A tunnel-ek felett IPsec titkosítás fut (lásd VPN fejezet).</w:t>
       </w:r>
     </w:p>
     <w:p>
@@ -4852,23 +4169,13 @@
     <w:p/>
     <w:p>
       <w:r>
-        <w:t xml:space="preserve">F0/0: 2950 </w:t>
-      </w:r>
-      <w:proofErr w:type="spellStart"/>
-      <w:r>
-        <w:t>switch</w:t>
-      </w:r>
-      <w:proofErr w:type="spellEnd"/>
-    </w:p>
-    <w:p>
-      <w:r>
-        <w:t xml:space="preserve">F0/1: Központi 2950 </w:t>
-      </w:r>
-      <w:proofErr w:type="spellStart"/>
-      <w:r>
-        <w:t>switch</w:t>
-      </w:r>
-      <w:proofErr w:type="spellEnd"/>
+        <w:t>F0/0: 2950 switch</w:t>
+      </w:r>
+    </w:p>
+    <w:p>
+      <w:r>
+        <w:t>F0/1: Központi 2950 switch</w:t>
+      </w:r>
     </w:p>
     <w:p>
       <w:r>
@@ -4877,13 +4184,8 @@
     </w:p>
     <w:p>
       <w:r>
-        <w:t xml:space="preserve">U15 – Cisco 2950 </w:t>
-      </w:r>
-      <w:proofErr w:type="spellStart"/>
-      <w:r>
-        <w:t>Switch</w:t>
-      </w:r>
-      <w:proofErr w:type="spellEnd"/>
+        <w:t>U15 – Cisco 2950 Switch</w:t>
+      </w:r>
     </w:p>
     <w:p/>
     <w:p>
@@ -4893,21 +4195,8 @@
     </w:p>
     <w:p>
       <w:r>
-        <w:t xml:space="preserve">F0/2: </w:t>
-      </w:r>
-      <w:proofErr w:type="spellStart"/>
-      <w:r>
-        <w:t>Aironet</w:t>
-      </w:r>
-      <w:proofErr w:type="spellEnd"/>
-      <w:r>
-        <w:t xml:space="preserve"> 1100 Access </w:t>
-      </w:r>
-      <w:proofErr w:type="spellStart"/>
-      <w:r>
-        <w:t>Point</w:t>
-      </w:r>
-      <w:proofErr w:type="spellEnd"/>
+        <w:t>F0/2: Aironet 1100 Access Point</w:t>
+      </w:r>
     </w:p>
     <w:p>
       <w:r>
@@ -4926,13 +4215,8 @@
     </w:p>
     <w:p>
       <w:r>
-        <w:t>SSID: PACEX-</w:t>
-      </w:r>
-      <w:proofErr w:type="spellStart"/>
-      <w:r>
-        <w:t>Raktar</w:t>
-      </w:r>
-      <w:proofErr w:type="spellEnd"/>
+        <w:t>SSID: PACEX-Raktar</w:t>
+      </w:r>
     </w:p>
     <w:p/>
     <w:p>
@@ -4943,23 +4227,7 @@
     <w:p/>
     <w:p>
       <w:r>
-        <w:t xml:space="preserve">A 2811 router nem támogat beépített </w:t>
-      </w:r>
-      <w:proofErr w:type="spellStart"/>
-      <w:r>
-        <w:t>wireless</w:t>
-      </w:r>
-      <w:proofErr w:type="spellEnd"/>
-      <w:r>
-        <w:t xml:space="preserve"> kontrollert. Az </w:t>
-      </w:r>
-      <w:proofErr w:type="spellStart"/>
-      <w:r>
-        <w:t>Aironet</w:t>
-      </w:r>
-      <w:proofErr w:type="spellEnd"/>
-      <w:r>
-        <w:t xml:space="preserve"> 1100 önálló AP módban működik, RADIUS szerverként a Telephely 1 Windows szervert címezi:</w:t>
+        <w:t>A 2811 router nem támogat beépített wireless kontrollert. Az Aironet 1100 önálló AP módban működik, RADIUS szerverként a Telephely 1 Windows szervert címezi:</w:t>
       </w:r>
     </w:p>
     <w:p/>
@@ -4970,15 +4238,7 @@
     </w:p>
     <w:p>
       <w:r>
-        <w:t>Portok: 1812 (</w:t>
-      </w:r>
-      <w:proofErr w:type="spellStart"/>
-      <w:r>
-        <w:t>authentication</w:t>
-      </w:r>
-      <w:proofErr w:type="spellEnd"/>
-      <w:r>
-        <w:t>), 1813 (accounting)</w:t>
+        <w:t>Portok: 1812 (authentication), 1813 (accounting)</w:t>
       </w:r>
     </w:p>
     <w:p>
@@ -4988,23 +4248,7 @@
     </w:p>
     <w:p>
       <w:r>
-        <w:t xml:space="preserve">A felhasználói adatbázis az </w:t>
-      </w:r>
-      <w:proofErr w:type="spellStart"/>
-      <w:r>
-        <w:t>Active</w:t>
-      </w:r>
-      <w:proofErr w:type="spellEnd"/>
-      <w:r>
-        <w:t xml:space="preserve"> </w:t>
-      </w:r>
-      <w:proofErr w:type="spellStart"/>
-      <w:r>
-        <w:t>Directory</w:t>
-      </w:r>
-      <w:proofErr w:type="spellEnd"/>
-      <w:r>
-        <w:t>-ban tárolódik, a Windows NPS (Network Policy Server) szolgáltatás kezeli a hitelesítési kéréseket.</w:t>
+        <w:t>A felhasználói adatbázis az Active Directory-ban tárolódik, a Windows NPS (Network Policy Server) szolgáltatás kezeli a hitelesítési kéréseket.</w:t>
       </w:r>
     </w:p>
     <w:p/>
@@ -5014,14 +4258,9 @@
       </w:pPr>
       <w:bookmarkStart w:id="18" w:name="_Toc223000183"/>
       <w:r>
-        <w:t xml:space="preserve">5.3 </w:t>
-      </w:r>
-      <w:proofErr w:type="spellStart"/>
-      <w:r>
-        <w:t>Routing</w:t>
+        <w:t>5.3 Routing</w:t>
       </w:r>
       <w:bookmarkEnd w:id="18"/>
-      <w:proofErr w:type="spellEnd"/>
     </w:p>
     <w:p>
       <w:r>
@@ -5031,15 +4270,7 @@
     <w:p/>
     <w:p>
       <w:r>
-        <w:t xml:space="preserve">OSPF: </w:t>
-      </w:r>
-      <w:proofErr w:type="spellStart"/>
-      <w:r>
-        <w:t>Area</w:t>
-      </w:r>
-      <w:proofErr w:type="spellEnd"/>
-      <w:r>
-        <w:t xml:space="preserve"> 0, Router ID 192.168.30.1</w:t>
+        <w:t>OSPF: Area 0, Router ID 192.168.30.1</w:t>
       </w:r>
     </w:p>
     <w:p/>
@@ -5051,23 +4282,7 @@
     <w:p/>
     <w:p>
       <w:r>
-        <w:t xml:space="preserve">A helyi szegmens és a </w:t>
-      </w:r>
-      <w:proofErr w:type="spellStart"/>
-      <w:r>
-        <w:t>tunnel</w:t>
-      </w:r>
-      <w:proofErr w:type="spellEnd"/>
-      <w:r>
-        <w:t xml:space="preserve"> hálózat dinamikusan, minden más forgalom a </w:t>
-      </w:r>
-      <w:proofErr w:type="spellStart"/>
-      <w:r>
-        <w:t>tunnel</w:t>
-      </w:r>
-      <w:proofErr w:type="spellEnd"/>
-      <w:r>
-        <w:t>-en keresztül a Telephely 1 felé.</w:t>
+        <w:t>A helyi szegmens és a tunnel hálózat dinamikusan, minden más forgalom a tunnel-en keresztül a Telephely 1 felé.</w:t>
       </w:r>
     </w:p>
     <w:p>
@@ -5112,46 +4327,17 @@
     <w:p/>
     <w:p>
       <w:r>
-        <w:t xml:space="preserve">F0/0: IOT </w:t>
-      </w:r>
-      <w:proofErr w:type="spellStart"/>
-      <w:r>
-        <w:t>relay</w:t>
-      </w:r>
-      <w:proofErr w:type="spellEnd"/>
-      <w:r>
-        <w:t xml:space="preserve"> modul</w:t>
-      </w:r>
-    </w:p>
-    <w:p>
-      <w:r>
-        <w:t xml:space="preserve">F0/1: Központi 2950 </w:t>
-      </w:r>
-      <w:proofErr w:type="spellStart"/>
-      <w:r>
-        <w:t>switch</w:t>
-      </w:r>
-      <w:proofErr w:type="spellEnd"/>
-    </w:p>
-    <w:p>
-      <w:r>
-        <w:t xml:space="preserve">Az IOT </w:t>
-      </w:r>
-      <w:proofErr w:type="spellStart"/>
-      <w:r>
-        <w:t>relay</w:t>
-      </w:r>
-      <w:proofErr w:type="spellEnd"/>
-      <w:r>
-        <w:t xml:space="preserve"> 8 csatornás Ethernet-es relémodul. HTTP POST kérésre válaszol, a </w:t>
-      </w:r>
-      <w:proofErr w:type="spellStart"/>
-      <w:r>
-        <w:t>payload</w:t>
-      </w:r>
-      <w:proofErr w:type="spellEnd"/>
-      <w:r>
-        <w:t xml:space="preserve"> 4 bitje vezérli a kimeneteket. Nincs helyi szerver, nincs helyi logika – tiszta végrehajtó eszköz.</w:t>
+        <w:t>F0/0: IOT relay modul</w:t>
+      </w:r>
+    </w:p>
+    <w:p>
+      <w:r>
+        <w:t>F0/1: Központi 2950 switch</w:t>
+      </w:r>
+    </w:p>
+    <w:p>
+      <w:r>
+        <w:t>Az IOT relay 8 csatornás Ethernet-es relémodul. HTTP POST kérésre válaszol, a payload 4 bitje vezérli a kimeneteket. Nincs helyi szerver, nincs helyi logika – tiszta végrehajtó eszköz.</w:t>
       </w:r>
     </w:p>
     <w:p/>
@@ -5178,38 +4364,17 @@
     </w:p>
     <w:p>
       <w:r>
-        <w:t xml:space="preserve">Web szerver (Telephely 2) lekérdezi </w:t>
-      </w:r>
-      <w:proofErr w:type="spellStart"/>
-      <w:r>
-        <w:t>PostgreSQL</w:t>
-      </w:r>
-      <w:proofErr w:type="spellEnd"/>
-      <w:r>
-        <w:t xml:space="preserve"> adatbázisból a kód érvényességét</w:t>
-      </w:r>
-    </w:p>
-    <w:p>
-      <w:r>
-        <w:t xml:space="preserve">Érvényes kód esetén HTTP POST a Telephely 4 </w:t>
-      </w:r>
-      <w:proofErr w:type="spellStart"/>
-      <w:r>
-        <w:t>relay</w:t>
-      </w:r>
-      <w:proofErr w:type="spellEnd"/>
-      <w:r>
-        <w:t>-re</w:t>
-      </w:r>
-    </w:p>
-    <w:p>
-      <w:proofErr w:type="spellStart"/>
-      <w:r>
-        <w:t>Relay</w:t>
-      </w:r>
-      <w:proofErr w:type="spellEnd"/>
-      <w:r>
-        <w:t xml:space="preserve"> aktiválja a megfelelő rekesz nyitó relét</w:t>
+        <w:t>Web szerver (Telephely 2) lekérdezi PostgreSQL adatbázisból a kód érvényességét</w:t>
+      </w:r>
+    </w:p>
+    <w:p>
+      <w:r>
+        <w:t>Érvényes kód esetén HTTP POST a Telephely 4 relay-re</w:t>
+      </w:r>
+    </w:p>
+    <w:p>
+      <w:r>
+        <w:t>Relay aktiválja a megfelelő rekesz nyitó relét</w:t>
       </w:r>
     </w:p>
     <w:p>
@@ -5219,15 +4384,7 @@
     </w:p>
     <w:p>
       <w:r>
-        <w:t xml:space="preserve">A </w:t>
-      </w:r>
-      <w:proofErr w:type="spellStart"/>
-      <w:r>
-        <w:t>relay</w:t>
-      </w:r>
-      <w:proofErr w:type="spellEnd"/>
-      <w:r>
-        <w:t xml:space="preserve"> modul címe: 192.168.40.10 (statikus)</w:t>
+        <w:t>A relay modul címe: 192.168.40.10 (statikus)</w:t>
       </w:r>
     </w:p>
     <w:p>
@@ -5260,48 +4417,19 @@
       </w:pPr>
       <w:bookmarkStart w:id="23" w:name="_Toc223000188"/>
       <w:r>
-        <w:t>7.1 Site-</w:t>
-      </w:r>
-      <w:proofErr w:type="spellStart"/>
-      <w:r>
-        <w:t>to</w:t>
-      </w:r>
-      <w:proofErr w:type="spellEnd"/>
-      <w:r>
-        <w:t xml:space="preserve">-Site </w:t>
-      </w:r>
-      <w:proofErr w:type="spellStart"/>
-      <w:r>
-        <w:t>IPsec</w:t>
+        <w:t>7.1 Site-to-Site IPsec</w:t>
       </w:r>
       <w:bookmarkEnd w:id="23"/>
-      <w:proofErr w:type="spellEnd"/>
-    </w:p>
-    <w:p>
-      <w:r>
-        <w:t xml:space="preserve">Két VPN </w:t>
-      </w:r>
-      <w:proofErr w:type="spellStart"/>
-      <w:r>
-        <w:t>tunnel</w:t>
-      </w:r>
-      <w:proofErr w:type="spellEnd"/>
-      <w:r>
-        <w:t>: Telephely 1↔2 és Telephely 1↔3.</w:t>
+    </w:p>
+    <w:p>
+      <w:r>
+        <w:t>Két VPN tunnel: Telephely 1↔2 és Telephely 1↔3.</w:t>
       </w:r>
     </w:p>
     <w:p/>
     <w:p>
       <w:r>
-        <w:t xml:space="preserve">IKE </w:t>
-      </w:r>
-      <w:proofErr w:type="spellStart"/>
-      <w:r>
-        <w:t>Phase</w:t>
-      </w:r>
-      <w:proofErr w:type="spellEnd"/>
-      <w:r>
-        <w:t xml:space="preserve"> 1 (ISAKMP) paraméterek:</w:t>
+        <w:t>IKE Phase 1 (ISAKMP) paraméterek:</w:t>
       </w:r>
     </w:p>
     <w:p/>
@@ -5311,23 +4439,13 @@
       </w:r>
     </w:p>
     <w:p>
-      <w:proofErr w:type="spellStart"/>
-      <w:r>
-        <w:t>Hash</w:t>
-      </w:r>
-      <w:proofErr w:type="spellEnd"/>
-      <w:r>
-        <w:t>: SHA-256</w:t>
-      </w:r>
-    </w:p>
-    <w:p>
-      <w:proofErr w:type="spellStart"/>
-      <w:r>
-        <w:t>Diffie</w:t>
-      </w:r>
-      <w:proofErr w:type="spellEnd"/>
-      <w:r>
-        <w:t>-Hellman csoport: 14 (2048 bit)</w:t>
+      <w:r>
+        <w:t>Hash: SHA-256</w:t>
+      </w:r>
+    </w:p>
+    <w:p>
+      <w:r>
+        <w:t>Diffie-Hellman csoport: 14 (2048 bit)</w:t>
       </w:r>
     </w:p>
     <w:p>
@@ -5339,66 +4457,24 @@
       <w:r>
         <w:t xml:space="preserve">Hitelesítés: </w:t>
       </w:r>
-      <w:proofErr w:type="spellStart"/>
+      <w:proofErr w:type="gramStart"/>
       <w:r>
         <w:t>pre-shared</w:t>
       </w:r>
-      <w:proofErr w:type="spellEnd"/>
-      <w:r>
-        <w:t xml:space="preserve"> </w:t>
-      </w:r>
-      <w:proofErr w:type="spellStart"/>
-      <w:r>
-        <w:t>key</w:t>
-      </w:r>
-      <w:proofErr w:type="spellEnd"/>
-    </w:p>
-    <w:p>
-      <w:proofErr w:type="spellStart"/>
-      <w:r>
-        <w:t>IPsec</w:t>
-      </w:r>
-      <w:proofErr w:type="spellEnd"/>
-      <w:r>
-        <w:t xml:space="preserve"> </w:t>
-      </w:r>
-      <w:proofErr w:type="spellStart"/>
-      <w:r>
-        <w:t>Phase</w:t>
-      </w:r>
-      <w:proofErr w:type="spellEnd"/>
-      <w:r>
-        <w:t xml:space="preserve"> 2 paraméterek:</w:t>
+      <w:proofErr w:type="gramEnd"/>
+      <w:r>
+        <w:t xml:space="preserve"> key</w:t>
+      </w:r>
+    </w:p>
+    <w:p>
+      <w:r>
+        <w:t>IPsec Phase 2 paraméterek:</w:t>
       </w:r>
     </w:p>
     <w:p/>
     <w:p>
       <w:r>
-        <w:t>Protokoll: ESP (</w:t>
-      </w:r>
-      <w:proofErr w:type="spellStart"/>
-      <w:r>
-        <w:t>Encapsulating</w:t>
-      </w:r>
-      <w:proofErr w:type="spellEnd"/>
-      <w:r>
-        <w:t xml:space="preserve"> </w:t>
-      </w:r>
-      <w:proofErr w:type="spellStart"/>
-      <w:r>
-        <w:t>Security</w:t>
-      </w:r>
-      <w:proofErr w:type="spellEnd"/>
-      <w:r>
-        <w:t xml:space="preserve"> </w:t>
-      </w:r>
-      <w:proofErr w:type="spellStart"/>
-      <w:r>
-        <w:t>Payload</w:t>
-      </w:r>
-      <w:proofErr w:type="spellEnd"/>
-      <w:r>
-        <w:t>)</w:t>
+        <w:t>Protokoll: ESP (Encapsulating Security Payload)</w:t>
       </w:r>
     </w:p>
     <w:p>
@@ -5417,13 +4493,8 @@
       </w:r>
     </w:p>
     <w:p>
-      <w:proofErr w:type="spellStart"/>
-      <w:r>
-        <w:t>Crypto</w:t>
-      </w:r>
-      <w:proofErr w:type="spellEnd"/>
-      <w:r>
-        <w:t xml:space="preserve"> map alkalmazás:</w:t>
+      <w:r>
+        <w:t>Crypto map alkalmazás:</w:t>
       </w:r>
     </w:p>
     <w:p/>
@@ -5444,59 +4515,14 @@
     </w:p>
     <w:p>
       <w:r>
-        <w:t xml:space="preserve">A GRE/IPIP </w:t>
-      </w:r>
-      <w:proofErr w:type="spellStart"/>
-      <w:r>
-        <w:t>tunnel</w:t>
-      </w:r>
-      <w:proofErr w:type="spellEnd"/>
-      <w:r>
-        <w:t xml:space="preserve">-ek belül futnak az </w:t>
-      </w:r>
-      <w:proofErr w:type="spellStart"/>
-      <w:r>
-        <w:t>IPsec</w:t>
-      </w:r>
-      <w:proofErr w:type="spellEnd"/>
-      <w:r>
-        <w:t xml:space="preserve">-en, vagy </w:t>
-      </w:r>
-      <w:proofErr w:type="spellStart"/>
-      <w:r>
-        <w:t>IPsec</w:t>
-      </w:r>
-      <w:proofErr w:type="spellEnd"/>
-      <w:r>
-        <w:t xml:space="preserve"> over GRE módban. Az OSPF szomszé</w:t>
-      </w:r>
-      <w:bookmarkStart w:id="24" w:name="_GoBack"/>
-      <w:bookmarkEnd w:id="24"/>
-      <w:r>
-        <w:t xml:space="preserve">dság a </w:t>
-      </w:r>
-      <w:proofErr w:type="spellStart"/>
-      <w:r>
-        <w:t>tunnel</w:t>
-      </w:r>
-      <w:proofErr w:type="spellEnd"/>
-      <w:r>
-        <w:t xml:space="preserve"> belső címeken épül fel, titkosított csatornán.</w:t>
+        <w:t>A GRE/IPIP tunnel-ek belül futnak az IPsec-en, vagy IPsec over GRE módban. Az OSPF szomszédság a tunnel belső címeken épül fel, titkosított csatornán.</w:t>
       </w:r>
     </w:p>
     <w:p/>
     <w:p>
       <w:r>
         <w:lastRenderedPageBreak/>
-        <w:t xml:space="preserve">Nincs </w:t>
-      </w:r>
-      <w:proofErr w:type="spellStart"/>
-      <w:r>
-        <w:t>Remote</w:t>
-      </w:r>
-      <w:proofErr w:type="spellEnd"/>
-      <w:r>
-        <w:t xml:space="preserve"> Access VPN. Nincs dedikált VPN koncentrátor. A 2811 routerek korlátozott teljesítménye és IOS képességei nem teszik lehetővé az egyszerű telepítésű kliens VPN-t. Adminisztrátori hozzáférés csak fizikai konzolon vagy a belső hálózatról lehetséges.</w:t>
+        <w:t>Nincs Remote Access VPN. Nincs dedikált VPN koncentrátor. A 2811 routerek korlátozott teljesítménye és IOS képességei nem teszik lehetővé az egyszerű telepítésű kliens VPN-t. Adminisztrátori hozzáférés csak fizikai konzolon vagy a belső hálózatról lehetséges.</w:t>
       </w:r>
     </w:p>
     <w:p>
@@ -5513,7 +4539,7 @@
       <w:pPr>
         <w:pStyle w:val="Cmsor1"/>
       </w:pPr>
-      <w:bookmarkStart w:id="25" w:name="_Toc223000189"/>
+      <w:bookmarkStart w:id="24" w:name="_Toc223000189"/>
       <w:r>
         <w:lastRenderedPageBreak/>
         <w:t xml:space="preserve">8. </w:t>
@@ -5521,55 +4547,32 @@
       <w:r>
         <w:t>Szerver infrastruktúra</w:t>
       </w:r>
+      <w:bookmarkEnd w:id="24"/>
+    </w:p>
+    <w:p>
+      <w:pPr>
+        <w:pStyle w:val="Cmsor2"/>
+      </w:pPr>
+      <w:bookmarkStart w:id="25" w:name="_Toc223000190"/>
+      <w:r>
+        <w:t>8.1 Windows szerver – Telephely 1 (VM)</w:t>
+      </w:r>
       <w:bookmarkEnd w:id="25"/>
     </w:p>
     <w:p>
-      <w:pPr>
-        <w:pStyle w:val="Cmsor2"/>
-      </w:pPr>
-      <w:bookmarkStart w:id="26" w:name="_Toc223000190"/>
-      <w:r>
-        <w:t>8.1 Windows szerver – Telephely 1 (VM)</w:t>
-      </w:r>
-      <w:bookmarkEnd w:id="26"/>
-    </w:p>
-    <w:p>
-      <w:proofErr w:type="spellStart"/>
-      <w:r>
-        <w:t>Active</w:t>
-      </w:r>
-      <w:proofErr w:type="spellEnd"/>
-      <w:r>
-        <w:t xml:space="preserve"> </w:t>
-      </w:r>
-      <w:proofErr w:type="spellStart"/>
-      <w:r>
-        <w:t>Directory</w:t>
-      </w:r>
-      <w:proofErr w:type="spellEnd"/>
+      <w:r>
+        <w:t>Active Directory</w:t>
+      </w:r>
     </w:p>
     <w:p/>
     <w:p>
-      <w:proofErr w:type="spellStart"/>
-      <w:r>
-        <w:t>Domain</w:t>
-      </w:r>
-      <w:proofErr w:type="spellEnd"/>
-      <w:r>
-        <w:t>: pacex.hu</w:t>
-      </w:r>
-    </w:p>
-    <w:p>
-      <w:r>
-        <w:t xml:space="preserve">Forest: pacex.hu (egyetlen </w:t>
-      </w:r>
-      <w:proofErr w:type="spellStart"/>
-      <w:r>
-        <w:t>domain</w:t>
-      </w:r>
-      <w:proofErr w:type="spellEnd"/>
-      <w:r>
-        <w:t>)</w:t>
+      <w:r>
+        <w:t>Domain: pacex.hu</w:t>
+      </w:r>
+    </w:p>
+    <w:p>
+      <w:r>
+        <w:t>Forest: pacex.hu (egyetlen domain)</w:t>
       </w:r>
     </w:p>
     <w:p>
@@ -5585,36 +4588,12 @@
     <w:p/>
     <w:p>
       <w:r>
-        <w:t>pacex.hu (</w:t>
-      </w:r>
-      <w:proofErr w:type="spellStart"/>
-      <w:r>
-        <w:t>primary</w:t>
-      </w:r>
-      <w:proofErr w:type="spellEnd"/>
-      <w:r>
-        <w:t>)</w:t>
-      </w:r>
-    </w:p>
-    <w:p>
-      <w:r>
-        <w:t xml:space="preserve">api.pacex.hu → 192.168.200.10 (Telephely 2 </w:t>
-      </w:r>
-      <w:proofErr w:type="spellStart"/>
-      <w:r>
-        <w:t>load</w:t>
-      </w:r>
-      <w:proofErr w:type="spellEnd"/>
-      <w:r>
-        <w:t xml:space="preserve"> </w:t>
-      </w:r>
-      <w:proofErr w:type="spellStart"/>
-      <w:r>
-        <w:t>balancer</w:t>
-      </w:r>
-      <w:proofErr w:type="spellEnd"/>
-      <w:r>
-        <w:t>)</w:t>
+        <w:t>pacex.hu (primary)</w:t>
+      </w:r>
+    </w:p>
+    <w:p>
+      <w:r>
+        <w:t>api.pacex.hu → 192.168.200.10 (Telephely 2 load balancer)</w:t>
       </w:r>
     </w:p>
     <w:p>
@@ -5629,68 +4608,28 @@
     </w:p>
     <w:p>
       <w:r>
-        <w:t xml:space="preserve">DHCP </w:t>
-      </w:r>
-      <w:proofErr w:type="spellStart"/>
-      <w:r>
-        <w:t>scope</w:t>
-      </w:r>
-      <w:proofErr w:type="spellEnd"/>
-      <w:r>
-        <w:t>-ok</w:t>
+        <w:t>DHCP scope-ok</w:t>
       </w:r>
     </w:p>
     <w:p/>
     <w:p>
       <w:r>
-        <w:t xml:space="preserve">VLAN 10: 192.168.10.100-199, </w:t>
-      </w:r>
-      <w:proofErr w:type="spellStart"/>
-      <w:r>
-        <w:t>gateway</w:t>
-      </w:r>
-      <w:proofErr w:type="spellEnd"/>
-      <w:r>
-        <w:t xml:space="preserve"> 192.168.10.254</w:t>
-      </w:r>
-    </w:p>
-    <w:p>
-      <w:r>
-        <w:t xml:space="preserve">VLAN 20: 192.168.20.100-199, </w:t>
-      </w:r>
-      <w:proofErr w:type="spellStart"/>
-      <w:r>
-        <w:t>gateway</w:t>
-      </w:r>
-      <w:proofErr w:type="spellEnd"/>
-      <w:r>
-        <w:t xml:space="preserve"> 192.168.20.254</w:t>
-      </w:r>
-    </w:p>
-    <w:p>
-      <w:r>
-        <w:t xml:space="preserve">VLAN 80: 192.168.80.100-149, </w:t>
-      </w:r>
-      <w:proofErr w:type="spellStart"/>
-      <w:r>
-        <w:t>gateway</w:t>
-      </w:r>
-      <w:proofErr w:type="spellEnd"/>
-      <w:r>
-        <w:t xml:space="preserve"> 192.168.80.254</w:t>
-      </w:r>
-    </w:p>
-    <w:p>
-      <w:r>
-        <w:t xml:space="preserve">VLAN 99: 192.168.99.100-149, </w:t>
-      </w:r>
-      <w:proofErr w:type="spellStart"/>
-      <w:r>
-        <w:t>gateway</w:t>
-      </w:r>
-      <w:proofErr w:type="spellEnd"/>
-      <w:r>
-        <w:t xml:space="preserve"> 192.168.99.254</w:t>
+        <w:t>VLAN 10: 192.168.10.100-199, gateway 192.168.10.254</w:t>
+      </w:r>
+    </w:p>
+    <w:p>
+      <w:r>
+        <w:t>VLAN 20: 192.168.20.100-199, gateway 192.168.20.254</w:t>
+      </w:r>
+    </w:p>
+    <w:p>
+      <w:r>
+        <w:t>VLAN 80: 192.168.80.100-149, gateway 192.168.80.254</w:t>
+      </w:r>
+    </w:p>
+    <w:p>
+      <w:r>
+        <w:t>VLAN 99: 192.168.99.100-149, gateway 192.168.99.254</w:t>
       </w:r>
     </w:p>
     <w:p>
@@ -5700,26 +4639,13 @@
     </w:p>
     <w:p/>
     <w:p>
-      <w:proofErr w:type="spellStart"/>
-      <w:r>
-        <w:t>Wireless</w:t>
-      </w:r>
-      <w:proofErr w:type="spellEnd"/>
-      <w:r>
-        <w:t xml:space="preserve"> 802.1X hitelesítés Telephely 3-hoz</w:t>
-      </w:r>
-    </w:p>
-    <w:p>
-      <w:r>
-        <w:t xml:space="preserve">AD integráció, </w:t>
-      </w:r>
-      <w:proofErr w:type="spellStart"/>
-      <w:r>
-        <w:t>certificate-based</w:t>
-      </w:r>
-      <w:proofErr w:type="spellEnd"/>
-      <w:r>
-        <w:t xml:space="preserve"> vagy PEAP</w:t>
+      <w:r>
+        <w:t>Wireless 802.1X hitelesítés Telephely 3-hoz</w:t>
+      </w:r>
+    </w:p>
+    <w:p>
+      <w:r>
+        <w:t>AD integráció, certificate-based vagy PEAP</w:t>
       </w:r>
     </w:p>
     <w:p>
@@ -5775,11 +4701,11 @@
       <w:pPr>
         <w:pStyle w:val="Cmsor2"/>
       </w:pPr>
-      <w:bookmarkStart w:id="27" w:name="_Toc223000191"/>
+      <w:bookmarkStart w:id="26" w:name="_Toc223000191"/>
       <w:r>
         <w:t>8.2 Linux szerverek – Telephely 2 (VM-ek)</w:t>
       </w:r>
-      <w:bookmarkEnd w:id="27"/>
+      <w:bookmarkEnd w:id="26"/>
     </w:p>
     <w:p>
       <w:r>
@@ -5793,66 +4719,19 @@
       </w:r>
     </w:p>
     <w:p>
-      <w:proofErr w:type="spellStart"/>
-      <w:r>
-        <w:t>Load</w:t>
-      </w:r>
-      <w:proofErr w:type="spellEnd"/>
-      <w:r>
-        <w:t xml:space="preserve"> </w:t>
-      </w:r>
-      <w:proofErr w:type="spellStart"/>
-      <w:r>
-        <w:t>balancer</w:t>
-      </w:r>
-      <w:proofErr w:type="spellEnd"/>
-      <w:r>
-        <w:t xml:space="preserve"> konfiguráció (</w:t>
-      </w:r>
-      <w:proofErr w:type="spellStart"/>
-      <w:r>
-        <w:t>upstream</w:t>
-      </w:r>
-      <w:proofErr w:type="spellEnd"/>
-      <w:r>
-        <w:t xml:space="preserve"> a többi web szerverhez, ha skálázva)</w:t>
-      </w:r>
-    </w:p>
-    <w:p>
-      <w:r>
-        <w:t xml:space="preserve">api.pacex.hu </w:t>
-      </w:r>
-      <w:proofErr w:type="spellStart"/>
-      <w:r>
-        <w:t>virtual</w:t>
-      </w:r>
-      <w:proofErr w:type="spellEnd"/>
-      <w:r>
-        <w:t xml:space="preserve"> </w:t>
-      </w:r>
-      <w:proofErr w:type="spellStart"/>
-      <w:r>
-        <w:t>host</w:t>
-      </w:r>
-      <w:proofErr w:type="spellEnd"/>
-    </w:p>
-    <w:p>
-      <w:r>
-        <w:t xml:space="preserve">private.pacex.hu </w:t>
-      </w:r>
-      <w:proofErr w:type="spellStart"/>
-      <w:r>
-        <w:t>virtual</w:t>
-      </w:r>
-      <w:proofErr w:type="spellEnd"/>
-      <w:r>
-        <w:t xml:space="preserve"> </w:t>
-      </w:r>
-      <w:proofErr w:type="spellStart"/>
-      <w:r>
-        <w:t>host</w:t>
-      </w:r>
-      <w:proofErr w:type="spellEnd"/>
+      <w:r>
+        <w:t>Load balancer konfiguráció (upstream a többi web szerverhez, ha skálázva)</w:t>
+      </w:r>
+    </w:p>
+    <w:p>
+      <w:r>
+        <w:t>api.pacex.hu virtual host</w:t>
+      </w:r>
+    </w:p>
+    <w:p>
+      <w:r>
+        <w:t>private.pacex.hu virtual host</w:t>
+      </w:r>
     </w:p>
     <w:p>
       <w:r>
@@ -5861,13 +4740,8 @@
     </w:p>
     <w:p/>
     <w:p>
-      <w:proofErr w:type="spellStart"/>
-      <w:r>
-        <w:t>PostgreSQL</w:t>
-      </w:r>
-      <w:proofErr w:type="spellEnd"/>
-      <w:r>
-        <w:t xml:space="preserve"> 14+</w:t>
+      <w:r>
+        <w:t>PostgreSQL 14+</w:t>
       </w:r>
     </w:p>
     <w:p>
@@ -5882,15 +4756,7 @@
     </w:p>
     <w:p>
       <w:r>
-        <w:t xml:space="preserve">Kapcsolat a Telephely 4 IOT </w:t>
-      </w:r>
-      <w:proofErr w:type="spellStart"/>
-      <w:r>
-        <w:t>relay-hez</w:t>
-      </w:r>
-      <w:proofErr w:type="spellEnd"/>
-      <w:r>
-        <w:t xml:space="preserve"> (HTTP kliens funkció)</w:t>
+        <w:t>Kapcsolat a Telephely 4 IOT relay-hez (HTTP kliens funkció)</w:t>
       </w:r>
     </w:p>
     <w:p>
@@ -5900,21 +4766,8 @@
     </w:p>
     <w:p/>
     <w:p>
-      <w:proofErr w:type="spellStart"/>
-      <w:r>
-        <w:t>Nginx</w:t>
-      </w:r>
-      <w:proofErr w:type="spellEnd"/>
-      <w:r>
-        <w:t xml:space="preserve"> </w:t>
-      </w:r>
-      <w:proofErr w:type="spellStart"/>
-      <w:r>
-        <w:t>reverse</w:t>
-      </w:r>
-      <w:proofErr w:type="spellEnd"/>
-      <w:r>
-        <w:t xml:space="preserve"> proxy és cache</w:t>
+      <w:r>
+        <w:t>Nginx reverse proxy és cache</w:t>
       </w:r>
     </w:p>
     <w:p>
@@ -5925,39 +4778,7 @@
     </w:p>
     <w:p>
       <w:r>
-        <w:t xml:space="preserve">SSL </w:t>
-      </w:r>
-      <w:proofErr w:type="spellStart"/>
-      <w:r>
-        <w:t>terminálás</w:t>
-      </w:r>
-      <w:proofErr w:type="spellEnd"/>
-      <w:r>
-        <w:t xml:space="preserve"> (</w:t>
-      </w:r>
-      <w:proofErr w:type="spellStart"/>
-      <w:r>
-        <w:t>Let's</w:t>
-      </w:r>
-      <w:proofErr w:type="spellEnd"/>
-      <w:r>
-        <w:t xml:space="preserve"> </w:t>
-      </w:r>
-      <w:proofErr w:type="spellStart"/>
-      <w:r>
-        <w:t>Encrypt</w:t>
-      </w:r>
-      <w:proofErr w:type="spellEnd"/>
-      <w:r>
-        <w:t xml:space="preserve"> vagy </w:t>
-      </w:r>
-      <w:proofErr w:type="spellStart"/>
-      <w:r>
-        <w:t>self-signed</w:t>
-      </w:r>
-      <w:proofErr w:type="spellEnd"/>
-      <w:r>
-        <w:t>)</w:t>
+        <w:t>SSL terminálás (Let's Encrypt vagy self-signed)</w:t>
       </w:r>
     </w:p>
     <w:p>
@@ -5974,35 +4795,19 @@
       <w:pPr>
         <w:pStyle w:val="Cmsor1"/>
       </w:pPr>
-      <w:bookmarkStart w:id="28" w:name="_Toc223000192"/>
+      <w:bookmarkStart w:id="27" w:name="_Toc223000192"/>
       <w:r>
         <w:lastRenderedPageBreak/>
         <w:t xml:space="preserve">9. </w:t>
       </w:r>
       <w:r>
-        <w:t xml:space="preserve">Programozott konfiguráció – </w:t>
-      </w:r>
-      <w:proofErr w:type="spellStart"/>
-      <w:r>
-        <w:t>Flutter</w:t>
-      </w:r>
-      <w:proofErr w:type="spellEnd"/>
-      <w:r>
-        <w:t xml:space="preserve"> alkalmazás</w:t>
-      </w:r>
-      <w:bookmarkEnd w:id="28"/>
-    </w:p>
-    <w:p>
-      <w:r>
-        <w:t xml:space="preserve">Egyedi fejlesztésű </w:t>
-      </w:r>
-      <w:proofErr w:type="spellStart"/>
-      <w:r>
-        <w:t>Flutter</w:t>
-      </w:r>
-      <w:proofErr w:type="spellEnd"/>
-      <w:r>
-        <w:t xml:space="preserve"> alkalmazás kezeli az eszközkonfigurációkat.</w:t>
+        <w:t>Programozott konfiguráció – Flutter alkalmazás</w:t>
+      </w:r>
+      <w:bookmarkEnd w:id="27"/>
+    </w:p>
+    <w:p>
+      <w:r>
+        <w:t>Egyedi fejlesztésű Flutter alkalmazás kezeli az eszközkonfigurációkat.</w:t>
       </w:r>
     </w:p>
     <w:p/>
@@ -6019,62 +4824,17 @@
     </w:p>
     <w:p>
       <w:r>
-        <w:t xml:space="preserve">Jinja2-szerű </w:t>
-      </w:r>
-      <w:proofErr w:type="spellStart"/>
-      <w:r>
-        <w:t>template</w:t>
-      </w:r>
-      <w:proofErr w:type="spellEnd"/>
-      <w:r>
-        <w:t xml:space="preserve"> motor konfigurációs </w:t>
-      </w:r>
-      <w:proofErr w:type="spellStart"/>
-      <w:r>
-        <w:t>szkriptek</w:t>
-      </w:r>
-      <w:proofErr w:type="spellEnd"/>
-      <w:r>
-        <w:t xml:space="preserve"> generálásához</w:t>
-      </w:r>
-    </w:p>
-    <w:p>
-      <w:r>
-        <w:t xml:space="preserve">Soros </w:t>
-      </w:r>
-      <w:proofErr w:type="spellStart"/>
-      <w:r>
-        <w:t>porton</w:t>
-      </w:r>
-      <w:proofErr w:type="spellEnd"/>
-      <w:r>
-        <w:t xml:space="preserve"> (USB-to-RS232) vagy hálózaton keresztül történő </w:t>
-      </w:r>
-      <w:proofErr w:type="spellStart"/>
-      <w:r>
-        <w:t>deployment</w:t>
-      </w:r>
-      <w:proofErr w:type="spellEnd"/>
-    </w:p>
-    <w:p>
-      <w:r>
-        <w:t xml:space="preserve">Verziókezelés </w:t>
-      </w:r>
-      <w:proofErr w:type="spellStart"/>
-      <w:r>
-        <w:t>Git</w:t>
-      </w:r>
-      <w:proofErr w:type="spellEnd"/>
-      <w:r>
-        <w:t xml:space="preserve"> </w:t>
-      </w:r>
-      <w:proofErr w:type="spellStart"/>
-      <w:r>
-        <w:t>repository</w:t>
-      </w:r>
-      <w:proofErr w:type="spellEnd"/>
-      <w:r>
-        <w:t>-ban</w:t>
+        <w:t>Jinja2-szerű template motor konfigurációs szkriptek generálásához</w:t>
+      </w:r>
+    </w:p>
+    <w:p>
+      <w:r>
+        <w:t>Soros porton (USB-to-RS232) vagy hálózaton keresztül történő deployment</w:t>
+      </w:r>
+    </w:p>
+    <w:p>
+      <w:r>
+        <w:t>Verziókezelés Git repository-ban</w:t>
       </w:r>
     </w:p>
     <w:p>
@@ -6097,13 +4857,8 @@
         <w:spacing w:after="0"/>
         <w:ind w:left="11" w:right="57" w:hanging="11"/>
       </w:pPr>
-      <w:proofErr w:type="spellStart"/>
-      <w:r>
-        <w:t>devices</w:t>
-      </w:r>
-      <w:proofErr w:type="spellEnd"/>
-      <w:r>
-        <w:t>:</w:t>
+      <w:r>
+        <w:t>devices:</w:t>
       </w:r>
     </w:p>
     <w:p>
@@ -6112,15 +4867,7 @@
         <w:ind w:left="11" w:right="57" w:hanging="11"/>
       </w:pPr>
       <w:r>
-        <w:t xml:space="preserve">  - </w:t>
-      </w:r>
-      <w:proofErr w:type="spellStart"/>
-      <w:r>
-        <w:t>name</w:t>
-      </w:r>
-      <w:proofErr w:type="spellEnd"/>
-      <w:r>
-        <w:t>: switch1</w:t>
+        <w:t xml:space="preserve">  - name: switch1</w:t>
       </w:r>
     </w:p>
     <w:p>
@@ -6129,15 +4876,7 @@
         <w:ind w:left="11" w:right="57" w:hanging="11"/>
       </w:pPr>
       <w:r>
-        <w:t xml:space="preserve">    </w:t>
-      </w:r>
-      <w:proofErr w:type="spellStart"/>
-      <w:r>
-        <w:t>model</w:t>
-      </w:r>
-      <w:proofErr w:type="spellEnd"/>
-      <w:r>
-        <w:t>: cisco_2960</w:t>
+        <w:t xml:space="preserve">    model: cisco_2960</w:t>
       </w:r>
     </w:p>
     <w:p>
@@ -6146,15 +4885,7 @@
         <w:ind w:left="11" w:right="57" w:hanging="11"/>
       </w:pPr>
       <w:r>
-        <w:t xml:space="preserve">    </w:t>
-      </w:r>
-      <w:proofErr w:type="spellStart"/>
-      <w:r>
-        <w:t>ip</w:t>
-      </w:r>
-      <w:proofErr w:type="spellEnd"/>
-      <w:r>
-        <w:t>: 192.168.80.13</w:t>
+        <w:t xml:space="preserve">    ip: 192.168.80.13</w:t>
       </w:r>
     </w:p>
     <w:p>
@@ -6163,15 +4894,7 @@
         <w:ind w:left="11" w:right="57" w:hanging="11"/>
       </w:pPr>
       <w:r>
-        <w:t xml:space="preserve">    </w:t>
-      </w:r>
-      <w:proofErr w:type="spellStart"/>
-      <w:r>
-        <w:t>vlans</w:t>
-      </w:r>
-      <w:proofErr w:type="spellEnd"/>
-      <w:r>
-        <w:t>:</w:t>
+        <w:t xml:space="preserve">    vlans:</w:t>
       </w:r>
     </w:p>
     <w:p>
@@ -6180,23 +4903,7 @@
         <w:ind w:left="11" w:right="57" w:hanging="11"/>
       </w:pPr>
       <w:r>
-        <w:t xml:space="preserve">      10: {</w:t>
-      </w:r>
-      <w:proofErr w:type="spellStart"/>
-      <w:r>
-        <w:t>name</w:t>
-      </w:r>
-      <w:proofErr w:type="spellEnd"/>
-      <w:r>
-        <w:t xml:space="preserve">: users_floor1, </w:t>
-      </w:r>
-      <w:proofErr w:type="spellStart"/>
-      <w:r>
-        <w:t>ports</w:t>
-      </w:r>
-      <w:proofErr w:type="spellEnd"/>
-      <w:r>
-        <w:t>: "Fa0/5-12"}</w:t>
+        <w:t xml:space="preserve">      10: {name: users_floor1, ports: "Fa0/5-12"}</w:t>
       </w:r>
     </w:p>
     <w:p>
@@ -6205,23 +4912,7 @@
         <w:ind w:left="11" w:right="57" w:hanging="11"/>
       </w:pPr>
       <w:r>
-        <w:t xml:space="preserve">      20: {</w:t>
-      </w:r>
-      <w:proofErr w:type="spellStart"/>
-      <w:r>
-        <w:t>name</w:t>
-      </w:r>
-      <w:proofErr w:type="spellEnd"/>
-      <w:r>
-        <w:t xml:space="preserve">: managers_floor2, </w:t>
-      </w:r>
-      <w:proofErr w:type="spellStart"/>
-      <w:r>
-        <w:t>ports</w:t>
-      </w:r>
-      <w:proofErr w:type="spellEnd"/>
-      <w:r>
-        <w:t>: "Fa0/13-20"}</w:t>
+        <w:t xml:space="preserve">      20: {name: managers_floor2, ports: "Fa0/13-20"}</w:t>
       </w:r>
     </w:p>
     <w:p>
@@ -6230,39 +4921,7 @@
         <w:ind w:left="11" w:right="57" w:hanging="11"/>
       </w:pPr>
       <w:r>
-        <w:t xml:space="preserve">    </w:t>
-      </w:r>
-      <w:proofErr w:type="spellStart"/>
-      <w:r>
-        <w:t>etherchannel</w:t>
-      </w:r>
-      <w:proofErr w:type="spellEnd"/>
-      <w:r>
-        <w:t>: {</w:t>
-      </w:r>
-      <w:proofErr w:type="spellStart"/>
-      <w:r>
-        <w:t>ports</w:t>
-      </w:r>
-      <w:proofErr w:type="spellEnd"/>
-      <w:r>
-        <w:t xml:space="preserve">: "Fa0/3-4", </w:t>
-      </w:r>
-      <w:proofErr w:type="spellStart"/>
-      <w:r>
-        <w:t>mode</w:t>
-      </w:r>
-      <w:proofErr w:type="spellEnd"/>
-      <w:r>
-        <w:t xml:space="preserve">: </w:t>
-      </w:r>
-      <w:proofErr w:type="spellStart"/>
-      <w:r>
-        <w:t>desirable</w:t>
-      </w:r>
-      <w:proofErr w:type="spellEnd"/>
-      <w:r>
-        <w:t>}</w:t>
+        <w:t xml:space="preserve">    etherchannel: {ports: "Fa0/3-4", mode: desirable}</w:t>
       </w:r>
     </w:p>
     <w:p>
@@ -6302,15 +4961,7 @@
       </w:pPr>
       <w:r>
         <w:lastRenderedPageBreak/>
-        <w:t xml:space="preserve">Ellenőrző parancsok (show, </w:t>
-      </w:r>
-      <w:proofErr w:type="spellStart"/>
-      <w:r>
-        <w:t>debug</w:t>
-      </w:r>
-      <w:proofErr w:type="spellEnd"/>
-      <w:r>
-        <w:t>)</w:t>
+        <w:t>Ellenőrző parancsok (show, debug)</w:t>
       </w:r>
     </w:p>
     <w:p>
@@ -6328,39 +4979,7 @@
         <w:ind w:left="11" w:right="57" w:hanging="11"/>
       </w:pPr>
       <w:r>
-        <w:t xml:space="preserve">A </w:t>
-      </w:r>
-      <w:proofErr w:type="spellStart"/>
-      <w:r>
-        <w:t>Flutter</w:t>
-      </w:r>
-      <w:proofErr w:type="spellEnd"/>
-      <w:r>
-        <w:t xml:space="preserve"> alkalmazás keresztplatformos: Windows, </w:t>
-      </w:r>
-      <w:proofErr w:type="spellStart"/>
-      <w:r>
-        <w:t>macOS</w:t>
-      </w:r>
-      <w:proofErr w:type="spellEnd"/>
-      <w:r>
-        <w:t xml:space="preserve">, Linux, Android. A fejlesztői környezetben tesztelve, a fizikai </w:t>
-      </w:r>
-      <w:proofErr w:type="spellStart"/>
-      <w:r>
-        <w:t>eszközökhez</w:t>
-      </w:r>
-      <w:proofErr w:type="spellEnd"/>
-      <w:r>
-        <w:t xml:space="preserve"> laptop csatlakoztatásával </w:t>
-      </w:r>
-      <w:proofErr w:type="spellStart"/>
-      <w:r>
-        <w:t>deploy-ol</w:t>
-      </w:r>
-      <w:proofErr w:type="spellEnd"/>
-      <w:r>
-        <w:t>.</w:t>
+        <w:t>A Flutter alkalmazás keresztplatformos: Windows, macOS, Linux, Android. A fejlesztői környezetben tesztelve, a fizikai eszközökhez laptop csatlakoztatásával deploy-ol.</w:t>
       </w:r>
     </w:p>
     <w:p>
@@ -6377,7 +4996,7 @@
       <w:pPr>
         <w:pStyle w:val="Cmsor1"/>
       </w:pPr>
-      <w:bookmarkStart w:id="29" w:name="_Toc223000193"/>
+      <w:bookmarkStart w:id="28" w:name="_Toc223000193"/>
       <w:r>
         <w:lastRenderedPageBreak/>
         <w:t xml:space="preserve">10. </w:t>
@@ -6385,17 +5004,17 @@
       <w:r>
         <w:t>Csapatmunka és projektszervezés – 2 fő</w:t>
       </w:r>
+      <w:bookmarkEnd w:id="28"/>
+    </w:p>
+    <w:p>
+      <w:pPr>
+        <w:pStyle w:val="Cmsor2"/>
+      </w:pPr>
+      <w:bookmarkStart w:id="29" w:name="_Toc223000194"/>
+      <w:r>
+        <w:t>10.1 Szerepkörök és felelősségek</w:t>
+      </w:r>
       <w:bookmarkEnd w:id="29"/>
-    </w:p>
-    <w:p>
-      <w:pPr>
-        <w:pStyle w:val="Cmsor2"/>
-      </w:pPr>
-      <w:bookmarkStart w:id="30" w:name="_Toc223000194"/>
-      <w:r>
-        <w:t>10.1 Szerepkörök és felelősségek</w:t>
-      </w:r>
-      <w:bookmarkEnd w:id="30"/>
     </w:p>
     <w:p>
       <w:pPr>
@@ -6427,15 +5046,7 @@
         <w:ind w:left="11" w:right="57" w:hanging="11"/>
       </w:pPr>
       <w:r>
-        <w:t xml:space="preserve">L2/L3 konfiguráció: VLAN, </w:t>
-      </w:r>
-      <w:proofErr w:type="spellStart"/>
-      <w:r>
-        <w:t>EtherChannel</w:t>
-      </w:r>
-      <w:proofErr w:type="spellEnd"/>
-      <w:r>
-        <w:t>, HSRP, OSPF</w:t>
+        <w:t>L2/L3 konfiguráció: VLAN, EtherChannel, HSRP, OSPF</w:t>
       </w:r>
     </w:p>
     <w:p>
@@ -6444,23 +5055,7 @@
         <w:ind w:left="11" w:right="57" w:hanging="11"/>
       </w:pPr>
       <w:r>
-        <w:t xml:space="preserve">VPN: </w:t>
-      </w:r>
-      <w:proofErr w:type="spellStart"/>
-      <w:r>
-        <w:t>IPsec</w:t>
-      </w:r>
-      <w:proofErr w:type="spellEnd"/>
-      <w:r>
-        <w:t xml:space="preserve">, GRE </w:t>
-      </w:r>
-      <w:proofErr w:type="spellStart"/>
-      <w:r>
-        <w:t>tunnel</w:t>
-      </w:r>
-      <w:proofErr w:type="spellEnd"/>
-      <w:r>
-        <w:t>-ek</w:t>
+        <w:t>VPN: IPsec, GRE tunnel-ek</w:t>
       </w:r>
     </w:p>
     <w:p>
@@ -6477,13 +5072,8 @@
         <w:spacing w:after="0"/>
         <w:ind w:left="11" w:right="57" w:hanging="11"/>
       </w:pPr>
-      <w:proofErr w:type="spellStart"/>
-      <w:r>
-        <w:t>Wireless</w:t>
-      </w:r>
-      <w:proofErr w:type="spellEnd"/>
-      <w:r>
-        <w:t>: AP konfiguráció, RADIUS integráció tesztelése</w:t>
+      <w:r>
+        <w:t>Wireless: AP konfiguráció, RADIUS integráció tesztelése</w:t>
       </w:r>
     </w:p>
     <w:p>
@@ -6534,31 +5124,7 @@
         <w:ind w:left="11" w:right="57" w:hanging="11"/>
       </w:pPr>
       <w:r>
-        <w:t xml:space="preserve">Linux szerverek: </w:t>
-      </w:r>
-      <w:proofErr w:type="spellStart"/>
-      <w:r>
-        <w:t>Apache</w:t>
-      </w:r>
-      <w:proofErr w:type="spellEnd"/>
-      <w:r>
-        <w:t xml:space="preserve">, </w:t>
-      </w:r>
-      <w:proofErr w:type="spellStart"/>
-      <w:r>
-        <w:t>PostgreSQL</w:t>
-      </w:r>
-      <w:proofErr w:type="spellEnd"/>
-      <w:r>
-        <w:t xml:space="preserve">, </w:t>
-      </w:r>
-      <w:proofErr w:type="spellStart"/>
-      <w:r>
-        <w:t>Nginx</w:t>
-      </w:r>
-      <w:proofErr w:type="spellEnd"/>
-      <w:r>
-        <w:t xml:space="preserve"> telepítés és konfiguráció</w:t>
+        <w:t>Linux szerverek: Apache, PostgreSQL, Nginx telepítés és konfiguráció</w:t>
       </w:r>
     </w:p>
     <w:p>
@@ -6566,19 +5132,9 @@
         <w:spacing w:after="0"/>
         <w:ind w:left="11" w:right="57" w:hanging="11"/>
       </w:pPr>
-      <w:proofErr w:type="spellStart"/>
-      <w:r>
-        <w:t>Flutter</w:t>
-      </w:r>
-      <w:proofErr w:type="spellEnd"/>
-      <w:r>
-        <w:t xml:space="preserve"> alkalmazás: fejlesztés, tesztelés, </w:t>
-      </w:r>
-      <w:proofErr w:type="spellStart"/>
-      <w:r>
-        <w:t>deployment</w:t>
-      </w:r>
-      <w:proofErr w:type="spellEnd"/>
+      <w:r>
+        <w:t>Flutter alkalmazás: fejlesztés, tesztelés, deployment</w:t>
+      </w:r>
     </w:p>
     <w:p>
       <w:pPr>
@@ -6586,15 +5142,7 @@
         <w:ind w:left="11" w:right="57" w:hanging="11"/>
       </w:pPr>
       <w:r>
-        <w:t xml:space="preserve">IOT integráció: HTTP API a </w:t>
-      </w:r>
-      <w:proofErr w:type="spellStart"/>
-      <w:r>
-        <w:t>relay-hez</w:t>
-      </w:r>
-      <w:proofErr w:type="spellEnd"/>
-      <w:r>
-        <w:t>, adatbázis séma</w:t>
+        <w:t>IOT integráció: HTTP API a relay-hez, adatbázis séma</w:t>
       </w:r>
     </w:p>
     <w:p>
@@ -6610,27 +5158,11 @@
       <w:pPr>
         <w:pStyle w:val="Cmsor2"/>
       </w:pPr>
-      <w:bookmarkStart w:id="31" w:name="_Toc223000195"/>
-      <w:r>
-        <w:t xml:space="preserve">10.2 GitHub </w:t>
-      </w:r>
-      <w:proofErr w:type="spellStart"/>
-      <w:r>
-        <w:t>Projects</w:t>
-      </w:r>
-      <w:proofErr w:type="spellEnd"/>
-      <w:r>
-        <w:t xml:space="preserve"> – </w:t>
-      </w:r>
-      <w:proofErr w:type="spellStart"/>
-      <w:r>
-        <w:t>Lightweight</w:t>
-      </w:r>
-      <w:proofErr w:type="spellEnd"/>
-      <w:r>
-        <w:t xml:space="preserve"> módszer</w:t>
-      </w:r>
-      <w:bookmarkEnd w:id="31"/>
+      <w:bookmarkStart w:id="30" w:name="_Toc223000195"/>
+      <w:r>
+        <w:t>10.2 GitHub Projects – Lightweight módszer</w:t>
+      </w:r>
+      <w:bookmarkEnd w:id="30"/>
     </w:p>
     <w:p>
       <w:pPr>
@@ -6638,31 +5170,7 @@
         <w:ind w:left="11" w:right="57" w:hanging="11"/>
       </w:pPr>
       <w:r>
-        <w:t xml:space="preserve">Egyetlen privát </w:t>
-      </w:r>
-      <w:proofErr w:type="spellStart"/>
-      <w:r>
-        <w:t>repository</w:t>
-      </w:r>
-      <w:proofErr w:type="spellEnd"/>
-      <w:r>
-        <w:t xml:space="preserve">: </w:t>
-      </w:r>
-      <w:proofErr w:type="spellStart"/>
-      <w:r>
-        <w:t>pacex</w:t>
-      </w:r>
-      <w:proofErr w:type="spellEnd"/>
-      <w:r>
-        <w:t>-</w:t>
-      </w:r>
-      <w:proofErr w:type="spellStart"/>
-      <w:r>
-        <w:t>network</w:t>
-      </w:r>
-      <w:proofErr w:type="spellEnd"/>
-      <w:r>
-        <w:t>-project</w:t>
+        <w:t>Egyetlen privát repository: pacex-network-project</w:t>
       </w:r>
     </w:p>
     <w:p>
@@ -6686,23 +5194,7 @@
         <w:ind w:left="11" w:right="57" w:hanging="11"/>
       </w:pPr>
       <w:r>
-        <w:t>/</w:t>
-      </w:r>
-      <w:proofErr w:type="spellStart"/>
-      <w:r>
-        <w:t>pacex</w:t>
-      </w:r>
-      <w:proofErr w:type="spellEnd"/>
-      <w:r>
-        <w:t>-</w:t>
-      </w:r>
-      <w:proofErr w:type="spellStart"/>
-      <w:r>
-        <w:t>network</w:t>
-      </w:r>
-      <w:proofErr w:type="spellEnd"/>
-      <w:r>
-        <w:t>-project</w:t>
+        <w:t>/pacex-network-project</w:t>
       </w:r>
     </w:p>
     <w:p>
@@ -6711,13 +5203,8 @@
         <w:ind w:left="11" w:right="57" w:hanging="11"/>
       </w:pPr>
       <w:r>
-        <w:t xml:space="preserve">  /</w:t>
-      </w:r>
-      <w:proofErr w:type="spellStart"/>
-      <w:r>
-        <w:t>docs</w:t>
-      </w:r>
-      <w:proofErr w:type="spellEnd"/>
+        <w:t xml:space="preserve">  /docs</w:t>
+      </w:r>
     </w:p>
     <w:p>
       <w:pPr>
@@ -6752,13 +5239,8 @@
         <w:ind w:left="11" w:right="57" w:hanging="11"/>
       </w:pPr>
       <w:r>
-        <w:t xml:space="preserve">  /</w:t>
-      </w:r>
-      <w:proofErr w:type="spellStart"/>
-      <w:r>
-        <w:t>configs</w:t>
-      </w:r>
-      <w:proofErr w:type="spellEnd"/>
+        <w:t xml:space="preserve">  /configs</w:t>
+      </w:r>
     </w:p>
     <w:p>
       <w:pPr>
@@ -6766,13 +5248,8 @@
         <w:ind w:left="11" w:right="57" w:hanging="11"/>
       </w:pPr>
       <w:r>
-        <w:t xml:space="preserve">    /</w:t>
-      </w:r>
-      <w:proofErr w:type="spellStart"/>
-      <w:r>
-        <w:t>templates</w:t>
-      </w:r>
-      <w:proofErr w:type="spellEnd"/>
+        <w:t xml:space="preserve">    /templates</w:t>
+      </w:r>
     </w:p>
     <w:p>
       <w:pPr>
@@ -6781,13 +5258,8 @@
       </w:pPr>
       <w:r>
         <w:lastRenderedPageBreak/>
-        <w:t xml:space="preserve">    /</w:t>
-      </w:r>
-      <w:proofErr w:type="spellStart"/>
-      <w:r>
-        <w:t>generated</w:t>
-      </w:r>
-      <w:proofErr w:type="spellEnd"/>
+        <w:t xml:space="preserve">    /generated</w:t>
+      </w:r>
     </w:p>
     <w:p>
       <w:pPr>
@@ -6795,13 +5267,8 @@
         <w:ind w:left="11" w:right="57" w:hanging="11"/>
       </w:pPr>
       <w:r>
-        <w:t xml:space="preserve">  /</w:t>
-      </w:r>
-      <w:proofErr w:type="spellStart"/>
-      <w:r>
-        <w:t>flutter_app</w:t>
-      </w:r>
-      <w:proofErr w:type="spellEnd"/>
+        <w:t xml:space="preserve">  /flutter_app</w:t>
+      </w:r>
     </w:p>
     <w:p>
       <w:pPr>
@@ -6809,13 +5276,8 @@
         <w:ind w:left="11" w:right="57" w:hanging="11"/>
       </w:pPr>
       <w:r>
-        <w:t xml:space="preserve">    /</w:t>
-      </w:r>
-      <w:proofErr w:type="spellStart"/>
-      <w:r>
-        <w:t>lib</w:t>
-      </w:r>
-      <w:proofErr w:type="spellEnd"/>
+        <w:t xml:space="preserve">    /lib</w:t>
+      </w:r>
     </w:p>
     <w:p>
       <w:pPr>
@@ -6823,13 +5285,8 @@
         <w:ind w:left="11" w:right="57" w:hanging="11"/>
       </w:pPr>
       <w:r>
-        <w:t xml:space="preserve">    /</w:t>
-      </w:r>
-      <w:proofErr w:type="spellStart"/>
-      <w:r>
-        <w:t>assets</w:t>
-      </w:r>
-      <w:proofErr w:type="spellEnd"/>
+        <w:t xml:space="preserve">    /assets</w:t>
+      </w:r>
     </w:p>
     <w:p>
       <w:pPr>
@@ -6851,13 +5308,8 @@
         <w:spacing w:after="0"/>
         <w:ind w:left="11" w:right="57" w:hanging="11"/>
       </w:pPr>
-      <w:proofErr w:type="spellStart"/>
-      <w:r>
-        <w:t>Issue</w:t>
-      </w:r>
-      <w:proofErr w:type="spellEnd"/>
-      <w:r>
-        <w:t xml:space="preserve"> kezelés</w:t>
+      <w:r>
+        <w:t>Issue kezelés</w:t>
       </w:r>
     </w:p>
     <w:p>
@@ -6886,13 +5338,8 @@
         <w:spacing w:after="0"/>
         <w:ind w:left="11" w:right="57" w:hanging="11"/>
       </w:pPr>
-      <w:proofErr w:type="spellStart"/>
-      <w:r>
-        <w:t>network</w:t>
-      </w:r>
-      <w:proofErr w:type="spellEnd"/>
-      <w:r>
-        <w:t xml:space="preserve"> (kék) – hálózati mérnök feladatai</w:t>
+      <w:r>
+        <w:t>network (kék) – hálózati mérnök feladatai</w:t>
       </w:r>
     </w:p>
     <w:p>
@@ -6909,13 +5356,8 @@
         <w:spacing w:after="0"/>
         <w:ind w:left="11" w:right="57" w:hanging="11"/>
       </w:pPr>
-      <w:proofErr w:type="spellStart"/>
-      <w:r>
-        <w:t>docs</w:t>
-      </w:r>
-      <w:proofErr w:type="spellEnd"/>
-      <w:r>
-        <w:t xml:space="preserve"> (sárga) – dokumentáció</w:t>
+      <w:r>
+        <w:t>docs (sárga) – dokumentáció</w:t>
       </w:r>
     </w:p>
     <w:p>
@@ -6923,13 +5365,8 @@
         <w:spacing w:after="0"/>
         <w:ind w:left="11" w:right="57" w:hanging="11"/>
       </w:pPr>
-      <w:proofErr w:type="spellStart"/>
-      <w:r>
-        <w:t>blocked</w:t>
-      </w:r>
-      <w:proofErr w:type="spellEnd"/>
-      <w:r>
-        <w:t xml:space="preserve"> (piros) – függőség miatt várakozik</w:t>
+      <w:r>
+        <w:t>blocked (piros) – függőség miatt várakozik</w:t>
       </w:r>
     </w:p>
     <w:p>
@@ -6937,21 +5374,8 @@
         <w:spacing w:after="0"/>
         <w:ind w:left="11" w:right="57" w:hanging="11"/>
       </w:pPr>
-      <w:proofErr w:type="spellStart"/>
-      <w:r>
-        <w:t>review</w:t>
-      </w:r>
-      <w:proofErr w:type="spellEnd"/>
-      <w:r>
-        <w:t xml:space="preserve"> (lila) – kész, </w:t>
-      </w:r>
-      <w:proofErr w:type="spellStart"/>
-      <w:r>
-        <w:t>review</w:t>
-      </w:r>
-      <w:proofErr w:type="spellEnd"/>
-      <w:r>
-        <w:t xml:space="preserve"> szükséges</w:t>
+      <w:r>
+        <w:t>review (lila) – kész, review szükséges</w:t>
       </w:r>
     </w:p>
     <w:p>
@@ -6959,13 +5383,8 @@
         <w:spacing w:after="0"/>
         <w:ind w:left="11" w:right="57" w:hanging="11"/>
       </w:pPr>
-      <w:proofErr w:type="spellStart"/>
-      <w:r>
-        <w:t>Milestone</w:t>
-      </w:r>
-      <w:proofErr w:type="spellEnd"/>
-      <w:r>
-        <w:t>-ok a fázisokhoz:</w:t>
+      <w:r>
+        <w:t>Milestone-ok a fázisokhoz:</w:t>
       </w:r>
     </w:p>
     <w:p>
@@ -6998,15 +5417,7 @@
         <w:ind w:left="11" w:right="57" w:hanging="11"/>
       </w:pPr>
       <w:r>
-        <w:t xml:space="preserve">L2/L3 </w:t>
-      </w:r>
-      <w:proofErr w:type="spellStart"/>
-      <w:r>
-        <w:t>konfig</w:t>
-      </w:r>
-      <w:proofErr w:type="spellEnd"/>
-      <w:r>
-        <w:t xml:space="preserve"> (2 nap)</w:t>
+        <w:t>L2/L3 konfig (2 nap)</w:t>
       </w:r>
     </w:p>
     <w:p>
@@ -7014,13 +5425,8 @@
         <w:spacing w:after="0"/>
         <w:ind w:left="11" w:right="57" w:hanging="11"/>
       </w:pPr>
-      <w:proofErr w:type="spellStart"/>
-      <w:r>
-        <w:t>Routing</w:t>
-      </w:r>
-      <w:proofErr w:type="spellEnd"/>
-      <w:r>
-        <w:t xml:space="preserve"> és VPN (2 nap)</w:t>
+      <w:r>
+        <w:t>Routing és VPN (2 nap)</w:t>
       </w:r>
     </w:p>
     <w:p>
@@ -7071,31 +5477,7 @@
         <w:ind w:left="11" w:right="57" w:hanging="11"/>
       </w:pPr>
       <w:r>
-        <w:t xml:space="preserve">Reggel: </w:t>
-      </w:r>
-      <w:proofErr w:type="spellStart"/>
-      <w:r>
-        <w:t>Projects</w:t>
-      </w:r>
-      <w:proofErr w:type="spellEnd"/>
-      <w:r>
-        <w:t xml:space="preserve"> </w:t>
-      </w:r>
-      <w:proofErr w:type="spellStart"/>
-      <w:r>
-        <w:t>board</w:t>
-      </w:r>
-      <w:proofErr w:type="spellEnd"/>
-      <w:r>
-        <w:t xml:space="preserve"> megnyitása, saját </w:t>
-      </w:r>
-      <w:proofErr w:type="spellStart"/>
-      <w:r>
-        <w:t>issue</w:t>
-      </w:r>
-      <w:proofErr w:type="spellEnd"/>
-      <w:r>
-        <w:t>-k áttekintése.</w:t>
+        <w:t>Reggel: Projects board megnyitása, saját issue-k áttekintése.</w:t>
       </w:r>
     </w:p>
     <w:p>
@@ -7110,47 +5492,7 @@
         <w:ind w:left="11" w:right="57" w:hanging="11"/>
       </w:pPr>
       <w:r>
-        <w:t xml:space="preserve">Munka közben: </w:t>
-      </w:r>
-      <w:proofErr w:type="spellStart"/>
-      <w:r>
-        <w:t>commit</w:t>
-      </w:r>
-      <w:proofErr w:type="spellEnd"/>
-      <w:r>
-        <w:t xml:space="preserve"> minden jelentősebb lépés után, </w:t>
-      </w:r>
-      <w:proofErr w:type="spellStart"/>
-      <w:r>
-        <w:t>commit</w:t>
-      </w:r>
-      <w:proofErr w:type="spellEnd"/>
-      <w:r>
-        <w:t xml:space="preserve"> üzenet tartalmazza az </w:t>
-      </w:r>
-      <w:proofErr w:type="spellStart"/>
-      <w:r>
-        <w:t>issue</w:t>
-      </w:r>
-      <w:proofErr w:type="spellEnd"/>
-      <w:r>
-        <w:t xml:space="preserve"> számot: [#12] </w:t>
-      </w:r>
-      <w:proofErr w:type="spellStart"/>
-      <w:r>
-        <w:t>Configure</w:t>
-      </w:r>
-      <w:proofErr w:type="spellEnd"/>
-      <w:r>
-        <w:t xml:space="preserve"> HSRP </w:t>
-      </w:r>
-      <w:proofErr w:type="spellStart"/>
-      <w:r>
-        <w:t>on</w:t>
-      </w:r>
-      <w:proofErr w:type="spellEnd"/>
-      <w:r>
-        <w:t xml:space="preserve"> VLAN 10.</w:t>
+        <w:t>Munka közben: commit minden jelentősebb lépés után, commit üzenet tartalmazza az issue számot: [#12] Configure HSRP on VLAN 10.</w:t>
       </w:r>
     </w:p>
     <w:p>
@@ -7165,47 +5507,7 @@
         <w:ind w:left="11" w:right="57" w:hanging="11"/>
       </w:pPr>
       <w:r>
-        <w:t xml:space="preserve">Befejezéskor: </w:t>
-      </w:r>
-      <w:proofErr w:type="spellStart"/>
-      <w:r>
-        <w:t>pull</w:t>
-      </w:r>
-      <w:proofErr w:type="spellEnd"/>
-      <w:r>
-        <w:t xml:space="preserve"> </w:t>
-      </w:r>
-      <w:proofErr w:type="spellStart"/>
-      <w:r>
-        <w:t>request</w:t>
-      </w:r>
-      <w:proofErr w:type="spellEnd"/>
-      <w:r>
-        <w:t xml:space="preserve"> nyitása, másik fél értesítése. </w:t>
-      </w:r>
-      <w:proofErr w:type="spellStart"/>
-      <w:r>
-        <w:t>Review</w:t>
-      </w:r>
-      <w:proofErr w:type="spellEnd"/>
-      <w:r>
-        <w:t xml:space="preserve"> kötelező, </w:t>
-      </w:r>
-      <w:proofErr w:type="spellStart"/>
-      <w:r>
-        <w:t>merge</w:t>
-      </w:r>
-      <w:proofErr w:type="spellEnd"/>
-      <w:r>
-        <w:t xml:space="preserve"> után </w:t>
-      </w:r>
-      <w:proofErr w:type="spellStart"/>
-      <w:r>
-        <w:t>issue</w:t>
-      </w:r>
-      <w:proofErr w:type="spellEnd"/>
-      <w:r>
-        <w:t xml:space="preserve"> automatikusan záródik.</w:t>
+        <w:t>Befejezéskor: pull request nyitása, másik fél értesítése. Review kötelező, merge után issue automatikusan záródik.</w:t>
       </w:r>
     </w:p>
     <w:p>
@@ -7220,47 +5522,7 @@
         <w:ind w:left="11" w:right="57" w:hanging="11"/>
       </w:pPr>
       <w:r>
-        <w:t xml:space="preserve">Kommunikáció: GitHub </w:t>
-      </w:r>
-      <w:proofErr w:type="spellStart"/>
-      <w:r>
-        <w:t>issue</w:t>
-      </w:r>
-      <w:proofErr w:type="spellEnd"/>
-      <w:r>
-        <w:t xml:space="preserve"> kommentek, vagy </w:t>
-      </w:r>
-      <w:proofErr w:type="spellStart"/>
-      <w:r>
-        <w:t>Discord</w:t>
-      </w:r>
-      <w:proofErr w:type="spellEnd"/>
-      <w:r>
-        <w:t>/</w:t>
-      </w:r>
-      <w:proofErr w:type="spellStart"/>
-      <w:r>
-        <w:t>Slack</w:t>
-      </w:r>
-      <w:proofErr w:type="spellEnd"/>
-      <w:r>
-        <w:t xml:space="preserve"> csatorna </w:t>
-      </w:r>
-      <w:proofErr w:type="spellStart"/>
-      <w:r>
-        <w:t>webhook</w:t>
-      </w:r>
-      <w:proofErr w:type="spellEnd"/>
-      <w:r>
-        <w:t xml:space="preserve"> integrációval. Nincs állandó meeting, nincs időbecslés, nincs story </w:t>
-      </w:r>
-      <w:proofErr w:type="spellStart"/>
-      <w:r>
-        <w:t>point</w:t>
-      </w:r>
-      <w:proofErr w:type="spellEnd"/>
-      <w:r>
-        <w:t>.</w:t>
+        <w:t>Kommunikáció: GitHub issue kommentek, vagy Discord/Slack csatorna webhook integrációval. Nincs állandó meeting, nincs időbecslés, nincs story point.</w:t>
       </w:r>
     </w:p>
     <w:p>
@@ -7274,13 +5536,8 @@
         <w:spacing w:after="0"/>
         <w:ind w:left="11" w:right="57" w:hanging="11"/>
       </w:pPr>
-      <w:proofErr w:type="spellStart"/>
-      <w:r>
-        <w:t>Review</w:t>
-      </w:r>
-      <w:proofErr w:type="spellEnd"/>
-      <w:r>
-        <w:t xml:space="preserve"> folyamat</w:t>
+      <w:r>
+        <w:t>Review folyamat</w:t>
       </w:r>
     </w:p>
     <w:p>
@@ -7313,15 +5570,7 @@
         <w:ind w:left="11" w:right="57" w:hanging="11"/>
       </w:pPr>
       <w:r>
-        <w:t xml:space="preserve">Függő </w:t>
-      </w:r>
-      <w:proofErr w:type="spellStart"/>
-      <w:r>
-        <w:t>issue</w:t>
-      </w:r>
-      <w:proofErr w:type="spellEnd"/>
-      <w:r>
-        <w:t>-k feloldhatók-e</w:t>
+        <w:t>Függő issue-k feloldhatók-e</w:t>
       </w:r>
     </w:p>
     <w:p>
@@ -7338,7 +5587,7 @@
       <w:pPr>
         <w:pStyle w:val="Cmsor1"/>
       </w:pPr>
-      <w:bookmarkStart w:id="32" w:name="_Toc223000196"/>
+      <w:bookmarkStart w:id="31" w:name="_Toc223000196"/>
       <w:r>
         <w:lastRenderedPageBreak/>
         <w:t xml:space="preserve">11. </w:t>
@@ -7346,7 +5595,7 @@
       <w:r>
         <w:t>Korlátozások és elfogadott megoldások</w:t>
       </w:r>
-      <w:bookmarkEnd w:id="32"/>
+      <w:bookmarkEnd w:id="31"/>
     </w:p>
     <w:p/>
     <w:tbl>
@@ -7439,13 +5688,8 @@
               <w:ind w:left="0" w:firstLine="0"/>
             </w:pPr>
             <w:r>
-              <w:t>Konzol kábel, TFTP backup/</w:t>
-            </w:r>
-            <w:proofErr w:type="spellStart"/>
-            <w:r>
-              <w:t>restore</w:t>
-            </w:r>
-            <w:proofErr w:type="spellEnd"/>
+              <w:t>Konzol kábel, TFTP backup/restore</w:t>
+            </w:r>
           </w:p>
         </w:tc>
       </w:tr>
@@ -7487,15 +5731,7 @@
               <w:ind w:left="0" w:firstLine="0"/>
             </w:pPr>
             <w:r>
-              <w:t xml:space="preserve">Nincs </w:t>
-            </w:r>
-            <w:proofErr w:type="spellStart"/>
-            <w:r>
-              <w:t>Remote</w:t>
-            </w:r>
-            <w:proofErr w:type="spellEnd"/>
-            <w:r>
-              <w:t xml:space="preserve"> Access VPN</w:t>
+              <w:t>Nincs Remote Access VPN</w:t>
             </w:r>
           </w:p>
         </w:tc>
@@ -7508,23 +5744,7 @@
               <w:ind w:left="0" w:firstLine="0"/>
             </w:pPr>
             <w:r>
-              <w:t>Site-</w:t>
-            </w:r>
-            <w:proofErr w:type="spellStart"/>
-            <w:r>
-              <w:t>to</w:t>
-            </w:r>
-            <w:proofErr w:type="spellEnd"/>
-            <w:r>
-              <w:t xml:space="preserve">-Site VPN elegendő, </w:t>
-            </w:r>
-            <w:proofErr w:type="spellStart"/>
-            <w:r>
-              <w:t>admin</w:t>
-            </w:r>
-            <w:proofErr w:type="spellEnd"/>
-            <w:r>
-              <w:t xml:space="preserve"> fizikai jelenlét</w:t>
+              <w:t>Site-to-Site VPN elegendő, admin fizikai jelenlét</w:t>
             </w:r>
           </w:p>
         </w:tc>
@@ -7539,15 +5759,7 @@
               <w:ind w:left="0" w:firstLine="0"/>
             </w:pPr>
             <w:r>
-              <w:t xml:space="preserve">ASA </w:t>
-            </w:r>
-            <w:proofErr w:type="spellStart"/>
-            <w:r>
-              <w:t>failover</w:t>
-            </w:r>
-            <w:proofErr w:type="spellEnd"/>
-            <w:r>
-              <w:t xml:space="preserve"> licenc kérdéses</w:t>
+              <w:t>ASA failover licenc kérdéses</w:t>
             </w:r>
           </w:p>
         </w:tc>
@@ -7575,15 +5787,7 @@
               <w:ind w:left="0" w:firstLine="0"/>
             </w:pPr>
             <w:r>
-              <w:t xml:space="preserve">IOT </w:t>
-            </w:r>
-            <w:proofErr w:type="spellStart"/>
-            <w:r>
-              <w:t>relay</w:t>
-            </w:r>
-            <w:proofErr w:type="spellEnd"/>
-            <w:r>
-              <w:t xml:space="preserve"> minimális funkcionalitás</w:t>
+              <w:t>IOT relay minimális funkcionalitás</w:t>
             </w:r>
           </w:p>
         </w:tc>
@@ -7596,15 +5800,7 @@
               <w:ind w:left="0" w:firstLine="0"/>
             </w:pPr>
             <w:r>
-              <w:t xml:space="preserve">Külső szerver logika, </w:t>
-            </w:r>
-            <w:proofErr w:type="spellStart"/>
-            <w:r>
-              <w:t>relay</w:t>
-            </w:r>
-            <w:proofErr w:type="spellEnd"/>
-            <w:r>
-              <w:t xml:space="preserve"> tiszta végrehajtó</w:t>
+              <w:t>Külső szerver logika, relay tiszta végrehajtó</w:t>
             </w:r>
           </w:p>
         </w:tc>
@@ -7618,13 +5814,8 @@
             <w:pPr>
               <w:ind w:left="0" w:firstLine="0"/>
             </w:pPr>
-            <w:proofErr w:type="spellStart"/>
-            <w:r>
-              <w:t>Flutter</w:t>
-            </w:r>
-            <w:proofErr w:type="spellEnd"/>
-            <w:r>
-              <w:t xml:space="preserve"> app nem részletezhető</w:t>
+            <w:r>
+              <w:t>Flutter app nem részletezhető</w:t>
             </w:r>
           </w:p>
         </w:tc>
@@ -7657,7 +5848,7 @@
 </file>
 
 <file path=word/endnotes.xml><?xml version="1.0" encoding="utf-8"?>
-<w:endnotes xmlns:wpc="http://schemas.microsoft.com/office/word/2010/wordprocessingCanvas" xmlns:cx="http://schemas.microsoft.com/office/drawing/2014/chartex" xmlns:cx1="http://schemas.microsoft.com/office/drawing/2015/9/8/chartex" xmlns:cx2="http://schemas.microsoft.com/office/drawing/2015/10/21/chartex" xmlns:cx3="http://schemas.microsoft.com/office/drawing/2016/5/9/chartex" xmlns:cx4="http://schemas.microsoft.com/office/drawing/2016/5/10/chartex" xmlns:cx5="http://schemas.microsoft.com/office/drawing/2016/5/11/chartex" xmlns:cx6="http://schemas.microsoft.com/office/drawing/2016/5/12/chartex" xmlns:cx7="http://schemas.microsoft.com/office/drawing/2016/5/13/chartex" xmlns:cx8="http://schemas.microsoft.com/office/drawing/2016/5/14/chartex" xmlns:mc="http://schemas.openxmlformats.org/markup-compatibility/2006" xmlns:aink="http://schemas.microsoft.com/office/drawing/2016/ink" xmlns:am3d="http://schemas.microsoft.com/office/drawing/2017/model3d" xmlns:o="urn:schemas-microsoft-com:office:office" xmlns:r="http://schemas.openxmlformats.org/officeDocument/2006/relationships" xmlns:m="http://schemas.openxmlformats.org/officeDocument/2006/math" xmlns:v="urn:schemas-microsoft-com:vml" xmlns:wp14="http://schemas.microsoft.com/office/word/2010/wordprocessingDrawing" xmlns:wp="http://schemas.openxmlformats.org/drawingml/2006/wordprocessingDrawing" xmlns:w10="urn:schemas-microsoft-com:office:word" xmlns:w="http://schemas.openxmlformats.org/wordprocessingml/2006/main" xmlns:w14="http://schemas.microsoft.com/office/word/2010/wordml" xmlns:w15="http://schemas.microsoft.com/office/word/2012/wordml" xmlns:w16cid="http://schemas.microsoft.com/office/word/2016/wordml/cid" xmlns:w16se="http://schemas.microsoft.com/office/word/2015/wordml/symex" xmlns:wpg="http://schemas.microsoft.com/office/word/2010/wordprocessingGroup" xmlns:wpi="http://schemas.microsoft.com/office/word/2010/wordprocessingInk" xmlns:wne="http://schemas.microsoft.com/office/word/2006/wordml" xmlns:wps="http://schemas.microsoft.com/office/word/2010/wordprocessingShape" mc:Ignorable="w14 w15 w16se w16cid wp14">
+<w:endnotes xmlns:wpc="http://schemas.microsoft.com/office/word/2010/wordprocessingCanvas" xmlns:cx="http://schemas.microsoft.com/office/drawing/2014/chartex" xmlns:cx1="http://schemas.microsoft.com/office/drawing/2015/9/8/chartex" xmlns:cx2="http://schemas.microsoft.com/office/drawing/2015/10/21/chartex" xmlns:cx3="http://schemas.microsoft.com/office/drawing/2016/5/9/chartex" xmlns:cx4="http://schemas.microsoft.com/office/drawing/2016/5/10/chartex" xmlns:cx5="http://schemas.microsoft.com/office/drawing/2016/5/11/chartex" xmlns:cx6="http://schemas.microsoft.com/office/drawing/2016/5/12/chartex" xmlns:cx7="http://schemas.microsoft.com/office/drawing/2016/5/13/chartex" xmlns:cx8="http://schemas.microsoft.com/office/drawing/2016/5/14/chartex" xmlns:mc="http://schemas.openxmlformats.org/markup-compatibility/2006" xmlns:aink="http://schemas.microsoft.com/office/drawing/2016/ink" xmlns:am3d="http://schemas.microsoft.com/office/drawing/2017/model3d" xmlns:o="urn:schemas-microsoft-com:office:office" xmlns:oel="http://schemas.microsoft.com/office/2019/extlst" xmlns:r="http://schemas.openxmlformats.org/officeDocument/2006/relationships" xmlns:m="http://schemas.openxmlformats.org/officeDocument/2006/math" xmlns:v="urn:schemas-microsoft-com:vml" xmlns:wp14="http://schemas.microsoft.com/office/word/2010/wordprocessingDrawing" xmlns:wp="http://schemas.openxmlformats.org/drawingml/2006/wordprocessingDrawing" xmlns:w10="urn:schemas-microsoft-com:office:word" xmlns:w="http://schemas.openxmlformats.org/wordprocessingml/2006/main" xmlns:w14="http://schemas.microsoft.com/office/word/2010/wordml" xmlns:w15="http://schemas.microsoft.com/office/word/2012/wordml" xmlns:w16cex="http://schemas.microsoft.com/office/word/2018/wordml/cex" xmlns:w16cid="http://schemas.microsoft.com/office/word/2016/wordml/cid" xmlns:w16="http://schemas.microsoft.com/office/word/2018/wordml" xmlns:w16sdtdh="http://schemas.microsoft.com/office/word/2020/wordml/sdtdatahash" xmlns:w16se="http://schemas.microsoft.com/office/word/2015/wordml/symex" xmlns:wpg="http://schemas.microsoft.com/office/word/2010/wordprocessingGroup" xmlns:wpi="http://schemas.microsoft.com/office/word/2010/wordprocessingInk" xmlns:wne="http://schemas.microsoft.com/office/word/2006/wordml" xmlns:wps="http://schemas.microsoft.com/office/word/2010/wordprocessingShape" mc:Ignorable="w14 w15 w16se w16cid w16 w16cex w16sdtdh wp14">
   <w:endnote w:type="separator" w:id="-1">
     <w:p>
       <w:pPr>
@@ -7682,7 +5873,7 @@
 </file>
 
 <file path=word/footer1.xml><?xml version="1.0" encoding="utf-8"?>
-<w:ftr xmlns:wpc="http://schemas.microsoft.com/office/word/2010/wordprocessingCanvas" xmlns:cx="http://schemas.microsoft.com/office/drawing/2014/chartex" xmlns:cx1="http://schemas.microsoft.com/office/drawing/2015/9/8/chartex" xmlns:cx2="http://schemas.microsoft.com/office/drawing/2015/10/21/chartex" xmlns:cx3="http://schemas.microsoft.com/office/drawing/2016/5/9/chartex" xmlns:cx4="http://schemas.microsoft.com/office/drawing/2016/5/10/chartex" xmlns:cx5="http://schemas.microsoft.com/office/drawing/2016/5/11/chartex" xmlns:cx6="http://schemas.microsoft.com/office/drawing/2016/5/12/chartex" xmlns:cx7="http://schemas.microsoft.com/office/drawing/2016/5/13/chartex" xmlns:cx8="http://schemas.microsoft.com/office/drawing/2016/5/14/chartex" xmlns:mc="http://schemas.openxmlformats.org/markup-compatibility/2006" xmlns:aink="http://schemas.microsoft.com/office/drawing/2016/ink" xmlns:am3d="http://schemas.microsoft.com/office/drawing/2017/model3d" xmlns:o="urn:schemas-microsoft-com:office:office" xmlns:r="http://schemas.openxmlformats.org/officeDocument/2006/relationships" xmlns:m="http://schemas.openxmlformats.org/officeDocument/2006/math" xmlns:v="urn:schemas-microsoft-com:vml" xmlns:wp14="http://schemas.microsoft.com/office/word/2010/wordprocessingDrawing" xmlns:wp="http://schemas.openxmlformats.org/drawingml/2006/wordprocessingDrawing" xmlns:w10="urn:schemas-microsoft-com:office:word" xmlns:w="http://schemas.openxmlformats.org/wordprocessingml/2006/main" xmlns:w14="http://schemas.microsoft.com/office/word/2010/wordml" xmlns:w15="http://schemas.microsoft.com/office/word/2012/wordml" xmlns:w16cid="http://schemas.microsoft.com/office/word/2016/wordml/cid" xmlns:w16se="http://schemas.microsoft.com/office/word/2015/wordml/symex" xmlns:wpg="http://schemas.microsoft.com/office/word/2010/wordprocessingGroup" xmlns:wpi="http://schemas.microsoft.com/office/word/2010/wordprocessingInk" xmlns:wne="http://schemas.microsoft.com/office/word/2006/wordml" xmlns:wps="http://schemas.microsoft.com/office/word/2010/wordprocessingShape" mc:Ignorable="w14 w15 w16se w16cid wp14">
+<w:ftr xmlns:wpc="http://schemas.microsoft.com/office/word/2010/wordprocessingCanvas" xmlns:cx="http://schemas.microsoft.com/office/drawing/2014/chartex" xmlns:cx1="http://schemas.microsoft.com/office/drawing/2015/9/8/chartex" xmlns:cx2="http://schemas.microsoft.com/office/drawing/2015/10/21/chartex" xmlns:cx3="http://schemas.microsoft.com/office/drawing/2016/5/9/chartex" xmlns:cx4="http://schemas.microsoft.com/office/drawing/2016/5/10/chartex" xmlns:cx5="http://schemas.microsoft.com/office/drawing/2016/5/11/chartex" xmlns:cx6="http://schemas.microsoft.com/office/drawing/2016/5/12/chartex" xmlns:cx7="http://schemas.microsoft.com/office/drawing/2016/5/13/chartex" xmlns:cx8="http://schemas.microsoft.com/office/drawing/2016/5/14/chartex" xmlns:mc="http://schemas.openxmlformats.org/markup-compatibility/2006" xmlns:aink="http://schemas.microsoft.com/office/drawing/2016/ink" xmlns:am3d="http://schemas.microsoft.com/office/drawing/2017/model3d" xmlns:o="urn:schemas-microsoft-com:office:office" xmlns:oel="http://schemas.microsoft.com/office/2019/extlst" xmlns:r="http://schemas.openxmlformats.org/officeDocument/2006/relationships" xmlns:m="http://schemas.openxmlformats.org/officeDocument/2006/math" xmlns:v="urn:schemas-microsoft-com:vml" xmlns:wp14="http://schemas.microsoft.com/office/word/2010/wordprocessingDrawing" xmlns:wp="http://schemas.openxmlformats.org/drawingml/2006/wordprocessingDrawing" xmlns:w10="urn:schemas-microsoft-com:office:word" xmlns:w="http://schemas.openxmlformats.org/wordprocessingml/2006/main" xmlns:w14="http://schemas.microsoft.com/office/word/2010/wordml" xmlns:w15="http://schemas.microsoft.com/office/word/2012/wordml" xmlns:w16cex="http://schemas.microsoft.com/office/word/2018/wordml/cex" xmlns:w16cid="http://schemas.microsoft.com/office/word/2016/wordml/cid" xmlns:w16="http://schemas.microsoft.com/office/word/2018/wordml" xmlns:w16sdtdh="http://schemas.microsoft.com/office/word/2020/wordml/sdtdatahash" xmlns:w16se="http://schemas.microsoft.com/office/word/2015/wordml/symex" xmlns:wpg="http://schemas.microsoft.com/office/word/2010/wordprocessingGroup" xmlns:wpi="http://schemas.microsoft.com/office/word/2010/wordprocessingInk" xmlns:wne="http://schemas.microsoft.com/office/word/2006/wordml" xmlns:wps="http://schemas.microsoft.com/office/word/2010/wordprocessingShape" mc:Ignorable="w14 w15 w16se w16cid w16 w16cex w16sdtdh wp14">
   <w:p>
     <w:pPr>
       <w:spacing w:after="0" w:line="259" w:lineRule="auto"/>
@@ -7745,7 +5936,7 @@
 </file>
 
 <file path=word/footer2.xml><?xml version="1.0" encoding="utf-8"?>
-<w:ftr xmlns:wpc="http://schemas.microsoft.com/office/word/2010/wordprocessingCanvas" xmlns:cx="http://schemas.microsoft.com/office/drawing/2014/chartex" xmlns:cx1="http://schemas.microsoft.com/office/drawing/2015/9/8/chartex" xmlns:cx2="http://schemas.microsoft.com/office/drawing/2015/10/21/chartex" xmlns:cx3="http://schemas.microsoft.com/office/drawing/2016/5/9/chartex" xmlns:cx4="http://schemas.microsoft.com/office/drawing/2016/5/10/chartex" xmlns:cx5="http://schemas.microsoft.com/office/drawing/2016/5/11/chartex" xmlns:cx6="http://schemas.microsoft.com/office/drawing/2016/5/12/chartex" xmlns:cx7="http://schemas.microsoft.com/office/drawing/2016/5/13/chartex" xmlns:cx8="http://schemas.microsoft.com/office/drawing/2016/5/14/chartex" xmlns:mc="http://schemas.openxmlformats.org/markup-compatibility/2006" xmlns:aink="http://schemas.microsoft.com/office/drawing/2016/ink" xmlns:am3d="http://schemas.microsoft.com/office/drawing/2017/model3d" xmlns:o="urn:schemas-microsoft-com:office:office" xmlns:r="http://schemas.openxmlformats.org/officeDocument/2006/relationships" xmlns:m="http://schemas.openxmlformats.org/officeDocument/2006/math" xmlns:v="urn:schemas-microsoft-com:vml" xmlns:wp14="http://schemas.microsoft.com/office/word/2010/wordprocessingDrawing" xmlns:wp="http://schemas.openxmlformats.org/drawingml/2006/wordprocessingDrawing" xmlns:w10="urn:schemas-microsoft-com:office:word" xmlns:w="http://schemas.openxmlformats.org/wordprocessingml/2006/main" xmlns:w14="http://schemas.microsoft.com/office/word/2010/wordml" xmlns:w15="http://schemas.microsoft.com/office/word/2012/wordml" xmlns:w16cid="http://schemas.microsoft.com/office/word/2016/wordml/cid" xmlns:w16se="http://schemas.microsoft.com/office/word/2015/wordml/symex" xmlns:wpg="http://schemas.microsoft.com/office/word/2010/wordprocessingGroup" xmlns:wpi="http://schemas.microsoft.com/office/word/2010/wordprocessingInk" xmlns:wne="http://schemas.microsoft.com/office/word/2006/wordml" xmlns:wps="http://schemas.microsoft.com/office/word/2010/wordprocessingShape" mc:Ignorable="w14 w15 w16se w16cid wp14">
+<w:ftr xmlns:wpc="http://schemas.microsoft.com/office/word/2010/wordprocessingCanvas" xmlns:cx="http://schemas.microsoft.com/office/drawing/2014/chartex" xmlns:cx1="http://schemas.microsoft.com/office/drawing/2015/9/8/chartex" xmlns:cx2="http://schemas.microsoft.com/office/drawing/2015/10/21/chartex" xmlns:cx3="http://schemas.microsoft.com/office/drawing/2016/5/9/chartex" xmlns:cx4="http://schemas.microsoft.com/office/drawing/2016/5/10/chartex" xmlns:cx5="http://schemas.microsoft.com/office/drawing/2016/5/11/chartex" xmlns:cx6="http://schemas.microsoft.com/office/drawing/2016/5/12/chartex" xmlns:cx7="http://schemas.microsoft.com/office/drawing/2016/5/13/chartex" xmlns:cx8="http://schemas.microsoft.com/office/drawing/2016/5/14/chartex" xmlns:mc="http://schemas.openxmlformats.org/markup-compatibility/2006" xmlns:aink="http://schemas.microsoft.com/office/drawing/2016/ink" xmlns:am3d="http://schemas.microsoft.com/office/drawing/2017/model3d" xmlns:o="urn:schemas-microsoft-com:office:office" xmlns:oel="http://schemas.microsoft.com/office/2019/extlst" xmlns:r="http://schemas.openxmlformats.org/officeDocument/2006/relationships" xmlns:m="http://schemas.openxmlformats.org/officeDocument/2006/math" xmlns:v="urn:schemas-microsoft-com:vml" xmlns:wp14="http://schemas.microsoft.com/office/word/2010/wordprocessingDrawing" xmlns:wp="http://schemas.openxmlformats.org/drawingml/2006/wordprocessingDrawing" xmlns:w10="urn:schemas-microsoft-com:office:word" xmlns:w="http://schemas.openxmlformats.org/wordprocessingml/2006/main" xmlns:w14="http://schemas.microsoft.com/office/word/2010/wordml" xmlns:w15="http://schemas.microsoft.com/office/word/2012/wordml" xmlns:w16cex="http://schemas.microsoft.com/office/word/2018/wordml/cex" xmlns:w16cid="http://schemas.microsoft.com/office/word/2016/wordml/cid" xmlns:w16="http://schemas.microsoft.com/office/word/2018/wordml" xmlns:w16sdtdh="http://schemas.microsoft.com/office/word/2020/wordml/sdtdatahash" xmlns:w16se="http://schemas.microsoft.com/office/word/2015/wordml/symex" xmlns:wpg="http://schemas.microsoft.com/office/word/2010/wordprocessingGroup" xmlns:wpi="http://schemas.microsoft.com/office/word/2010/wordprocessingInk" xmlns:wne="http://schemas.microsoft.com/office/word/2006/wordml" xmlns:wps="http://schemas.microsoft.com/office/word/2010/wordprocessingShape" mc:Ignorable="w14 w15 w16se w16cid w16 w16cex w16sdtdh wp14">
   <w:p>
     <w:pPr>
       <w:spacing w:after="0" w:line="259" w:lineRule="auto"/>
@@ -7809,7 +6000,7 @@
 </file>
 
 <file path=word/footer3.xml><?xml version="1.0" encoding="utf-8"?>
-<w:ftr xmlns:wpc="http://schemas.microsoft.com/office/word/2010/wordprocessingCanvas" xmlns:cx="http://schemas.microsoft.com/office/drawing/2014/chartex" xmlns:cx1="http://schemas.microsoft.com/office/drawing/2015/9/8/chartex" xmlns:cx2="http://schemas.microsoft.com/office/drawing/2015/10/21/chartex" xmlns:cx3="http://schemas.microsoft.com/office/drawing/2016/5/9/chartex" xmlns:cx4="http://schemas.microsoft.com/office/drawing/2016/5/10/chartex" xmlns:cx5="http://schemas.microsoft.com/office/drawing/2016/5/11/chartex" xmlns:cx6="http://schemas.microsoft.com/office/drawing/2016/5/12/chartex" xmlns:cx7="http://schemas.microsoft.com/office/drawing/2016/5/13/chartex" xmlns:cx8="http://schemas.microsoft.com/office/drawing/2016/5/14/chartex" xmlns:mc="http://schemas.openxmlformats.org/markup-compatibility/2006" xmlns:aink="http://schemas.microsoft.com/office/drawing/2016/ink" xmlns:am3d="http://schemas.microsoft.com/office/drawing/2017/model3d" xmlns:o="urn:schemas-microsoft-com:office:office" xmlns:r="http://schemas.openxmlformats.org/officeDocument/2006/relationships" xmlns:m="http://schemas.openxmlformats.org/officeDocument/2006/math" xmlns:v="urn:schemas-microsoft-com:vml" xmlns:wp14="http://schemas.microsoft.com/office/word/2010/wordprocessingDrawing" xmlns:wp="http://schemas.openxmlformats.org/drawingml/2006/wordprocessingDrawing" xmlns:w10="urn:schemas-microsoft-com:office:word" xmlns:w="http://schemas.openxmlformats.org/wordprocessingml/2006/main" xmlns:w14="http://schemas.microsoft.com/office/word/2010/wordml" xmlns:w15="http://schemas.microsoft.com/office/word/2012/wordml" xmlns:w16cid="http://schemas.microsoft.com/office/word/2016/wordml/cid" xmlns:w16se="http://schemas.microsoft.com/office/word/2015/wordml/symex" xmlns:wpg="http://schemas.microsoft.com/office/word/2010/wordprocessingGroup" xmlns:wpi="http://schemas.microsoft.com/office/word/2010/wordprocessingInk" xmlns:wne="http://schemas.microsoft.com/office/word/2006/wordml" xmlns:wps="http://schemas.microsoft.com/office/word/2010/wordprocessingShape" mc:Ignorable="w14 w15 w16se w16cid wp14">
+<w:ftr xmlns:wpc="http://schemas.microsoft.com/office/word/2010/wordprocessingCanvas" xmlns:cx="http://schemas.microsoft.com/office/drawing/2014/chartex" xmlns:cx1="http://schemas.microsoft.com/office/drawing/2015/9/8/chartex" xmlns:cx2="http://schemas.microsoft.com/office/drawing/2015/10/21/chartex" xmlns:cx3="http://schemas.microsoft.com/office/drawing/2016/5/9/chartex" xmlns:cx4="http://schemas.microsoft.com/office/drawing/2016/5/10/chartex" xmlns:cx5="http://schemas.microsoft.com/office/drawing/2016/5/11/chartex" xmlns:cx6="http://schemas.microsoft.com/office/drawing/2016/5/12/chartex" xmlns:cx7="http://schemas.microsoft.com/office/drawing/2016/5/13/chartex" xmlns:cx8="http://schemas.microsoft.com/office/drawing/2016/5/14/chartex" xmlns:mc="http://schemas.openxmlformats.org/markup-compatibility/2006" xmlns:aink="http://schemas.microsoft.com/office/drawing/2016/ink" xmlns:am3d="http://schemas.microsoft.com/office/drawing/2017/model3d" xmlns:o="urn:schemas-microsoft-com:office:office" xmlns:oel="http://schemas.microsoft.com/office/2019/extlst" xmlns:r="http://schemas.openxmlformats.org/officeDocument/2006/relationships" xmlns:m="http://schemas.openxmlformats.org/officeDocument/2006/math" xmlns:v="urn:schemas-microsoft-com:vml" xmlns:wp14="http://schemas.microsoft.com/office/word/2010/wordprocessingDrawing" xmlns:wp="http://schemas.openxmlformats.org/drawingml/2006/wordprocessingDrawing" xmlns:w10="urn:schemas-microsoft-com:office:word" xmlns:w="http://schemas.openxmlformats.org/wordprocessingml/2006/main" xmlns:w14="http://schemas.microsoft.com/office/word/2010/wordml" xmlns:w15="http://schemas.microsoft.com/office/word/2012/wordml" xmlns:w16cex="http://schemas.microsoft.com/office/word/2018/wordml/cex" xmlns:w16cid="http://schemas.microsoft.com/office/word/2016/wordml/cid" xmlns:w16="http://schemas.microsoft.com/office/word/2018/wordml" xmlns:w16sdtdh="http://schemas.microsoft.com/office/word/2020/wordml/sdtdatahash" xmlns:w16se="http://schemas.microsoft.com/office/word/2015/wordml/symex" xmlns:wpg="http://schemas.microsoft.com/office/word/2010/wordprocessingGroup" xmlns:wpi="http://schemas.microsoft.com/office/word/2010/wordprocessingInk" xmlns:wne="http://schemas.microsoft.com/office/word/2006/wordml" xmlns:wps="http://schemas.microsoft.com/office/word/2010/wordprocessingShape" mc:Ignorable="w14 w15 w16se w16cid w16 w16cex w16sdtdh wp14">
   <w:p>
     <w:pPr>
       <w:spacing w:after="0" w:line="259" w:lineRule="auto"/>
@@ -7872,7 +6063,7 @@
 </file>
 
 <file path=word/footnotes.xml><?xml version="1.0" encoding="utf-8"?>
-<w:footnotes xmlns:wpc="http://schemas.microsoft.com/office/word/2010/wordprocessingCanvas" xmlns:cx="http://schemas.microsoft.com/office/drawing/2014/chartex" xmlns:cx1="http://schemas.microsoft.com/office/drawing/2015/9/8/chartex" xmlns:cx2="http://schemas.microsoft.com/office/drawing/2015/10/21/chartex" xmlns:cx3="http://schemas.microsoft.com/office/drawing/2016/5/9/chartex" xmlns:cx4="http://schemas.microsoft.com/office/drawing/2016/5/10/chartex" xmlns:cx5="http://schemas.microsoft.com/office/drawing/2016/5/11/chartex" xmlns:cx6="http://schemas.microsoft.com/office/drawing/2016/5/12/chartex" xmlns:cx7="http://schemas.microsoft.com/office/drawing/2016/5/13/chartex" xmlns:cx8="http://schemas.microsoft.com/office/drawing/2016/5/14/chartex" xmlns:mc="http://schemas.openxmlformats.org/markup-compatibility/2006" xmlns:aink="http://schemas.microsoft.com/office/drawing/2016/ink" xmlns:am3d="http://schemas.microsoft.com/office/drawing/2017/model3d" xmlns:o="urn:schemas-microsoft-com:office:office" xmlns:r="http://schemas.openxmlformats.org/officeDocument/2006/relationships" xmlns:m="http://schemas.openxmlformats.org/officeDocument/2006/math" xmlns:v="urn:schemas-microsoft-com:vml" xmlns:wp14="http://schemas.microsoft.com/office/word/2010/wordprocessingDrawing" xmlns:wp="http://schemas.openxmlformats.org/drawingml/2006/wordprocessingDrawing" xmlns:w10="urn:schemas-microsoft-com:office:word" xmlns:w="http://schemas.openxmlformats.org/wordprocessingml/2006/main" xmlns:w14="http://schemas.microsoft.com/office/word/2010/wordml" xmlns:w15="http://schemas.microsoft.com/office/word/2012/wordml" xmlns:w16cid="http://schemas.microsoft.com/office/word/2016/wordml/cid" xmlns:w16se="http://schemas.microsoft.com/office/word/2015/wordml/symex" xmlns:wpg="http://schemas.microsoft.com/office/word/2010/wordprocessingGroup" xmlns:wpi="http://schemas.microsoft.com/office/word/2010/wordprocessingInk" xmlns:wne="http://schemas.microsoft.com/office/word/2006/wordml" xmlns:wps="http://schemas.microsoft.com/office/word/2010/wordprocessingShape" mc:Ignorable="w14 w15 w16se w16cid wp14">
+<w:footnotes xmlns:wpc="http://schemas.microsoft.com/office/word/2010/wordprocessingCanvas" xmlns:cx="http://schemas.microsoft.com/office/drawing/2014/chartex" xmlns:cx1="http://schemas.microsoft.com/office/drawing/2015/9/8/chartex" xmlns:cx2="http://schemas.microsoft.com/office/drawing/2015/10/21/chartex" xmlns:cx3="http://schemas.microsoft.com/office/drawing/2016/5/9/chartex" xmlns:cx4="http://schemas.microsoft.com/office/drawing/2016/5/10/chartex" xmlns:cx5="http://schemas.microsoft.com/office/drawing/2016/5/11/chartex" xmlns:cx6="http://schemas.microsoft.com/office/drawing/2016/5/12/chartex" xmlns:cx7="http://schemas.microsoft.com/office/drawing/2016/5/13/chartex" xmlns:cx8="http://schemas.microsoft.com/office/drawing/2016/5/14/chartex" xmlns:mc="http://schemas.openxmlformats.org/markup-compatibility/2006" xmlns:aink="http://schemas.microsoft.com/office/drawing/2016/ink" xmlns:am3d="http://schemas.microsoft.com/office/drawing/2017/model3d" xmlns:o="urn:schemas-microsoft-com:office:office" xmlns:oel="http://schemas.microsoft.com/office/2019/extlst" xmlns:r="http://schemas.openxmlformats.org/officeDocument/2006/relationships" xmlns:m="http://schemas.openxmlformats.org/officeDocument/2006/math" xmlns:v="urn:schemas-microsoft-com:vml" xmlns:wp14="http://schemas.microsoft.com/office/word/2010/wordprocessingDrawing" xmlns:wp="http://schemas.openxmlformats.org/drawingml/2006/wordprocessingDrawing" xmlns:w10="urn:schemas-microsoft-com:office:word" xmlns:w="http://schemas.openxmlformats.org/wordprocessingml/2006/main" xmlns:w14="http://schemas.microsoft.com/office/word/2010/wordml" xmlns:w15="http://schemas.microsoft.com/office/word/2012/wordml" xmlns:w16cex="http://schemas.microsoft.com/office/word/2018/wordml/cex" xmlns:w16cid="http://schemas.microsoft.com/office/word/2016/wordml/cid" xmlns:w16="http://schemas.microsoft.com/office/word/2018/wordml" xmlns:w16sdtdh="http://schemas.microsoft.com/office/word/2020/wordml/sdtdatahash" xmlns:w16se="http://schemas.microsoft.com/office/word/2015/wordml/symex" xmlns:wpg="http://schemas.microsoft.com/office/word/2010/wordprocessingGroup" xmlns:wpi="http://schemas.microsoft.com/office/word/2010/wordprocessingInk" xmlns:wne="http://schemas.microsoft.com/office/word/2006/wordml" xmlns:wps="http://schemas.microsoft.com/office/word/2010/wordprocessingShape" mc:Ignorable="w14 w15 w16se w16cid w16 w16cex w16sdtdh wp14">
   <w:footnote w:type="separator" w:id="-1">
     <w:p>
       <w:pPr>
@@ -7897,7 +6088,7 @@
 </file>
 
 <file path=word/numbering.xml><?xml version="1.0" encoding="utf-8"?>
-<w:numbering xmlns:wpc="http://schemas.microsoft.com/office/word/2010/wordprocessingCanvas" xmlns:cx="http://schemas.microsoft.com/office/drawing/2014/chartex" xmlns:cx1="http://schemas.microsoft.com/office/drawing/2015/9/8/chartex" xmlns:cx2="http://schemas.microsoft.com/office/drawing/2015/10/21/chartex" xmlns:cx3="http://schemas.microsoft.com/office/drawing/2016/5/9/chartex" xmlns:cx4="http://schemas.microsoft.com/office/drawing/2016/5/10/chartex" xmlns:cx5="http://schemas.microsoft.com/office/drawing/2016/5/11/chartex" xmlns:cx6="http://schemas.microsoft.com/office/drawing/2016/5/12/chartex" xmlns:cx7="http://schemas.microsoft.com/office/drawing/2016/5/13/chartex" xmlns:cx8="http://schemas.microsoft.com/office/drawing/2016/5/14/chartex" xmlns:mc="http://schemas.openxmlformats.org/markup-compatibility/2006" xmlns:aink="http://schemas.microsoft.com/office/drawing/2016/ink" xmlns:am3d="http://schemas.microsoft.com/office/drawing/2017/model3d" xmlns:o="urn:schemas-microsoft-com:office:office" xmlns:r="http://schemas.openxmlformats.org/officeDocument/2006/relationships" xmlns:m="http://schemas.openxmlformats.org/officeDocument/2006/math" xmlns:v="urn:schemas-microsoft-com:vml" xmlns:wp14="http://schemas.microsoft.com/office/word/2010/wordprocessingDrawing" xmlns:wp="http://schemas.openxmlformats.org/drawingml/2006/wordprocessingDrawing" xmlns:w10="urn:schemas-microsoft-com:office:word" xmlns:w="http://schemas.openxmlformats.org/wordprocessingml/2006/main" xmlns:w14="http://schemas.microsoft.com/office/word/2010/wordml" xmlns:w15="http://schemas.microsoft.com/office/word/2012/wordml" xmlns:w16cid="http://schemas.microsoft.com/office/word/2016/wordml/cid" xmlns:w16se="http://schemas.microsoft.com/office/word/2015/wordml/symex" xmlns:wpg="http://schemas.microsoft.com/office/word/2010/wordprocessingGroup" xmlns:wpi="http://schemas.microsoft.com/office/word/2010/wordprocessingInk" xmlns:wne="http://schemas.microsoft.com/office/word/2006/wordml" xmlns:wps="http://schemas.microsoft.com/office/word/2010/wordprocessingShape" mc:Ignorable="w14 w15 w16se w16cid wp14">
+<w:numbering xmlns:wpc="http://schemas.microsoft.com/office/word/2010/wordprocessingCanvas" xmlns:cx="http://schemas.microsoft.com/office/drawing/2014/chartex" xmlns:cx1="http://schemas.microsoft.com/office/drawing/2015/9/8/chartex" xmlns:cx2="http://schemas.microsoft.com/office/drawing/2015/10/21/chartex" xmlns:cx3="http://schemas.microsoft.com/office/drawing/2016/5/9/chartex" xmlns:cx4="http://schemas.microsoft.com/office/drawing/2016/5/10/chartex" xmlns:cx5="http://schemas.microsoft.com/office/drawing/2016/5/11/chartex" xmlns:cx6="http://schemas.microsoft.com/office/drawing/2016/5/12/chartex" xmlns:cx7="http://schemas.microsoft.com/office/drawing/2016/5/13/chartex" xmlns:cx8="http://schemas.microsoft.com/office/drawing/2016/5/14/chartex" xmlns:mc="http://schemas.openxmlformats.org/markup-compatibility/2006" xmlns:aink="http://schemas.microsoft.com/office/drawing/2016/ink" xmlns:am3d="http://schemas.microsoft.com/office/drawing/2017/model3d" xmlns:o="urn:schemas-microsoft-com:office:office" xmlns:oel="http://schemas.microsoft.com/office/2019/extlst" xmlns:r="http://schemas.openxmlformats.org/officeDocument/2006/relationships" xmlns:m="http://schemas.openxmlformats.org/officeDocument/2006/math" xmlns:v="urn:schemas-microsoft-com:vml" xmlns:wp14="http://schemas.microsoft.com/office/word/2010/wordprocessingDrawing" xmlns:wp="http://schemas.openxmlformats.org/drawingml/2006/wordprocessingDrawing" xmlns:w10="urn:schemas-microsoft-com:office:word" xmlns:w="http://schemas.openxmlformats.org/wordprocessingml/2006/main" xmlns:w14="http://schemas.microsoft.com/office/word/2010/wordml" xmlns:w15="http://schemas.microsoft.com/office/word/2012/wordml" xmlns:w16cex="http://schemas.microsoft.com/office/word/2018/wordml/cex" xmlns:w16cid="http://schemas.microsoft.com/office/word/2016/wordml/cid" xmlns:w16="http://schemas.microsoft.com/office/word/2018/wordml" xmlns:w16sdtdh="http://schemas.microsoft.com/office/word/2020/wordml/sdtdatahash" xmlns:w16se="http://schemas.microsoft.com/office/word/2015/wordml/symex" xmlns:wpg="http://schemas.microsoft.com/office/word/2010/wordprocessingGroup" xmlns:wpi="http://schemas.microsoft.com/office/word/2010/wordprocessingInk" xmlns:wne="http://schemas.microsoft.com/office/word/2006/wordml" xmlns:wps="http://schemas.microsoft.com/office/word/2010/wordprocessingShape" mc:Ignorable="w14 w15 w16se w16cid w16 w16cex w16sdtdh wp14">
   <w:abstractNum w:abstractNumId="0" w15:restartNumberingAfterBreak="0">
     <w:nsid w:val="09CB63F1"/>
     <w:multiLevelType w:val="hybridMultilevel"/>
@@ -9387,32 +7578,32 @@
       </w:rPr>
     </w:lvl>
   </w:abstractNum>
-  <w:num w:numId="1">
+  <w:num w:numId="1" w16cid:durableId="407314696">
     <w:abstractNumId w:val="5"/>
   </w:num>
-  <w:num w:numId="2">
+  <w:num w:numId="2" w16cid:durableId="1831553158">
     <w:abstractNumId w:val="3"/>
   </w:num>
-  <w:num w:numId="3">
+  <w:num w:numId="3" w16cid:durableId="879435778">
     <w:abstractNumId w:val="0"/>
   </w:num>
-  <w:num w:numId="4">
+  <w:num w:numId="4" w16cid:durableId="1274825699">
     <w:abstractNumId w:val="1"/>
   </w:num>
-  <w:num w:numId="5">
+  <w:num w:numId="5" w16cid:durableId="1620989159">
     <w:abstractNumId w:val="4"/>
   </w:num>
-  <w:num w:numId="6">
+  <w:num w:numId="6" w16cid:durableId="1709178909">
     <w:abstractNumId w:val="6"/>
   </w:num>
-  <w:num w:numId="7">
+  <w:num w:numId="7" w16cid:durableId="898397934">
     <w:abstractNumId w:val="2"/>
   </w:num>
 </w:numbering>
 </file>
 
 <file path=word/styles.xml><?xml version="1.0" encoding="utf-8"?>
-<w:styles xmlns:mc="http://schemas.openxmlformats.org/markup-compatibility/2006" xmlns:r="http://schemas.openxmlformats.org/officeDocument/2006/relationships" xmlns:w="http://schemas.openxmlformats.org/wordprocessingml/2006/main" xmlns:w14="http://schemas.microsoft.com/office/word/2010/wordml" xmlns:w15="http://schemas.microsoft.com/office/word/2012/wordml" xmlns:w16cid="http://schemas.microsoft.com/office/word/2016/wordml/cid" xmlns:w16se="http://schemas.microsoft.com/office/word/2015/wordml/symex" mc:Ignorable="w14 w15 w16se w16cid">
+<w:styles xmlns:mc="http://schemas.openxmlformats.org/markup-compatibility/2006" xmlns:r="http://schemas.openxmlformats.org/officeDocument/2006/relationships" xmlns:w="http://schemas.openxmlformats.org/wordprocessingml/2006/main" xmlns:w14="http://schemas.microsoft.com/office/word/2010/wordml" xmlns:w15="http://schemas.microsoft.com/office/word/2012/wordml" xmlns:w16cex="http://schemas.microsoft.com/office/word/2018/wordml/cex" xmlns:w16cid="http://schemas.microsoft.com/office/word/2016/wordml/cid" xmlns:w16="http://schemas.microsoft.com/office/word/2018/wordml" xmlns:w16sdtdh="http://schemas.microsoft.com/office/word/2020/wordml/sdtdatahash" xmlns:w16se="http://schemas.microsoft.com/office/word/2015/wordml/symex" mc:Ignorable="w14 w15 w16se w16cid w16 w16cex w16sdtdh">
   <w:docDefaults>
     <w:rPrDefault>
       <w:rPr>
@@ -9428,7 +7619,7 @@
       </w:pPr>
     </w:pPrDefault>
   </w:docDefaults>
-  <w:latentStyles w:defLockedState="0" w:defUIPriority="99" w:defSemiHidden="0" w:defUnhideWhenUsed="0" w:defQFormat="0" w:count="375">
+  <w:latentStyles w:defLockedState="0" w:defUIPriority="99" w:defSemiHidden="0" w:defUnhideWhenUsed="0" w:defQFormat="0" w:count="376">
     <w:lsdException w:name="Normal" w:uiPriority="0" w:qFormat="1"/>
     <w:lsdException w:name="heading 1" w:uiPriority="9" w:qFormat="1"/>
     <w:lsdException w:name="heading 2" w:semiHidden="1" w:uiPriority="9" w:unhideWhenUsed="1" w:qFormat="1"/>
@@ -9804,6 +7995,7 @@
     <w:lsdException w:name="Smart Hyperlink" w:semiHidden="1" w:unhideWhenUsed="1"/>
     <w:lsdException w:name="Hashtag" w:semiHidden="1" w:unhideWhenUsed="1"/>
     <w:lsdException w:name="Unresolved Mention" w:semiHidden="1" w:unhideWhenUsed="1"/>
+    <w:lsdException w:name="Smart Link" w:semiHidden="1" w:unhideWhenUsed="1"/>
   </w:latentStyles>
   <w:style w:type="paragraph" w:default="1" w:styleId="Norml">
     <w:name w:val="Normal"/>

--- a/Vizsgaremek.docx
+++ b/Vizsgaremek.docx
@@ -3247,7 +3247,7 @@
     </w:p>
     <w:p>
       <w:pPr>
-        <w:pStyle w:val="Cmsor2"/>
+        <w:pStyle w:val="Cmsor3"/>
       </w:pPr>
       <w:bookmarkStart w:id="1" w:name="_Toc223000166"/>
       <w:r>
@@ -3257,19 +3257,35 @@
     </w:p>
     <w:p>
       <w:r>
-        <w:t>A dokumentáció a GLS csomagcég hálózati infrastruktúráját modellezi, pacex.hu domain név alatt. A vállalat négy telephellyel rendelkezik: központi komplex irodaház, szerverfarm, raktár és automatizált csomagpont. A megvalósítás Cisco fizikai eszközökön történik, korlátozottan virtuális szerverekkel.</w:t>
+        <w:t xml:space="preserve">A dokumentáció a GLS csomagcég hálózati infrastruktúráját modellezi, pacex.hu </w:t>
+      </w:r>
+      <w:proofErr w:type="spellStart"/>
+      <w:r>
+        <w:t>domain</w:t>
+      </w:r>
+      <w:proofErr w:type="spellEnd"/>
+      <w:r>
+        <w:t xml:space="preserve"> név alatt. A vállalat négy telephellyel rendelkezik: központi komplex irodaház, szerverfarm, raktár és automatizált csomagpont. A megvalósítás Cisco fizikai eszközökön történik, korlátozottan virtuális szerverekkel.</w:t>
       </w:r>
     </w:p>
     <w:p/>
     <w:p>
       <w:r>
-        <w:t>Vizsgakövetelmények teljesítése: 12/12. Korlátozás: IPv6 címzés terv szinten marad, a peremeszközök (2811 routerek, 2950 switchek) nem támogatják.</w:t>
+        <w:t xml:space="preserve">Vizsgakövetelmények teljesítése: 12/12. Korlátozás: IPv6 címzés terv szinten marad, a peremeszközök (2811 routerek, 2950 </w:t>
+      </w:r>
+      <w:proofErr w:type="spellStart"/>
+      <w:r>
+        <w:t>switchek</w:t>
+      </w:r>
+      <w:proofErr w:type="spellEnd"/>
+      <w:r>
+        <w:t>) nem támogatják.</w:t>
       </w:r>
     </w:p>
     <w:p/>
     <w:p>
       <w:pPr>
-        <w:pStyle w:val="Cmsor2"/>
+        <w:pStyle w:val="Cmsor3"/>
       </w:pPr>
       <w:bookmarkStart w:id="2" w:name="_Toc223000167"/>
       <w:r>
@@ -3295,13 +3311,34 @@
     </w:p>
     <w:p>
       <w:r>
-        <w:t>L2 redundancia: EtherChannel PAgP protokollal</w:t>
-      </w:r>
-    </w:p>
-    <w:p>
-      <w:r>
-        <w:t>L3 redundancia: HSRP a gateway-eken</w:t>
-      </w:r>
+        <w:t xml:space="preserve">L2 redundancia: </w:t>
+      </w:r>
+      <w:proofErr w:type="spellStart"/>
+      <w:r>
+        <w:t>EtherChannel</w:t>
+      </w:r>
+      <w:proofErr w:type="spellEnd"/>
+      <w:r>
+        <w:t xml:space="preserve"> </w:t>
+      </w:r>
+      <w:proofErr w:type="spellStart"/>
+      <w:r>
+        <w:t>PAgP</w:t>
+      </w:r>
+      <w:proofErr w:type="spellEnd"/>
+      <w:r>
+        <w:t xml:space="preserve"> protokollal</w:t>
+      </w:r>
+    </w:p>
+    <w:p>
+      <w:r>
+        <w:t xml:space="preserve">L3 redundancia: HSRP a </w:t>
+      </w:r>
+      <w:proofErr w:type="spellStart"/>
+      <w:r>
+        <w:t>gateway-eken</w:t>
+      </w:r>
+      <w:proofErr w:type="spellEnd"/>
     </w:p>
     <w:p>
       <w:r>
@@ -3319,23 +3356,57 @@
       </w:r>
     </w:p>
     <w:p>
-      <w:r>
-        <w:t>Routing: Statikus (Telephely 3, 4) + OSPF (Telephely 1-2-3)</w:t>
-      </w:r>
-    </w:p>
-    <w:p>
-      <w:r>
-        <w:t>WAN: GRE/IPIP tunnel-ek</w:t>
-      </w:r>
-    </w:p>
-    <w:p>
-      <w:r>
-        <w:t>VPN: Site-to-Site IPsec</w:t>
-      </w:r>
-    </w:p>
-    <w:p>
-      <w:r>
-        <w:t>Programozott konfiguráció: Flutter alkalmazás</w:t>
+      <w:proofErr w:type="spellStart"/>
+      <w:r>
+        <w:t>Routing</w:t>
+      </w:r>
+      <w:proofErr w:type="spellEnd"/>
+      <w:r>
+        <w:t>: Statikus (Telephely 3, 4) + OSPF (Telephely 1-2-3)</w:t>
+      </w:r>
+    </w:p>
+    <w:p>
+      <w:r>
+        <w:t xml:space="preserve">WAN: GRE/IPIP </w:t>
+      </w:r>
+      <w:proofErr w:type="spellStart"/>
+      <w:r>
+        <w:t>tunnel</w:t>
+      </w:r>
+      <w:proofErr w:type="spellEnd"/>
+      <w:r>
+        <w:t>-ek</w:t>
+      </w:r>
+    </w:p>
+    <w:p>
+      <w:r>
+        <w:t>VPN: Site-</w:t>
+      </w:r>
+      <w:proofErr w:type="spellStart"/>
+      <w:r>
+        <w:t>to</w:t>
+      </w:r>
+      <w:proofErr w:type="spellEnd"/>
+      <w:r>
+        <w:t xml:space="preserve">-Site </w:t>
+      </w:r>
+      <w:proofErr w:type="spellStart"/>
+      <w:r>
+        <w:t>IPsec</w:t>
+      </w:r>
+      <w:proofErr w:type="spellEnd"/>
+    </w:p>
+    <w:p>
+      <w:r>
+        <w:t xml:space="preserve">Programozott konfiguráció: </w:t>
+      </w:r>
+      <w:proofErr w:type="spellStart"/>
+      <w:r>
+        <w:t>Flutter</w:t>
+      </w:r>
+      <w:proofErr w:type="spellEnd"/>
+      <w:r>
+        <w:t xml:space="preserve"> alkalmazás</w:t>
       </w:r>
     </w:p>
     <w:p>
@@ -3362,7 +3433,15 @@
     </w:p>
     <w:p>
       <w:r>
-        <w:t>Linux szerverek: Apache2, PostgreSQL, CDN (Telephely 2)</w:t>
+        <w:t xml:space="preserve">Linux szerverek: Apache2, </w:t>
+      </w:r>
+      <w:proofErr w:type="spellStart"/>
+      <w:r>
+        <w:t>PostgreSQL</w:t>
+      </w:r>
+      <w:proofErr w:type="spellEnd"/>
+      <w:r>
+        <w:t>, CDN (Telephely 2)</w:t>
       </w:r>
     </w:p>
     <w:p>
@@ -3391,7 +3470,7 @@
     </w:p>
     <w:p>
       <w:pPr>
-        <w:pStyle w:val="Cmsor2"/>
+        <w:pStyle w:val="Cmsor3"/>
       </w:pPr>
       <w:bookmarkStart w:id="4" w:name="_Toc223000169"/>
       <w:r>
@@ -3401,25 +3480,121 @@
     </w:p>
     <w:p>
       <w:r>
-        <w:t>Az iskolai router biztosítja az internetkapcsolatot PAT-tal. Egy közös Cisco 2950 switch kapcsolja össze a négy telephelyet, amelynek G0/1 portja az iskolai routerhez, F0/1-F0/4 portjai a telephelyekhez csatlakoznak.</w:t>
+        <w:t>Az iskolai router biztosítja az internetkapcsolatot PAT-</w:t>
+      </w:r>
+      <w:proofErr w:type="spellStart"/>
+      <w:r>
+        <w:t>tal</w:t>
+      </w:r>
+      <w:proofErr w:type="spellEnd"/>
+      <w:r>
+        <w:t xml:space="preserve">. Egy közös Cisco 2950 </w:t>
+      </w:r>
+      <w:proofErr w:type="spellStart"/>
+      <w:r>
+        <w:t>switch</w:t>
+      </w:r>
+      <w:proofErr w:type="spellEnd"/>
+      <w:r>
+        <w:t xml:space="preserve"> kapcsolja össze a négy </w:t>
+      </w:r>
+      <w:proofErr w:type="spellStart"/>
+      <w:r>
+        <w:t>telephelyet</w:t>
+      </w:r>
+      <w:proofErr w:type="spellEnd"/>
+      <w:r>
+        <w:t xml:space="preserve">, amelynek G0/1 </w:t>
+      </w:r>
+      <w:proofErr w:type="spellStart"/>
+      <w:r>
+        <w:t>portja</w:t>
+      </w:r>
+      <w:proofErr w:type="spellEnd"/>
+      <w:r>
+        <w:t xml:space="preserve"> az iskolai routerhez, F0/1-F0/4 </w:t>
+      </w:r>
+      <w:proofErr w:type="spellStart"/>
+      <w:r>
+        <w:t>portjai</w:t>
+      </w:r>
+      <w:proofErr w:type="spellEnd"/>
+      <w:r>
+        <w:t xml:space="preserve"> a telephelyekhez csatlakoznak.</w:t>
       </w:r>
     </w:p>
     <w:p/>
     <w:p>
       <w:r>
-        <w:t>Telephely 1 (Komplex) két 2811 routeren keresztül éri el a központi switch-et. Minden más telephely egyetlen 2811 routerrel csatlakozik.</w:t>
+        <w:t xml:space="preserve">Telephely 1 (Komplex) két 2811 routeren keresztül éri el a központi </w:t>
+      </w:r>
+      <w:proofErr w:type="spellStart"/>
+      <w:r>
+        <w:t>switch-et</w:t>
+      </w:r>
+      <w:proofErr w:type="spellEnd"/>
+      <w:r>
+        <w:t>. Minden más telephely egyetlen 2811 routerrel csatlakozik.</w:t>
       </w:r>
     </w:p>
     <w:p/>
     <w:p>
       <w:r>
-        <w:t>A Telephely 1-2 és 1-3 között GRE vagy IPIP tunnel fut, amelyen belül OSPF dinamikus routing működik. A tunnel-ek felett Site-to-Site IPsec VPN titkosítja a forgalmat.</w:t>
+        <w:t xml:space="preserve">A Telephely 1-2 és 1-3 között GRE vagy IPIP </w:t>
+      </w:r>
+      <w:proofErr w:type="spellStart"/>
+      <w:r>
+        <w:t>tunnel</w:t>
+      </w:r>
+      <w:proofErr w:type="spellEnd"/>
+      <w:r>
+        <w:t xml:space="preserve"> fut, amelyen belül OSPF dinamikus </w:t>
+      </w:r>
+      <w:proofErr w:type="spellStart"/>
+      <w:r>
+        <w:t>routing</w:t>
+      </w:r>
+      <w:proofErr w:type="spellEnd"/>
+      <w:r>
+        <w:t xml:space="preserve"> működik. A </w:t>
+      </w:r>
+      <w:proofErr w:type="spellStart"/>
+      <w:r>
+        <w:t>tunnel</w:t>
+      </w:r>
+      <w:proofErr w:type="spellEnd"/>
+      <w:r>
+        <w:t>-ek felett Site-</w:t>
+      </w:r>
+      <w:proofErr w:type="spellStart"/>
+      <w:r>
+        <w:t>to</w:t>
+      </w:r>
+      <w:proofErr w:type="spellEnd"/>
+      <w:r>
+        <w:t xml:space="preserve">-Site </w:t>
+      </w:r>
+      <w:proofErr w:type="spellStart"/>
+      <w:r>
+        <w:t>IPsec</w:t>
+      </w:r>
+      <w:proofErr w:type="spellEnd"/>
+      <w:r>
+        <w:t xml:space="preserve"> VPN </w:t>
+      </w:r>
+      <w:proofErr w:type="spellStart"/>
+      <w:r>
+        <w:t>titkosítja</w:t>
+      </w:r>
+      <w:proofErr w:type="spellEnd"/>
+      <w:r>
+        <w:t xml:space="preserve"> a forgalmat.</w:t>
       </w:r>
     </w:p>
     <w:p/>
     <w:p>
       <w:pPr>
-        <w:pStyle w:val="Cmsor2"/>
+        <w:pStyle w:val="Cmsor3"/>
       </w:pPr>
       <w:bookmarkStart w:id="5" w:name="_Toc223000170"/>
       <w:r>
@@ -3476,7 +3651,15 @@
     </w:p>
     <w:p>
       <w:r>
-        <w:t>VPN tunnel hálózatok /30 maszkkal:</w:t>
+        <w:t xml:space="preserve">VPN </w:t>
+      </w:r>
+      <w:proofErr w:type="spellStart"/>
+      <w:r>
+        <w:t>tunnel</w:t>
+      </w:r>
+      <w:proofErr w:type="spellEnd"/>
+      <w:r>
+        <w:t xml:space="preserve"> hálózatok /30 maszkkal:</w:t>
       </w:r>
     </w:p>
     <w:p/>
@@ -3604,7 +3787,31 @@
     </w:p>
     <w:p>
       <w:r>
-        <w:t>A megvalósítás akadálya: a 2811 és 2950 eszközök IOS verziói nem tartalmazzák az IPv6 routing/stack támogatást. Az ASA 5510 képes lenne IPv6-ra, de a peremhálózati eszközök hiánya miatt a teljes infrastruktúra nem migrálható.</w:t>
+        <w:t xml:space="preserve">A megvalósítás akadálya: a 2811 és 2950 eszközök IOS verziói nem tartalmazzák az IPv6 </w:t>
+      </w:r>
+      <w:proofErr w:type="spellStart"/>
+      <w:r>
+        <w:t>routing</w:t>
+      </w:r>
+      <w:proofErr w:type="spellEnd"/>
+      <w:r>
+        <w:t>/</w:t>
+      </w:r>
+      <w:proofErr w:type="spellStart"/>
+      <w:r>
+        <w:t>stack</w:t>
+      </w:r>
+      <w:proofErr w:type="spellEnd"/>
+      <w:r>
+        <w:t xml:space="preserve"> támogatást. Az ASA 5510 képes lenne IPv6-ra, de a peremhálózati eszközök hiánya miatt a teljes infrastruktúra nem </w:t>
+      </w:r>
+      <w:proofErr w:type="spellStart"/>
+      <w:r>
+        <w:t>migrálható</w:t>
+      </w:r>
+      <w:proofErr w:type="spellEnd"/>
+      <w:r>
+        <w:t>.</w:t>
       </w:r>
     </w:p>
     <w:p>
@@ -3633,11 +3840,19 @@
     </w:p>
     <w:p>
       <w:pPr>
-        <w:pStyle w:val="Cmsor2"/>
+        <w:pStyle w:val="Cmsor3"/>
       </w:pPr>
       <w:bookmarkStart w:id="7" w:name="_Toc223000172"/>
       <w:r>
-        <w:t>3.1 Fizikai kialakítás és rack elrendezés</w:t>
+        <w:t xml:space="preserve">3.1 Fizikai kialakítás és </w:t>
+      </w:r>
+      <w:proofErr w:type="spellStart"/>
+      <w:r>
+        <w:t>rack</w:t>
+      </w:r>
+      <w:proofErr w:type="spellEnd"/>
+      <w:r>
+        <w:t xml:space="preserve"> elrendezés</w:t>
       </w:r>
       <w:bookmarkEnd w:id="7"/>
     </w:p>
@@ -3649,7 +3864,15 @@
     <w:p/>
     <w:p>
       <w:r>
-        <w:t>U13 – Cisco 2960 Switch 1</w:t>
+        <w:t xml:space="preserve">U13 – Cisco 2960 </w:t>
+      </w:r>
+      <w:proofErr w:type="spellStart"/>
+      <w:r>
+        <w:t>Switch</w:t>
+      </w:r>
+      <w:proofErr w:type="spellEnd"/>
+      <w:r>
+        <w:t xml:space="preserve"> 1</w:t>
       </w:r>
     </w:p>
     <w:p/>
@@ -3660,17 +3883,57 @@
     </w:p>
     <w:p>
       <w:r>
-        <w:t>F0/3-4: EtherChannel Switch 2 felé (PAgP)</w:t>
-      </w:r>
-    </w:p>
-    <w:p>
-      <w:r>
-        <w:t>F0/5-12: VLAN 10 access portok (1. emelet)</w:t>
-      </w:r>
-    </w:p>
-    <w:p>
-      <w:r>
-        <w:t>F0/13-20: VLAN 20 access portok (2. emelet)</w:t>
+        <w:t xml:space="preserve">F0/3-4: </w:t>
+      </w:r>
+      <w:proofErr w:type="spellStart"/>
+      <w:r>
+        <w:t>EtherChannel</w:t>
+      </w:r>
+      <w:proofErr w:type="spellEnd"/>
+      <w:r>
+        <w:t xml:space="preserve"> </w:t>
+      </w:r>
+      <w:proofErr w:type="spellStart"/>
+      <w:r>
+        <w:t>Switch</w:t>
+      </w:r>
+      <w:proofErr w:type="spellEnd"/>
+      <w:r>
+        <w:t xml:space="preserve"> 2 felé (</w:t>
+      </w:r>
+      <w:proofErr w:type="spellStart"/>
+      <w:r>
+        <w:t>PAgP</w:t>
+      </w:r>
+      <w:proofErr w:type="spellEnd"/>
+      <w:r>
+        <w:t>)</w:t>
+      </w:r>
+    </w:p>
+    <w:p>
+      <w:r>
+        <w:t xml:space="preserve">F0/5-12: VLAN 10 </w:t>
+      </w:r>
+      <w:proofErr w:type="spellStart"/>
+      <w:r>
+        <w:t>access</w:t>
+      </w:r>
+      <w:proofErr w:type="spellEnd"/>
+      <w:r>
+        <w:t xml:space="preserve"> portok (1. emelet)</w:t>
+      </w:r>
+    </w:p>
+    <w:p>
+      <w:r>
+        <w:t xml:space="preserve">F0/13-20: VLAN 20 </w:t>
+      </w:r>
+      <w:proofErr w:type="spellStart"/>
+      <w:r>
+        <w:t>access</w:t>
+      </w:r>
+      <w:proofErr w:type="spellEnd"/>
+      <w:r>
+        <w:t xml:space="preserve"> portok (2. emelet)</w:t>
       </w:r>
     </w:p>
     <w:p>
@@ -3680,7 +3943,15 @@
     </w:p>
     <w:p>
       <w:r>
-        <w:t>U14 – Cisco 2960 Switch 2</w:t>
+        <w:t xml:space="preserve">U14 – Cisco 2960 </w:t>
+      </w:r>
+      <w:proofErr w:type="spellStart"/>
+      <w:r>
+        <w:t>Switch</w:t>
+      </w:r>
+      <w:proofErr w:type="spellEnd"/>
+      <w:r>
+        <w:t xml:space="preserve"> 2</w:t>
       </w:r>
     </w:p>
     <w:p/>
@@ -3691,17 +3962,49 @@
     </w:p>
     <w:p>
       <w:r>
-        <w:t>F0/3-4: EtherChannel Switch 1 felé</w:t>
-      </w:r>
-    </w:p>
-    <w:p>
-      <w:r>
-        <w:t>F0/5-12: VLAN 10 access portok (1. emelet redundáns)</w:t>
-      </w:r>
-    </w:p>
-    <w:p>
-      <w:r>
-        <w:t>F0/13-20: VLAN 20 access portok (2. emelet redundáns)</w:t>
+        <w:t xml:space="preserve">F0/3-4: </w:t>
+      </w:r>
+      <w:proofErr w:type="spellStart"/>
+      <w:r>
+        <w:t>EtherChannel</w:t>
+      </w:r>
+      <w:proofErr w:type="spellEnd"/>
+      <w:r>
+        <w:t xml:space="preserve"> </w:t>
+      </w:r>
+      <w:proofErr w:type="spellStart"/>
+      <w:r>
+        <w:t>Switch</w:t>
+      </w:r>
+      <w:proofErr w:type="spellEnd"/>
+      <w:r>
+        <w:t xml:space="preserve"> 1 felé</w:t>
+      </w:r>
+    </w:p>
+    <w:p>
+      <w:r>
+        <w:t xml:space="preserve">F0/5-12: VLAN 10 </w:t>
+      </w:r>
+      <w:proofErr w:type="spellStart"/>
+      <w:r>
+        <w:t>access</w:t>
+      </w:r>
+      <w:proofErr w:type="spellEnd"/>
+      <w:r>
+        <w:t xml:space="preserve"> portok (1. emelet redundáns)</w:t>
+      </w:r>
+    </w:p>
+    <w:p>
+      <w:r>
+        <w:t xml:space="preserve">F0/13-20: VLAN 20 </w:t>
+      </w:r>
+      <w:proofErr w:type="spellStart"/>
+      <w:r>
+        <w:t>access</w:t>
+      </w:r>
+      <w:proofErr w:type="spellEnd"/>
+      <w:r>
+        <w:t xml:space="preserve"> portok (2. emelet redundáns)</w:t>
       </w:r>
     </w:p>
     <w:p>
@@ -3722,7 +4025,15 @@
     </w:p>
     <w:p>
       <w:r>
-        <w:t>F0/1: Központi 2950 switch (Telephelyek összekötő)</w:t>
+        <w:t xml:space="preserve">F0/1: Központi 2950 </w:t>
+      </w:r>
+      <w:proofErr w:type="spellStart"/>
+      <w:r>
+        <w:t>switch</w:t>
+      </w:r>
+      <w:proofErr w:type="spellEnd"/>
+      <w:r>
+        <w:t xml:space="preserve"> (Telephelyek összekötő)</w:t>
       </w:r>
     </w:p>
     <w:p>
@@ -3738,28 +4049,103 @@
     </w:p>
     <w:p>
       <w:r>
-        <w:t>F0/1: Központi 2950 switch</w:t>
-      </w:r>
-    </w:p>
-    <w:p>
-      <w:r>
-        <w:t>ASA eszközök rack-be nem kerülnek, asztali/elhelyezésük a routerek mellé tervezett.</w:t>
+        <w:lastRenderedPageBreak/>
+        <w:t xml:space="preserve">F0/1: Központi 2950 </w:t>
+      </w:r>
+      <w:proofErr w:type="spellStart"/>
+      <w:r>
+        <w:t>switch</w:t>
+      </w:r>
+      <w:proofErr w:type="spellEnd"/>
+    </w:p>
+    <w:p>
+      <w:r>
+        <w:t xml:space="preserve">ASA eszközök </w:t>
+      </w:r>
+      <w:proofErr w:type="spellStart"/>
+      <w:r>
+        <w:t>rack</w:t>
+      </w:r>
+      <w:proofErr w:type="spellEnd"/>
+      <w:r>
+        <w:t>-be nem kerülnek, asztali/elhelyezésük a routerek mellé tervezett.</w:t>
       </w:r>
     </w:p>
     <w:p/>
     <w:p>
       <w:pPr>
-        <w:pStyle w:val="Cmsor2"/>
+        <w:pStyle w:val="Cmsor3"/>
       </w:pPr>
       <w:bookmarkStart w:id="8" w:name="_Toc223000173"/>
       <w:r>
-        <w:t>3.2 L2 redundancia – EtherChannel PAgP</w:t>
+        <w:t xml:space="preserve">3.2 L2 redundancia – </w:t>
+      </w:r>
+      <w:proofErr w:type="spellStart"/>
+      <w:r>
+        <w:t>EtherChannel</w:t>
+      </w:r>
+      <w:proofErr w:type="spellEnd"/>
+      <w:r>
+        <w:t xml:space="preserve"> </w:t>
+      </w:r>
+      <w:proofErr w:type="spellStart"/>
+      <w:r>
+        <w:t>PAgP</w:t>
       </w:r>
       <w:bookmarkEnd w:id="8"/>
-    </w:p>
-    <w:p>
-      <w:r>
-        <w:t>A két 2960 switch között két fizikai link (F0/3 és F0/4) Port-channel 1 interfészbe bundlázva. PAgP protokoll "desirable" módban mindkét végen, ami aktív tárgyalást jelent a channel kialakítására.</w:t>
+      <w:proofErr w:type="spellEnd"/>
+    </w:p>
+    <w:p>
+      <w:r>
+        <w:t xml:space="preserve">A két 2960 </w:t>
+      </w:r>
+      <w:proofErr w:type="spellStart"/>
+      <w:r>
+        <w:t>switch</w:t>
+      </w:r>
+      <w:proofErr w:type="spellEnd"/>
+      <w:r>
+        <w:t xml:space="preserve"> között két fizikai link (F0/3 és F0/4) Port-</w:t>
+      </w:r>
+      <w:proofErr w:type="spellStart"/>
+      <w:r>
+        <w:t>channel</w:t>
+      </w:r>
+      <w:proofErr w:type="spellEnd"/>
+      <w:r>
+        <w:t xml:space="preserve"> 1 interfészbe </w:t>
+      </w:r>
+      <w:proofErr w:type="spellStart"/>
+      <w:r>
+        <w:t>bundlázva</w:t>
+      </w:r>
+      <w:proofErr w:type="spellEnd"/>
+      <w:r>
+        <w:t xml:space="preserve">. </w:t>
+      </w:r>
+      <w:proofErr w:type="spellStart"/>
+      <w:r>
+        <w:t>PAgP</w:t>
+      </w:r>
+      <w:proofErr w:type="spellEnd"/>
+      <w:r>
+        <w:t xml:space="preserve"> protokoll "</w:t>
+      </w:r>
+      <w:proofErr w:type="spellStart"/>
+      <w:r>
+        <w:t>desirable</w:t>
+      </w:r>
+      <w:proofErr w:type="spellEnd"/>
+      <w:r>
+        <w:t xml:space="preserve">" módban mindkét végen, ami aktív tárgyalást jelent a </w:t>
+      </w:r>
+      <w:proofErr w:type="spellStart"/>
+      <w:r>
+        <w:t>channel</w:t>
+      </w:r>
+      <w:proofErr w:type="spellEnd"/>
+      <w:r>
+        <w:t xml:space="preserve"> kialakítására.</w:t>
       </w:r>
     </w:p>
     <w:p/>
@@ -3779,7 +4165,7 @@
     <w:p/>
     <w:p>
       <w:pPr>
-        <w:pStyle w:val="Cmsor2"/>
+        <w:pStyle w:val="Cmsor3"/>
       </w:pPr>
       <w:bookmarkStart w:id="9" w:name="_Toc223000174"/>
       <w:r>
@@ -3801,23 +4187,73 @@
     <w:p/>
     <w:p>
       <w:r>
-        <w:t>Virtuális gateway: 192.168.10.254</w:t>
-      </w:r>
-    </w:p>
-    <w:p>
-      <w:r>
-        <w:t>Router 1: 192.168.10.1 (Active, priority 110)</w:t>
-      </w:r>
-    </w:p>
-    <w:p>
-      <w:r>
-        <w:t>Router 2: 192.168.10.2 (Standby, priority 100)</w:t>
-      </w:r>
-    </w:p>
-    <w:p>
-      <w:r>
-        <w:t>Preempt engedélyezve, F0/1 trackelve</w:t>
-      </w:r>
+        <w:t xml:space="preserve">Virtuális </w:t>
+      </w:r>
+      <w:proofErr w:type="spellStart"/>
+      <w:r>
+        <w:t>gateway</w:t>
+      </w:r>
+      <w:proofErr w:type="spellEnd"/>
+      <w:r>
+        <w:t>: 192.168.10.254</w:t>
+      </w:r>
+    </w:p>
+    <w:p>
+      <w:r>
+        <w:t>Router 1: 192.168.10.1 (</w:t>
+      </w:r>
+      <w:proofErr w:type="spellStart"/>
+      <w:r>
+        <w:t>Active</w:t>
+      </w:r>
+      <w:proofErr w:type="spellEnd"/>
+      <w:r>
+        <w:t xml:space="preserve">, </w:t>
+      </w:r>
+      <w:proofErr w:type="spellStart"/>
+      <w:r>
+        <w:t>priority</w:t>
+      </w:r>
+      <w:proofErr w:type="spellEnd"/>
+      <w:r>
+        <w:t xml:space="preserve"> 110)</w:t>
+      </w:r>
+    </w:p>
+    <w:p>
+      <w:r>
+        <w:t>Router 2: 192.168.10.2 (</w:t>
+      </w:r>
+      <w:proofErr w:type="spellStart"/>
+      <w:r>
+        <w:t>Standby</w:t>
+      </w:r>
+      <w:proofErr w:type="spellEnd"/>
+      <w:r>
+        <w:t xml:space="preserve">, </w:t>
+      </w:r>
+      <w:proofErr w:type="spellStart"/>
+      <w:r>
+        <w:t>priority</w:t>
+      </w:r>
+      <w:proofErr w:type="spellEnd"/>
+      <w:r>
+        <w:t xml:space="preserve"> 100)</w:t>
+      </w:r>
+    </w:p>
+    <w:p>
+      <w:proofErr w:type="spellStart"/>
+      <w:r>
+        <w:t>Preempt</w:t>
+      </w:r>
+      <w:proofErr w:type="spellEnd"/>
+      <w:r>
+        <w:t xml:space="preserve"> engedélyezve, F0/1 </w:t>
+      </w:r>
+      <w:proofErr w:type="spellStart"/>
+      <w:r>
+        <w:t>trackelve</w:t>
+      </w:r>
+      <w:proofErr w:type="spellEnd"/>
     </w:p>
     <w:p>
       <w:r>
@@ -3827,122 +4263,328 @@
     <w:p/>
     <w:p>
       <w:r>
-        <w:t>Virtuális gateway: 192.168.20.254</w:t>
-      </w:r>
-    </w:p>
-    <w:p>
-      <w:r>
-        <w:t>Router 1: 192.168.20.1 (Standby, priority 100)</w:t>
-      </w:r>
-    </w:p>
-    <w:p>
-      <w:r>
-        <w:t>Router 2: 192.168.20.2 (Active, priority 110)</w:t>
-      </w:r>
-    </w:p>
+        <w:t xml:space="preserve">Virtuális </w:t>
+      </w:r>
+      <w:proofErr w:type="spellStart"/>
+      <w:r>
+        <w:t>gateway</w:t>
+      </w:r>
+      <w:proofErr w:type="spellEnd"/>
+      <w:r>
+        <w:t>: 192.168.20.254</w:t>
+      </w:r>
+    </w:p>
+    <w:p>
+      <w:r>
+        <w:t>Router 1: 192.168.20.1 (</w:t>
+      </w:r>
+      <w:proofErr w:type="spellStart"/>
+      <w:r>
+        <w:t>Standby</w:t>
+      </w:r>
+      <w:proofErr w:type="spellEnd"/>
+      <w:r>
+        <w:t xml:space="preserve">, </w:t>
+      </w:r>
+      <w:proofErr w:type="spellStart"/>
+      <w:r>
+        <w:t>priority</w:t>
+      </w:r>
+      <w:proofErr w:type="spellEnd"/>
+      <w:r>
+        <w:t xml:space="preserve"> 100)</w:t>
+      </w:r>
+    </w:p>
+    <w:p>
+      <w:r>
+        <w:t>Router 2: 192.168.20.2 (</w:t>
+      </w:r>
+      <w:proofErr w:type="spellStart"/>
+      <w:r>
+        <w:t>Active</w:t>
+      </w:r>
+      <w:proofErr w:type="spellEnd"/>
+      <w:r>
+        <w:t xml:space="preserve">, </w:t>
+      </w:r>
+      <w:proofErr w:type="spellStart"/>
+      <w:r>
+        <w:t>priority</w:t>
+      </w:r>
+      <w:proofErr w:type="spellEnd"/>
+      <w:r>
+        <w:t xml:space="preserve"> 110)</w:t>
+      </w:r>
+    </w:p>
+    <w:p>
+      <w:r>
+        <w:t>VLAN 80 – Management</w:t>
+      </w:r>
+    </w:p>
+    <w:p/>
     <w:p>
       <w:r>
         <w:lastRenderedPageBreak/>
-        <w:t>VLAN 80 – Management</w:t>
+        <w:t xml:space="preserve">Virtuális </w:t>
+      </w:r>
+      <w:proofErr w:type="spellStart"/>
+      <w:r>
+        <w:t>gateway</w:t>
+      </w:r>
+      <w:proofErr w:type="spellEnd"/>
+      <w:r>
+        <w:t>: 192.168.80.254</w:t>
+      </w:r>
+    </w:p>
+    <w:p>
+      <w:r>
+        <w:t>Router 1: 192.168.80.1 (</w:t>
+      </w:r>
+      <w:proofErr w:type="spellStart"/>
+      <w:r>
+        <w:t>Active</w:t>
+      </w:r>
+      <w:proofErr w:type="spellEnd"/>
+      <w:r>
+        <w:t xml:space="preserve">, </w:t>
+      </w:r>
+      <w:proofErr w:type="spellStart"/>
+      <w:r>
+        <w:t>priority</w:t>
+      </w:r>
+      <w:proofErr w:type="spellEnd"/>
+      <w:r>
+        <w:t xml:space="preserve"> 110)</w:t>
+      </w:r>
+    </w:p>
+    <w:p>
+      <w:r>
+        <w:t>Router 2: 192.168.80.2 (</w:t>
+      </w:r>
+      <w:proofErr w:type="spellStart"/>
+      <w:r>
+        <w:t>Standby</w:t>
+      </w:r>
+      <w:proofErr w:type="spellEnd"/>
+      <w:r>
+        <w:t xml:space="preserve">, </w:t>
+      </w:r>
+      <w:proofErr w:type="spellStart"/>
+      <w:r>
+        <w:t>priority</w:t>
+      </w:r>
+      <w:proofErr w:type="spellEnd"/>
+      <w:r>
+        <w:t xml:space="preserve"> 100)</w:t>
+      </w:r>
+    </w:p>
+    <w:p>
+      <w:r>
+        <w:t>VLAN 99 – Szerverek</w:t>
       </w:r>
     </w:p>
     <w:p/>
     <w:p>
       <w:r>
-        <w:t>Virtuális gateway: 192.168.80.254</w:t>
-      </w:r>
-    </w:p>
-    <w:p>
-      <w:r>
-        <w:t>Router 1: 192.168.80.1 (Active, priority 110)</w:t>
-      </w:r>
-    </w:p>
-    <w:p>
-      <w:r>
-        <w:t>Router 2: 192.168.80.2 (Standby, priority 100)</w:t>
-      </w:r>
-    </w:p>
-    <w:p>
-      <w:r>
-        <w:t>VLAN 99 – Szerverek</w:t>
+        <w:t xml:space="preserve">Virtuális </w:t>
+      </w:r>
+      <w:proofErr w:type="spellStart"/>
+      <w:r>
+        <w:t>gateway</w:t>
+      </w:r>
+      <w:proofErr w:type="spellEnd"/>
+      <w:r>
+        <w:t>: 192.168.99.254</w:t>
+      </w:r>
+    </w:p>
+    <w:p>
+      <w:r>
+        <w:t>Router 1: 192.168.99.1 (</w:t>
+      </w:r>
+      <w:proofErr w:type="spellStart"/>
+      <w:r>
+        <w:t>Standby</w:t>
+      </w:r>
+      <w:proofErr w:type="spellEnd"/>
+      <w:r>
+        <w:t xml:space="preserve">, </w:t>
+      </w:r>
+      <w:proofErr w:type="spellStart"/>
+      <w:r>
+        <w:t>priority</w:t>
+      </w:r>
+      <w:proofErr w:type="spellEnd"/>
+      <w:r>
+        <w:t xml:space="preserve"> 100)</w:t>
+      </w:r>
+    </w:p>
+    <w:p>
+      <w:r>
+        <w:t>Router 2: 192.168.99.2 (</w:t>
+      </w:r>
+      <w:proofErr w:type="spellStart"/>
+      <w:r>
+        <w:t>Active</w:t>
+      </w:r>
+      <w:proofErr w:type="spellEnd"/>
+      <w:r>
+        <w:t xml:space="preserve">, </w:t>
+      </w:r>
+      <w:proofErr w:type="spellStart"/>
+      <w:r>
+        <w:t>priority</w:t>
+      </w:r>
+      <w:proofErr w:type="spellEnd"/>
+      <w:r>
+        <w:t xml:space="preserve"> 110)</w:t>
+      </w:r>
+    </w:p>
+    <w:p>
+      <w:r>
+        <w:t>A terhelésszétosztás úgy valósul meg, hogy Router 1 aktív a páros VLAN-okon (10, 80), Router 2 a páratlanokon (20, 99).</w:t>
       </w:r>
     </w:p>
     <w:p/>
     <w:p>
-      <w:r>
-        <w:t>Virtuális gateway: 192.168.99.254</w:t>
-      </w:r>
-    </w:p>
-    <w:p>
-      <w:r>
-        <w:t>Router 1: 192.168.99.1 (Standby, priority 100)</w:t>
-      </w:r>
-    </w:p>
-    <w:p>
-      <w:r>
-        <w:t>Router 2: 192.168.99.2 (Active, priority 110)</w:t>
-      </w:r>
-    </w:p>
-    <w:p>
-      <w:r>
-        <w:t>A terhelésszétosztás úgy valósul meg, hogy Router 1 aktív a páros VLAN-okon (10, 80), Router 2 a páratlanokon (20, 99).</w:t>
+      <w:pPr>
+        <w:pStyle w:val="Cmsor3"/>
+      </w:pPr>
+      <w:bookmarkStart w:id="10" w:name="_Toc223000175"/>
+      <w:r>
+        <w:t>3.4 ASA tűzfal konfiguráció</w:t>
+      </w:r>
+      <w:bookmarkEnd w:id="10"/>
+    </w:p>
+    <w:p>
+      <w:r>
+        <w:t>Két ASA eszköz aktív/</w:t>
+      </w:r>
+      <w:proofErr w:type="spellStart"/>
+      <w:r>
+        <w:t>standby</w:t>
+      </w:r>
+      <w:proofErr w:type="spellEnd"/>
+      <w:r>
+        <w:t xml:space="preserve"> vagy aktív/aktív felállásban. A licenc típusa meghatározza a működési módot.</w:t>
       </w:r>
     </w:p>
     <w:p/>
     <w:p>
-      <w:pPr>
-        <w:pStyle w:val="Cmsor2"/>
-      </w:pPr>
-      <w:bookmarkStart w:id="10" w:name="_Toc223000175"/>
-      <w:r>
-        <w:t>3.4 ASA tűzfal konfiguráció</w:t>
-      </w:r>
-      <w:bookmarkEnd w:id="10"/>
-    </w:p>
-    <w:p>
-      <w:r>
-        <w:t>Két ASA eszköz aktív/standby vagy aktív/aktív felállásban. A licenc típusa meghatározza a működési módot.</w:t>
+      <w:r>
+        <w:t>Zónázás:</w:t>
       </w:r>
     </w:p>
     <w:p/>
     <w:p>
-      <w:r>
-        <w:t>Zónázás:</w:t>
+      <w:proofErr w:type="spellStart"/>
+      <w:r>
+        <w:t>outside</w:t>
+      </w:r>
+      <w:proofErr w:type="spellEnd"/>
+      <w:r>
+        <w:t>: E0/0, biztonsági szint 0, csatlakozik a 2811 routerekhez</w:t>
+      </w:r>
+    </w:p>
+    <w:p>
+      <w:proofErr w:type="spellStart"/>
+      <w:r>
+        <w:t>inside</w:t>
+      </w:r>
+      <w:proofErr w:type="spellEnd"/>
+      <w:r>
+        <w:t xml:space="preserve">: E0/1 és E0/2, biztonsági szint 100, csatlakozik mindkét 2960 </w:t>
+      </w:r>
+      <w:proofErr w:type="spellStart"/>
+      <w:r>
+        <w:t>switch-hez</w:t>
+      </w:r>
+      <w:proofErr w:type="spellEnd"/>
+    </w:p>
+    <w:p>
+      <w:r>
+        <w:t>Forgalomszabályok:</w:t>
       </w:r>
     </w:p>
     <w:p/>
     <w:p>
       <w:r>
-        <w:t>outside: E0/0, biztonsági szint 0, csatlakozik a 2811 routerekhez</w:t>
-      </w:r>
-    </w:p>
-    <w:p>
-      <w:r>
-        <w:t>inside: E0/1 és E0/2, biztonsági szint 100, csatlakozik mindkét 2960 switch-hez</w:t>
-      </w:r>
-    </w:p>
-    <w:p>
-      <w:r>
-        <w:t>Forgalomszabályok:</w:t>
+        <w:t>Elsődleges szabály: VLAN 10 és VLAN 20 közötti közvetlen kommunikáció tiltása. Ez a követelmény szerint "a tűzfal tiltja a VLAN 10-20 forgalmat".</w:t>
       </w:r>
     </w:p>
     <w:p/>
     <w:p>
       <w:r>
-        <w:t>Elsődleges szabály: VLAN 10 és VLAN 20 közötti közvetlen kommunikáció tiltása. Ez a követelmény szerint "a tűzfal tiltja a VLAN 10-20 forgalmat".</w:t>
+        <w:t xml:space="preserve">Működés: A </w:t>
+      </w:r>
+      <w:proofErr w:type="spellStart"/>
+      <w:r>
+        <w:t>switch</w:t>
+      </w:r>
+      <w:proofErr w:type="spellEnd"/>
+      <w:r>
+        <w:t xml:space="preserve">-ek </w:t>
+      </w:r>
+      <w:proofErr w:type="spellStart"/>
+      <w:r>
+        <w:t>layer</w:t>
+      </w:r>
+      <w:proofErr w:type="spellEnd"/>
+      <w:r>
+        <w:t xml:space="preserve"> 2 szinten nem továbbítanak a VLAN-ok között (külön VLAN = külön </w:t>
+      </w:r>
+      <w:proofErr w:type="spellStart"/>
+      <w:r>
+        <w:t>broadcast</w:t>
+      </w:r>
+      <w:proofErr w:type="spellEnd"/>
+      <w:r>
+        <w:t xml:space="preserve"> </w:t>
+      </w:r>
+      <w:proofErr w:type="spellStart"/>
+      <w:r>
+        <w:t>domain</w:t>
+      </w:r>
+      <w:proofErr w:type="spellEnd"/>
+      <w:r>
+        <w:t xml:space="preserve">). Az </w:t>
+      </w:r>
+      <w:proofErr w:type="spellStart"/>
+      <w:r>
+        <w:t>inter</w:t>
+      </w:r>
+      <w:proofErr w:type="spellEnd"/>
+      <w:r>
+        <w:t xml:space="preserve">-VLAN </w:t>
+      </w:r>
+      <w:proofErr w:type="spellStart"/>
+      <w:r>
+        <w:t>routing</w:t>
+      </w:r>
+      <w:proofErr w:type="spellEnd"/>
+      <w:r>
+        <w:t xml:space="preserve"> a routereken/ASA-n történik. Az ASA szabály explicit módon DROP-</w:t>
+      </w:r>
+      <w:proofErr w:type="spellStart"/>
+      <w:r>
+        <w:t>olja</w:t>
+      </w:r>
+      <w:proofErr w:type="spellEnd"/>
+      <w:r>
+        <w:t xml:space="preserve"> a 192.168.10.0/24 ↔ 192.168.20.0/24 forgalmat.</w:t>
       </w:r>
     </w:p>
     <w:p/>
     <w:p>
       <w:r>
-        <w:lastRenderedPageBreak/>
-        <w:t>Működés: A switch-ek layer 2 szinten nem továbbítanak a VLAN-ok között (külön VLAN = külön broadcast domain). Az inter-VLAN routing a routereken/ASA-n történik. Az ASA szabály explicit módon DROP-olja a 192.168.10.0/24 ↔ 192.168.20.0/24 forgalmat.</w:t>
-      </w:r>
-    </w:p>
-    <w:p/>
-    <w:p>
-      <w:r>
-        <w:t>Minden egyéb forgalom PERMIT: a VLAN-ok elérik a szervereket, az internetet, a többi telephelyet.</w:t>
+        <w:t xml:space="preserve">Minden egyéb forgalom PERMIT: a VLAN-ok elérik a szervereket, az internetet, a többi </w:t>
+      </w:r>
+      <w:proofErr w:type="spellStart"/>
+      <w:r>
+        <w:t>telephelyet</w:t>
+      </w:r>
+      <w:proofErr w:type="spellEnd"/>
+      <w:r>
+        <w:t>.</w:t>
       </w:r>
     </w:p>
     <w:p>
@@ -3971,7 +4613,7 @@
     </w:p>
     <w:p>
       <w:pPr>
-        <w:pStyle w:val="Cmsor2"/>
+        <w:pStyle w:val="Cmsor3"/>
       </w:pPr>
       <w:bookmarkStart w:id="12" w:name="_Toc223000177"/>
       <w:r>
@@ -3981,8 +4623,13 @@
     </w:p>
     <w:p>
       <w:r>
-        <w:t>U8 – Cisco 2950 Switch</w:t>
-      </w:r>
+        <w:t xml:space="preserve">U8 – Cisco 2950 </w:t>
+      </w:r>
+      <w:proofErr w:type="spellStart"/>
+      <w:r>
+        <w:t>Switch</w:t>
+      </w:r>
+      <w:proofErr w:type="spellEnd"/>
     </w:p>
     <w:p/>
     <w:p>
@@ -4003,12 +4650,25 @@
     <w:p/>
     <w:p>
       <w:r>
-        <w:t>F0/0: 2950 switch</w:t>
-      </w:r>
-    </w:p>
-    <w:p>
-      <w:r>
-        <w:t>F0/1: Központi 2950 switch (Telephelyek összekötő)</w:t>
+        <w:t xml:space="preserve">F0/0: 2950 </w:t>
+      </w:r>
+      <w:proofErr w:type="spellStart"/>
+      <w:r>
+        <w:t>switch</w:t>
+      </w:r>
+      <w:proofErr w:type="spellEnd"/>
+    </w:p>
+    <w:p>
+      <w:r>
+        <w:t xml:space="preserve">F0/1: Központi 2950 </w:t>
+      </w:r>
+      <w:proofErr w:type="spellStart"/>
+      <w:r>
+        <w:t>switch</w:t>
+      </w:r>
+      <w:proofErr w:type="spellEnd"/>
+      <w:r>
+        <w:t xml:space="preserve"> (Telephelyek összekötő)</w:t>
       </w:r>
     </w:p>
     <w:p>
@@ -4023,17 +4683,46 @@
     </w:p>
     <w:p>
       <w:pPr>
-        <w:pStyle w:val="Cmsor2"/>
+        <w:pStyle w:val="Cmsor3"/>
       </w:pPr>
       <w:bookmarkStart w:id="13" w:name="_Toc223000178"/>
       <w:r>
-        <w:t>4.2 OSPF dinamikus routing</w:t>
+        <w:t xml:space="preserve">4.2 OSPF dinamikus </w:t>
+      </w:r>
+      <w:proofErr w:type="spellStart"/>
+      <w:r>
+        <w:t>routing</w:t>
       </w:r>
       <w:bookmarkEnd w:id="13"/>
-    </w:p>
-    <w:p>
-      <w:r>
-        <w:t>OSPF process 1, Area 0 (backbone).</w:t>
+      <w:proofErr w:type="spellEnd"/>
+    </w:p>
+    <w:p>
+      <w:r>
+        <w:t xml:space="preserve">OSPF </w:t>
+      </w:r>
+      <w:proofErr w:type="spellStart"/>
+      <w:r>
+        <w:t>process</w:t>
+      </w:r>
+      <w:proofErr w:type="spellEnd"/>
+      <w:r>
+        <w:t xml:space="preserve"> 1, </w:t>
+      </w:r>
+      <w:proofErr w:type="spellStart"/>
+      <w:r>
+        <w:t>Area</w:t>
+      </w:r>
+      <w:proofErr w:type="spellEnd"/>
+      <w:r>
+        <w:t xml:space="preserve"> 0 (</w:t>
+      </w:r>
+      <w:proofErr w:type="spellStart"/>
+      <w:r>
+        <w:t>backbone</w:t>
+      </w:r>
+      <w:proofErr w:type="spellEnd"/>
+      <w:r>
+        <w:t>).</w:t>
       </w:r>
     </w:p>
     <w:p/>
@@ -4050,12 +4739,28 @@
     </w:p>
     <w:p>
       <w:r>
-        <w:t>10.0.0.0/30 (tunnel T1)</w:t>
-      </w:r>
-    </w:p>
-    <w:p>
-      <w:r>
-        <w:t>10.0.0.4/30 (tunnel T3)</w:t>
+        <w:t>10.0.0.0/30 (</w:t>
+      </w:r>
+      <w:proofErr w:type="spellStart"/>
+      <w:r>
+        <w:t>tunnel</w:t>
+      </w:r>
+      <w:proofErr w:type="spellEnd"/>
+      <w:r>
+        <w:t xml:space="preserve"> T1)</w:t>
+      </w:r>
+    </w:p>
+    <w:p>
+      <w:r>
+        <w:t>10.0.0.4/30 (</w:t>
+      </w:r>
+      <w:proofErr w:type="spellStart"/>
+      <w:r>
+        <w:t>tunnel</w:t>
+      </w:r>
+      <w:proofErr w:type="spellEnd"/>
+      <w:r>
+        <w:t xml:space="preserve"> T3)</w:t>
       </w:r>
     </w:p>
     <w:p>
@@ -4066,23 +4771,52 @@
     <w:p/>
     <w:p>
       <w:r>
-        <w:t>A tunnel interfészek point-to-point típusúak, nincs szükség DR/BDR választásra.</w:t>
+        <w:t xml:space="preserve">A </w:t>
+      </w:r>
+      <w:proofErr w:type="spellStart"/>
+      <w:r>
+        <w:t>tunnel</w:t>
+      </w:r>
+      <w:proofErr w:type="spellEnd"/>
+      <w:r>
+        <w:t xml:space="preserve"> interfészek </w:t>
+      </w:r>
+      <w:proofErr w:type="spellStart"/>
+      <w:r>
+        <w:t>point-to-point</w:t>
+      </w:r>
+      <w:proofErr w:type="spellEnd"/>
+      <w:r>
+        <w:t xml:space="preserve"> típusúak, nincs szükség DR/BDR választásra.</w:t>
       </w:r>
     </w:p>
     <w:p/>
     <w:p>
       <w:pPr>
-        <w:pStyle w:val="Cmsor2"/>
+        <w:pStyle w:val="Cmsor3"/>
       </w:pPr>
       <w:bookmarkStart w:id="14" w:name="_Toc223000179"/>
       <w:r>
-        <w:t>4.3 GRE/IPIP tunnel-ek</w:t>
+        <w:t xml:space="preserve">4.3 GRE/IPIP </w:t>
+      </w:r>
+      <w:proofErr w:type="spellStart"/>
+      <w:r>
+        <w:t>tunnel</w:t>
+      </w:r>
+      <w:proofErr w:type="spellEnd"/>
+      <w:r>
+        <w:t>-ek</w:t>
       </w:r>
       <w:bookmarkEnd w:id="14"/>
     </w:p>
     <w:p>
-      <w:r>
-        <w:t>Tunnel 0 – Telephely 1:</w:t>
+      <w:proofErr w:type="spellStart"/>
+      <w:r>
+        <w:t>Tunnel</w:t>
+      </w:r>
+      <w:proofErr w:type="spellEnd"/>
+      <w:r>
+        <w:t xml:space="preserve"> 0 – Telephely 1:</w:t>
       </w:r>
     </w:p>
     <w:p/>
@@ -4102,8 +4836,13 @@
       </w:r>
     </w:p>
     <w:p>
-      <w:r>
-        <w:t>Tunnel 1 – Telephely 3:</w:t>
+      <w:proofErr w:type="spellStart"/>
+      <w:r>
+        <w:t>Tunnel</w:t>
+      </w:r>
+      <w:proofErr w:type="spellEnd"/>
+      <w:r>
+        <w:t xml:space="preserve"> 1 – Telephely 3:</w:t>
       </w:r>
     </w:p>
     <w:p/>
@@ -4124,7 +4863,23 @@
     </w:p>
     <w:p>
       <w:r>
-        <w:t>A tunnel-ek felett IPsec titkosítás fut (lásd VPN fejezet).</w:t>
+        <w:t xml:space="preserve">A </w:t>
+      </w:r>
+      <w:proofErr w:type="spellStart"/>
+      <w:r>
+        <w:t>tunnel</w:t>
+      </w:r>
+      <w:proofErr w:type="spellEnd"/>
+      <w:r>
+        <w:t xml:space="preserve">-ek felett </w:t>
+      </w:r>
+      <w:proofErr w:type="spellStart"/>
+      <w:r>
+        <w:t>IPsec</w:t>
+      </w:r>
+      <w:proofErr w:type="spellEnd"/>
+      <w:r>
+        <w:t xml:space="preserve"> titkosítás fut (lásd VPN fejezet).</w:t>
       </w:r>
     </w:p>
     <w:p>
@@ -4153,7 +4908,7 @@
     </w:p>
     <w:p>
       <w:pPr>
-        <w:pStyle w:val="Cmsor2"/>
+        <w:pStyle w:val="Cmsor3"/>
       </w:pPr>
       <w:bookmarkStart w:id="16" w:name="_Toc223000181"/>
       <w:r>
@@ -4169,13 +4924,23 @@
     <w:p/>
     <w:p>
       <w:r>
-        <w:t>F0/0: 2950 switch</w:t>
-      </w:r>
-    </w:p>
-    <w:p>
-      <w:r>
-        <w:t>F0/1: Központi 2950 switch</w:t>
-      </w:r>
+        <w:t xml:space="preserve">F0/0: 2950 </w:t>
+      </w:r>
+      <w:proofErr w:type="spellStart"/>
+      <w:r>
+        <w:t>switch</w:t>
+      </w:r>
+      <w:proofErr w:type="spellEnd"/>
+    </w:p>
+    <w:p>
+      <w:r>
+        <w:t xml:space="preserve">F0/1: Központi 2950 </w:t>
+      </w:r>
+      <w:proofErr w:type="spellStart"/>
+      <w:r>
+        <w:t>switch</w:t>
+      </w:r>
+      <w:proofErr w:type="spellEnd"/>
     </w:p>
     <w:p>
       <w:r>
@@ -4184,8 +4949,13 @@
     </w:p>
     <w:p>
       <w:r>
-        <w:t>U15 – Cisco 2950 Switch</w:t>
-      </w:r>
+        <w:t xml:space="preserve">U15 – Cisco 2950 </w:t>
+      </w:r>
+      <w:proofErr w:type="spellStart"/>
+      <w:r>
+        <w:t>Switch</w:t>
+      </w:r>
+      <w:proofErr w:type="spellEnd"/>
     </w:p>
     <w:p/>
     <w:p>
@@ -4195,8 +4965,21 @@
     </w:p>
     <w:p>
       <w:r>
-        <w:t>F0/2: Aironet 1100 Access Point</w:t>
-      </w:r>
+        <w:t xml:space="preserve">F0/2: </w:t>
+      </w:r>
+      <w:proofErr w:type="spellStart"/>
+      <w:r>
+        <w:t>Aironet</w:t>
+      </w:r>
+      <w:proofErr w:type="spellEnd"/>
+      <w:r>
+        <w:t xml:space="preserve"> 1100 Access </w:t>
+      </w:r>
+      <w:proofErr w:type="spellStart"/>
+      <w:r>
+        <w:t>Point</w:t>
+      </w:r>
+      <w:proofErr w:type="spellEnd"/>
     </w:p>
     <w:p>
       <w:r>
@@ -4205,7 +4988,7 @@
     </w:p>
     <w:p>
       <w:pPr>
-        <w:pStyle w:val="Cmsor2"/>
+        <w:pStyle w:val="Cmsor3"/>
       </w:pPr>
       <w:bookmarkStart w:id="17" w:name="_Toc223000182"/>
       <w:r>
@@ -4215,8 +4998,13 @@
     </w:p>
     <w:p>
       <w:r>
-        <w:t>SSID: PACEX-Raktar</w:t>
-      </w:r>
+        <w:t>SSID: PACEX-</w:t>
+      </w:r>
+      <w:proofErr w:type="spellStart"/>
+      <w:r>
+        <w:t>Raktar</w:t>
+      </w:r>
+      <w:proofErr w:type="spellEnd"/>
     </w:p>
     <w:p/>
     <w:p>
@@ -4227,7 +5015,23 @@
     <w:p/>
     <w:p>
       <w:r>
-        <w:t>A 2811 router nem támogat beépített wireless kontrollert. Az Aironet 1100 önálló AP módban működik, RADIUS szerverként a Telephely 1 Windows szervert címezi:</w:t>
+        <w:t xml:space="preserve">A 2811 router nem támogat beépített </w:t>
+      </w:r>
+      <w:proofErr w:type="spellStart"/>
+      <w:r>
+        <w:t>wireless</w:t>
+      </w:r>
+      <w:proofErr w:type="spellEnd"/>
+      <w:r>
+        <w:t xml:space="preserve"> kontrollert. Az </w:t>
+      </w:r>
+      <w:proofErr w:type="spellStart"/>
+      <w:r>
+        <w:t>Aironet</w:t>
+      </w:r>
+      <w:proofErr w:type="spellEnd"/>
+      <w:r>
+        <w:t xml:space="preserve"> 1100 önálló AP módban működik, RADIUS szerverként a Telephely 1 Windows szervert címezi:</w:t>
       </w:r>
     </w:p>
     <w:p/>
@@ -4238,7 +5042,15 @@
     </w:p>
     <w:p>
       <w:r>
-        <w:t>Portok: 1812 (authentication), 1813 (accounting)</w:t>
+        <w:t>Portok: 1812 (</w:t>
+      </w:r>
+      <w:proofErr w:type="spellStart"/>
+      <w:r>
+        <w:t>authentication</w:t>
+      </w:r>
+      <w:proofErr w:type="spellEnd"/>
+      <w:r>
+        <w:t>), 1813 (accounting)</w:t>
       </w:r>
     </w:p>
     <w:p>
@@ -4248,19 +5060,41 @@
     </w:p>
     <w:p>
       <w:r>
-        <w:t>A felhasználói adatbázis az Active Directory-ban tárolódik, a Windows NPS (Network Policy Server) szolgáltatás kezeli a hitelesítési kéréseket.</w:t>
+        <w:t xml:space="preserve">A felhasználói adatbázis az </w:t>
+      </w:r>
+      <w:proofErr w:type="spellStart"/>
+      <w:r>
+        <w:t>Active</w:t>
+      </w:r>
+      <w:proofErr w:type="spellEnd"/>
+      <w:r>
+        <w:t xml:space="preserve"> </w:t>
+      </w:r>
+      <w:proofErr w:type="spellStart"/>
+      <w:r>
+        <w:t>Directory</w:t>
+      </w:r>
+      <w:proofErr w:type="spellEnd"/>
+      <w:r>
+        <w:t>-ban tárolódik, a Windows NPS (Network Policy Server) szolgáltatás kezeli a hitelesítési kéréseket.</w:t>
       </w:r>
     </w:p>
     <w:p/>
     <w:p>
       <w:pPr>
-        <w:pStyle w:val="Cmsor2"/>
+        <w:pStyle w:val="Cmsor3"/>
       </w:pPr>
       <w:bookmarkStart w:id="18" w:name="_Toc223000183"/>
       <w:r>
-        <w:t>5.3 Routing</w:t>
+        <w:lastRenderedPageBreak/>
+        <w:t xml:space="preserve">5.3 </w:t>
+      </w:r>
+      <w:proofErr w:type="spellStart"/>
+      <w:r>
+        <w:t>Routing</w:t>
       </w:r>
       <w:bookmarkEnd w:id="18"/>
+      <w:proofErr w:type="spellEnd"/>
     </w:p>
     <w:p>
       <w:r>
@@ -4270,7 +5104,15 @@
     <w:p/>
     <w:p>
       <w:r>
-        <w:t>OSPF: Area 0, Router ID 192.168.30.1</w:t>
+        <w:t xml:space="preserve">OSPF: </w:t>
+      </w:r>
+      <w:proofErr w:type="spellStart"/>
+      <w:r>
+        <w:t>Area</w:t>
+      </w:r>
+      <w:proofErr w:type="spellEnd"/>
+      <w:r>
+        <w:t xml:space="preserve"> 0, Router ID 192.168.30.1</w:t>
       </w:r>
     </w:p>
     <w:p/>
@@ -4282,7 +5124,23 @@
     <w:p/>
     <w:p>
       <w:r>
-        <w:t>A helyi szegmens és a tunnel hálózat dinamikusan, minden más forgalom a tunnel-en keresztül a Telephely 1 felé.</w:t>
+        <w:t xml:space="preserve">A helyi szegmens és a </w:t>
+      </w:r>
+      <w:proofErr w:type="spellStart"/>
+      <w:r>
+        <w:t>tunnel</w:t>
+      </w:r>
+      <w:proofErr w:type="spellEnd"/>
+      <w:r>
+        <w:t xml:space="preserve"> hálózat dinamikusan, minden más forgalom a </w:t>
+      </w:r>
+      <w:proofErr w:type="spellStart"/>
+      <w:r>
+        <w:t>tunnel</w:t>
+      </w:r>
+      <w:proofErr w:type="spellEnd"/>
+      <w:r>
+        <w:t>-en keresztül a Telephely 1 felé.</w:t>
       </w:r>
     </w:p>
     <w:p>
@@ -4311,7 +5169,7 @@
     </w:p>
     <w:p>
       <w:pPr>
-        <w:pStyle w:val="Cmsor2"/>
+        <w:pStyle w:val="Cmsor3"/>
       </w:pPr>
       <w:bookmarkStart w:id="20" w:name="_Toc223000185"/>
       <w:r>
@@ -4327,23 +5185,52 @@
     <w:p/>
     <w:p>
       <w:r>
-        <w:t>F0/0: IOT relay modul</w:t>
-      </w:r>
-    </w:p>
-    <w:p>
-      <w:r>
-        <w:t>F0/1: Központi 2950 switch</w:t>
-      </w:r>
-    </w:p>
-    <w:p>
-      <w:r>
-        <w:t>Az IOT relay 8 csatornás Ethernet-es relémodul. HTTP POST kérésre válaszol, a payload 4 bitje vezérli a kimeneteket. Nincs helyi szerver, nincs helyi logika – tiszta végrehajtó eszköz.</w:t>
+        <w:t xml:space="preserve">F0/0: IOT </w:t>
+      </w:r>
+      <w:proofErr w:type="spellStart"/>
+      <w:r>
+        <w:t>relay</w:t>
+      </w:r>
+      <w:proofErr w:type="spellEnd"/>
+      <w:r>
+        <w:t xml:space="preserve"> modul</w:t>
+      </w:r>
+    </w:p>
+    <w:p>
+      <w:r>
+        <w:t xml:space="preserve">F0/1: Központi 2950 </w:t>
+      </w:r>
+      <w:proofErr w:type="spellStart"/>
+      <w:r>
+        <w:t>switch</w:t>
+      </w:r>
+      <w:proofErr w:type="spellEnd"/>
+    </w:p>
+    <w:p>
+      <w:r>
+        <w:t xml:space="preserve">Az IOT </w:t>
+      </w:r>
+      <w:proofErr w:type="spellStart"/>
+      <w:r>
+        <w:t>relay</w:t>
+      </w:r>
+      <w:proofErr w:type="spellEnd"/>
+      <w:r>
+        <w:t xml:space="preserve"> 8 csatornás Ethernet-es relémodul. HTTP POST kérésre válaszol, a </w:t>
+      </w:r>
+      <w:proofErr w:type="spellStart"/>
+      <w:r>
+        <w:t>payload</w:t>
+      </w:r>
+      <w:proofErr w:type="spellEnd"/>
+      <w:r>
+        <w:t xml:space="preserve"> 4 bitje vezérli a kimeneteket. Nincs helyi szerver, nincs helyi logika – tiszta végrehajtó eszköz.</w:t>
       </w:r>
     </w:p>
     <w:p/>
     <w:p>
       <w:pPr>
-        <w:pStyle w:val="Cmsor2"/>
+        <w:pStyle w:val="Cmsor3"/>
       </w:pPr>
       <w:bookmarkStart w:id="21" w:name="_Toc223000186"/>
       <w:r>
@@ -4364,17 +5251,38 @@
     </w:p>
     <w:p>
       <w:r>
-        <w:t>Web szerver (Telephely 2) lekérdezi PostgreSQL adatbázisból a kód érvényességét</w:t>
-      </w:r>
-    </w:p>
-    <w:p>
-      <w:r>
-        <w:t>Érvényes kód esetén HTTP POST a Telephely 4 relay-re</w:t>
-      </w:r>
-    </w:p>
-    <w:p>
-      <w:r>
-        <w:t>Relay aktiválja a megfelelő rekesz nyitó relét</w:t>
+        <w:t xml:space="preserve">Web szerver (Telephely 2) lekérdezi </w:t>
+      </w:r>
+      <w:proofErr w:type="spellStart"/>
+      <w:r>
+        <w:t>PostgreSQL</w:t>
+      </w:r>
+      <w:proofErr w:type="spellEnd"/>
+      <w:r>
+        <w:t xml:space="preserve"> adatbázisból a kód érvényességét</w:t>
+      </w:r>
+    </w:p>
+    <w:p>
+      <w:r>
+        <w:t xml:space="preserve">Érvényes kód esetén HTTP POST a Telephely 4 </w:t>
+      </w:r>
+      <w:proofErr w:type="spellStart"/>
+      <w:r>
+        <w:t>relay</w:t>
+      </w:r>
+      <w:proofErr w:type="spellEnd"/>
+      <w:r>
+        <w:t>-re</w:t>
+      </w:r>
+    </w:p>
+    <w:p>
+      <w:proofErr w:type="spellStart"/>
+      <w:r>
+        <w:t>Relay</w:t>
+      </w:r>
+      <w:proofErr w:type="spellEnd"/>
+      <w:r>
+        <w:t xml:space="preserve"> aktiválja a megfelelő rekesz nyitó relét</w:t>
       </w:r>
     </w:p>
     <w:p>
@@ -4384,7 +5292,15 @@
     </w:p>
     <w:p>
       <w:r>
-        <w:t>A relay modul címe: 192.168.40.10 (statikus)</w:t>
+        <w:t xml:space="preserve">A </w:t>
+      </w:r>
+      <w:proofErr w:type="spellStart"/>
+      <w:r>
+        <w:t>relay</w:t>
+      </w:r>
+      <w:proofErr w:type="spellEnd"/>
+      <w:r>
+        <w:t xml:space="preserve"> modul címe: 192.168.40.10 (statikus)</w:t>
       </w:r>
     </w:p>
     <w:p>
@@ -4413,23 +5329,52 @@
     </w:p>
     <w:p>
       <w:pPr>
-        <w:pStyle w:val="Cmsor2"/>
+        <w:pStyle w:val="Cmsor3"/>
       </w:pPr>
       <w:bookmarkStart w:id="23" w:name="_Toc223000188"/>
       <w:r>
-        <w:t>7.1 Site-to-Site IPsec</w:t>
+        <w:t>7.1 Site-</w:t>
+      </w:r>
+      <w:proofErr w:type="spellStart"/>
+      <w:r>
+        <w:t>to</w:t>
+      </w:r>
+      <w:proofErr w:type="spellEnd"/>
+      <w:r>
+        <w:t xml:space="preserve">-Site </w:t>
+      </w:r>
+      <w:proofErr w:type="spellStart"/>
+      <w:r>
+        <w:t>IPsec</w:t>
       </w:r>
       <w:bookmarkEnd w:id="23"/>
-    </w:p>
-    <w:p>
-      <w:r>
-        <w:t>Két VPN tunnel: Telephely 1↔2 és Telephely 1↔3.</w:t>
+      <w:proofErr w:type="spellEnd"/>
+    </w:p>
+    <w:p>
+      <w:r>
+        <w:t xml:space="preserve">Két VPN </w:t>
+      </w:r>
+      <w:proofErr w:type="spellStart"/>
+      <w:r>
+        <w:t>tunnel</w:t>
+      </w:r>
+      <w:proofErr w:type="spellEnd"/>
+      <w:r>
+        <w:t>: Telephely 1↔2 és Telephely 1↔3.</w:t>
       </w:r>
     </w:p>
     <w:p/>
     <w:p>
       <w:r>
-        <w:t>IKE Phase 1 (ISAKMP) paraméterek:</w:t>
+        <w:t xml:space="preserve">IKE </w:t>
+      </w:r>
+      <w:proofErr w:type="spellStart"/>
+      <w:r>
+        <w:t>Phase</w:t>
+      </w:r>
+      <w:proofErr w:type="spellEnd"/>
+      <w:r>
+        <w:t xml:space="preserve"> 1 (ISAKMP) paraméterek:</w:t>
       </w:r>
     </w:p>
     <w:p/>
@@ -4439,13 +5384,23 @@
       </w:r>
     </w:p>
     <w:p>
-      <w:r>
-        <w:t>Hash: SHA-256</w:t>
-      </w:r>
-    </w:p>
-    <w:p>
-      <w:r>
-        <w:t>Diffie-Hellman csoport: 14 (2048 bit)</w:t>
+      <w:proofErr w:type="spellStart"/>
+      <w:r>
+        <w:t>Hash</w:t>
+      </w:r>
+      <w:proofErr w:type="spellEnd"/>
+      <w:r>
+        <w:t>: SHA-256</w:t>
+      </w:r>
+    </w:p>
+    <w:p>
+      <w:proofErr w:type="spellStart"/>
+      <w:r>
+        <w:t>Diffie</w:t>
+      </w:r>
+      <w:proofErr w:type="spellEnd"/>
+      <w:r>
+        <w:t>-Hellman csoport: 14 (2048 bit)</w:t>
       </w:r>
     </w:p>
     <w:p>
@@ -4457,24 +5412,68 @@
       <w:r>
         <w:t xml:space="preserve">Hitelesítés: </w:t>
       </w:r>
+      <w:proofErr w:type="spellStart"/>
       <w:proofErr w:type="gramStart"/>
       <w:r>
         <w:t>pre-shared</w:t>
       </w:r>
+      <w:proofErr w:type="spellEnd"/>
       <w:proofErr w:type="gramEnd"/>
       <w:r>
-        <w:t xml:space="preserve"> key</w:t>
-      </w:r>
-    </w:p>
-    <w:p>
-      <w:r>
-        <w:t>IPsec Phase 2 paraméterek:</w:t>
+        <w:t xml:space="preserve"> </w:t>
+      </w:r>
+      <w:proofErr w:type="spellStart"/>
+      <w:r>
+        <w:t>key</w:t>
+      </w:r>
+      <w:proofErr w:type="spellEnd"/>
+    </w:p>
+    <w:p>
+      <w:proofErr w:type="spellStart"/>
+      <w:r>
+        <w:t>IPsec</w:t>
+      </w:r>
+      <w:proofErr w:type="spellEnd"/>
+      <w:r>
+        <w:t xml:space="preserve"> </w:t>
+      </w:r>
+      <w:proofErr w:type="spellStart"/>
+      <w:r>
+        <w:t>Phase</w:t>
+      </w:r>
+      <w:proofErr w:type="spellEnd"/>
+      <w:r>
+        <w:t xml:space="preserve"> 2 paraméterek:</w:t>
       </w:r>
     </w:p>
     <w:p/>
     <w:p>
       <w:r>
-        <w:t>Protokoll: ESP (Encapsulating Security Payload)</w:t>
+        <w:t>Protokoll: ESP (</w:t>
+      </w:r>
+      <w:proofErr w:type="spellStart"/>
+      <w:r>
+        <w:t>Encapsulating</w:t>
+      </w:r>
+      <w:proofErr w:type="spellEnd"/>
+      <w:r>
+        <w:t xml:space="preserve"> </w:t>
+      </w:r>
+      <w:proofErr w:type="spellStart"/>
+      <w:r>
+        <w:t>Security</w:t>
+      </w:r>
+      <w:proofErr w:type="spellEnd"/>
+      <w:r>
+        <w:t xml:space="preserve"> </w:t>
+      </w:r>
+      <w:proofErr w:type="spellStart"/>
+      <w:r>
+        <w:t>Payload</w:t>
+      </w:r>
+      <w:proofErr w:type="spellEnd"/>
+      <w:r>
+        <w:t>)</w:t>
       </w:r>
     </w:p>
     <w:p>
@@ -4493,8 +5492,13 @@
       </w:r>
     </w:p>
     <w:p>
-      <w:r>
-        <w:t>Crypto map alkalmazás:</w:t>
+      <w:proofErr w:type="spellStart"/>
+      <w:r>
+        <w:t>Crypto</w:t>
+      </w:r>
+      <w:proofErr w:type="spellEnd"/>
+      <w:r>
+        <w:t xml:space="preserve"> map alkalmazás:</w:t>
       </w:r>
     </w:p>
     <w:p/>
@@ -4515,14 +5519,54 @@
     </w:p>
     <w:p>
       <w:r>
-        <w:t>A GRE/IPIP tunnel-ek belül futnak az IPsec-en, vagy IPsec over GRE módban. Az OSPF szomszédság a tunnel belső címeken épül fel, titkosított csatornán.</w:t>
+        <w:t xml:space="preserve">A GRE/IPIP </w:t>
+      </w:r>
+      <w:proofErr w:type="spellStart"/>
+      <w:r>
+        <w:t>tunnel</w:t>
+      </w:r>
+      <w:proofErr w:type="spellEnd"/>
+      <w:r>
+        <w:t xml:space="preserve">-ek belül futnak az </w:t>
+      </w:r>
+      <w:proofErr w:type="spellStart"/>
+      <w:r>
+        <w:t>IPsec</w:t>
+      </w:r>
+      <w:proofErr w:type="spellEnd"/>
+      <w:r>
+        <w:t xml:space="preserve">-en, vagy </w:t>
+      </w:r>
+      <w:proofErr w:type="spellStart"/>
+      <w:r>
+        <w:t>IPsec</w:t>
+      </w:r>
+      <w:proofErr w:type="spellEnd"/>
+      <w:r>
+        <w:t xml:space="preserve"> over GRE módban. Az OSPF szomszédság a </w:t>
+      </w:r>
+      <w:proofErr w:type="spellStart"/>
+      <w:r>
+        <w:t>tunnel</w:t>
+      </w:r>
+      <w:proofErr w:type="spellEnd"/>
+      <w:r>
+        <w:t xml:space="preserve"> belső címeken épül fel, titkosított csatornán.</w:t>
       </w:r>
     </w:p>
     <w:p/>
     <w:p>
       <w:r>
         <w:lastRenderedPageBreak/>
-        <w:t>Nincs Remote Access VPN. Nincs dedikált VPN koncentrátor. A 2811 routerek korlátozott teljesítménye és IOS képességei nem teszik lehetővé az egyszerű telepítésű kliens VPN-t. Adminisztrátori hozzáférés csak fizikai konzolon vagy a belső hálózatról lehetséges.</w:t>
+        <w:t xml:space="preserve">Nincs </w:t>
+      </w:r>
+      <w:proofErr w:type="spellStart"/>
+      <w:r>
+        <w:t>Remote</w:t>
+      </w:r>
+      <w:proofErr w:type="spellEnd"/>
+      <w:r>
+        <w:t xml:space="preserve"> Access VPN. Nincs dedikált VPN koncentrátor. A 2811 routerek korlátozott teljesítménye és IOS képességei nem teszik lehetővé az egyszerű telepítésű kliens VPN-t. Adminisztrátori hozzáférés csak fizikai konzolon vagy a belső hálózatról lehetséges.</w:t>
       </w:r>
     </w:p>
     <w:p>
@@ -4551,7 +5595,7 @@
     </w:p>
     <w:p>
       <w:pPr>
-        <w:pStyle w:val="Cmsor2"/>
+        <w:pStyle w:val="Cmsor3"/>
       </w:pPr>
       <w:bookmarkStart w:id="25" w:name="_Toc223000190"/>
       <w:r>
@@ -4560,19 +5604,42 @@
       <w:bookmarkEnd w:id="25"/>
     </w:p>
     <w:p>
-      <w:r>
-        <w:t>Active Directory</w:t>
-      </w:r>
+      <w:proofErr w:type="spellStart"/>
+      <w:r>
+        <w:t>Active</w:t>
+      </w:r>
+      <w:proofErr w:type="spellEnd"/>
+      <w:r>
+        <w:t xml:space="preserve"> </w:t>
+      </w:r>
+      <w:proofErr w:type="spellStart"/>
+      <w:r>
+        <w:t>Directory</w:t>
+      </w:r>
+      <w:proofErr w:type="spellEnd"/>
     </w:p>
     <w:p/>
     <w:p>
-      <w:r>
-        <w:t>Domain: pacex.hu</w:t>
-      </w:r>
-    </w:p>
-    <w:p>
-      <w:r>
-        <w:t>Forest: pacex.hu (egyetlen domain)</w:t>
+      <w:proofErr w:type="spellStart"/>
+      <w:r>
+        <w:t>Domain</w:t>
+      </w:r>
+      <w:proofErr w:type="spellEnd"/>
+      <w:r>
+        <w:t>: pacex.hu</w:t>
+      </w:r>
+    </w:p>
+    <w:p>
+      <w:r>
+        <w:t xml:space="preserve">Forest: pacex.hu (egyetlen </w:t>
+      </w:r>
+      <w:proofErr w:type="spellStart"/>
+      <w:r>
+        <w:t>domain</w:t>
+      </w:r>
+      <w:proofErr w:type="spellEnd"/>
+      <w:r>
+        <w:t>)</w:t>
       </w:r>
     </w:p>
     <w:p>
@@ -4588,12 +5655,36 @@
     <w:p/>
     <w:p>
       <w:r>
-        <w:t>pacex.hu (primary)</w:t>
-      </w:r>
-    </w:p>
-    <w:p>
-      <w:r>
-        <w:t>api.pacex.hu → 192.168.200.10 (Telephely 2 load balancer)</w:t>
+        <w:t>pacex.hu (</w:t>
+      </w:r>
+      <w:proofErr w:type="spellStart"/>
+      <w:r>
+        <w:t>primary</w:t>
+      </w:r>
+      <w:proofErr w:type="spellEnd"/>
+      <w:r>
+        <w:t>)</w:t>
+      </w:r>
+    </w:p>
+    <w:p>
+      <w:r>
+        <w:t xml:space="preserve">api.pacex.hu → 192.168.200.10 (Telephely 2 </w:t>
+      </w:r>
+      <w:proofErr w:type="spellStart"/>
+      <w:r>
+        <w:t>load</w:t>
+      </w:r>
+      <w:proofErr w:type="spellEnd"/>
+      <w:r>
+        <w:t xml:space="preserve"> </w:t>
+      </w:r>
+      <w:proofErr w:type="spellStart"/>
+      <w:r>
+        <w:t>balancer</w:t>
+      </w:r>
+      <w:proofErr w:type="spellEnd"/>
+      <w:r>
+        <w:t>)</w:t>
       </w:r>
     </w:p>
     <w:p>
@@ -4608,28 +5699,68 @@
     </w:p>
     <w:p>
       <w:r>
-        <w:t>DHCP scope-ok</w:t>
+        <w:t xml:space="preserve">DHCP </w:t>
+      </w:r>
+      <w:proofErr w:type="spellStart"/>
+      <w:r>
+        <w:t>scope</w:t>
+      </w:r>
+      <w:proofErr w:type="spellEnd"/>
+      <w:r>
+        <w:t>-ok</w:t>
       </w:r>
     </w:p>
     <w:p/>
     <w:p>
       <w:r>
-        <w:t>VLAN 10: 192.168.10.100-199, gateway 192.168.10.254</w:t>
-      </w:r>
-    </w:p>
-    <w:p>
-      <w:r>
-        <w:t>VLAN 20: 192.168.20.100-199, gateway 192.168.20.254</w:t>
-      </w:r>
-    </w:p>
-    <w:p>
-      <w:r>
-        <w:t>VLAN 80: 192.168.80.100-149, gateway 192.168.80.254</w:t>
-      </w:r>
-    </w:p>
-    <w:p>
-      <w:r>
-        <w:t>VLAN 99: 192.168.99.100-149, gateway 192.168.99.254</w:t>
+        <w:t xml:space="preserve">VLAN 10: 192.168.10.100-199, </w:t>
+      </w:r>
+      <w:proofErr w:type="spellStart"/>
+      <w:r>
+        <w:t>gateway</w:t>
+      </w:r>
+      <w:proofErr w:type="spellEnd"/>
+      <w:r>
+        <w:t xml:space="preserve"> 192.168.10.254</w:t>
+      </w:r>
+    </w:p>
+    <w:p>
+      <w:r>
+        <w:t xml:space="preserve">VLAN 20: 192.168.20.100-199, </w:t>
+      </w:r>
+      <w:proofErr w:type="spellStart"/>
+      <w:r>
+        <w:t>gateway</w:t>
+      </w:r>
+      <w:proofErr w:type="spellEnd"/>
+      <w:r>
+        <w:t xml:space="preserve"> 192.168.20.254</w:t>
+      </w:r>
+    </w:p>
+    <w:p>
+      <w:r>
+        <w:t xml:space="preserve">VLAN 80: 192.168.80.100-149, </w:t>
+      </w:r>
+      <w:proofErr w:type="spellStart"/>
+      <w:r>
+        <w:t>gateway</w:t>
+      </w:r>
+      <w:proofErr w:type="spellEnd"/>
+      <w:r>
+        <w:t xml:space="preserve"> 192.168.80.254</w:t>
+      </w:r>
+    </w:p>
+    <w:p>
+      <w:r>
+        <w:t xml:space="preserve">VLAN 99: 192.168.99.100-149, </w:t>
+      </w:r>
+      <w:proofErr w:type="spellStart"/>
+      <w:r>
+        <w:t>gateway</w:t>
+      </w:r>
+      <w:proofErr w:type="spellEnd"/>
+      <w:r>
+        <w:t xml:space="preserve"> 192.168.99.254</w:t>
       </w:r>
     </w:p>
     <w:p>
@@ -4639,13 +5770,26 @@
     </w:p>
     <w:p/>
     <w:p>
-      <w:r>
-        <w:t>Wireless 802.1X hitelesítés Telephely 3-hoz</w:t>
-      </w:r>
-    </w:p>
-    <w:p>
-      <w:r>
-        <w:t>AD integráció, certificate-based vagy PEAP</w:t>
+      <w:proofErr w:type="spellStart"/>
+      <w:r>
+        <w:t>Wireless</w:t>
+      </w:r>
+      <w:proofErr w:type="spellEnd"/>
+      <w:r>
+        <w:t xml:space="preserve"> 802.1X hitelesítés Telephely 3-hoz</w:t>
+      </w:r>
+    </w:p>
+    <w:p>
+      <w:r>
+        <w:t xml:space="preserve">AD integráció, </w:t>
+      </w:r>
+      <w:proofErr w:type="spellStart"/>
+      <w:r>
+        <w:t>certificate-based</w:t>
+      </w:r>
+      <w:proofErr w:type="spellEnd"/>
+      <w:r>
+        <w:t xml:space="preserve"> vagy PEAP</w:t>
       </w:r>
     </w:p>
     <w:p>
@@ -4699,7 +5843,7 @@
     </w:p>
     <w:p>
       <w:pPr>
-        <w:pStyle w:val="Cmsor2"/>
+        <w:pStyle w:val="Cmsor3"/>
       </w:pPr>
       <w:bookmarkStart w:id="26" w:name="_Toc223000191"/>
       <w:r>
@@ -4719,19 +5863,66 @@
       </w:r>
     </w:p>
     <w:p>
-      <w:r>
-        <w:t>Load balancer konfiguráció (upstream a többi web szerverhez, ha skálázva)</w:t>
-      </w:r>
-    </w:p>
-    <w:p>
-      <w:r>
-        <w:t>api.pacex.hu virtual host</w:t>
-      </w:r>
-    </w:p>
-    <w:p>
-      <w:r>
-        <w:t>private.pacex.hu virtual host</w:t>
-      </w:r>
+      <w:proofErr w:type="spellStart"/>
+      <w:r>
+        <w:t>Load</w:t>
+      </w:r>
+      <w:proofErr w:type="spellEnd"/>
+      <w:r>
+        <w:t xml:space="preserve"> </w:t>
+      </w:r>
+      <w:proofErr w:type="spellStart"/>
+      <w:r>
+        <w:t>balancer</w:t>
+      </w:r>
+      <w:proofErr w:type="spellEnd"/>
+      <w:r>
+        <w:t xml:space="preserve"> konfiguráció (</w:t>
+      </w:r>
+      <w:proofErr w:type="spellStart"/>
+      <w:r>
+        <w:t>upstream</w:t>
+      </w:r>
+      <w:proofErr w:type="spellEnd"/>
+      <w:r>
+        <w:t xml:space="preserve"> a többi web szerverhez, ha skálázva)</w:t>
+      </w:r>
+    </w:p>
+    <w:p>
+      <w:r>
+        <w:t xml:space="preserve">api.pacex.hu </w:t>
+      </w:r>
+      <w:proofErr w:type="spellStart"/>
+      <w:r>
+        <w:t>virtual</w:t>
+      </w:r>
+      <w:proofErr w:type="spellEnd"/>
+      <w:r>
+        <w:t xml:space="preserve"> </w:t>
+      </w:r>
+      <w:proofErr w:type="spellStart"/>
+      <w:r>
+        <w:t>host</w:t>
+      </w:r>
+      <w:proofErr w:type="spellEnd"/>
+    </w:p>
+    <w:p>
+      <w:r>
+        <w:t xml:space="preserve">private.pacex.hu </w:t>
+      </w:r>
+      <w:proofErr w:type="spellStart"/>
+      <w:r>
+        <w:t>virtual</w:t>
+      </w:r>
+      <w:proofErr w:type="spellEnd"/>
+      <w:r>
+        <w:t xml:space="preserve"> </w:t>
+      </w:r>
+      <w:proofErr w:type="spellStart"/>
+      <w:r>
+        <w:t>host</w:t>
+      </w:r>
+      <w:proofErr w:type="spellEnd"/>
     </w:p>
     <w:p>
       <w:r>
@@ -4740,8 +5931,13 @@
     </w:p>
     <w:p/>
     <w:p>
-      <w:r>
-        <w:t>PostgreSQL 14+</w:t>
+      <w:proofErr w:type="spellStart"/>
+      <w:r>
+        <w:t>PostgreSQL</w:t>
+      </w:r>
+      <w:proofErr w:type="spellEnd"/>
+      <w:r>
+        <w:t xml:space="preserve"> 14+</w:t>
       </w:r>
     </w:p>
     <w:p>
@@ -4756,7 +5952,15 @@
     </w:p>
     <w:p>
       <w:r>
-        <w:t>Kapcsolat a Telephely 4 IOT relay-hez (HTTP kliens funkció)</w:t>
+        <w:t xml:space="preserve">Kapcsolat a Telephely 4 IOT </w:t>
+      </w:r>
+      <w:proofErr w:type="spellStart"/>
+      <w:r>
+        <w:t>relay-hez</w:t>
+      </w:r>
+      <w:proofErr w:type="spellEnd"/>
+      <w:r>
+        <w:t xml:space="preserve"> (HTTP kliens funkció)</w:t>
       </w:r>
     </w:p>
     <w:p>
@@ -4766,8 +5970,21 @@
     </w:p>
     <w:p/>
     <w:p>
-      <w:r>
-        <w:t>Nginx reverse proxy és cache</w:t>
+      <w:proofErr w:type="spellStart"/>
+      <w:r>
+        <w:t>Nginx</w:t>
+      </w:r>
+      <w:proofErr w:type="spellEnd"/>
+      <w:r>
+        <w:t xml:space="preserve"> </w:t>
+      </w:r>
+      <w:proofErr w:type="spellStart"/>
+      <w:r>
+        <w:t>reverse</w:t>
+      </w:r>
+      <w:proofErr w:type="spellEnd"/>
+      <w:r>
+        <w:t xml:space="preserve"> proxy és cache</w:t>
       </w:r>
     </w:p>
     <w:p>
@@ -4778,7 +5995,39 @@
     </w:p>
     <w:p>
       <w:r>
-        <w:t>SSL terminálás (Let's Encrypt vagy self-signed)</w:t>
+        <w:t xml:space="preserve">SSL </w:t>
+      </w:r>
+      <w:proofErr w:type="spellStart"/>
+      <w:r>
+        <w:t>terminálás</w:t>
+      </w:r>
+      <w:proofErr w:type="spellEnd"/>
+      <w:r>
+        <w:t xml:space="preserve"> (</w:t>
+      </w:r>
+      <w:proofErr w:type="spellStart"/>
+      <w:r>
+        <w:t>Let's</w:t>
+      </w:r>
+      <w:proofErr w:type="spellEnd"/>
+      <w:r>
+        <w:t xml:space="preserve"> </w:t>
+      </w:r>
+      <w:proofErr w:type="spellStart"/>
+      <w:r>
+        <w:t>Encrypt</w:t>
+      </w:r>
+      <w:proofErr w:type="spellEnd"/>
+      <w:r>
+        <w:t xml:space="preserve"> vagy </w:t>
+      </w:r>
+      <w:proofErr w:type="spellStart"/>
+      <w:r>
+        <w:t>self-signed</w:t>
+      </w:r>
+      <w:proofErr w:type="spellEnd"/>
+      <w:r>
+        <w:t>)</w:t>
       </w:r>
     </w:p>
     <w:p>
@@ -4801,13 +6050,29 @@
         <w:t xml:space="preserve">9. </w:t>
       </w:r>
       <w:r>
-        <w:t>Programozott konfiguráció – Flutter alkalmazás</w:t>
+        <w:t xml:space="preserve">Programozott konfiguráció – </w:t>
+      </w:r>
+      <w:proofErr w:type="spellStart"/>
+      <w:r>
+        <w:t>Flutter</w:t>
+      </w:r>
+      <w:proofErr w:type="spellEnd"/>
+      <w:r>
+        <w:t xml:space="preserve"> alkalmazás</w:t>
       </w:r>
       <w:bookmarkEnd w:id="27"/>
     </w:p>
     <w:p>
       <w:r>
-        <w:t>Egyedi fejlesztésű Flutter alkalmazás kezeli az eszközkonfigurációkat.</w:t>
+        <w:t xml:space="preserve">Egyedi fejlesztésű </w:t>
+      </w:r>
+      <w:proofErr w:type="spellStart"/>
+      <w:r>
+        <w:t>Flutter</w:t>
+      </w:r>
+      <w:proofErr w:type="spellEnd"/>
+      <w:r>
+        <w:t xml:space="preserve"> alkalmazás kezeli az eszközkonfigurációkat.</w:t>
       </w:r>
     </w:p>
     <w:p/>
@@ -4824,17 +6089,62 @@
     </w:p>
     <w:p>
       <w:r>
-        <w:t>Jinja2-szerű template motor konfigurációs szkriptek generálásához</w:t>
-      </w:r>
-    </w:p>
-    <w:p>
-      <w:r>
-        <w:t>Soros porton (USB-to-RS232) vagy hálózaton keresztül történő deployment</w:t>
-      </w:r>
-    </w:p>
-    <w:p>
-      <w:r>
-        <w:t>Verziókezelés Git repository-ban</w:t>
+        <w:t xml:space="preserve">Jinja2-szerű </w:t>
+      </w:r>
+      <w:proofErr w:type="spellStart"/>
+      <w:r>
+        <w:t>template</w:t>
+      </w:r>
+      <w:proofErr w:type="spellEnd"/>
+      <w:r>
+        <w:t xml:space="preserve"> motor konfigurációs </w:t>
+      </w:r>
+      <w:proofErr w:type="spellStart"/>
+      <w:r>
+        <w:t>szkriptek</w:t>
+      </w:r>
+      <w:proofErr w:type="spellEnd"/>
+      <w:r>
+        <w:t xml:space="preserve"> generálásához</w:t>
+      </w:r>
+    </w:p>
+    <w:p>
+      <w:r>
+        <w:t xml:space="preserve">Soros </w:t>
+      </w:r>
+      <w:proofErr w:type="spellStart"/>
+      <w:r>
+        <w:t>porton</w:t>
+      </w:r>
+      <w:proofErr w:type="spellEnd"/>
+      <w:r>
+        <w:t xml:space="preserve"> (USB-to-RS232) vagy hálózaton keresztül történő </w:t>
+      </w:r>
+      <w:proofErr w:type="spellStart"/>
+      <w:r>
+        <w:t>deployment</w:t>
+      </w:r>
+      <w:proofErr w:type="spellEnd"/>
+    </w:p>
+    <w:p>
+      <w:r>
+        <w:t xml:space="preserve">Verziókezelés </w:t>
+      </w:r>
+      <w:proofErr w:type="spellStart"/>
+      <w:r>
+        <w:t>Git</w:t>
+      </w:r>
+      <w:proofErr w:type="spellEnd"/>
+      <w:r>
+        <w:t xml:space="preserve"> </w:t>
+      </w:r>
+      <w:proofErr w:type="spellStart"/>
+      <w:r>
+        <w:t>repository</w:t>
+      </w:r>
+      <w:proofErr w:type="spellEnd"/>
+      <w:r>
+        <w:t>-ban</w:t>
       </w:r>
     </w:p>
     <w:p>
@@ -4857,8 +6167,13 @@
         <w:spacing w:after="0"/>
         <w:ind w:left="11" w:right="57" w:hanging="11"/>
       </w:pPr>
-      <w:r>
-        <w:t>devices:</w:t>
+      <w:proofErr w:type="spellStart"/>
+      <w:r>
+        <w:t>devices</w:t>
+      </w:r>
+      <w:proofErr w:type="spellEnd"/>
+      <w:r>
+        <w:t>:</w:t>
       </w:r>
     </w:p>
     <w:p>
@@ -4867,7 +6182,15 @@
         <w:ind w:left="11" w:right="57" w:hanging="11"/>
       </w:pPr>
       <w:r>
-        <w:t xml:space="preserve">  - name: switch1</w:t>
+        <w:t xml:space="preserve">  - </w:t>
+      </w:r>
+      <w:proofErr w:type="spellStart"/>
+      <w:r>
+        <w:t>name</w:t>
+      </w:r>
+      <w:proofErr w:type="spellEnd"/>
+      <w:r>
+        <w:t>: switch1</w:t>
       </w:r>
     </w:p>
     <w:p>
@@ -4876,7 +6199,15 @@
         <w:ind w:left="11" w:right="57" w:hanging="11"/>
       </w:pPr>
       <w:r>
-        <w:t xml:space="preserve">    model: cisco_2960</w:t>
+        <w:t xml:space="preserve">    </w:t>
+      </w:r>
+      <w:proofErr w:type="spellStart"/>
+      <w:r>
+        <w:t>model</w:t>
+      </w:r>
+      <w:proofErr w:type="spellEnd"/>
+      <w:r>
+        <w:t>: cisco_2960</w:t>
       </w:r>
     </w:p>
     <w:p>
@@ -4885,7 +6216,15 @@
         <w:ind w:left="11" w:right="57" w:hanging="11"/>
       </w:pPr>
       <w:r>
-        <w:t xml:space="preserve">    ip: 192.168.80.13</w:t>
+        <w:t xml:space="preserve">    </w:t>
+      </w:r>
+      <w:proofErr w:type="spellStart"/>
+      <w:r>
+        <w:t>ip</w:t>
+      </w:r>
+      <w:proofErr w:type="spellEnd"/>
+      <w:r>
+        <w:t>: 192.168.80.13</w:t>
       </w:r>
     </w:p>
     <w:p>
@@ -4894,7 +6233,15 @@
         <w:ind w:left="11" w:right="57" w:hanging="11"/>
       </w:pPr>
       <w:r>
-        <w:t xml:space="preserve">    vlans:</w:t>
+        <w:t xml:space="preserve">    </w:t>
+      </w:r>
+      <w:proofErr w:type="spellStart"/>
+      <w:r>
+        <w:t>vlans</w:t>
+      </w:r>
+      <w:proofErr w:type="spellEnd"/>
+      <w:r>
+        <w:t>:</w:t>
       </w:r>
     </w:p>
     <w:p>
@@ -4903,7 +6250,23 @@
         <w:ind w:left="11" w:right="57" w:hanging="11"/>
       </w:pPr>
       <w:r>
-        <w:t xml:space="preserve">      10: {name: users_floor1, ports: "Fa0/5-12"}</w:t>
+        <w:t xml:space="preserve">      10: {</w:t>
+      </w:r>
+      <w:proofErr w:type="spellStart"/>
+      <w:r>
+        <w:t>name</w:t>
+      </w:r>
+      <w:proofErr w:type="spellEnd"/>
+      <w:r>
+        <w:t xml:space="preserve">: users_floor1, </w:t>
+      </w:r>
+      <w:proofErr w:type="spellStart"/>
+      <w:r>
+        <w:t>ports</w:t>
+      </w:r>
+      <w:proofErr w:type="spellEnd"/>
+      <w:r>
+        <w:t>: "Fa0/5-12"}</w:t>
       </w:r>
     </w:p>
     <w:p>
@@ -4912,7 +6275,23 @@
         <w:ind w:left="11" w:right="57" w:hanging="11"/>
       </w:pPr>
       <w:r>
-        <w:t xml:space="preserve">      20: {name: managers_floor2, ports: "Fa0/13-20"}</w:t>
+        <w:t xml:space="preserve">      20: {</w:t>
+      </w:r>
+      <w:proofErr w:type="spellStart"/>
+      <w:r>
+        <w:t>name</w:t>
+      </w:r>
+      <w:proofErr w:type="spellEnd"/>
+      <w:r>
+        <w:t xml:space="preserve">: managers_floor2, </w:t>
+      </w:r>
+      <w:proofErr w:type="spellStart"/>
+      <w:r>
+        <w:t>ports</w:t>
+      </w:r>
+      <w:proofErr w:type="spellEnd"/>
+      <w:r>
+        <w:t>: "Fa0/13-20"}</w:t>
       </w:r>
     </w:p>
     <w:p>
@@ -4921,7 +6300,39 @@
         <w:ind w:left="11" w:right="57" w:hanging="11"/>
       </w:pPr>
       <w:r>
-        <w:t xml:space="preserve">    etherchannel: {ports: "Fa0/3-4", mode: desirable}</w:t>
+        <w:t xml:space="preserve">    </w:t>
+      </w:r>
+      <w:proofErr w:type="spellStart"/>
+      <w:r>
+        <w:t>etherchannel</w:t>
+      </w:r>
+      <w:proofErr w:type="spellEnd"/>
+      <w:r>
+        <w:t>: {</w:t>
+      </w:r>
+      <w:proofErr w:type="spellStart"/>
+      <w:r>
+        <w:t>ports</w:t>
+      </w:r>
+      <w:proofErr w:type="spellEnd"/>
+      <w:r>
+        <w:t xml:space="preserve">: "Fa0/3-4", </w:t>
+      </w:r>
+      <w:proofErr w:type="spellStart"/>
+      <w:r>
+        <w:t>mode</w:t>
+      </w:r>
+      <w:proofErr w:type="spellEnd"/>
+      <w:r>
+        <w:t xml:space="preserve">: </w:t>
+      </w:r>
+      <w:proofErr w:type="spellStart"/>
+      <w:r>
+        <w:t>desirable</w:t>
+      </w:r>
+      <w:proofErr w:type="spellEnd"/>
+      <w:r>
+        <w:t>}</w:t>
       </w:r>
     </w:p>
     <w:p>
@@ -4960,8 +6371,15 @@
         <w:ind w:left="11" w:right="57" w:hanging="11"/>
       </w:pPr>
       <w:r>
-        <w:lastRenderedPageBreak/>
-        <w:t>Ellenőrző parancsok (show, debug)</w:t>
+        <w:t xml:space="preserve">Ellenőrző parancsok (show, </w:t>
+      </w:r>
+      <w:proofErr w:type="spellStart"/>
+      <w:r>
+        <w:t>debug</w:t>
+      </w:r>
+      <w:proofErr w:type="spellEnd"/>
+      <w:r>
+        <w:t>)</w:t>
       </w:r>
     </w:p>
     <w:p>
@@ -4979,7 +6397,40 @@
         <w:ind w:left="11" w:right="57" w:hanging="11"/>
       </w:pPr>
       <w:r>
-        <w:t>A Flutter alkalmazás keresztplatformos: Windows, macOS, Linux, Android. A fejlesztői környezetben tesztelve, a fizikai eszközökhez laptop csatlakoztatásával deploy-ol.</w:t>
+        <w:lastRenderedPageBreak/>
+        <w:t xml:space="preserve">A </w:t>
+      </w:r>
+      <w:proofErr w:type="spellStart"/>
+      <w:r>
+        <w:t>Flutter</w:t>
+      </w:r>
+      <w:proofErr w:type="spellEnd"/>
+      <w:r>
+        <w:t xml:space="preserve"> alkalmazás keresztplatformos: Windows, </w:t>
+      </w:r>
+      <w:proofErr w:type="spellStart"/>
+      <w:r>
+        <w:t>macOS</w:t>
+      </w:r>
+      <w:proofErr w:type="spellEnd"/>
+      <w:r>
+        <w:t xml:space="preserve">, Linux, Android. A fejlesztői környezetben tesztelve, a fizikai </w:t>
+      </w:r>
+      <w:proofErr w:type="spellStart"/>
+      <w:r>
+        <w:t>eszközökhez</w:t>
+      </w:r>
+      <w:proofErr w:type="spellEnd"/>
+      <w:r>
+        <w:t xml:space="preserve"> laptop csatlakoztatásával </w:t>
+      </w:r>
+      <w:proofErr w:type="spellStart"/>
+      <w:r>
+        <w:t>deploy-ol</w:t>
+      </w:r>
+      <w:proofErr w:type="spellEnd"/>
+      <w:r>
+        <w:t>.</w:t>
       </w:r>
     </w:p>
     <w:p>
@@ -5008,7 +6459,7 @@
     </w:p>
     <w:p>
       <w:pPr>
-        <w:pStyle w:val="Cmsor2"/>
+        <w:pStyle w:val="Cmsor3"/>
       </w:pPr>
       <w:bookmarkStart w:id="29" w:name="_Toc223000194"/>
       <w:r>
@@ -5046,7 +6497,15 @@
         <w:ind w:left="11" w:right="57" w:hanging="11"/>
       </w:pPr>
       <w:r>
-        <w:t>L2/L3 konfiguráció: VLAN, EtherChannel, HSRP, OSPF</w:t>
+        <w:t xml:space="preserve">L2/L3 konfiguráció: VLAN, </w:t>
+      </w:r>
+      <w:proofErr w:type="spellStart"/>
+      <w:r>
+        <w:t>EtherChannel</w:t>
+      </w:r>
+      <w:proofErr w:type="spellEnd"/>
+      <w:r>
+        <w:t>, HSRP, OSPF</w:t>
       </w:r>
     </w:p>
     <w:p>
@@ -5055,7 +6514,23 @@
         <w:ind w:left="11" w:right="57" w:hanging="11"/>
       </w:pPr>
       <w:r>
-        <w:t>VPN: IPsec, GRE tunnel-ek</w:t>
+        <w:t xml:space="preserve">VPN: </w:t>
+      </w:r>
+      <w:proofErr w:type="spellStart"/>
+      <w:r>
+        <w:t>IPsec</w:t>
+      </w:r>
+      <w:proofErr w:type="spellEnd"/>
+      <w:r>
+        <w:t xml:space="preserve">, GRE </w:t>
+      </w:r>
+      <w:proofErr w:type="spellStart"/>
+      <w:r>
+        <w:t>tunnel</w:t>
+      </w:r>
+      <w:proofErr w:type="spellEnd"/>
+      <w:r>
+        <w:t>-ek</w:t>
       </w:r>
     </w:p>
     <w:p>
@@ -5072,8 +6547,13 @@
         <w:spacing w:after="0"/>
         <w:ind w:left="11" w:right="57" w:hanging="11"/>
       </w:pPr>
-      <w:r>
-        <w:t>Wireless: AP konfiguráció, RADIUS integráció tesztelése</w:t>
+      <w:proofErr w:type="spellStart"/>
+      <w:r>
+        <w:t>Wireless</w:t>
+      </w:r>
+      <w:proofErr w:type="spellEnd"/>
+      <w:r>
+        <w:t>: AP konfiguráció, RADIUS integráció tesztelése</w:t>
       </w:r>
     </w:p>
     <w:p>
@@ -5124,7 +6604,31 @@
         <w:ind w:left="11" w:right="57" w:hanging="11"/>
       </w:pPr>
       <w:r>
-        <w:t>Linux szerverek: Apache, PostgreSQL, Nginx telepítés és konfiguráció</w:t>
+        <w:t xml:space="preserve">Linux szerverek: </w:t>
+      </w:r>
+      <w:proofErr w:type="spellStart"/>
+      <w:r>
+        <w:t>Apache</w:t>
+      </w:r>
+      <w:proofErr w:type="spellEnd"/>
+      <w:r>
+        <w:t xml:space="preserve">, </w:t>
+      </w:r>
+      <w:proofErr w:type="spellStart"/>
+      <w:r>
+        <w:t>PostgreSQL</w:t>
+      </w:r>
+      <w:proofErr w:type="spellEnd"/>
+      <w:r>
+        <w:t xml:space="preserve">, </w:t>
+      </w:r>
+      <w:proofErr w:type="spellStart"/>
+      <w:r>
+        <w:t>Nginx</w:t>
+      </w:r>
+      <w:proofErr w:type="spellEnd"/>
+      <w:r>
+        <w:t xml:space="preserve"> telepítés és konfiguráció</w:t>
       </w:r>
     </w:p>
     <w:p>
@@ -5132,9 +6636,19 @@
         <w:spacing w:after="0"/>
         <w:ind w:left="11" w:right="57" w:hanging="11"/>
       </w:pPr>
-      <w:r>
-        <w:t>Flutter alkalmazás: fejlesztés, tesztelés, deployment</w:t>
-      </w:r>
+      <w:proofErr w:type="spellStart"/>
+      <w:r>
+        <w:t>Flutter</w:t>
+      </w:r>
+      <w:proofErr w:type="spellEnd"/>
+      <w:r>
+        <w:t xml:space="preserve"> alkalmazás: fejlesztés, tesztelés, </w:t>
+      </w:r>
+      <w:proofErr w:type="spellStart"/>
+      <w:r>
+        <w:t>deployment</w:t>
+      </w:r>
+      <w:proofErr w:type="spellEnd"/>
     </w:p>
     <w:p>
       <w:pPr>
@@ -5142,7 +6656,15 @@
         <w:ind w:left="11" w:right="57" w:hanging="11"/>
       </w:pPr>
       <w:r>
-        <w:t>IOT integráció: HTTP API a relay-hez, adatbázis séma</w:t>
+        <w:t xml:space="preserve">IOT integráció: HTTP API a </w:t>
+      </w:r>
+      <w:proofErr w:type="spellStart"/>
+      <w:r>
+        <w:t>relay-hez</w:t>
+      </w:r>
+      <w:proofErr w:type="spellEnd"/>
+      <w:r>
+        <w:t>, adatbázis séma</w:t>
       </w:r>
     </w:p>
     <w:p>
@@ -5156,11 +6678,27 @@
     </w:p>
     <w:p>
       <w:pPr>
-        <w:pStyle w:val="Cmsor2"/>
+        <w:pStyle w:val="Cmsor3"/>
       </w:pPr>
       <w:bookmarkStart w:id="30" w:name="_Toc223000195"/>
       <w:r>
-        <w:t>10.2 GitHub Projects – Lightweight módszer</w:t>
+        <w:t xml:space="preserve">10.2 GitHub </w:t>
+      </w:r>
+      <w:proofErr w:type="spellStart"/>
+      <w:r>
+        <w:t>Projects</w:t>
+      </w:r>
+      <w:proofErr w:type="spellEnd"/>
+      <w:r>
+        <w:t xml:space="preserve"> – </w:t>
+      </w:r>
+      <w:proofErr w:type="spellStart"/>
+      <w:r>
+        <w:t>Lightweight</w:t>
+      </w:r>
+      <w:proofErr w:type="spellEnd"/>
+      <w:r>
+        <w:t xml:space="preserve"> módszer</w:t>
       </w:r>
       <w:bookmarkEnd w:id="30"/>
     </w:p>
@@ -5170,7 +6708,31 @@
         <w:ind w:left="11" w:right="57" w:hanging="11"/>
       </w:pPr>
       <w:r>
-        <w:t>Egyetlen privát repository: pacex-network-project</w:t>
+        <w:t xml:space="preserve">Egyetlen privát </w:t>
+      </w:r>
+      <w:proofErr w:type="spellStart"/>
+      <w:r>
+        <w:t>repository</w:t>
+      </w:r>
+      <w:proofErr w:type="spellEnd"/>
+      <w:r>
+        <w:t xml:space="preserve">: </w:t>
+      </w:r>
+      <w:proofErr w:type="spellStart"/>
+      <w:r>
+        <w:t>pacex</w:t>
+      </w:r>
+      <w:proofErr w:type="spellEnd"/>
+      <w:r>
+        <w:t>-</w:t>
+      </w:r>
+      <w:proofErr w:type="spellStart"/>
+      <w:r>
+        <w:t>network</w:t>
+      </w:r>
+      <w:proofErr w:type="spellEnd"/>
+      <w:r>
+        <w:t>-project</w:t>
       </w:r>
     </w:p>
     <w:p>
@@ -5194,7 +6756,23 @@
         <w:ind w:left="11" w:right="57" w:hanging="11"/>
       </w:pPr>
       <w:r>
-        <w:t>/pacex-network-project</w:t>
+        <w:t>/</w:t>
+      </w:r>
+      <w:proofErr w:type="spellStart"/>
+      <w:r>
+        <w:t>pacex</w:t>
+      </w:r>
+      <w:proofErr w:type="spellEnd"/>
+      <w:r>
+        <w:t>-</w:t>
+      </w:r>
+      <w:proofErr w:type="spellStart"/>
+      <w:r>
+        <w:t>network</w:t>
+      </w:r>
+      <w:proofErr w:type="spellEnd"/>
+      <w:r>
+        <w:t>-project</w:t>
       </w:r>
     </w:p>
     <w:p>
@@ -5203,8 +6781,13 @@
         <w:ind w:left="11" w:right="57" w:hanging="11"/>
       </w:pPr>
       <w:r>
-        <w:t xml:space="preserve">  /docs</w:t>
-      </w:r>
+        <w:t xml:space="preserve">  /</w:t>
+      </w:r>
+      <w:proofErr w:type="spellStart"/>
+      <w:r>
+        <w:t>docs</w:t>
+      </w:r>
+      <w:proofErr w:type="spellEnd"/>
     </w:p>
     <w:p>
       <w:pPr>
@@ -5239,8 +6822,13 @@
         <w:ind w:left="11" w:right="57" w:hanging="11"/>
       </w:pPr>
       <w:r>
-        <w:t xml:space="preserve">  /configs</w:t>
-      </w:r>
+        <w:t xml:space="preserve">  /</w:t>
+      </w:r>
+      <w:proofErr w:type="spellStart"/>
+      <w:r>
+        <w:t>configs</w:t>
+      </w:r>
+      <w:proofErr w:type="spellEnd"/>
     </w:p>
     <w:p>
       <w:pPr>
@@ -5248,8 +6836,13 @@
         <w:ind w:left="11" w:right="57" w:hanging="11"/>
       </w:pPr>
       <w:r>
-        <w:t xml:space="preserve">    /templates</w:t>
-      </w:r>
+        <w:t xml:space="preserve">    /</w:t>
+      </w:r>
+      <w:proofErr w:type="spellStart"/>
+      <w:r>
+        <w:t>templates</w:t>
+      </w:r>
+      <w:proofErr w:type="spellEnd"/>
     </w:p>
     <w:p>
       <w:pPr>
@@ -5257,9 +6850,13 @@
         <w:ind w:left="11" w:right="57" w:hanging="11"/>
       </w:pPr>
       <w:r>
-        <w:lastRenderedPageBreak/>
-        <w:t xml:space="preserve">    /generated</w:t>
-      </w:r>
+        <w:t xml:space="preserve">    /</w:t>
+      </w:r>
+      <w:proofErr w:type="spellStart"/>
+      <w:r>
+        <w:t>generated</w:t>
+      </w:r>
+      <w:proofErr w:type="spellEnd"/>
     </w:p>
     <w:p>
       <w:pPr>
@@ -5267,8 +6864,14 @@
         <w:ind w:left="11" w:right="57" w:hanging="11"/>
       </w:pPr>
       <w:r>
-        <w:t xml:space="preserve">  /flutter_app</w:t>
-      </w:r>
+        <w:lastRenderedPageBreak/>
+        <w:t xml:space="preserve">  /</w:t>
+      </w:r>
+      <w:proofErr w:type="spellStart"/>
+      <w:r>
+        <w:t>flutter_app</w:t>
+      </w:r>
+      <w:proofErr w:type="spellEnd"/>
     </w:p>
     <w:p>
       <w:pPr>
@@ -5276,8 +6879,13 @@
         <w:ind w:left="11" w:right="57" w:hanging="11"/>
       </w:pPr>
       <w:r>
-        <w:t xml:space="preserve">    /lib</w:t>
-      </w:r>
+        <w:t xml:space="preserve">    /</w:t>
+      </w:r>
+      <w:proofErr w:type="spellStart"/>
+      <w:r>
+        <w:t>lib</w:t>
+      </w:r>
+      <w:proofErr w:type="spellEnd"/>
     </w:p>
     <w:p>
       <w:pPr>
@@ -5285,8 +6893,13 @@
         <w:ind w:left="11" w:right="57" w:hanging="11"/>
       </w:pPr>
       <w:r>
-        <w:t xml:space="preserve">    /assets</w:t>
-      </w:r>
+        <w:t xml:space="preserve">    /</w:t>
+      </w:r>
+      <w:proofErr w:type="spellStart"/>
+      <w:r>
+        <w:t>assets</w:t>
+      </w:r>
+      <w:proofErr w:type="spellEnd"/>
     </w:p>
     <w:p>
       <w:pPr>
@@ -5308,8 +6921,13 @@
         <w:spacing w:after="0"/>
         <w:ind w:left="11" w:right="57" w:hanging="11"/>
       </w:pPr>
-      <w:r>
-        <w:t>Issue kezelés</w:t>
+      <w:proofErr w:type="spellStart"/>
+      <w:r>
+        <w:t>Issue</w:t>
+      </w:r>
+      <w:proofErr w:type="spellEnd"/>
+      <w:r>
+        <w:t xml:space="preserve"> kezelés</w:t>
       </w:r>
     </w:p>
     <w:p>
@@ -5338,8 +6956,13 @@
         <w:spacing w:after="0"/>
         <w:ind w:left="11" w:right="57" w:hanging="11"/>
       </w:pPr>
-      <w:r>
-        <w:t>network (kék) – hálózati mérnök feladatai</w:t>
+      <w:proofErr w:type="spellStart"/>
+      <w:r>
+        <w:t>network</w:t>
+      </w:r>
+      <w:proofErr w:type="spellEnd"/>
+      <w:r>
+        <w:t xml:space="preserve"> (kék) – hálózati mérnök feladatai</w:t>
       </w:r>
     </w:p>
     <w:p>
@@ -5356,8 +6979,13 @@
         <w:spacing w:after="0"/>
         <w:ind w:left="11" w:right="57" w:hanging="11"/>
       </w:pPr>
-      <w:r>
-        <w:t>docs (sárga) – dokumentáció</w:t>
+      <w:proofErr w:type="spellStart"/>
+      <w:r>
+        <w:t>docs</w:t>
+      </w:r>
+      <w:proofErr w:type="spellEnd"/>
+      <w:r>
+        <w:t xml:space="preserve"> (sárga) – dokumentáció</w:t>
       </w:r>
     </w:p>
     <w:p>
@@ -5365,8 +6993,13 @@
         <w:spacing w:after="0"/>
         <w:ind w:left="11" w:right="57" w:hanging="11"/>
       </w:pPr>
-      <w:r>
-        <w:t>blocked (piros) – függőség miatt várakozik</w:t>
+      <w:proofErr w:type="spellStart"/>
+      <w:r>
+        <w:t>blocked</w:t>
+      </w:r>
+      <w:proofErr w:type="spellEnd"/>
+      <w:r>
+        <w:t xml:space="preserve"> (piros) – függőség miatt várakozik</w:t>
       </w:r>
     </w:p>
     <w:p>
@@ -5374,8 +7007,21 @@
         <w:spacing w:after="0"/>
         <w:ind w:left="11" w:right="57" w:hanging="11"/>
       </w:pPr>
-      <w:r>
-        <w:t>review (lila) – kész, review szükséges</w:t>
+      <w:proofErr w:type="spellStart"/>
+      <w:r>
+        <w:t>review</w:t>
+      </w:r>
+      <w:proofErr w:type="spellEnd"/>
+      <w:r>
+        <w:t xml:space="preserve"> (lila) – kész, </w:t>
+      </w:r>
+      <w:proofErr w:type="spellStart"/>
+      <w:r>
+        <w:t>review</w:t>
+      </w:r>
+      <w:proofErr w:type="spellEnd"/>
+      <w:r>
+        <w:t xml:space="preserve"> szükséges</w:t>
       </w:r>
     </w:p>
     <w:p>
@@ -5383,8 +7029,13 @@
         <w:spacing w:after="0"/>
         <w:ind w:left="11" w:right="57" w:hanging="11"/>
       </w:pPr>
-      <w:r>
-        <w:t>Milestone-ok a fázisokhoz:</w:t>
+      <w:proofErr w:type="spellStart"/>
+      <w:r>
+        <w:t>Milestone</w:t>
+      </w:r>
+      <w:proofErr w:type="spellEnd"/>
+      <w:r>
+        <w:t>-ok a fázisokhoz:</w:t>
       </w:r>
     </w:p>
     <w:p>
@@ -5417,7 +7068,15 @@
         <w:ind w:left="11" w:right="57" w:hanging="11"/>
       </w:pPr>
       <w:r>
-        <w:t>L2/L3 konfig (2 nap)</w:t>
+        <w:t xml:space="preserve">L2/L3 </w:t>
+      </w:r>
+      <w:proofErr w:type="spellStart"/>
+      <w:r>
+        <w:t>konfig</w:t>
+      </w:r>
+      <w:proofErr w:type="spellEnd"/>
+      <w:r>
+        <w:t xml:space="preserve"> (2 nap)</w:t>
       </w:r>
     </w:p>
     <w:p>
@@ -5425,8 +7084,13 @@
         <w:spacing w:after="0"/>
         <w:ind w:left="11" w:right="57" w:hanging="11"/>
       </w:pPr>
-      <w:r>
-        <w:t>Routing és VPN (2 nap)</w:t>
+      <w:proofErr w:type="spellStart"/>
+      <w:r>
+        <w:t>Routing</w:t>
+      </w:r>
+      <w:proofErr w:type="spellEnd"/>
+      <w:r>
+        <w:t xml:space="preserve"> és VPN (2 nap)</w:t>
       </w:r>
     </w:p>
     <w:p>
@@ -5477,7 +7141,31 @@
         <w:ind w:left="11" w:right="57" w:hanging="11"/>
       </w:pPr>
       <w:r>
-        <w:t>Reggel: Projects board megnyitása, saját issue-k áttekintése.</w:t>
+        <w:t xml:space="preserve">Reggel: </w:t>
+      </w:r>
+      <w:proofErr w:type="spellStart"/>
+      <w:r>
+        <w:t>Projects</w:t>
+      </w:r>
+      <w:proofErr w:type="spellEnd"/>
+      <w:r>
+        <w:t xml:space="preserve"> </w:t>
+      </w:r>
+      <w:proofErr w:type="spellStart"/>
+      <w:r>
+        <w:t>board</w:t>
+      </w:r>
+      <w:proofErr w:type="spellEnd"/>
+      <w:r>
+        <w:t xml:space="preserve"> megnyitása, saját </w:t>
+      </w:r>
+      <w:proofErr w:type="spellStart"/>
+      <w:r>
+        <w:t>issue</w:t>
+      </w:r>
+      <w:proofErr w:type="spellEnd"/>
+      <w:r>
+        <w:t>-k áttekintése.</w:t>
       </w:r>
     </w:p>
     <w:p>
@@ -5492,7 +7180,47 @@
         <w:ind w:left="11" w:right="57" w:hanging="11"/>
       </w:pPr>
       <w:r>
-        <w:t>Munka közben: commit minden jelentősebb lépés után, commit üzenet tartalmazza az issue számot: [#12] Configure HSRP on VLAN 10.</w:t>
+        <w:t xml:space="preserve">Munka közben: </w:t>
+      </w:r>
+      <w:proofErr w:type="spellStart"/>
+      <w:r>
+        <w:t>commit</w:t>
+      </w:r>
+      <w:proofErr w:type="spellEnd"/>
+      <w:r>
+        <w:t xml:space="preserve"> minden jelentősebb lépés után, </w:t>
+      </w:r>
+      <w:proofErr w:type="spellStart"/>
+      <w:r>
+        <w:t>commit</w:t>
+      </w:r>
+      <w:proofErr w:type="spellEnd"/>
+      <w:r>
+        <w:t xml:space="preserve"> üzenet tartalmazza az </w:t>
+      </w:r>
+      <w:proofErr w:type="spellStart"/>
+      <w:r>
+        <w:t>issue</w:t>
+      </w:r>
+      <w:proofErr w:type="spellEnd"/>
+      <w:r>
+        <w:t xml:space="preserve"> számot: [#12] </w:t>
+      </w:r>
+      <w:proofErr w:type="spellStart"/>
+      <w:r>
+        <w:t>Configure</w:t>
+      </w:r>
+      <w:proofErr w:type="spellEnd"/>
+      <w:r>
+        <w:t xml:space="preserve"> HSRP </w:t>
+      </w:r>
+      <w:proofErr w:type="spellStart"/>
+      <w:r>
+        <w:t>on</w:t>
+      </w:r>
+      <w:proofErr w:type="spellEnd"/>
+      <w:r>
+        <w:t xml:space="preserve"> VLAN 10.</w:t>
       </w:r>
     </w:p>
     <w:p>
@@ -5507,7 +7235,47 @@
         <w:ind w:left="11" w:right="57" w:hanging="11"/>
       </w:pPr>
       <w:r>
-        <w:t>Befejezéskor: pull request nyitása, másik fél értesítése. Review kötelező, merge után issue automatikusan záródik.</w:t>
+        <w:t xml:space="preserve">Befejezéskor: </w:t>
+      </w:r>
+      <w:proofErr w:type="spellStart"/>
+      <w:r>
+        <w:t>pull</w:t>
+      </w:r>
+      <w:proofErr w:type="spellEnd"/>
+      <w:r>
+        <w:t xml:space="preserve"> </w:t>
+      </w:r>
+      <w:proofErr w:type="spellStart"/>
+      <w:r>
+        <w:t>request</w:t>
+      </w:r>
+      <w:proofErr w:type="spellEnd"/>
+      <w:r>
+        <w:t xml:space="preserve"> nyitása, másik fél értesítése. </w:t>
+      </w:r>
+      <w:proofErr w:type="spellStart"/>
+      <w:r>
+        <w:t>Review</w:t>
+      </w:r>
+      <w:proofErr w:type="spellEnd"/>
+      <w:r>
+        <w:t xml:space="preserve"> kötelező, </w:t>
+      </w:r>
+      <w:proofErr w:type="spellStart"/>
+      <w:r>
+        <w:t>merge</w:t>
+      </w:r>
+      <w:proofErr w:type="spellEnd"/>
+      <w:r>
+        <w:t xml:space="preserve"> után </w:t>
+      </w:r>
+      <w:proofErr w:type="spellStart"/>
+      <w:r>
+        <w:t>issue</w:t>
+      </w:r>
+      <w:proofErr w:type="spellEnd"/>
+      <w:r>
+        <w:t xml:space="preserve"> automatikusan záródik.</w:t>
       </w:r>
     </w:p>
     <w:p>
@@ -5522,7 +7290,48 @@
         <w:ind w:left="11" w:right="57" w:hanging="11"/>
       </w:pPr>
       <w:r>
-        <w:t>Kommunikáció: GitHub issue kommentek, vagy Discord/Slack csatorna webhook integrációval. Nincs állandó meeting, nincs időbecslés, nincs story point.</w:t>
+        <w:lastRenderedPageBreak/>
+        <w:t xml:space="preserve">Kommunikáció: GitHub </w:t>
+      </w:r>
+      <w:proofErr w:type="spellStart"/>
+      <w:r>
+        <w:t>issue</w:t>
+      </w:r>
+      <w:proofErr w:type="spellEnd"/>
+      <w:r>
+        <w:t xml:space="preserve"> kommentek, vagy </w:t>
+      </w:r>
+      <w:proofErr w:type="spellStart"/>
+      <w:r>
+        <w:t>Discord</w:t>
+      </w:r>
+      <w:proofErr w:type="spellEnd"/>
+      <w:r>
+        <w:t>/</w:t>
+      </w:r>
+      <w:proofErr w:type="spellStart"/>
+      <w:r>
+        <w:t>Slack</w:t>
+      </w:r>
+      <w:proofErr w:type="spellEnd"/>
+      <w:r>
+        <w:t xml:space="preserve"> csatorna </w:t>
+      </w:r>
+      <w:proofErr w:type="spellStart"/>
+      <w:r>
+        <w:t>webhook</w:t>
+      </w:r>
+      <w:proofErr w:type="spellEnd"/>
+      <w:r>
+        <w:t xml:space="preserve"> integrációval. Nincs állandó meeting, nincs időbecslés, nincs story </w:t>
+      </w:r>
+      <w:proofErr w:type="spellStart"/>
+      <w:r>
+        <w:t>point</w:t>
+      </w:r>
+      <w:proofErr w:type="spellEnd"/>
+      <w:r>
+        <w:t>.</w:t>
       </w:r>
     </w:p>
     <w:p>
@@ -5536,8 +7345,13 @@
         <w:spacing w:after="0"/>
         <w:ind w:left="11" w:right="57" w:hanging="11"/>
       </w:pPr>
-      <w:r>
-        <w:t>Review folyamat</w:t>
+      <w:proofErr w:type="spellStart"/>
+      <w:r>
+        <w:t>Review</w:t>
+      </w:r>
+      <w:proofErr w:type="spellEnd"/>
+      <w:r>
+        <w:t xml:space="preserve"> folyamat</w:t>
       </w:r>
     </w:p>
     <w:p>
@@ -5570,7 +7384,15 @@
         <w:ind w:left="11" w:right="57" w:hanging="11"/>
       </w:pPr>
       <w:r>
-        <w:t>Függő issue-k feloldhatók-e</w:t>
+        <w:t xml:space="preserve">Függő </w:t>
+      </w:r>
+      <w:proofErr w:type="spellStart"/>
+      <w:r>
+        <w:t>issue</w:t>
+      </w:r>
+      <w:proofErr w:type="spellEnd"/>
+      <w:r>
+        <w:t>-k feloldhatók-e</w:t>
       </w:r>
     </w:p>
     <w:p>
@@ -5688,8 +7510,13 @@
               <w:ind w:left="0" w:firstLine="0"/>
             </w:pPr>
             <w:r>
-              <w:t>Konzol kábel, TFTP backup/restore</w:t>
-            </w:r>
+              <w:t>Konzol kábel, TFTP backup/</w:t>
+            </w:r>
+            <w:proofErr w:type="spellStart"/>
+            <w:r>
+              <w:t>restore</w:t>
+            </w:r>
+            <w:proofErr w:type="spellEnd"/>
           </w:p>
         </w:tc>
       </w:tr>
@@ -5731,7 +7558,15 @@
               <w:ind w:left="0" w:firstLine="0"/>
             </w:pPr>
             <w:r>
-              <w:t>Nincs Remote Access VPN</w:t>
+              <w:t xml:space="preserve">Nincs </w:t>
+            </w:r>
+            <w:proofErr w:type="spellStart"/>
+            <w:r>
+              <w:t>Remote</w:t>
+            </w:r>
+            <w:proofErr w:type="spellEnd"/>
+            <w:r>
+              <w:t xml:space="preserve"> Access VPN</w:t>
             </w:r>
           </w:p>
         </w:tc>
@@ -5744,7 +7579,23 @@
               <w:ind w:left="0" w:firstLine="0"/>
             </w:pPr>
             <w:r>
-              <w:t>Site-to-Site VPN elegendő, admin fizikai jelenlét</w:t>
+              <w:t>Site-</w:t>
+            </w:r>
+            <w:proofErr w:type="spellStart"/>
+            <w:r>
+              <w:t>to</w:t>
+            </w:r>
+            <w:proofErr w:type="spellEnd"/>
+            <w:r>
+              <w:t xml:space="preserve">-Site VPN elegendő, </w:t>
+            </w:r>
+            <w:proofErr w:type="spellStart"/>
+            <w:r>
+              <w:t>admin</w:t>
+            </w:r>
+            <w:proofErr w:type="spellEnd"/>
+            <w:r>
+              <w:t xml:space="preserve"> fizikai jelenlét</w:t>
             </w:r>
           </w:p>
         </w:tc>
@@ -5759,7 +7610,15 @@
               <w:ind w:left="0" w:firstLine="0"/>
             </w:pPr>
             <w:r>
-              <w:t>ASA failover licenc kérdéses</w:t>
+              <w:t xml:space="preserve">ASA </w:t>
+            </w:r>
+            <w:proofErr w:type="spellStart"/>
+            <w:r>
+              <w:t>failover</w:t>
+            </w:r>
+            <w:proofErr w:type="spellEnd"/>
+            <w:r>
+              <w:t xml:space="preserve"> licenc kérdéses</w:t>
             </w:r>
           </w:p>
         </w:tc>
@@ -5787,7 +7646,15 @@
               <w:ind w:left="0" w:firstLine="0"/>
             </w:pPr>
             <w:r>
-              <w:t>IOT relay minimális funkcionalitás</w:t>
+              <w:t xml:space="preserve">IOT </w:t>
+            </w:r>
+            <w:proofErr w:type="spellStart"/>
+            <w:r>
+              <w:t>relay</w:t>
+            </w:r>
+            <w:proofErr w:type="spellEnd"/>
+            <w:r>
+              <w:t xml:space="preserve"> minimális funkcionalitás</w:t>
             </w:r>
           </w:p>
         </w:tc>
@@ -5800,7 +7667,15 @@
               <w:ind w:left="0" w:firstLine="0"/>
             </w:pPr>
             <w:r>
-              <w:t>Külső szerver logika, relay tiszta végrehajtó</w:t>
+              <w:t xml:space="preserve">Külső szerver logika, </w:t>
+            </w:r>
+            <w:proofErr w:type="spellStart"/>
+            <w:r>
+              <w:t>relay</w:t>
+            </w:r>
+            <w:proofErr w:type="spellEnd"/>
+            <w:r>
+              <w:t xml:space="preserve"> tiszta végrehajtó</w:t>
             </w:r>
           </w:p>
         </w:tc>
@@ -5814,8 +7689,13 @@
             <w:pPr>
               <w:ind w:left="0" w:firstLine="0"/>
             </w:pPr>
-            <w:r>
-              <w:t>Flutter app nem részletezhető</w:t>
+            <w:proofErr w:type="spellStart"/>
+            <w:r>
+              <w:t>Flutter</w:t>
+            </w:r>
+            <w:proofErr w:type="spellEnd"/>
+            <w:r>
+              <w:t xml:space="preserve"> app nem részletezhető</w:t>
             </w:r>
           </w:p>
         </w:tc>
@@ -7622,7 +9502,7 @@
   <w:latentStyles w:defLockedState="0" w:defUIPriority="99" w:defSemiHidden="0" w:defUnhideWhenUsed="0" w:defQFormat="0" w:count="376">
     <w:lsdException w:name="Normal" w:uiPriority="0" w:qFormat="1"/>
     <w:lsdException w:name="heading 1" w:uiPriority="9" w:qFormat="1"/>
-    <w:lsdException w:name="heading 2" w:semiHidden="1" w:uiPriority="9" w:unhideWhenUsed="1" w:qFormat="1"/>
+    <w:lsdException w:name="heading 2" w:semiHidden="1" w:uiPriority="9" w:unhideWhenUsed="1"/>
     <w:lsdException w:name="heading 3" w:semiHidden="1" w:uiPriority="9" w:unhideWhenUsed="1" w:qFormat="1"/>
     <w:lsdException w:name="heading 4" w:semiHidden="1" w:uiPriority="9" w:unhideWhenUsed="1" w:qFormat="1"/>
     <w:lsdException w:name="heading 5" w:semiHidden="1" w:uiPriority="9" w:unhideWhenUsed="1" w:qFormat="1"/>
@@ -8018,7 +9898,7 @@
     <w:uiPriority w:val="9"/>
     <w:unhideWhenUsed/>
     <w:qFormat/>
-    <w:rsid w:val="00ED4084"/>
+    <w:rsid w:val="00911813"/>
     <w:pPr>
       <w:keepNext/>
       <w:keepLines/>
@@ -8028,19 +9908,21 @@
       <w:outlineLvl w:val="0"/>
     </w:pPr>
     <w:rPr>
-      <w:rFonts w:ascii="Calibri" w:eastAsia="Calibri" w:hAnsi="Calibri" w:cs="Calibri"/>
+      <w:rFonts w:ascii="Times New Roman" w:eastAsia="Calibri" w:hAnsi="Times New Roman" w:cs="Calibri"/>
       <w:b/>
-      <w:color w:val="C00000"/>
-      <w:sz w:val="80"/>
+      <w:sz w:val="56"/>
     </w:rPr>
   </w:style>
   <w:style w:type="paragraph" w:styleId="Cmsor2">
     <w:name w:val="heading 2"/>
+    <w:aliases w:val="Címsor _"/>
+    <w:basedOn w:val="Norml"/>
     <w:next w:val="Norml"/>
     <w:link w:val="Cmsor2Char"/>
+    <w:autoRedefine/>
     <w:uiPriority w:val="9"/>
     <w:unhideWhenUsed/>
-    <w:qFormat/>
+    <w:rsid w:val="002E642D"/>
     <w:pPr>
       <w:keepNext/>
       <w:keepLines/>
@@ -8048,9 +9930,7 @@
       <w:outlineLvl w:val="1"/>
     </w:pPr>
     <w:rPr>
-      <w:rFonts w:ascii="Times New Roman" w:eastAsia="Times New Roman" w:hAnsi="Times New Roman" w:cs="Times New Roman"/>
-      <w:color w:val="000000"/>
-      <w:sz w:val="32"/>
+      <w:sz w:val="36"/>
       <w:shd w:val="clear" w:color="auto" w:fill="FFFF00"/>
     </w:rPr>
   </w:style>
@@ -8058,21 +9938,21 @@
     <w:name w:val="heading 3"/>
     <w:next w:val="Norml"/>
     <w:link w:val="Cmsor3Char"/>
+    <w:autoRedefine/>
     <w:uiPriority w:val="9"/>
     <w:unhideWhenUsed/>
     <w:qFormat/>
+    <w:rsid w:val="002E642D"/>
     <w:pPr>
       <w:keepNext/>
       <w:keepLines/>
       <w:spacing w:after="0"/>
       <w:ind w:left="10" w:right="59" w:hanging="10"/>
-      <w:jc w:val="center"/>
       <w:outlineLvl w:val="2"/>
     </w:pPr>
     <w:rPr>
       <w:rFonts w:ascii="Times New Roman" w:eastAsia="Times New Roman" w:hAnsi="Times New Roman" w:cs="Times New Roman"/>
-      <w:color w:val="C00000"/>
-      <w:sz w:val="32"/>
+      <w:sz w:val="36"/>
     </w:rPr>
   </w:style>
   <w:style w:type="paragraph" w:styleId="Cmsor4">
@@ -8148,21 +10028,24 @@
   </w:style>
   <w:style w:type="character" w:customStyle="1" w:styleId="Cmsor2Char">
     <w:name w:val="Címsor 2 Char"/>
+    <w:aliases w:val="Címsor _ Char"/>
     <w:link w:val="Cmsor2"/>
+    <w:uiPriority w:val="9"/>
+    <w:rsid w:val="002E642D"/>
     <w:rPr>
       <w:rFonts w:ascii="Times New Roman" w:eastAsia="Times New Roman" w:hAnsi="Times New Roman" w:cs="Times New Roman"/>
       <w:color w:val="000000"/>
-      <w:sz w:val="32"/>
-      <w:shd w:val="clear" w:color="auto" w:fill="FFFF00"/>
+      <w:sz w:val="36"/>
     </w:rPr>
   </w:style>
   <w:style w:type="character" w:customStyle="1" w:styleId="Cmsor3Char">
     <w:name w:val="Címsor 3 Char"/>
     <w:link w:val="Cmsor3"/>
+    <w:uiPriority w:val="9"/>
+    <w:rsid w:val="002E642D"/>
     <w:rPr>
       <w:rFonts w:ascii="Times New Roman" w:eastAsia="Times New Roman" w:hAnsi="Times New Roman" w:cs="Times New Roman"/>
-      <w:color w:val="C00000"/>
-      <w:sz w:val="32"/>
+      <w:sz w:val="36"/>
     </w:rPr>
   </w:style>
   <w:style w:type="character" w:customStyle="1" w:styleId="Cmsor4Char">
@@ -8179,12 +10062,11 @@
     <w:name w:val="Címsor 1 Char"/>
     <w:link w:val="Cmsor1"/>
     <w:uiPriority w:val="9"/>
-    <w:rsid w:val="00ED4084"/>
+    <w:rsid w:val="00911813"/>
     <w:rPr>
-      <w:rFonts w:ascii="Calibri" w:eastAsia="Calibri" w:hAnsi="Calibri" w:cs="Calibri"/>
+      <w:rFonts w:ascii="Times New Roman" w:eastAsia="Calibri" w:hAnsi="Times New Roman" w:cs="Calibri"/>
       <w:b/>
-      <w:color w:val="C00000"/>
-      <w:sz w:val="80"/>
+      <w:sz w:val="56"/>
     </w:rPr>
   </w:style>
   <w:style w:type="character" w:customStyle="1" w:styleId="Cmsor5Char">
